--- a/docs/requirements.docx
+++ b/docs/requirements.docx
@@ -17,38 +17,1528 @@
       </w:pPr>
       <w:r>
         <w:rPr>
-          <w:highlight w:val="yellow"/>
-          <w:lang w:val="nl-NL"/>
-        </w:rPr>
-        <w:t>Geel gemarkeerd = nieuw of aangepast na de verduidelijking van de stakeholder. Rood doorgestreept = vervalt.</w:t>
-      </w:r>
-      <w:r>
-        <w:rPr>
-          <w:highlight w:val="green"/>
-          <w:lang w:val="nl-NL"/>
-        </w:rPr>
-        <w:t xml:space="preserve"> Groen gemarkeerd = nieuw of aangepast door de technische keuzes (vorige ronde). Rood doorgestreept blijft: vervalt.</w:t>
-      </w:r>
-      <w:r>
-        <w:rPr>
-          <w:highlight w:val="cyan"/>
-          <w:lang w:val="nl-NL"/>
-        </w:rPr>
-        <w:t xml:space="preserve"> Turquoise gemarkeerd = nieuw of aangepast na de bevestiging van de stakeholder over zachte verwijdering (nieuwste ronde).</w:t>
-      </w:r>
-    </w:p>
-    <w:p>
-      <w:pPr>
-        <w:rPr>
-          <w:lang w:val="nl-NL"/>
-        </w:rPr>
-      </w:pPr>
-      <w:r>
-        <w:rPr>
-          <w:highlight w:val="yellow"/>
+          <w:lang w:val="nl-NL"/>
+        </w:rPr>
+        <w:t>Geel gemarkeerd = nieuw of aangepast na de verduidelijking van de stakeholder. Rood doorgestreept = vervalt. Groen gemarkeerd = nieuw of aangepast door de technische keuzes (vorige ronde). Rood doorgestreept blijft: vervalt. Turquoise gemarkeerd = nieuw of aangepast na de bevestiging van de stakeholder over zachte verwijdering (nieuwste ronde).</w:t>
+      </w:r>
+    </w:p>
+    <w:p>
+      <w:pPr>
+        <w:rPr>
+          <w:lang w:val="nl-NL"/>
+        </w:rPr>
+      </w:pPr>
+      <w:r>
+        <w:rPr>
           <w:lang w:val="nl-NL"/>
         </w:rPr>
         <w:t>Prioriteit volgens de stakeholder: eerst moet de volledige workflow goed werken. Een cursus maken in het CMS, publiceren, downloaden op de Quest en uitvoeren.</w:t>
+      </w:r>
+    </w:p>
+    <w:tbl>
+      <w:tblPr>
+        <w:tblStyle w:val="TableGrid"/>
+        <w:tblW w:w="10508" w:type="dxa"/>
+        <w:tblLook w:val="04A0" w:firstRow="1" w:lastRow="0" w:firstColumn="1" w:lastColumn="0" w:noHBand="0" w:noVBand="1"/>
+      </w:tblPr>
+      <w:tblGrid>
+        <w:gridCol w:w="820"/>
+        <w:gridCol w:w="6829"/>
+        <w:gridCol w:w="1291"/>
+        <w:gridCol w:w="1568"/>
+      </w:tblGrid>
+      <w:tr>
+        <w:tc>
+          <w:tcPr>
+            <w:tcW w:w="837" w:type="dxa"/>
+          </w:tcPr>
+          <w:p>
+            <w:pPr>
+              <w:jc w:val="center"/>
+              <w:rPr>
+                <w:b/>
+                <w:bCs/>
+                <w:lang w:val="nl-NL"/>
+              </w:rPr>
+            </w:pPr>
+            <w:r>
+              <w:rPr>
+                <w:b/>
+                <w:bCs/>
+                <w:lang w:val="nl-NL"/>
+              </w:rPr>
+              <w:t>ID</w:t>
+            </w:r>
+          </w:p>
+        </w:tc>
+        <w:tc>
+          <w:tcPr>
+            <w:tcW w:w="7073" w:type="dxa"/>
+          </w:tcPr>
+          <w:p>
+            <w:pPr>
+              <w:rPr>
+                <w:lang w:val="nl-NL"/>
+              </w:rPr>
+            </w:pPr>
+            <w:r>
+              <w:rPr>
+                <w:b/>
+                <w:bCs/>
+                <w:lang w:val="nl-NL"/>
+              </w:rPr>
+              <w:t>Requirement</w:t>
+            </w:r>
+            <w:r>
+              <w:rPr>
+                <w:lang w:val="nl-NL"/>
+              </w:rPr>
+              <w:t xml:space="preserve"> </w:t>
+            </w:r>
+            <w:r>
+              <w:rPr>
+                <w:b/>
+                <w:bCs/>
+                <w:lang w:val="nl-NL"/>
+              </w:rPr>
+              <w:t>Content management system</w:t>
+            </w:r>
+          </w:p>
+        </w:tc>
+        <w:tc>
+          <w:tcPr>
+            <w:tcW w:w="1299" w:type="dxa"/>
+          </w:tcPr>
+          <w:p>
+            <w:pPr>
+              <w:rPr>
+                <w:b/>
+                <w:bCs/>
+                <w:lang w:val="nl-NL"/>
+              </w:rPr>
+            </w:pPr>
+            <w:proofErr w:type="spellStart"/>
+            <w:r>
+              <w:rPr>
+                <w:b/>
+                <w:bCs/>
+                <w:lang w:val="nl-NL"/>
+              </w:rPr>
+              <w:t>MoSCoW</w:t>
+            </w:r>
+            <w:proofErr w:type="spellEnd"/>
+          </w:p>
+        </w:tc>
+        <w:tc>
+          <w:tcPr>
+            <w:tcW w:w="1299" w:type="dxa"/>
+          </w:tcPr>
+          <w:p>
+            <w:pPr>
+              <w:rPr>
+                <w:b/>
+                <w:bCs/>
+                <w:lang w:val="nl-NL"/>
+              </w:rPr>
+            </w:pPr>
+            <w:proofErr w:type="spellStart"/>
+            <w:r>
+              <w:rPr>
+                <w:b/>
+                <w:bCs/>
+                <w:lang w:val="nl-NL"/>
+              </w:rPr>
+              <w:t>Implemented</w:t>
+            </w:r>
+            <w:proofErr w:type="spellEnd"/>
+          </w:p>
+        </w:tc>
+      </w:tr>
+      <w:tr>
+        <w:tc>
+          <w:tcPr>
+            <w:tcW w:w="9209" w:type="dxa"/>
+            <w:gridSpan w:val="3"/>
+            <w:shd w:val="clear" w:color="auto" w:fill="F2F2F2"/>
+          </w:tcPr>
+          <w:p>
+            <w:pPr>
+              <w:rPr>
+                <w:lang w:val="nl-NL"/>
+              </w:rPr>
+            </w:pPr>
+            <w:r>
+              <w:rPr>
+                <w:b/>
+                <w:bCs/>
+                <w:lang w:val="nl-NL"/>
+              </w:rPr>
+              <w:t>Accounts en organisaties</w:t>
+            </w:r>
+          </w:p>
+        </w:tc>
+        <w:tc>
+          <w:tcPr>
+            <w:tcW w:w="1299" w:type="dxa"/>
+            <w:shd w:val="clear" w:color="auto" w:fill="F2F2F2"/>
+          </w:tcPr>
+          <w:p>
+            <w:pPr>
+              <w:rPr>
+                <w:b/>
+                <w:bCs/>
+                <w:lang w:val="nl-NL"/>
+              </w:rPr>
+            </w:pPr>
+          </w:p>
+        </w:tc>
+      </w:tr>
+      <w:tr>
+        <w:tc>
+          <w:tcPr>
+            <w:tcW w:w="837" w:type="dxa"/>
+          </w:tcPr>
+          <w:p>
+            <w:pPr>
+              <w:rPr>
+                <w:lang w:val="nl-NL"/>
+              </w:rPr>
+            </w:pPr>
+            <w:r>
+              <w:rPr>
+                <w:lang w:val="nl-NL"/>
+              </w:rPr>
+              <w:t>FR-01</w:t>
+            </w:r>
+          </w:p>
+        </w:tc>
+        <w:tc>
+          <w:tcPr>
+            <w:tcW w:w="7073" w:type="dxa"/>
+          </w:tcPr>
+          <w:p>
+            <w:pPr>
+              <w:rPr>
+                <w:lang w:val="nl-NL"/>
+              </w:rPr>
+            </w:pPr>
+            <w:r>
+              <w:rPr>
+                <w:lang w:val="nl-NL"/>
+              </w:rPr>
+              <w:t>De gebruiker moet in kunnen loggen.</w:t>
+            </w:r>
+          </w:p>
+        </w:tc>
+        <w:tc>
+          <w:tcPr>
+            <w:tcW w:w="1299" w:type="dxa"/>
+          </w:tcPr>
+          <w:p>
+            <w:pPr>
+              <w:rPr>
+                <w:lang w:val="nl-NL"/>
+              </w:rPr>
+            </w:pPr>
+            <w:r>
+              <w:rPr>
+                <w:lang w:val="nl-NL"/>
+              </w:rPr>
+              <w:t>Must</w:t>
+            </w:r>
+          </w:p>
+        </w:tc>
+        <w:tc>
+          <w:tcPr>
+            <w:tcW w:w="1299" w:type="dxa"/>
+          </w:tcPr>
+          <w:p>
+            <w:pPr>
+              <w:rPr>
+                <w:lang w:val="nl-NL"/>
+              </w:rPr>
+            </w:pPr>
+            <w:r>
+              <w:rPr>
+                <w:lang w:val="nl-NL"/>
+              </w:rPr>
+              <w:t>Y</w:t>
+            </w:r>
+            <w:r>
+              <w:rPr>
+                <w:lang w:val="nl-NL"/>
+              </w:rPr>
+              <w:t>es</w:t>
+            </w:r>
+            <w:r>
+              <w:rPr>
+                <w:lang w:val="nl-NL"/>
+              </w:rPr>
+              <w:t xml:space="preserve"> </w:t>
+            </w:r>
+            <w:proofErr w:type="spellStart"/>
+            <w:r>
+              <w:rPr>
+                <w:lang w:val="nl-NL"/>
+              </w:rPr>
+              <w:t>Spec</w:t>
+            </w:r>
+            <w:proofErr w:type="spellEnd"/>
+            <w:r>
+              <w:rPr>
+                <w:lang w:val="nl-NL"/>
+              </w:rPr>
+              <w:t xml:space="preserve"> 001</w:t>
+            </w:r>
+          </w:p>
+        </w:tc>
+      </w:tr>
+      <w:tr>
+        <w:tc>
+          <w:tcPr>
+            <w:tcW w:w="837" w:type="dxa"/>
+          </w:tcPr>
+          <w:p>
+            <w:pPr>
+              <w:rPr>
+                <w:lang w:val="nl-NL"/>
+              </w:rPr>
+            </w:pPr>
+            <w:r>
+              <w:rPr>
+                <w:lang w:val="nl-NL"/>
+              </w:rPr>
+              <w:t>FR-02</w:t>
+            </w:r>
+          </w:p>
+        </w:tc>
+        <w:tc>
+          <w:tcPr>
+            <w:tcW w:w="7073" w:type="dxa"/>
+          </w:tcPr>
+          <w:p>
+            <w:pPr>
+              <w:rPr>
+                <w:lang w:val="nl-NL"/>
+              </w:rPr>
+            </w:pPr>
+            <w:r>
+              <w:rPr>
+                <w:lang w:val="nl-NL"/>
+              </w:rPr>
+              <w:t>De beheerder moet een account voor een organisatie kunnen aanmaken.</w:t>
+            </w:r>
+          </w:p>
+        </w:tc>
+        <w:tc>
+          <w:tcPr>
+            <w:tcW w:w="1299" w:type="dxa"/>
+          </w:tcPr>
+          <w:p>
+            <w:pPr>
+              <w:rPr>
+                <w:lang w:val="nl-NL"/>
+              </w:rPr>
+            </w:pPr>
+            <w:r>
+              <w:rPr>
+                <w:lang w:val="nl-NL"/>
+              </w:rPr>
+              <w:t>Must</w:t>
+            </w:r>
+          </w:p>
+        </w:tc>
+        <w:tc>
+          <w:tcPr>
+            <w:tcW w:w="1299" w:type="dxa"/>
+          </w:tcPr>
+          <w:p>
+            <w:pPr>
+              <w:rPr>
+                <w:lang w:val="nl-NL"/>
+              </w:rPr>
+            </w:pPr>
+            <w:r>
+              <w:rPr>
+                <w:lang w:val="nl-NL"/>
+              </w:rPr>
+              <w:t>Yes</w:t>
+            </w:r>
+            <w:r>
+              <w:rPr>
+                <w:lang w:val="nl-NL"/>
+              </w:rPr>
+              <w:t xml:space="preserve"> </w:t>
+            </w:r>
+            <w:proofErr w:type="spellStart"/>
+            <w:r>
+              <w:rPr>
+                <w:lang w:val="nl-NL"/>
+              </w:rPr>
+              <w:t>Spec</w:t>
+            </w:r>
+            <w:proofErr w:type="spellEnd"/>
+            <w:r>
+              <w:rPr>
+                <w:lang w:val="nl-NL"/>
+              </w:rPr>
+              <w:t xml:space="preserve"> 001</w:t>
+            </w:r>
+          </w:p>
+        </w:tc>
+      </w:tr>
+      <w:tr>
+        <w:tc>
+          <w:tcPr>
+            <w:tcW w:w="837" w:type="dxa"/>
+          </w:tcPr>
+          <w:p>
+            <w:pPr>
+              <w:rPr>
+                <w:lang w:val="nl-NL"/>
+              </w:rPr>
+            </w:pPr>
+            <w:r>
+              <w:rPr>
+                <w:lang w:val="nl-NL"/>
+              </w:rPr>
+              <w:t>FR-03</w:t>
+            </w:r>
+          </w:p>
+        </w:tc>
+        <w:tc>
+          <w:tcPr>
+            <w:tcW w:w="7073" w:type="dxa"/>
+          </w:tcPr>
+          <w:p>
+            <w:pPr>
+              <w:rPr>
+                <w:lang w:val="nl-NL"/>
+              </w:rPr>
+            </w:pPr>
+            <w:r>
+              <w:rPr>
+                <w:lang w:val="nl-NL"/>
+              </w:rPr>
+              <w:t>Het systeem moet meerdere organisaties ondersteunen.</w:t>
+            </w:r>
+          </w:p>
+        </w:tc>
+        <w:tc>
+          <w:tcPr>
+            <w:tcW w:w="1299" w:type="dxa"/>
+          </w:tcPr>
+          <w:p>
+            <w:pPr>
+              <w:rPr>
+                <w:lang w:val="nl-NL"/>
+              </w:rPr>
+            </w:pPr>
+            <w:proofErr w:type="spellStart"/>
+            <w:r>
+              <w:rPr>
+                <w:lang w:val="nl-NL"/>
+              </w:rPr>
+              <w:t>Should</w:t>
+            </w:r>
+            <w:proofErr w:type="spellEnd"/>
+          </w:p>
+        </w:tc>
+        <w:tc>
+          <w:tcPr>
+            <w:tcW w:w="1299" w:type="dxa"/>
+          </w:tcPr>
+          <w:p>
+            <w:pPr>
+              <w:rPr>
+                <w:lang w:val="nl-NL"/>
+              </w:rPr>
+            </w:pPr>
+            <w:r>
+              <w:rPr>
+                <w:lang w:val="nl-NL"/>
+              </w:rPr>
+              <w:t>Yes</w:t>
+            </w:r>
+            <w:r>
+              <w:rPr>
+                <w:lang w:val="nl-NL"/>
+              </w:rPr>
+              <w:t xml:space="preserve"> </w:t>
+            </w:r>
+            <w:proofErr w:type="spellStart"/>
+            <w:r>
+              <w:rPr>
+                <w:lang w:val="nl-NL"/>
+              </w:rPr>
+              <w:t>Spec</w:t>
+            </w:r>
+            <w:proofErr w:type="spellEnd"/>
+            <w:r>
+              <w:rPr>
+                <w:lang w:val="nl-NL"/>
+              </w:rPr>
+              <w:t xml:space="preserve"> 001</w:t>
+            </w:r>
+          </w:p>
+        </w:tc>
+      </w:tr>
+      <w:tr>
+        <w:tc>
+          <w:tcPr>
+            <w:tcW w:w="837" w:type="dxa"/>
+          </w:tcPr>
+          <w:p>
+            <w:pPr>
+              <w:rPr>
+                <w:lang w:val="nl-NL"/>
+              </w:rPr>
+            </w:pPr>
+            <w:r>
+              <w:rPr>
+                <w:lang w:val="nl-NL"/>
+              </w:rPr>
+              <w:t>FR-04</w:t>
+            </w:r>
+          </w:p>
+        </w:tc>
+        <w:tc>
+          <w:tcPr>
+            <w:tcW w:w="7073" w:type="dxa"/>
+          </w:tcPr>
+          <w:p>
+            <w:pPr>
+              <w:rPr>
+                <w:lang w:val="nl-NL"/>
+              </w:rPr>
+            </w:pPr>
+            <w:r>
+              <w:rPr>
+                <w:lang w:val="nl-NL"/>
+              </w:rPr>
+              <w:t>Het systeem moet per organisatie een eigen huisstijl kunnen toepassen.</w:t>
+            </w:r>
+          </w:p>
+        </w:tc>
+        <w:tc>
+          <w:tcPr>
+            <w:tcW w:w="1299" w:type="dxa"/>
+          </w:tcPr>
+          <w:p>
+            <w:pPr>
+              <w:rPr>
+                <w:lang w:val="nl-NL"/>
+              </w:rPr>
+            </w:pPr>
+            <w:proofErr w:type="spellStart"/>
+            <w:r>
+              <w:rPr>
+                <w:lang w:val="nl-NL"/>
+              </w:rPr>
+              <w:t>Should</w:t>
+            </w:r>
+            <w:proofErr w:type="spellEnd"/>
+          </w:p>
+        </w:tc>
+        <w:tc>
+          <w:tcPr>
+            <w:tcW w:w="1299" w:type="dxa"/>
+          </w:tcPr>
+          <w:p>
+            <w:pPr>
+              <w:rPr>
+                <w:lang w:val="nl-NL"/>
+              </w:rPr>
+            </w:pPr>
+            <w:r>
+              <w:rPr>
+                <w:lang w:val="nl-NL"/>
+              </w:rPr>
+              <w:t>Yes</w:t>
+            </w:r>
+            <w:r>
+              <w:rPr>
+                <w:lang w:val="nl-NL"/>
+              </w:rPr>
+              <w:t xml:space="preserve"> </w:t>
+            </w:r>
+            <w:proofErr w:type="spellStart"/>
+            <w:r>
+              <w:rPr>
+                <w:lang w:val="nl-NL"/>
+              </w:rPr>
+              <w:t>Spec</w:t>
+            </w:r>
+            <w:proofErr w:type="spellEnd"/>
+            <w:r>
+              <w:rPr>
+                <w:lang w:val="nl-NL"/>
+              </w:rPr>
+              <w:t xml:space="preserve"> 001</w:t>
+            </w:r>
+          </w:p>
+        </w:tc>
+      </w:tr>
+      <w:tr>
+        <w:tc>
+          <w:tcPr>
+            <w:tcW w:w="837" w:type="dxa"/>
+          </w:tcPr>
+          <w:p>
+            <w:pPr>
+              <w:rPr>
+                <w:lang w:val="nl-NL"/>
+              </w:rPr>
+            </w:pPr>
+            <w:r>
+              <w:rPr>
+                <w:lang w:val="nl-NL"/>
+              </w:rPr>
+              <w:t>FR-05</w:t>
+            </w:r>
+          </w:p>
+        </w:tc>
+        <w:tc>
+          <w:tcPr>
+            <w:tcW w:w="7073" w:type="dxa"/>
+          </w:tcPr>
+          <w:p>
+            <w:pPr>
+              <w:rPr>
+                <w:lang w:val="nl-NL"/>
+              </w:rPr>
+            </w:pPr>
+            <w:r>
+              <w:rPr>
+                <w:lang w:val="nl-NL"/>
+              </w:rPr>
+              <w:t>De beheerder moet organisaties en accounts kunnen beheren in een centrale beheeromgeving.</w:t>
+            </w:r>
+          </w:p>
+        </w:tc>
+        <w:tc>
+          <w:tcPr>
+            <w:tcW w:w="1299" w:type="dxa"/>
+          </w:tcPr>
+          <w:p>
+            <w:pPr>
+              <w:rPr>
+                <w:lang w:val="nl-NL"/>
+              </w:rPr>
+            </w:pPr>
+            <w:proofErr w:type="spellStart"/>
+            <w:r>
+              <w:rPr>
+                <w:lang w:val="nl-NL"/>
+              </w:rPr>
+              <w:t>Should</w:t>
+            </w:r>
+            <w:proofErr w:type="spellEnd"/>
+          </w:p>
+        </w:tc>
+        <w:tc>
+          <w:tcPr>
+            <w:tcW w:w="1299" w:type="dxa"/>
+          </w:tcPr>
+          <w:p>
+            <w:pPr>
+              <w:rPr>
+                <w:lang w:val="nl-NL"/>
+              </w:rPr>
+            </w:pPr>
+            <w:r>
+              <w:rPr>
+                <w:lang w:val="nl-NL"/>
+              </w:rPr>
+              <w:t>Yes</w:t>
+            </w:r>
+            <w:r>
+              <w:rPr>
+                <w:lang w:val="nl-NL"/>
+              </w:rPr>
+              <w:t xml:space="preserve"> </w:t>
+            </w:r>
+            <w:proofErr w:type="spellStart"/>
+            <w:r>
+              <w:rPr>
+                <w:lang w:val="nl-NL"/>
+              </w:rPr>
+              <w:t>Spec</w:t>
+            </w:r>
+            <w:proofErr w:type="spellEnd"/>
+            <w:r>
+              <w:rPr>
+                <w:lang w:val="nl-NL"/>
+              </w:rPr>
+              <w:t xml:space="preserve"> 001</w:t>
+            </w:r>
+          </w:p>
+        </w:tc>
+      </w:tr>
+      <w:tr>
+        <w:tc>
+          <w:tcPr>
+            <w:tcW w:w="9209" w:type="dxa"/>
+            <w:gridSpan w:val="3"/>
+            <w:shd w:val="clear" w:color="auto" w:fill="F2F2F2"/>
+          </w:tcPr>
+          <w:p>
+            <w:pPr>
+              <w:rPr>
+                <w:lang w:val="nl-NL"/>
+              </w:rPr>
+            </w:pPr>
+            <w:r>
+              <w:rPr>
+                <w:b/>
+                <w:bCs/>
+                <w:lang w:val="nl-NL"/>
+              </w:rPr>
+              <w:t>Cursussen</w:t>
+            </w:r>
+          </w:p>
+        </w:tc>
+        <w:tc>
+          <w:tcPr>
+            <w:tcW w:w="1299" w:type="dxa"/>
+            <w:shd w:val="clear" w:color="auto" w:fill="F2F2F2"/>
+          </w:tcPr>
+          <w:p>
+            <w:pPr>
+              <w:rPr>
+                <w:b/>
+                <w:bCs/>
+                <w:lang w:val="nl-NL"/>
+              </w:rPr>
+            </w:pPr>
+          </w:p>
+        </w:tc>
+      </w:tr>
+      <w:tr>
+        <w:tc>
+          <w:tcPr>
+            <w:tcW w:w="837" w:type="dxa"/>
+          </w:tcPr>
+          <w:p>
+            <w:pPr>
+              <w:rPr>
+                <w:lang w:val="nl-NL"/>
+              </w:rPr>
+            </w:pPr>
+            <w:r>
+              <w:rPr>
+                <w:lang w:val="nl-NL"/>
+              </w:rPr>
+              <w:t>FR-06</w:t>
+            </w:r>
+          </w:p>
+        </w:tc>
+        <w:tc>
+          <w:tcPr>
+            <w:tcW w:w="7073" w:type="dxa"/>
+          </w:tcPr>
+          <w:p>
+            <w:pPr>
+              <w:rPr>
+                <w:lang w:val="nl-NL"/>
+              </w:rPr>
+            </w:pPr>
+            <w:r>
+              <w:rPr>
+                <w:lang w:val="nl-NL"/>
+              </w:rPr>
+              <w:t>De gebruiker moet cursussen kunnen aanmaken, aanpassen en verwijderen.</w:t>
+            </w:r>
+          </w:p>
+        </w:tc>
+        <w:tc>
+          <w:tcPr>
+            <w:tcW w:w="1299" w:type="dxa"/>
+          </w:tcPr>
+          <w:p>
+            <w:pPr>
+              <w:rPr>
+                <w:lang w:val="nl-NL"/>
+              </w:rPr>
+            </w:pPr>
+            <w:r>
+              <w:rPr>
+                <w:lang w:val="nl-NL"/>
+              </w:rPr>
+              <w:t>Must</w:t>
+            </w:r>
+          </w:p>
+        </w:tc>
+        <w:tc>
+          <w:tcPr>
+            <w:tcW w:w="1299" w:type="dxa"/>
+          </w:tcPr>
+          <w:p>
+            <w:pPr>
+              <w:rPr>
+                <w:lang w:val="nl-NL"/>
+              </w:rPr>
+            </w:pPr>
+          </w:p>
+        </w:tc>
+      </w:tr>
+      <w:tr>
+        <w:tc>
+          <w:tcPr>
+            <w:tcW w:w="837" w:type="dxa"/>
+          </w:tcPr>
+          <w:p>
+            <w:pPr>
+              <w:rPr>
+                <w:lang w:val="nl-NL"/>
+              </w:rPr>
+            </w:pPr>
+            <w:r>
+              <w:rPr>
+                <w:lang w:val="nl-NL"/>
+              </w:rPr>
+              <w:t>FR-07</w:t>
+            </w:r>
+          </w:p>
+        </w:tc>
+        <w:tc>
+          <w:tcPr>
+            <w:tcW w:w="7073" w:type="dxa"/>
+          </w:tcPr>
+          <w:p>
+            <w:pPr>
+              <w:rPr>
+                <w:lang w:val="nl-NL"/>
+              </w:rPr>
+            </w:pPr>
+            <w:r>
+              <w:rPr>
+                <w:lang w:val="nl-NL"/>
+              </w:rPr>
+              <w:t>De gebruiker moet Scenario onderdelen kunnen aanmaken, aanpassen en verwijderen.</w:t>
+            </w:r>
+          </w:p>
+        </w:tc>
+        <w:tc>
+          <w:tcPr>
+            <w:tcW w:w="1299" w:type="dxa"/>
+          </w:tcPr>
+          <w:p>
+            <w:pPr>
+              <w:rPr>
+                <w:lang w:val="nl-NL"/>
+              </w:rPr>
+            </w:pPr>
+            <w:r>
+              <w:rPr>
+                <w:lang w:val="nl-NL"/>
+              </w:rPr>
+              <w:t>Must</w:t>
+            </w:r>
+          </w:p>
+        </w:tc>
+        <w:tc>
+          <w:tcPr>
+            <w:tcW w:w="1299" w:type="dxa"/>
+          </w:tcPr>
+          <w:p>
+            <w:pPr>
+              <w:rPr>
+                <w:lang w:val="nl-NL"/>
+              </w:rPr>
+            </w:pPr>
+          </w:p>
+        </w:tc>
+      </w:tr>
+      <w:tr>
+        <w:tc>
+          <w:tcPr>
+            <w:tcW w:w="837" w:type="dxa"/>
+          </w:tcPr>
+          <w:p>
+            <w:pPr>
+              <w:rPr>
+                <w:lang w:val="nl-NL"/>
+              </w:rPr>
+            </w:pPr>
+            <w:r>
+              <w:rPr>
+                <w:lang w:val="nl-NL"/>
+              </w:rPr>
+              <w:t>FR-08</w:t>
+            </w:r>
+          </w:p>
+        </w:tc>
+        <w:tc>
+          <w:tcPr>
+            <w:tcW w:w="7073" w:type="dxa"/>
+          </w:tcPr>
+          <w:p>
+            <w:pPr>
+              <w:rPr>
+                <w:lang w:val="nl-NL"/>
+              </w:rPr>
+            </w:pPr>
+            <w:r>
+              <w:rPr>
+                <w:lang w:val="nl-NL"/>
+              </w:rPr>
+              <w:t>De gebruiker moet de volgorde en vertakkingen van scenario-onderdelen binnen een cursus kunnen bepalen.</w:t>
+            </w:r>
+          </w:p>
+        </w:tc>
+        <w:tc>
+          <w:tcPr>
+            <w:tcW w:w="1299" w:type="dxa"/>
+          </w:tcPr>
+          <w:p>
+            <w:pPr>
+              <w:rPr>
+                <w:lang w:val="nl-NL"/>
+              </w:rPr>
+            </w:pPr>
+            <w:r>
+              <w:rPr>
+                <w:lang w:val="nl-NL"/>
+              </w:rPr>
+              <w:t>Must</w:t>
+            </w:r>
+          </w:p>
+        </w:tc>
+        <w:tc>
+          <w:tcPr>
+            <w:tcW w:w="1299" w:type="dxa"/>
+          </w:tcPr>
+          <w:p>
+            <w:pPr>
+              <w:rPr>
+                <w:lang w:val="nl-NL"/>
+              </w:rPr>
+            </w:pPr>
+          </w:p>
+        </w:tc>
+      </w:tr>
+      <w:tr>
+        <w:tc>
+          <w:tcPr>
+            <w:tcW w:w="837" w:type="dxa"/>
+          </w:tcPr>
+          <w:p>
+            <w:pPr>
+              <w:rPr>
+                <w:lang w:val="nl-NL"/>
+              </w:rPr>
+            </w:pPr>
+            <w:r>
+              <w:rPr>
+                <w:lang w:val="nl-NL"/>
+              </w:rPr>
+              <w:t>FR-09</w:t>
+            </w:r>
+          </w:p>
+        </w:tc>
+        <w:tc>
+          <w:tcPr>
+            <w:tcW w:w="7073" w:type="dxa"/>
+          </w:tcPr>
+          <w:p>
+            <w:pPr>
+              <w:rPr>
+                <w:lang w:val="nl-NL"/>
+              </w:rPr>
+            </w:pPr>
+            <w:r>
+              <w:rPr>
+                <w:lang w:val="nl-NL"/>
+              </w:rPr>
+              <w:t xml:space="preserve">De gebruiker moet een cursus kunnen publiceren en </w:t>
+            </w:r>
+            <w:proofErr w:type="spellStart"/>
+            <w:r>
+              <w:rPr>
+                <w:lang w:val="nl-NL"/>
+              </w:rPr>
+              <w:t>onpubliceren</w:t>
+            </w:r>
+            <w:proofErr w:type="spellEnd"/>
+            <w:r>
+              <w:rPr>
+                <w:lang w:val="nl-NL"/>
+              </w:rPr>
+              <w:t>.</w:t>
+            </w:r>
+          </w:p>
+        </w:tc>
+        <w:tc>
+          <w:tcPr>
+            <w:tcW w:w="1299" w:type="dxa"/>
+          </w:tcPr>
+          <w:p>
+            <w:pPr>
+              <w:rPr>
+                <w:lang w:val="nl-NL"/>
+              </w:rPr>
+            </w:pPr>
+            <w:r>
+              <w:rPr>
+                <w:lang w:val="nl-NL"/>
+              </w:rPr>
+              <w:t>Must</w:t>
+            </w:r>
+          </w:p>
+        </w:tc>
+        <w:tc>
+          <w:tcPr>
+            <w:tcW w:w="1299" w:type="dxa"/>
+          </w:tcPr>
+          <w:p>
+            <w:pPr>
+              <w:rPr>
+                <w:lang w:val="nl-NL"/>
+              </w:rPr>
+            </w:pPr>
+          </w:p>
+        </w:tc>
+      </w:tr>
+      <w:tr>
+        <w:tc>
+          <w:tcPr>
+            <w:tcW w:w="837" w:type="dxa"/>
+          </w:tcPr>
+          <w:p>
+            <w:pPr>
+              <w:rPr>
+                <w:lang w:val="nl-NL"/>
+              </w:rPr>
+            </w:pPr>
+            <w:r>
+              <w:rPr>
+                <w:lang w:val="nl-NL"/>
+              </w:rPr>
+              <w:t>FR-10</w:t>
+            </w:r>
+          </w:p>
+        </w:tc>
+        <w:tc>
+          <w:tcPr>
+            <w:tcW w:w="7073" w:type="dxa"/>
+          </w:tcPr>
+          <w:p>
+            <w:pPr>
+              <w:rPr>
+                <w:lang w:val="nl-NL"/>
+              </w:rPr>
+            </w:pPr>
+            <w:r>
+              <w:rPr>
+                <w:lang w:val="nl-NL"/>
+              </w:rPr>
+              <w:t>De gebruiker moet een cursus als concept kunnen opslaan.</w:t>
+            </w:r>
+          </w:p>
+        </w:tc>
+        <w:tc>
+          <w:tcPr>
+            <w:tcW w:w="1299" w:type="dxa"/>
+          </w:tcPr>
+          <w:p>
+            <w:pPr>
+              <w:rPr>
+                <w:lang w:val="nl-NL"/>
+              </w:rPr>
+            </w:pPr>
+            <w:r>
+              <w:rPr>
+                <w:lang w:val="nl-NL"/>
+              </w:rPr>
+              <w:t>Must</w:t>
+            </w:r>
+          </w:p>
+        </w:tc>
+        <w:tc>
+          <w:tcPr>
+            <w:tcW w:w="1299" w:type="dxa"/>
+          </w:tcPr>
+          <w:p>
+            <w:pPr>
+              <w:rPr>
+                <w:lang w:val="nl-NL"/>
+              </w:rPr>
+            </w:pPr>
+          </w:p>
+        </w:tc>
+      </w:tr>
+      <w:tr>
+        <w:tc>
+          <w:tcPr>
+            <w:tcW w:w="837" w:type="dxa"/>
+          </w:tcPr>
+          <w:p>
+            <w:pPr>
+              <w:rPr>
+                <w:lang w:val="nl-NL"/>
+              </w:rPr>
+            </w:pPr>
+            <w:r>
+              <w:rPr>
+                <w:lang w:val="nl-NL"/>
+              </w:rPr>
+              <w:t>FR-11</w:t>
+            </w:r>
+          </w:p>
+        </w:tc>
+        <w:tc>
+          <w:tcPr>
+            <w:tcW w:w="7073" w:type="dxa"/>
+          </w:tcPr>
+          <w:p>
+            <w:pPr>
+              <w:rPr>
+                <w:lang w:val="nl-NL"/>
+              </w:rPr>
+            </w:pPr>
+            <w:r>
+              <w:rPr>
+                <w:lang w:val="nl-NL"/>
+              </w:rPr>
+              <w:t>De gebruiker moet een gepubliceerde cursus kunnen bijwerken.</w:t>
+            </w:r>
+          </w:p>
+        </w:tc>
+        <w:tc>
+          <w:tcPr>
+            <w:tcW w:w="1299" w:type="dxa"/>
+          </w:tcPr>
+          <w:p>
+            <w:pPr>
+              <w:rPr>
+                <w:lang w:val="nl-NL"/>
+              </w:rPr>
+            </w:pPr>
+            <w:r>
+              <w:rPr>
+                <w:lang w:val="nl-NL"/>
+              </w:rPr>
+              <w:t>Must</w:t>
+            </w:r>
+          </w:p>
+        </w:tc>
+        <w:tc>
+          <w:tcPr>
+            <w:tcW w:w="1299" w:type="dxa"/>
+          </w:tcPr>
+          <w:p>
+            <w:pPr>
+              <w:rPr>
+                <w:lang w:val="nl-NL"/>
+              </w:rPr>
+            </w:pPr>
+          </w:p>
+        </w:tc>
+      </w:tr>
+      <w:tr>
+        <w:tc>
+          <w:tcPr>
+            <w:tcW w:w="837" w:type="dxa"/>
+          </w:tcPr>
+          <w:p>
+            <w:pPr>
+              <w:rPr>
+                <w:lang w:val="nl-NL"/>
+              </w:rPr>
+            </w:pPr>
+            <w:r>
+              <w:rPr>
+                <w:lang w:val="nl-NL"/>
+              </w:rPr>
+              <w:t>FR-12</w:t>
+            </w:r>
+          </w:p>
+        </w:tc>
+        <w:tc>
+          <w:tcPr>
+            <w:tcW w:w="7073" w:type="dxa"/>
+          </w:tcPr>
+          <w:p>
+            <w:pPr>
+              <w:rPr>
+                <w:lang w:val="nl-NL"/>
+              </w:rPr>
+            </w:pPr>
+            <w:r>
+              <w:rPr>
+                <w:lang w:val="nl-NL"/>
+              </w:rPr>
+              <w:t>De gebruiker moet cursussen kunnen delen via een centrale cursusbibliotheek en cursussen uit die bibliotheek kunnen overnemen.</w:t>
+            </w:r>
+          </w:p>
+        </w:tc>
+        <w:tc>
+          <w:tcPr>
+            <w:tcW w:w="1299" w:type="dxa"/>
+          </w:tcPr>
+          <w:p>
+            <w:pPr>
+              <w:rPr>
+                <w:lang w:val="nl-NL"/>
+              </w:rPr>
+            </w:pPr>
+            <w:proofErr w:type="spellStart"/>
+            <w:r>
+              <w:rPr>
+                <w:lang w:val="nl-NL"/>
+              </w:rPr>
+              <w:t>Should</w:t>
+            </w:r>
+            <w:proofErr w:type="spellEnd"/>
+          </w:p>
+        </w:tc>
+        <w:tc>
+          <w:tcPr>
+            <w:tcW w:w="1299" w:type="dxa"/>
+          </w:tcPr>
+          <w:p>
+            <w:pPr>
+              <w:rPr>
+                <w:lang w:val="nl-NL"/>
+              </w:rPr>
+            </w:pPr>
+          </w:p>
+        </w:tc>
+      </w:tr>
+      <w:tr>
+        <w:tc>
+          <w:tcPr>
+            <w:tcW w:w="9209" w:type="dxa"/>
+            <w:gridSpan w:val="3"/>
+            <w:shd w:val="clear" w:color="auto" w:fill="F2F2F2"/>
+          </w:tcPr>
+          <w:p>
+            <w:pPr>
+              <w:rPr>
+                <w:lang w:val="nl-NL"/>
+              </w:rPr>
+            </w:pPr>
+            <w:r>
+              <w:rPr>
+                <w:b/>
+                <w:bCs/>
+                <w:lang w:val="nl-NL"/>
+              </w:rPr>
+              <w:t>Video’s</w:t>
+            </w:r>
+          </w:p>
+        </w:tc>
+        <w:tc>
+          <w:tcPr>
+            <w:tcW w:w="1299" w:type="dxa"/>
+            <w:shd w:val="clear" w:color="auto" w:fill="F2F2F2"/>
+          </w:tcPr>
+          <w:p>
+            <w:pPr>
+              <w:rPr>
+                <w:b/>
+                <w:bCs/>
+                <w:lang w:val="nl-NL"/>
+              </w:rPr>
+            </w:pPr>
+          </w:p>
+        </w:tc>
+      </w:tr>
+      <w:tr>
+        <w:tc>
+          <w:tcPr>
+            <w:tcW w:w="837" w:type="dxa"/>
+          </w:tcPr>
+          <w:p>
+            <w:pPr>
+              <w:rPr>
+                <w:lang w:val="nl-NL"/>
+              </w:rPr>
+            </w:pPr>
+            <w:r>
+              <w:rPr>
+                <w:lang w:val="nl-NL"/>
+              </w:rPr>
+              <w:t>FR-13</w:t>
+            </w:r>
+          </w:p>
+        </w:tc>
+        <w:tc>
+          <w:tcPr>
+            <w:tcW w:w="7073" w:type="dxa"/>
+          </w:tcPr>
+          <w:p>
+            <w:pPr>
+              <w:rPr>
+                <w:lang w:val="nl-NL"/>
+              </w:rPr>
+            </w:pPr>
+            <w:r>
+              <w:rPr>
+                <w:lang w:val="nl-NL"/>
+              </w:rPr>
+              <w:t xml:space="preserve">De gebruiker moet 360 graden </w:t>
+            </w:r>
+            <w:proofErr w:type="spellStart"/>
+            <w:r>
+              <w:rPr>
+                <w:lang w:val="nl-NL"/>
+              </w:rPr>
+              <w:t>videos</w:t>
+            </w:r>
+            <w:proofErr w:type="spellEnd"/>
+            <w:r>
+              <w:rPr>
+                <w:lang w:val="nl-NL"/>
+              </w:rPr>
+              <w:t xml:space="preserve"> kunnen toevoegen, bekijken en verwijderen.</w:t>
+            </w:r>
+          </w:p>
+        </w:tc>
+        <w:tc>
+          <w:tcPr>
+            <w:tcW w:w="1299" w:type="dxa"/>
+          </w:tcPr>
+          <w:p>
+            <w:pPr>
+              <w:rPr>
+                <w:lang w:val="nl-NL"/>
+              </w:rPr>
+            </w:pPr>
+            <w:r>
+              <w:rPr>
+                <w:lang w:val="nl-NL"/>
+              </w:rPr>
+              <w:t>Must</w:t>
+            </w:r>
+          </w:p>
+        </w:tc>
+        <w:tc>
+          <w:tcPr>
+            <w:tcW w:w="1299" w:type="dxa"/>
+          </w:tcPr>
+          <w:p>
+            <w:pPr>
+              <w:rPr>
+                <w:lang w:val="nl-NL"/>
+              </w:rPr>
+            </w:pPr>
+          </w:p>
+        </w:tc>
+      </w:tr>
+      <w:tr>
+        <w:tc>
+          <w:tcPr>
+            <w:tcW w:w="837" w:type="dxa"/>
+          </w:tcPr>
+          <w:p>
+            <w:pPr>
+              <w:rPr>
+                <w:lang w:val="nl-NL"/>
+              </w:rPr>
+            </w:pPr>
+            <w:r>
+              <w:rPr>
+                <w:lang w:val="nl-NL"/>
+              </w:rPr>
+              <w:t>FR-14</w:t>
+            </w:r>
+          </w:p>
+        </w:tc>
+        <w:tc>
+          <w:tcPr>
+            <w:tcW w:w="7073" w:type="dxa"/>
+          </w:tcPr>
+          <w:p>
+            <w:pPr>
+              <w:rPr>
+                <w:lang w:val="nl-NL"/>
+              </w:rPr>
+            </w:pPr>
+            <w:r>
+              <w:rPr>
+                <w:lang w:val="nl-NL"/>
+              </w:rPr>
+              <w:t>De gebruiker moet video’s uit een centrale videobibliotheek kunnen gebruiken en per video kunnen kiezen uit drie beschikbaarheidsopties: algemeen beschikbaar, selectief beschikbaar of alleen eigen organisatie.</w:t>
+            </w:r>
+          </w:p>
+        </w:tc>
+        <w:tc>
+          <w:tcPr>
+            <w:tcW w:w="1299" w:type="dxa"/>
+          </w:tcPr>
+          <w:p>
+            <w:pPr>
+              <w:rPr>
+                <w:lang w:val="nl-NL"/>
+              </w:rPr>
+            </w:pPr>
+            <w:proofErr w:type="spellStart"/>
+            <w:r>
+              <w:rPr>
+                <w:lang w:val="nl-NL"/>
+              </w:rPr>
+              <w:t>Should</w:t>
+            </w:r>
+            <w:proofErr w:type="spellEnd"/>
+          </w:p>
+        </w:tc>
+        <w:tc>
+          <w:tcPr>
+            <w:tcW w:w="1299" w:type="dxa"/>
+          </w:tcPr>
+          <w:p>
+            <w:pPr>
+              <w:rPr>
+                <w:lang w:val="nl-NL"/>
+              </w:rPr>
+            </w:pPr>
+          </w:p>
+        </w:tc>
+      </w:tr>
+      <w:tr>
+        <w:tc>
+          <w:tcPr>
+            <w:tcW w:w="9209" w:type="dxa"/>
+            <w:gridSpan w:val="3"/>
+            <w:shd w:val="clear" w:color="auto" w:fill="F2F2F2"/>
+          </w:tcPr>
+          <w:p>
+            <w:pPr>
+              <w:rPr>
+                <w:lang w:val="nl-NL"/>
+              </w:rPr>
+            </w:pPr>
+            <w:r>
+              <w:rPr>
+                <w:b/>
+                <w:bCs/>
+                <w:lang w:val="nl-NL"/>
+              </w:rPr>
+              <w:t>Toekomstige uitbreidingen</w:t>
+            </w:r>
+          </w:p>
+        </w:tc>
+        <w:tc>
+          <w:tcPr>
+            <w:tcW w:w="1299" w:type="dxa"/>
+            <w:shd w:val="clear" w:color="auto" w:fill="F2F2F2"/>
+          </w:tcPr>
+          <w:p>
+            <w:pPr>
+              <w:rPr>
+                <w:b/>
+                <w:bCs/>
+                <w:lang w:val="nl-NL"/>
+              </w:rPr>
+            </w:pPr>
+          </w:p>
+        </w:tc>
+      </w:tr>
+      <w:tr>
+        <w:tc>
+          <w:tcPr>
+            <w:tcW w:w="837" w:type="dxa"/>
+          </w:tcPr>
+          <w:p>
+            <w:pPr>
+              <w:rPr>
+                <w:lang w:val="nl-NL"/>
+              </w:rPr>
+            </w:pPr>
+            <w:r>
+              <w:rPr>
+                <w:lang w:val="nl-NL"/>
+              </w:rPr>
+              <w:t>FR-15</w:t>
+            </w:r>
+          </w:p>
+        </w:tc>
+        <w:tc>
+          <w:tcPr>
+            <w:tcW w:w="7073" w:type="dxa"/>
+          </w:tcPr>
+          <w:p>
+            <w:pPr>
+              <w:rPr>
+                <w:lang w:val="nl-NL"/>
+              </w:rPr>
+            </w:pPr>
+            <w:r>
+              <w:rPr>
+                <w:lang w:val="nl-NL"/>
+              </w:rPr>
+              <w:t>Het systeem moet leerresultaten van gebruikers kunnen vastleggen.</w:t>
+            </w:r>
+          </w:p>
+        </w:tc>
+        <w:tc>
+          <w:tcPr>
+            <w:tcW w:w="1299" w:type="dxa"/>
+          </w:tcPr>
+          <w:p>
+            <w:pPr>
+              <w:rPr>
+                <w:lang w:val="nl-NL"/>
+              </w:rPr>
+            </w:pPr>
+            <w:proofErr w:type="spellStart"/>
+            <w:r>
+              <w:rPr>
+                <w:lang w:val="nl-NL"/>
+              </w:rPr>
+              <w:t>Won’t</w:t>
+            </w:r>
+            <w:proofErr w:type="spellEnd"/>
+          </w:p>
+        </w:tc>
+        <w:tc>
+          <w:tcPr>
+            <w:tcW w:w="1299" w:type="dxa"/>
+          </w:tcPr>
+          <w:p>
+            <w:pPr>
+              <w:rPr>
+                <w:lang w:val="nl-NL"/>
+              </w:rPr>
+            </w:pPr>
+          </w:p>
+        </w:tc>
+      </w:tr>
+    </w:tbl>
+    <w:p>
+      <w:pPr>
+        <w:rPr>
+          <w:lang w:val="nl-NL"/>
+        </w:rPr>
+      </w:pPr>
+    </w:p>
+    <w:p>
+      <w:pPr>
+        <w:rPr>
+          <w:lang w:val="nl-NL"/>
+        </w:rPr>
+      </w:pPr>
+      <w:r>
+        <w:rPr>
+          <w:lang w:val="nl-NL"/>
+        </w:rPr>
+        <w:t xml:space="preserve">Het systeem moet een cursus controleren op fouten voordat deze gepubliceerd </w:t>
+      </w:r>
+      <w:proofErr w:type="gramStart"/>
+      <w:r>
+        <w:rPr>
+          <w:lang w:val="nl-NL"/>
+        </w:rPr>
+        <w:t>word</w:t>
+      </w:r>
+      <w:proofErr w:type="gramEnd"/>
+      <w:r>
+        <w:rPr>
+          <w:lang w:val="nl-NL"/>
+        </w:rPr>
+        <w:t xml:space="preserve">. </w:t>
       </w:r>
     </w:p>
     <w:tbl>
@@ -93,30 +1583,32 @@
           <w:p>
             <w:pPr>
               <w:rPr>
-                <w:lang w:val="nl-NL"/>
-              </w:rPr>
-            </w:pPr>
-            <w:r>
-              <w:rPr>
                 <w:b/>
                 <w:bCs/>
                 <w:lang w:val="nl-NL"/>
               </w:rPr>
-              <w:t>Requirement</w:t>
-            </w:r>
-            <w:r>
-              <w:rPr>
-                <w:lang w:val="nl-NL"/>
-              </w:rPr>
-              <w:t xml:space="preserve"> </w:t>
-            </w:r>
+            </w:pPr>
             <w:r>
               <w:rPr>
                 <w:b/>
                 <w:bCs/>
                 <w:lang w:val="nl-NL"/>
               </w:rPr>
-              <w:t>Content management system</w:t>
+              <w:t>Requirement</w:t>
+            </w:r>
+            <w:r>
+              <w:rPr>
+                <w:lang w:val="nl-NL"/>
+              </w:rPr>
+              <w:t xml:space="preserve"> </w:t>
+            </w:r>
+            <w:r>
+              <w:rPr>
+                <w:b/>
+                <w:bCs/>
+                <w:lang w:val="nl-NL"/>
+              </w:rPr>
+              <w:t>VR Applicatie</w:t>
             </w:r>
           </w:p>
         </w:tc>
@@ -162,10 +1654,9 @@
               <w:rPr>
                 <w:b/>
                 <w:bCs/>
-                <w:highlight w:val="yellow"/>
-                <w:lang w:val="nl-NL"/>
-              </w:rPr>
-              <w:t>Accounts en organisaties</w:t>
+                <w:lang w:val="nl-NL"/>
+              </w:rPr>
+              <w:t>Koppeling</w:t>
             </w:r>
           </w:p>
         </w:tc>
@@ -185,7 +1676,7 @@
               <w:rPr>
                 <w:lang w:val="nl-NL"/>
               </w:rPr>
-              <w:t>FR-01</w:t>
+              <w:t>FR-01-VR</w:t>
             </w:r>
           </w:p>
         </w:tc>
@@ -203,7 +1694,7 @@
               <w:rPr>
                 <w:lang w:val="nl-NL"/>
               </w:rPr>
-              <w:t>De gebruiker moet in kunnen loggen.</w:t>
+              <w:t>De Quest moet via een koppelcode aan één organisatie gekoppeld kunnen worden.</w:t>
             </w:r>
           </w:p>
         </w:tc>
@@ -223,257 +1714,6 @@
               </w:rPr>
               <w:t>Must</w:t>
             </w:r>
-          </w:p>
-        </w:tc>
-      </w:tr>
-      <w:tr>
-        <w:tc>
-          <w:tcPr>
-            <w:tcW w:w="837" w:type="dxa"/>
-          </w:tcPr>
-          <w:p>
-            <w:pPr>
-              <w:rPr>
-                <w:lang w:val="nl-NL"/>
-              </w:rPr>
-            </w:pPr>
-            <w:r>
-              <w:rPr>
-                <w:lang w:val="nl-NL"/>
-              </w:rPr>
-              <w:t>FR-02</w:t>
-            </w:r>
-          </w:p>
-        </w:tc>
-        <w:tc>
-          <w:tcPr>
-            <w:tcW w:w="7073" w:type="dxa"/>
-          </w:tcPr>
-          <w:p>
-            <w:pPr>
-              <w:rPr>
-                <w:strike/>
-                <w:color w:val="C00000"/>
-                <w:lang w:val="nl-NL"/>
-              </w:rPr>
-            </w:pPr>
-            <w:r>
-              <w:rPr>
-                <w:strike/>
-                <w:color w:val="C00000"/>
-                <w:lang w:val="nl-NL"/>
-              </w:rPr>
-              <w:t>Een gebruiker moet een account aan kunnen maken.</w:t>
-            </w:r>
-          </w:p>
-          <w:p>
-            <w:pPr>
-              <w:rPr>
-                <w:lang w:val="nl-NL"/>
-              </w:rPr>
-            </w:pPr>
-            <w:r>
-              <w:rPr>
-                <w:highlight w:val="yellow"/>
-                <w:lang w:val="nl-NL"/>
-              </w:rPr>
-              <w:t>De beheerder moet een account voor een organisatie kunnen aanmaken.</w:t>
-            </w:r>
-          </w:p>
-        </w:tc>
-        <w:tc>
-          <w:tcPr>
-            <w:tcW w:w="1299" w:type="dxa"/>
-          </w:tcPr>
-          <w:p>
-            <w:pPr>
-              <w:rPr>
-                <w:lang w:val="nl-NL"/>
-              </w:rPr>
-            </w:pPr>
-            <w:r>
-              <w:rPr>
-                <w:lang w:val="nl-NL"/>
-              </w:rPr>
-              <w:t>Must</w:t>
-            </w:r>
-          </w:p>
-        </w:tc>
-      </w:tr>
-      <w:tr>
-        <w:tc>
-          <w:tcPr>
-            <w:tcW w:w="837" w:type="dxa"/>
-          </w:tcPr>
-          <w:p>
-            <w:pPr>
-              <w:rPr>
-                <w:lang w:val="nl-NL"/>
-              </w:rPr>
-            </w:pPr>
-            <w:r>
-              <w:rPr>
-                <w:lang w:val="nl-NL"/>
-              </w:rPr>
-              <w:t>FR-03</w:t>
-            </w:r>
-          </w:p>
-        </w:tc>
-        <w:tc>
-          <w:tcPr>
-            <w:tcW w:w="7073" w:type="dxa"/>
-          </w:tcPr>
-          <w:p>
-            <w:pPr>
-              <w:rPr>
-                <w:lang w:val="nl-NL"/>
-              </w:rPr>
-            </w:pPr>
-            <w:r>
-              <w:rPr>
-                <w:lang w:val="nl-NL"/>
-              </w:rPr>
-              <w:t>Het systeem moet meerdere organisaties ondersteunen.</w:t>
-            </w:r>
-          </w:p>
-        </w:tc>
-        <w:tc>
-          <w:tcPr>
-            <w:tcW w:w="1299" w:type="dxa"/>
-          </w:tcPr>
-          <w:p>
-            <w:pPr>
-              <w:rPr>
-                <w:lang w:val="nl-NL"/>
-              </w:rPr>
-            </w:pPr>
-            <w:proofErr w:type="spellStart"/>
-            <w:r>
-              <w:rPr>
-                <w:lang w:val="nl-NL"/>
-              </w:rPr>
-              <w:t>Should</w:t>
-            </w:r>
-            <w:proofErr w:type="spellEnd"/>
-          </w:p>
-        </w:tc>
-      </w:tr>
-      <w:tr>
-        <w:tc>
-          <w:tcPr>
-            <w:tcW w:w="837" w:type="dxa"/>
-          </w:tcPr>
-          <w:p>
-            <w:pPr>
-              <w:rPr>
-                <w:lang w:val="nl-NL"/>
-              </w:rPr>
-            </w:pPr>
-            <w:r>
-              <w:rPr>
-                <w:lang w:val="nl-NL"/>
-              </w:rPr>
-              <w:t>FR-04</w:t>
-            </w:r>
-          </w:p>
-        </w:tc>
-        <w:tc>
-          <w:tcPr>
-            <w:tcW w:w="7073" w:type="dxa"/>
-          </w:tcPr>
-          <w:p>
-            <w:pPr>
-              <w:rPr>
-                <w:lang w:val="nl-NL"/>
-              </w:rPr>
-            </w:pPr>
-            <w:r>
-              <w:rPr>
-                <w:lang w:val="nl-NL"/>
-              </w:rPr>
-              <w:t>Het systeem moet per organisatie een eigen huisstijl kunnen toepassen.</w:t>
-            </w:r>
-          </w:p>
-        </w:tc>
-        <w:tc>
-          <w:tcPr>
-            <w:tcW w:w="1299" w:type="dxa"/>
-          </w:tcPr>
-          <w:p>
-            <w:pPr>
-              <w:rPr>
-                <w:lang w:val="nl-NL"/>
-              </w:rPr>
-            </w:pPr>
-            <w:proofErr w:type="spellStart"/>
-            <w:r>
-              <w:rPr>
-                <w:lang w:val="nl-NL"/>
-              </w:rPr>
-              <w:t>Should</w:t>
-            </w:r>
-            <w:proofErr w:type="spellEnd"/>
-          </w:p>
-        </w:tc>
-      </w:tr>
-      <w:tr>
-        <w:tc>
-          <w:tcPr>
-            <w:tcW w:w="837" w:type="dxa"/>
-          </w:tcPr>
-          <w:p>
-            <w:pPr>
-              <w:rPr>
-                <w:lang w:val="nl-NL"/>
-              </w:rPr>
-            </w:pPr>
-            <w:r>
-              <w:rPr>
-                <w:highlight w:val="yellow"/>
-                <w:lang w:val="nl-NL"/>
-              </w:rPr>
-              <w:t>FR-05</w:t>
-            </w:r>
-          </w:p>
-        </w:tc>
-        <w:tc>
-          <w:tcPr>
-            <w:tcW w:w="7073" w:type="dxa"/>
-          </w:tcPr>
-          <w:p>
-            <w:pPr>
-              <w:rPr>
-                <w:lang w:val="nl-NL"/>
-              </w:rPr>
-            </w:pPr>
-            <w:r>
-              <w:rPr>
-                <w:highlight w:val="yellow"/>
-                <w:lang w:val="nl-NL"/>
-              </w:rPr>
-              <w:t>De beheerder moet organisaties en accounts kunnen beheren in een centrale beheeromgeving.</w:t>
-            </w:r>
-          </w:p>
-        </w:tc>
-        <w:tc>
-          <w:tcPr>
-            <w:tcW w:w="1299" w:type="dxa"/>
-          </w:tcPr>
-          <w:p>
-            <w:pPr>
-              <w:rPr>
-                <w:lang w:val="nl-NL"/>
-              </w:rPr>
-            </w:pPr>
-            <w:proofErr w:type="spellStart"/>
-            <w:r>
-              <w:rPr>
-                <w:highlight w:val="yellow"/>
-                <w:lang w:val="nl-NL"/>
-              </w:rPr>
-              <w:t>Should</w:t>
-            </w:r>
-            <w:proofErr w:type="spellEnd"/>
           </w:p>
         </w:tc>
       </w:tr>
@@ -494,10 +1734,9 @@
               <w:rPr>
                 <w:b/>
                 <w:bCs/>
-                <w:highlight w:val="yellow"/>
-                <w:lang w:val="nl-NL"/>
-              </w:rPr>
-              <w:t>Cursussen</w:t>
+                <w:lang w:val="nl-NL"/>
+              </w:rPr>
+              <w:t>Cursussen ophalen en bijwerken</w:t>
             </w:r>
           </w:p>
         </w:tc>
@@ -517,7 +1756,8 @@
               <w:rPr>
                 <w:lang w:val="nl-NL"/>
               </w:rPr>
-              <w:t>FR-06</w:t>
+              <w:lastRenderedPageBreak/>
+              <w:t>FR-02-VR</w:t>
             </w:r>
           </w:p>
         </w:tc>
@@ -535,7 +1775,7 @@
               <w:rPr>
                 <w:lang w:val="nl-NL"/>
               </w:rPr>
-              <w:t>De gebruiker moet cursussen kunnen aanmaken, aanpassen en verwijderen.</w:t>
+              <w:t>De VR applicatie moet gepubliceerde cursussen kunnen weergeven en ophalen.</w:t>
             </w:r>
           </w:p>
         </w:tc>
@@ -549,12 +1789,6 @@
                 <w:lang w:val="nl-NL"/>
               </w:rPr>
             </w:pPr>
-            <w:r>
-              <w:rPr>
-                <w:lang w:val="nl-NL"/>
-              </w:rPr>
-              <w:t>Must</w:t>
-            </w:r>
           </w:p>
         </w:tc>
       </w:tr>
@@ -573,7 +1807,7 @@
               <w:rPr>
                 <w:lang w:val="nl-NL"/>
               </w:rPr>
-              <w:t>FR-07</w:t>
+              <w:t>FR-03-VR</w:t>
             </w:r>
           </w:p>
         </w:tc>
@@ -591,7 +1825,7 @@
               <w:rPr>
                 <w:lang w:val="nl-NL"/>
               </w:rPr>
-              <w:t>De gebruiker moet Scenario onderdelen kunnen aanmaken, aanpassen en verwijderen.</w:t>
+              <w:t>De VR applicatie moet het benodigde cursus content kunnen downloaden.</w:t>
             </w:r>
           </w:p>
         </w:tc>
@@ -605,12 +1839,6 @@
                 <w:lang w:val="nl-NL"/>
               </w:rPr>
             </w:pPr>
-            <w:r>
-              <w:rPr>
-                <w:lang w:val="nl-NL"/>
-              </w:rPr>
-              <w:t>Must</w:t>
-            </w:r>
           </w:p>
         </w:tc>
       </w:tr>
@@ -629,7 +1857,7 @@
               <w:rPr>
                 <w:lang w:val="nl-NL"/>
               </w:rPr>
-              <w:t>FR-08</w:t>
+              <w:t>FR-04-VR</w:t>
             </w:r>
           </w:p>
         </w:tc>
@@ -647,7 +1875,7 @@
               <w:rPr>
                 <w:lang w:val="nl-NL"/>
               </w:rPr>
-              <w:t>De gebruiker moet de volgorde en vertakkingen van scenario-onderdelen binnen een cursus kunnen bepalen.</w:t>
+              <w:t>De VR applicatie moet gedownloade cursuscontent kunnen verwijderen.</w:t>
             </w:r>
           </w:p>
         </w:tc>
@@ -661,12 +1889,6 @@
                 <w:lang w:val="nl-NL"/>
               </w:rPr>
             </w:pPr>
-            <w:r>
-              <w:rPr>
-                <w:lang w:val="nl-NL"/>
-              </w:rPr>
-              <w:t>Must</w:t>
-            </w:r>
           </w:p>
         </w:tc>
       </w:tr>
@@ -685,7 +1907,7 @@
               <w:rPr>
                 <w:lang w:val="nl-NL"/>
               </w:rPr>
-              <w:t>FR-09</w:t>
+              <w:t>FR-05-VR</w:t>
             </w:r>
           </w:p>
         </w:tc>
@@ -703,21 +1925,7 @@
               <w:rPr>
                 <w:lang w:val="nl-NL"/>
               </w:rPr>
-              <w:t xml:space="preserve">De gebruiker moet een cursus kunnen publiceren en </w:t>
-            </w:r>
-            <w:proofErr w:type="spellStart"/>
-            <w:r>
-              <w:rPr>
-                <w:lang w:val="nl-NL"/>
-              </w:rPr>
-              <w:t>onpubliceren</w:t>
-            </w:r>
-            <w:proofErr w:type="spellEnd"/>
-            <w:r>
-              <w:rPr>
-                <w:lang w:val="nl-NL"/>
-              </w:rPr>
-              <w:t>.</w:t>
+              <w:t>De VR applicatie moet tonen welke cursussen gedownload zijn en welke bijgewerkt moeten worden.</w:t>
             </w:r>
           </w:p>
         </w:tc>
@@ -733,1037 +1941,6 @@
             </w:pPr>
             <w:r>
               <w:rPr>
-                <w:lang w:val="nl-NL"/>
-              </w:rPr>
-              <w:t>Must</w:t>
-            </w:r>
-          </w:p>
-        </w:tc>
-      </w:tr>
-      <w:tr>
-        <w:tc>
-          <w:tcPr>
-            <w:tcW w:w="837" w:type="dxa"/>
-          </w:tcPr>
-          <w:p>
-            <w:pPr>
-              <w:rPr>
-                <w:lang w:val="nl-NL"/>
-              </w:rPr>
-            </w:pPr>
-            <w:r>
-              <w:rPr>
-                <w:highlight w:val="yellow"/>
-                <w:lang w:val="nl-NL"/>
-              </w:rPr>
-              <w:t>FR-10</w:t>
-            </w:r>
-          </w:p>
-        </w:tc>
-        <w:tc>
-          <w:tcPr>
-            <w:tcW w:w="7073" w:type="dxa"/>
-          </w:tcPr>
-          <w:p>
-            <w:pPr>
-              <w:rPr>
-                <w:lang w:val="nl-NL"/>
-              </w:rPr>
-            </w:pPr>
-            <w:r>
-              <w:rPr>
-                <w:highlight w:val="yellow"/>
-                <w:lang w:val="nl-NL"/>
-              </w:rPr>
-              <w:t>De gebruiker moet een cursus als concept kunnen opslaan.</w:t>
-            </w:r>
-          </w:p>
-        </w:tc>
-        <w:tc>
-          <w:tcPr>
-            <w:tcW w:w="1299" w:type="dxa"/>
-          </w:tcPr>
-          <w:p>
-            <w:pPr>
-              <w:rPr>
-                <w:lang w:val="nl-NL"/>
-              </w:rPr>
-            </w:pPr>
-            <w:r>
-              <w:rPr>
-                <w:highlight w:val="yellow"/>
-                <w:lang w:val="nl-NL"/>
-              </w:rPr>
-              <w:t>Must</w:t>
-            </w:r>
-          </w:p>
-        </w:tc>
-      </w:tr>
-      <w:tr>
-        <w:tc>
-          <w:tcPr>
-            <w:tcW w:w="837" w:type="dxa"/>
-          </w:tcPr>
-          <w:p>
-            <w:pPr>
-              <w:rPr>
-                <w:lang w:val="nl-NL"/>
-              </w:rPr>
-            </w:pPr>
-            <w:r>
-              <w:rPr>
-                <w:highlight w:val="yellow"/>
-                <w:lang w:val="nl-NL"/>
-              </w:rPr>
-              <w:t>FR-11</w:t>
-            </w:r>
-          </w:p>
-        </w:tc>
-        <w:tc>
-          <w:tcPr>
-            <w:tcW w:w="7073" w:type="dxa"/>
-          </w:tcPr>
-          <w:p>
-            <w:pPr>
-              <w:rPr>
-                <w:lang w:val="nl-NL"/>
-              </w:rPr>
-            </w:pPr>
-            <w:r>
-              <w:rPr>
-                <w:highlight w:val="yellow"/>
-                <w:lang w:val="nl-NL"/>
-              </w:rPr>
-              <w:t>De gebruiker moet een gepubliceerde cursus kunnen bijwerken.</w:t>
-            </w:r>
-          </w:p>
-        </w:tc>
-        <w:tc>
-          <w:tcPr>
-            <w:tcW w:w="1299" w:type="dxa"/>
-          </w:tcPr>
-          <w:p>
-            <w:pPr>
-              <w:rPr>
-                <w:lang w:val="nl-NL"/>
-              </w:rPr>
-            </w:pPr>
-            <w:r>
-              <w:rPr>
-                <w:highlight w:val="yellow"/>
-                <w:lang w:val="nl-NL"/>
-              </w:rPr>
-              <w:t>Must</w:t>
-            </w:r>
-          </w:p>
-        </w:tc>
-      </w:tr>
-      <w:tr>
-        <w:tc>
-          <w:tcPr>
-            <w:tcW w:w="837" w:type="dxa"/>
-          </w:tcPr>
-          <w:p>
-            <w:pPr>
-              <w:rPr>
-                <w:strike/>
-                <w:color w:val="C00000"/>
-                <w:lang w:val="nl-NL"/>
-              </w:rPr>
-            </w:pPr>
-            <w:proofErr w:type="gramStart"/>
-            <w:r>
-              <w:rPr>
-                <w:strike/>
-                <w:color w:val="C00000"/>
-                <w:lang w:val="nl-NL"/>
-              </w:rPr>
-              <w:t>oud</w:t>
-            </w:r>
-            <w:proofErr w:type="gramEnd"/>
-            <w:r>
-              <w:rPr>
-                <w:strike/>
-                <w:color w:val="C00000"/>
-                <w:lang w:val="nl-NL"/>
-              </w:rPr>
-              <w:t xml:space="preserve"> FR-10</w:t>
-            </w:r>
-          </w:p>
-        </w:tc>
-        <w:tc>
-          <w:tcPr>
-            <w:tcW w:w="7073" w:type="dxa"/>
-          </w:tcPr>
-          <w:p>
-            <w:pPr>
-              <w:rPr>
-                <w:strike/>
-                <w:color w:val="C00000"/>
-                <w:lang w:val="nl-NL"/>
-              </w:rPr>
-            </w:pPr>
-            <w:r>
-              <w:rPr>
-                <w:strike/>
-                <w:color w:val="C00000"/>
-                <w:lang w:val="nl-NL"/>
-              </w:rPr>
-              <w:t>De gebruiker moet een cursus kunnen delen met een andere organisatie.</w:t>
-            </w:r>
-          </w:p>
-        </w:tc>
-        <w:tc>
-          <w:tcPr>
-            <w:tcW w:w="1299" w:type="dxa"/>
-          </w:tcPr>
-          <w:p>
-            <w:pPr>
-              <w:rPr>
-                <w:strike/>
-                <w:color w:val="C00000"/>
-                <w:lang w:val="nl-NL"/>
-              </w:rPr>
-            </w:pPr>
-            <w:proofErr w:type="spellStart"/>
-            <w:r>
-              <w:rPr>
-                <w:strike/>
-                <w:color w:val="C00000"/>
-                <w:lang w:val="nl-NL"/>
-              </w:rPr>
-              <w:t>Won’t</w:t>
-            </w:r>
-            <w:proofErr w:type="spellEnd"/>
-          </w:p>
-        </w:tc>
-      </w:tr>
-      <w:tr>
-        <w:tc>
-          <w:tcPr>
-            <w:tcW w:w="837" w:type="dxa"/>
-          </w:tcPr>
-          <w:p>
-            <w:pPr>
-              <w:rPr>
-                <w:strike/>
-                <w:color w:val="C00000"/>
-                <w:lang w:val="nl-NL"/>
-              </w:rPr>
-            </w:pPr>
-            <w:proofErr w:type="gramStart"/>
-            <w:r>
-              <w:rPr>
-                <w:strike/>
-                <w:color w:val="C00000"/>
-                <w:lang w:val="nl-NL"/>
-              </w:rPr>
-              <w:t>oud</w:t>
-            </w:r>
-            <w:proofErr w:type="gramEnd"/>
-            <w:r>
-              <w:rPr>
-                <w:strike/>
-                <w:color w:val="C00000"/>
-                <w:lang w:val="nl-NL"/>
-              </w:rPr>
-              <w:t xml:space="preserve"> FR-11</w:t>
-            </w:r>
-          </w:p>
-        </w:tc>
-        <w:tc>
-          <w:tcPr>
-            <w:tcW w:w="7073" w:type="dxa"/>
-          </w:tcPr>
-          <w:p>
-            <w:pPr>
-              <w:rPr>
-                <w:strike/>
-                <w:color w:val="C00000"/>
-                <w:lang w:val="nl-NL"/>
-              </w:rPr>
-            </w:pPr>
-            <w:r>
-              <w:rPr>
-                <w:strike/>
-                <w:color w:val="C00000"/>
-                <w:lang w:val="nl-NL"/>
-              </w:rPr>
-              <w:t>De gebruiker moet cursussen van andere organisaties kunnen bekijken.</w:t>
-            </w:r>
-          </w:p>
-        </w:tc>
-        <w:tc>
-          <w:tcPr>
-            <w:tcW w:w="1299" w:type="dxa"/>
-          </w:tcPr>
-          <w:p>
-            <w:pPr>
-              <w:rPr>
-                <w:strike/>
-                <w:color w:val="C00000"/>
-                <w:lang w:val="nl-NL"/>
-              </w:rPr>
-            </w:pPr>
-            <w:proofErr w:type="spellStart"/>
-            <w:r>
-              <w:rPr>
-                <w:strike/>
-                <w:color w:val="C00000"/>
-                <w:lang w:val="nl-NL"/>
-              </w:rPr>
-              <w:t>Won’t</w:t>
-            </w:r>
-            <w:proofErr w:type="spellEnd"/>
-          </w:p>
-        </w:tc>
-      </w:tr>
-      <w:tr>
-        <w:tc>
-          <w:tcPr>
-            <w:tcW w:w="837" w:type="dxa"/>
-          </w:tcPr>
-          <w:p>
-            <w:pPr>
-              <w:rPr>
-                <w:lang w:val="nl-NL"/>
-              </w:rPr>
-            </w:pPr>
-            <w:r>
-              <w:rPr>
-                <w:highlight w:val="yellow"/>
-                <w:lang w:val="nl-NL"/>
-              </w:rPr>
-              <w:t>FR-12</w:t>
-            </w:r>
-          </w:p>
-        </w:tc>
-        <w:tc>
-          <w:tcPr>
-            <w:tcW w:w="7073" w:type="dxa"/>
-          </w:tcPr>
-          <w:p>
-            <w:pPr>
-              <w:rPr>
-                <w:lang w:val="nl-NL"/>
-              </w:rPr>
-            </w:pPr>
-            <w:r>
-              <w:rPr>
-                <w:highlight w:val="yellow"/>
-                <w:lang w:val="nl-NL"/>
-              </w:rPr>
-              <w:t>De gebruiker moet cursussen kunnen delen via een centrale cursusbibliotheek en cursussen uit die bibliotheek kunnen overnemen.</w:t>
-            </w:r>
-          </w:p>
-        </w:tc>
-        <w:tc>
-          <w:tcPr>
-            <w:tcW w:w="1299" w:type="dxa"/>
-          </w:tcPr>
-          <w:p>
-            <w:pPr>
-              <w:rPr>
-                <w:lang w:val="nl-NL"/>
-              </w:rPr>
-            </w:pPr>
-            <w:proofErr w:type="spellStart"/>
-            <w:r>
-              <w:rPr>
-                <w:highlight w:val="yellow"/>
-                <w:lang w:val="nl-NL"/>
-              </w:rPr>
-              <w:t>Should</w:t>
-            </w:r>
-            <w:proofErr w:type="spellEnd"/>
-          </w:p>
-        </w:tc>
-      </w:tr>
-      <w:tr>
-        <w:tc>
-          <w:tcPr>
-            <w:tcW w:w="9209" w:type="dxa"/>
-            <w:gridSpan w:val="3"/>
-            <w:shd w:val="clear" w:color="auto" w:fill="F2F2F2"/>
-          </w:tcPr>
-          <w:p>
-            <w:pPr>
-              <w:rPr>
-                <w:lang w:val="nl-NL"/>
-              </w:rPr>
-            </w:pPr>
-            <w:r>
-              <w:rPr>
-                <w:b/>
-                <w:bCs/>
-                <w:highlight w:val="yellow"/>
-                <w:lang w:val="nl-NL"/>
-              </w:rPr>
-              <w:t>Video’s</w:t>
-            </w:r>
-          </w:p>
-        </w:tc>
-      </w:tr>
-      <w:tr>
-        <w:tc>
-          <w:tcPr>
-            <w:tcW w:w="837" w:type="dxa"/>
-          </w:tcPr>
-          <w:p>
-            <w:pPr>
-              <w:rPr>
-                <w:lang w:val="nl-NL"/>
-              </w:rPr>
-            </w:pPr>
-            <w:r>
-              <w:rPr>
-                <w:lang w:val="nl-NL"/>
-              </w:rPr>
-              <w:t>FR-13</w:t>
-            </w:r>
-          </w:p>
-        </w:tc>
-        <w:tc>
-          <w:tcPr>
-            <w:tcW w:w="7073" w:type="dxa"/>
-          </w:tcPr>
-          <w:p>
-            <w:pPr>
-              <w:rPr>
-                <w:lang w:val="nl-NL"/>
-              </w:rPr>
-            </w:pPr>
-            <w:r>
-              <w:rPr>
-                <w:lang w:val="nl-NL"/>
-              </w:rPr>
-              <w:t xml:space="preserve">De gebruiker moet 360 graden </w:t>
-            </w:r>
-            <w:proofErr w:type="spellStart"/>
-            <w:r>
-              <w:rPr>
-                <w:lang w:val="nl-NL"/>
-              </w:rPr>
-              <w:t>videos</w:t>
-            </w:r>
-            <w:proofErr w:type="spellEnd"/>
-            <w:r>
-              <w:rPr>
-                <w:lang w:val="nl-NL"/>
-              </w:rPr>
-              <w:t xml:space="preserve"> kunnen toevoegen, bekijken en verwijderen.</w:t>
-            </w:r>
-          </w:p>
-        </w:tc>
-        <w:tc>
-          <w:tcPr>
-            <w:tcW w:w="1299" w:type="dxa"/>
-          </w:tcPr>
-          <w:p>
-            <w:pPr>
-              <w:rPr>
-                <w:lang w:val="nl-NL"/>
-              </w:rPr>
-            </w:pPr>
-            <w:r>
-              <w:rPr>
-                <w:lang w:val="nl-NL"/>
-              </w:rPr>
-              <w:t>Must</w:t>
-            </w:r>
-          </w:p>
-        </w:tc>
-      </w:tr>
-      <w:tr>
-        <w:tc>
-          <w:tcPr>
-            <w:tcW w:w="837" w:type="dxa"/>
-          </w:tcPr>
-          <w:p>
-            <w:pPr>
-              <w:rPr>
-                <w:lang w:val="nl-NL"/>
-              </w:rPr>
-            </w:pPr>
-            <w:r>
-              <w:rPr>
-                <w:highlight w:val="yellow"/>
-                <w:lang w:val="nl-NL"/>
-              </w:rPr>
-              <w:t>FR-14</w:t>
-            </w:r>
-          </w:p>
-        </w:tc>
-        <w:tc>
-          <w:tcPr>
-            <w:tcW w:w="7073" w:type="dxa"/>
-          </w:tcPr>
-          <w:p>
-            <w:pPr>
-              <w:rPr>
-                <w:lang w:val="nl-NL"/>
-              </w:rPr>
-            </w:pPr>
-            <w:r>
-              <w:rPr>
-                <w:highlight w:val="yellow"/>
-                <w:lang w:val="nl-NL"/>
-              </w:rPr>
-              <w:t>De gebruiker moet video’s uit een centrale videobibliotheek kunnen gebruiken en per video kunnen kiezen uit drie beschikbaarheidsopties: algemeen beschikbaar, selectief beschikbaar of alleen eigen organisatie.</w:t>
-            </w:r>
-          </w:p>
-        </w:tc>
-        <w:tc>
-          <w:tcPr>
-            <w:tcW w:w="1299" w:type="dxa"/>
-          </w:tcPr>
-          <w:p>
-            <w:pPr>
-              <w:rPr>
-                <w:lang w:val="nl-NL"/>
-              </w:rPr>
-            </w:pPr>
-            <w:proofErr w:type="spellStart"/>
-            <w:r>
-              <w:rPr>
-                <w:highlight w:val="yellow"/>
-                <w:lang w:val="nl-NL"/>
-              </w:rPr>
-              <w:t>Should</w:t>
-            </w:r>
-            <w:proofErr w:type="spellEnd"/>
-          </w:p>
-        </w:tc>
-      </w:tr>
-      <w:tr>
-        <w:tc>
-          <w:tcPr>
-            <w:tcW w:w="9209" w:type="dxa"/>
-            <w:gridSpan w:val="3"/>
-            <w:shd w:val="clear" w:color="auto" w:fill="F2F2F2"/>
-          </w:tcPr>
-          <w:p>
-            <w:pPr>
-              <w:rPr>
-                <w:lang w:val="nl-NL"/>
-              </w:rPr>
-            </w:pPr>
-            <w:r>
-              <w:rPr>
-                <w:b/>
-                <w:bCs/>
-                <w:highlight w:val="yellow"/>
-                <w:lang w:val="nl-NL"/>
-              </w:rPr>
-              <w:t>Toekomstige uitbreidingen</w:t>
-            </w:r>
-          </w:p>
-        </w:tc>
-      </w:tr>
-      <w:tr>
-        <w:tc>
-          <w:tcPr>
-            <w:tcW w:w="837" w:type="dxa"/>
-          </w:tcPr>
-          <w:p>
-            <w:pPr>
-              <w:rPr>
-                <w:lang w:val="nl-NL"/>
-              </w:rPr>
-            </w:pPr>
-            <w:r>
-              <w:rPr>
-                <w:highlight w:val="yellow"/>
-                <w:lang w:val="nl-NL"/>
-              </w:rPr>
-              <w:t>FR-15</w:t>
-            </w:r>
-          </w:p>
-        </w:tc>
-        <w:tc>
-          <w:tcPr>
-            <w:tcW w:w="7073" w:type="dxa"/>
-          </w:tcPr>
-          <w:p>
-            <w:pPr>
-              <w:rPr>
-                <w:lang w:val="nl-NL"/>
-              </w:rPr>
-            </w:pPr>
-            <w:r>
-              <w:rPr>
-                <w:highlight w:val="yellow"/>
-                <w:lang w:val="nl-NL"/>
-              </w:rPr>
-              <w:t>Het systeem moet leerresultaten van gebruikers kunnen vastleggen.</w:t>
-            </w:r>
-          </w:p>
-        </w:tc>
-        <w:tc>
-          <w:tcPr>
-            <w:tcW w:w="1299" w:type="dxa"/>
-          </w:tcPr>
-          <w:p>
-            <w:pPr>
-              <w:rPr>
-                <w:lang w:val="nl-NL"/>
-              </w:rPr>
-            </w:pPr>
-            <w:proofErr w:type="spellStart"/>
-            <w:r>
-              <w:rPr>
-                <w:highlight w:val="yellow"/>
-                <w:lang w:val="nl-NL"/>
-              </w:rPr>
-              <w:t>Won’t</w:t>
-            </w:r>
-            <w:proofErr w:type="spellEnd"/>
-          </w:p>
-        </w:tc>
-      </w:tr>
-    </w:tbl>
-    <w:p>
-      <w:pPr>
-        <w:rPr>
-          <w:lang w:val="nl-NL"/>
-        </w:rPr>
-      </w:pPr>
-    </w:p>
-    <w:p>
-      <w:pPr>
-        <w:rPr>
-          <w:lang w:val="nl-NL"/>
-        </w:rPr>
-      </w:pPr>
-      <w:r>
-        <w:rPr>
-          <w:lang w:val="nl-NL"/>
-        </w:rPr>
-        <w:t xml:space="preserve">Het systeem moet een cursus controleren op fouten voordat deze gepubliceerd </w:t>
-      </w:r>
-      <w:proofErr w:type="gramStart"/>
-      <w:r>
-        <w:rPr>
-          <w:lang w:val="nl-NL"/>
-        </w:rPr>
-        <w:t>word</w:t>
-      </w:r>
-      <w:proofErr w:type="gramEnd"/>
-      <w:r>
-        <w:rPr>
-          <w:lang w:val="nl-NL"/>
-        </w:rPr>
-        <w:t xml:space="preserve">. </w:t>
-      </w:r>
-    </w:p>
-    <w:tbl>
-      <w:tblPr>
-        <w:tblStyle w:val="TableGrid"/>
-        <w:tblW w:w="9209" w:type="dxa"/>
-        <w:tblLook w:val="04A0" w:firstRow="1" w:lastRow="0" w:firstColumn="1" w:lastColumn="0" w:noHBand="0" w:noVBand="1"/>
-      </w:tblPr>
-      <w:tblGrid>
-        <w:gridCol w:w="837"/>
-        <w:gridCol w:w="7073"/>
-        <w:gridCol w:w="1299"/>
-      </w:tblGrid>
-      <w:tr>
-        <w:tc>
-          <w:tcPr>
-            <w:tcW w:w="837" w:type="dxa"/>
-          </w:tcPr>
-          <w:p>
-            <w:pPr>
-              <w:jc w:val="center"/>
-              <w:rPr>
-                <w:b/>
-                <w:bCs/>
-                <w:lang w:val="nl-NL"/>
-              </w:rPr>
-            </w:pPr>
-            <w:r>
-              <w:rPr>
-                <w:b/>
-                <w:bCs/>
-                <w:lang w:val="nl-NL"/>
-              </w:rPr>
-              <w:t>ID</w:t>
-            </w:r>
-          </w:p>
-        </w:tc>
-        <w:tc>
-          <w:tcPr>
-            <w:tcW w:w="7073" w:type="dxa"/>
-          </w:tcPr>
-          <w:p>
-            <w:pPr>
-              <w:rPr>
-                <w:b/>
-                <w:bCs/>
-                <w:lang w:val="nl-NL"/>
-              </w:rPr>
-            </w:pPr>
-            <w:r>
-              <w:rPr>
-                <w:b/>
-                <w:bCs/>
-                <w:lang w:val="nl-NL"/>
-              </w:rPr>
-              <w:t>Requirement</w:t>
-            </w:r>
-            <w:r>
-              <w:rPr>
-                <w:lang w:val="nl-NL"/>
-              </w:rPr>
-              <w:t xml:space="preserve"> </w:t>
-            </w:r>
-            <w:r>
-              <w:rPr>
-                <w:b/>
-                <w:bCs/>
-                <w:lang w:val="nl-NL"/>
-              </w:rPr>
-              <w:t>VR Applicatie</w:t>
-            </w:r>
-          </w:p>
-        </w:tc>
-        <w:tc>
-          <w:tcPr>
-            <w:tcW w:w="1299" w:type="dxa"/>
-          </w:tcPr>
-          <w:p>
-            <w:pPr>
-              <w:rPr>
-                <w:b/>
-                <w:bCs/>
-                <w:lang w:val="nl-NL"/>
-              </w:rPr>
-            </w:pPr>
-            <w:proofErr w:type="spellStart"/>
-            <w:r>
-              <w:rPr>
-                <w:b/>
-                <w:bCs/>
-                <w:lang w:val="nl-NL"/>
-              </w:rPr>
-              <w:t>MoSCoW</w:t>
-            </w:r>
-            <w:proofErr w:type="spellEnd"/>
-          </w:p>
-        </w:tc>
-      </w:tr>
-      <w:tr>
-        <w:tc>
-          <w:tcPr>
-            <w:tcW w:w="9209" w:type="dxa"/>
-            <w:gridSpan w:val="3"/>
-            <w:shd w:val="clear" w:color="auto" w:fill="F2F2F2"/>
-          </w:tcPr>
-          <w:p>
-            <w:pPr>
-              <w:rPr>
-                <w:lang w:val="nl-NL"/>
-              </w:rPr>
-            </w:pPr>
-            <w:r>
-              <w:rPr>
-                <w:b/>
-                <w:bCs/>
-                <w:highlight w:val="yellow"/>
-                <w:lang w:val="nl-NL"/>
-              </w:rPr>
-              <w:t>Koppeling</w:t>
-            </w:r>
-          </w:p>
-        </w:tc>
-      </w:tr>
-      <w:tr>
-        <w:tc>
-          <w:tcPr>
-            <w:tcW w:w="837" w:type="dxa"/>
-          </w:tcPr>
-          <w:p>
-            <w:pPr>
-              <w:rPr>
-                <w:lang w:val="nl-NL"/>
-              </w:rPr>
-            </w:pPr>
-            <w:r>
-              <w:rPr>
-                <w:highlight w:val="yellow"/>
-                <w:lang w:val="nl-NL"/>
-              </w:rPr>
-              <w:lastRenderedPageBreak/>
-              <w:t>FR-01-VR</w:t>
-            </w:r>
-          </w:p>
-        </w:tc>
-        <w:tc>
-          <w:tcPr>
-            <w:tcW w:w="7073" w:type="dxa"/>
-          </w:tcPr>
-          <w:p>
-            <w:pPr>
-              <w:rPr>
-                <w:lang w:val="nl-NL"/>
-              </w:rPr>
-            </w:pPr>
-            <w:r>
-              <w:rPr>
-                <w:highlight w:val="yellow"/>
-                <w:lang w:val="nl-NL"/>
-              </w:rPr>
-              <w:t>De Quest moet via een koppelcode aan één organisatie gekoppeld kunnen worden.</w:t>
-            </w:r>
-          </w:p>
-        </w:tc>
-        <w:tc>
-          <w:tcPr>
-            <w:tcW w:w="1299" w:type="dxa"/>
-          </w:tcPr>
-          <w:p>
-            <w:pPr>
-              <w:rPr>
-                <w:lang w:val="nl-NL"/>
-              </w:rPr>
-            </w:pPr>
-            <w:r>
-              <w:rPr>
-                <w:highlight w:val="yellow"/>
-                <w:lang w:val="nl-NL"/>
-              </w:rPr>
-              <w:t>Must</w:t>
-            </w:r>
-          </w:p>
-        </w:tc>
-      </w:tr>
-      <w:tr>
-        <w:tc>
-          <w:tcPr>
-            <w:tcW w:w="9209" w:type="dxa"/>
-            <w:gridSpan w:val="3"/>
-            <w:shd w:val="clear" w:color="auto" w:fill="F2F2F2"/>
-          </w:tcPr>
-          <w:p>
-            <w:pPr>
-              <w:rPr>
-                <w:lang w:val="nl-NL"/>
-              </w:rPr>
-            </w:pPr>
-            <w:r>
-              <w:rPr>
-                <w:b/>
-                <w:bCs/>
-                <w:highlight w:val="yellow"/>
-                <w:lang w:val="nl-NL"/>
-              </w:rPr>
-              <w:t>Cursussen ophalen en bijwerken</w:t>
-            </w:r>
-          </w:p>
-        </w:tc>
-      </w:tr>
-      <w:tr>
-        <w:tc>
-          <w:tcPr>
-            <w:tcW w:w="837" w:type="dxa"/>
-          </w:tcPr>
-          <w:p>
-            <w:pPr>
-              <w:rPr>
-                <w:lang w:val="nl-NL"/>
-              </w:rPr>
-            </w:pPr>
-            <w:r>
-              <w:rPr>
-                <w:lang w:val="nl-NL"/>
-              </w:rPr>
-              <w:t>FR-02-VR</w:t>
-            </w:r>
-          </w:p>
-        </w:tc>
-        <w:tc>
-          <w:tcPr>
-            <w:tcW w:w="7073" w:type="dxa"/>
-          </w:tcPr>
-          <w:p>
-            <w:pPr>
-              <w:rPr>
-                <w:lang w:val="nl-NL"/>
-              </w:rPr>
-            </w:pPr>
-            <w:r>
-              <w:rPr>
-                <w:lang w:val="nl-NL"/>
-              </w:rPr>
-              <w:t>De VR applicatie moet gepubliceerde cursussen kunnen weergeven en ophalen.</w:t>
-            </w:r>
-          </w:p>
-        </w:tc>
-        <w:tc>
-          <w:tcPr>
-            <w:tcW w:w="1299" w:type="dxa"/>
-          </w:tcPr>
-          <w:p>
-            <w:pPr>
-              <w:rPr>
-                <w:lang w:val="nl-NL"/>
-              </w:rPr>
-            </w:pPr>
-          </w:p>
-        </w:tc>
-      </w:tr>
-      <w:tr>
-        <w:tc>
-          <w:tcPr>
-            <w:tcW w:w="837" w:type="dxa"/>
-          </w:tcPr>
-          <w:p>
-            <w:pPr>
-              <w:rPr>
-                <w:lang w:val="nl-NL"/>
-              </w:rPr>
-            </w:pPr>
-            <w:r>
-              <w:rPr>
-                <w:lang w:val="nl-NL"/>
-              </w:rPr>
-              <w:t>FR-03-VR</w:t>
-            </w:r>
-          </w:p>
-        </w:tc>
-        <w:tc>
-          <w:tcPr>
-            <w:tcW w:w="7073" w:type="dxa"/>
-          </w:tcPr>
-          <w:p>
-            <w:pPr>
-              <w:rPr>
-                <w:lang w:val="nl-NL"/>
-              </w:rPr>
-            </w:pPr>
-            <w:r>
-              <w:rPr>
-                <w:lang w:val="nl-NL"/>
-              </w:rPr>
-              <w:t>De VR applicatie moet het benodigde cursus content kunnen downloaden.</w:t>
-            </w:r>
-          </w:p>
-        </w:tc>
-        <w:tc>
-          <w:tcPr>
-            <w:tcW w:w="1299" w:type="dxa"/>
-          </w:tcPr>
-          <w:p>
-            <w:pPr>
-              <w:rPr>
-                <w:lang w:val="nl-NL"/>
-              </w:rPr>
-            </w:pPr>
-          </w:p>
-        </w:tc>
-      </w:tr>
-      <w:tr>
-        <w:tc>
-          <w:tcPr>
-            <w:tcW w:w="837" w:type="dxa"/>
-          </w:tcPr>
-          <w:p>
-            <w:pPr>
-              <w:rPr>
-                <w:lang w:val="nl-NL"/>
-              </w:rPr>
-            </w:pPr>
-            <w:r>
-              <w:rPr>
-                <w:lang w:val="nl-NL"/>
-              </w:rPr>
-              <w:t>FR-04-VR</w:t>
-            </w:r>
-          </w:p>
-        </w:tc>
-        <w:tc>
-          <w:tcPr>
-            <w:tcW w:w="7073" w:type="dxa"/>
-          </w:tcPr>
-          <w:p>
-            <w:pPr>
-              <w:rPr>
-                <w:lang w:val="nl-NL"/>
-              </w:rPr>
-            </w:pPr>
-            <w:r>
-              <w:rPr>
-                <w:lang w:val="nl-NL"/>
-              </w:rPr>
-              <w:t>De VR applicatie moet gedownloade cursuscontent kunnen verwijderen.</w:t>
-            </w:r>
-          </w:p>
-        </w:tc>
-        <w:tc>
-          <w:tcPr>
-            <w:tcW w:w="1299" w:type="dxa"/>
-          </w:tcPr>
-          <w:p>
-            <w:pPr>
-              <w:rPr>
-                <w:lang w:val="nl-NL"/>
-              </w:rPr>
-            </w:pPr>
-          </w:p>
-        </w:tc>
-      </w:tr>
-      <w:tr>
-        <w:tc>
-          <w:tcPr>
-            <w:tcW w:w="837" w:type="dxa"/>
-          </w:tcPr>
-          <w:p>
-            <w:pPr>
-              <w:rPr>
-                <w:lang w:val="nl-NL"/>
-              </w:rPr>
-            </w:pPr>
-            <w:r>
-              <w:rPr>
-                <w:highlight w:val="yellow"/>
-                <w:lang w:val="nl-NL"/>
-              </w:rPr>
-              <w:t>FR-05-VR</w:t>
-            </w:r>
-          </w:p>
-        </w:tc>
-        <w:tc>
-          <w:tcPr>
-            <w:tcW w:w="7073" w:type="dxa"/>
-          </w:tcPr>
-          <w:p>
-            <w:pPr>
-              <w:rPr>
-                <w:lang w:val="nl-NL"/>
-              </w:rPr>
-            </w:pPr>
-            <w:r>
-              <w:rPr>
-                <w:highlight w:val="yellow"/>
-                <w:lang w:val="nl-NL"/>
-              </w:rPr>
-              <w:t>De VR applicatie moet tonen welke cursussen gedownload zijn en welke bijgewerkt moeten worden.</w:t>
-            </w:r>
-          </w:p>
-        </w:tc>
-        <w:tc>
-          <w:tcPr>
-            <w:tcW w:w="1299" w:type="dxa"/>
-          </w:tcPr>
-          <w:p>
-            <w:pPr>
-              <w:rPr>
-                <w:lang w:val="nl-NL"/>
-              </w:rPr>
-            </w:pPr>
-            <w:r>
-              <w:rPr>
-                <w:highlight w:val="yellow"/>
                 <w:lang w:val="nl-NL"/>
               </w:rPr>
               <w:t>Must</w:t>
@@ -1891,7 +2068,6 @@
               <w:rPr>
                 <w:b/>
                 <w:bCs/>
-                <w:highlight w:val="yellow"/>
                 <w:lang w:val="nl-NL"/>
               </w:rPr>
               <w:t>Cursus uitvoeren</w:t>
@@ -1912,7 +2088,6 @@
             </w:pPr>
             <w:r>
               <w:rPr>
-                <w:highlight w:val="yellow"/>
                 <w:lang w:val="nl-NL"/>
               </w:rPr>
               <w:t>FR-08-VR</w:t>
@@ -1931,7 +2106,6 @@
             </w:pPr>
             <w:r>
               <w:rPr>
-                <w:highlight w:val="yellow"/>
                 <w:lang w:val="nl-NL"/>
               </w:rPr>
               <w:t>De gebruiker moet een gedownloade cursus op de Quest kunnen doorlopen.</w:t>
@@ -1950,7 +2124,6 @@
             </w:pPr>
             <w:r>
               <w:rPr>
-                <w:highlight w:val="yellow"/>
                 <w:lang w:val="nl-NL"/>
               </w:rPr>
               <w:t>Must</w:t>
@@ -1971,7 +2144,6 @@
             </w:pPr>
             <w:r>
               <w:rPr>
-                <w:highlight w:val="yellow"/>
                 <w:lang w:val="nl-NL"/>
               </w:rPr>
               <w:t>FR-09-VR</w:t>
@@ -1990,7 +2162,6 @@
             </w:pPr>
             <w:r>
               <w:rPr>
-                <w:highlight w:val="yellow"/>
                 <w:lang w:val="nl-NL"/>
               </w:rPr>
               <w:t>De VR applicatie moet een gedownloade cursus zonder internetverbinding kunnen uitvoeren.</w:t>
@@ -2010,7 +2181,6 @@
             <w:proofErr w:type="spellStart"/>
             <w:r>
               <w:rPr>
-                <w:highlight w:val="yellow"/>
                 <w:lang w:val="nl-NL"/>
               </w:rPr>
               <w:t>Should</w:t>
@@ -2208,7 +2378,6 @@
             </w:pPr>
             <w:r>
               <w:rPr>
-                <w:highlight w:val="yellow"/>
                 <w:lang w:val="nl-NL"/>
               </w:rPr>
               <w:t>NFR-03</w:t>
@@ -2227,7 +2396,6 @@
             </w:pPr>
             <w:r>
               <w:rPr>
-                <w:highlight w:val="yellow"/>
                 <w:lang w:val="nl-NL"/>
               </w:rPr>
               <w:t>Docenten en trainers zonder technische kennis moeten zelfstandig een cursus kunnen maken in het CMS.</w:t>
@@ -2246,7 +2414,6 @@
             </w:pPr>
             <w:r>
               <w:rPr>
-                <w:highlight w:val="yellow"/>
                 <w:lang w:val="nl-NL"/>
               </w:rPr>
               <w:t>Must</w:t>
@@ -2281,28 +2448,6 @@
         <w:pStyle w:val="ListParagraph"/>
         <w:numPr>
           <w:ilvl w:val="0"/>
-          <w:numId w:val="12"/>
-        </w:numPr>
-        <w:rPr>
-          <w:strike/>
-          <w:color w:val="C00000"/>
-          <w:lang w:val="nl-NL"/>
-        </w:rPr>
-      </w:pPr>
-      <w:r>
-        <w:rPr>
-          <w:strike/>
-          <w:color w:val="C00000"/>
-          <w:lang w:val="nl-NL"/>
-        </w:rPr>
-        <w:t>De gebruiker moet kunnen inloggen met email adres en wachtwoord.</w:t>
-      </w:r>
-    </w:p>
-    <w:p>
-      <w:pPr>
-        <w:pStyle w:val="ListParagraph"/>
-        <w:numPr>
-          <w:ilvl w:val="0"/>
           <w:numId w:val="5"/>
         </w:numPr>
         <w:rPr>
@@ -2311,7 +2456,6 @@
       </w:pPr>
       <w:r>
         <w:rPr>
-          <w:highlight w:val="yellow"/>
           <w:lang w:val="nl-NL"/>
         </w:rPr>
         <w:t>De organisatie logt in met haar organisatiecode en wachtwoord.</w:t>
@@ -2330,7 +2474,6 @@
       </w:pPr>
       <w:r>
         <w:rPr>
-          <w:highlight w:val="yellow"/>
           <w:lang w:val="nl-NL"/>
         </w:rPr>
         <w:t>De organisatiecode om in te loggen is iets anders dan de koppelcode van de Quest (FR-01-VR).</w:t>
@@ -2349,7 +2492,6 @@
       </w:pPr>
       <w:r>
         <w:rPr>
-          <w:highlight w:val="yellow"/>
           <w:lang w:val="nl-NL"/>
         </w:rPr>
         <w:t>Een vergeten wachtwoord wordt opnieuw ingesteld door de beheerder (FR-05).</w:t>
@@ -2359,18 +2501,86 @@
       <w:pPr>
         <w:pStyle w:val="Heading3"/>
         <w:rPr>
-          <w:strike/>
-          <w:color w:val="C00000"/>
-          <w:lang w:val="nl-NL"/>
-        </w:rPr>
-      </w:pPr>
-      <w:r>
-        <w:rPr>
-          <w:strike/>
-          <w:color w:val="C00000"/>
-          <w:lang w:val="nl-NL"/>
-        </w:rPr>
-        <w:t>FR-02 De gebruiker moet een account aan kunnen maken</w:t>
+          <w:lang w:val="nl-NL"/>
+        </w:rPr>
+      </w:pPr>
+      <w:r>
+        <w:rPr>
+          <w:lang w:val="nl-NL"/>
+        </w:rPr>
+        <w:t>FR-02 De beheerder moet een account voor een organisatie kunnen aanmaken</w:t>
+      </w:r>
+    </w:p>
+    <w:p>
+      <w:pPr>
+        <w:pStyle w:val="ListParagraph"/>
+        <w:numPr>
+          <w:ilvl w:val="0"/>
+          <w:numId w:val="5"/>
+        </w:numPr>
+        <w:rPr>
+          <w:lang w:val="nl-NL"/>
+        </w:rPr>
+      </w:pPr>
+      <w:r>
+        <w:rPr>
+          <w:lang w:val="nl-NL"/>
+        </w:rPr>
+        <w:t>Het account wordt aangemaakt in de centrale beheeromgeving (FR-05).</w:t>
+      </w:r>
+    </w:p>
+    <w:p>
+      <w:pPr>
+        <w:pStyle w:val="ListParagraph"/>
+        <w:numPr>
+          <w:ilvl w:val="0"/>
+          <w:numId w:val="5"/>
+        </w:numPr>
+        <w:rPr>
+          <w:lang w:val="nl-NL"/>
+        </w:rPr>
+      </w:pPr>
+      <w:r>
+        <w:rPr>
+          <w:lang w:val="nl-NL"/>
+        </w:rPr>
+        <w:t>Een account hoort bij precies één organisatie.</w:t>
+      </w:r>
+    </w:p>
+    <w:p>
+      <w:pPr>
+        <w:pStyle w:val="ListParagraph"/>
+        <w:numPr>
+          <w:ilvl w:val="0"/>
+          <w:numId w:val="5"/>
+        </w:numPr>
+        <w:rPr>
+          <w:lang w:val="nl-NL"/>
+        </w:rPr>
+      </w:pPr>
+      <w:r>
+        <w:rPr>
+          <w:lang w:val="nl-NL"/>
+        </w:rPr>
+        <w:t>Elke organisatie krijgt een unieke organisatiecode.</w:t>
+      </w:r>
+    </w:p>
+    <w:p>
+      <w:pPr>
+        <w:pStyle w:val="ListParagraph"/>
+        <w:numPr>
+          <w:ilvl w:val="0"/>
+          <w:numId w:val="5"/>
+        </w:numPr>
+        <w:rPr>
+          <w:lang w:val="nl-NL"/>
+        </w:rPr>
+      </w:pPr>
+      <w:r>
+        <w:rPr>
+          <w:lang w:val="nl-NL"/>
+        </w:rPr>
+        <w:t>Het account logt in met organisatiecode en wachtwoord (FR-01).</w:t>
       </w:r>
     </w:p>
     <w:p>
@@ -2382,98 +2592,27 @@
       </w:pPr>
       <w:r>
         <w:rPr>
-          <w:highlight w:val="yellow"/>
-          <w:lang w:val="nl-NL"/>
-        </w:rPr>
-        <w:t>FR-02 De beheerder moet een account voor een organisatie kunnen aanmaken</w:t>
-      </w:r>
-    </w:p>
-    <w:p>
-      <w:pPr>
-        <w:pStyle w:val="ListParagraph"/>
-        <w:numPr>
-          <w:ilvl w:val="0"/>
-          <w:numId w:val="14"/>
-        </w:numPr>
-        <w:rPr>
-          <w:strike/>
-          <w:color w:val="C00000"/>
-          <w:lang w:val="nl-NL"/>
-        </w:rPr>
-      </w:pPr>
-      <w:r>
-        <w:rPr>
-          <w:strike/>
-          <w:color w:val="C00000"/>
-          <w:lang w:val="nl-NL"/>
-        </w:rPr>
-        <w:t>De gebruiker moet zich kunnen registreren met een email adres en wachtwoord.</w:t>
-      </w:r>
-    </w:p>
-    <w:p>
-      <w:pPr>
-        <w:pStyle w:val="ListParagraph"/>
-        <w:numPr>
-          <w:ilvl w:val="0"/>
-          <w:numId w:val="14"/>
-        </w:numPr>
-        <w:rPr>
-          <w:strike/>
-          <w:color w:val="C00000"/>
-          <w:lang w:val="nl-NL"/>
-        </w:rPr>
-      </w:pPr>
-      <w:r>
-        <w:rPr>
-          <w:strike/>
-          <w:color w:val="C00000"/>
-          <w:lang w:val="nl-NL"/>
-        </w:rPr>
-        <w:t>Het email adres moet uniek zijn.</w:t>
-      </w:r>
-    </w:p>
-    <w:p>
-      <w:pPr>
-        <w:pStyle w:val="ListParagraph"/>
-        <w:numPr>
-          <w:ilvl w:val="0"/>
-          <w:numId w:val="14"/>
-        </w:numPr>
-        <w:rPr>
-          <w:strike/>
-          <w:color w:val="C00000"/>
-          <w:lang w:val="nl-NL"/>
-        </w:rPr>
-      </w:pPr>
-      <w:r>
-        <w:rPr>
-          <w:strike/>
-          <w:color w:val="C00000"/>
-          <w:lang w:val="nl-NL"/>
-        </w:rPr>
-        <w:t>Een user heeft een gebruikersnaam nodig.</w:t>
-      </w:r>
-    </w:p>
-    <w:p>
-      <w:pPr>
-        <w:pStyle w:val="ListParagraph"/>
-        <w:numPr>
-          <w:ilvl w:val="0"/>
-          <w:numId w:val="14"/>
-        </w:numPr>
-        <w:rPr>
-          <w:strike/>
-          <w:color w:val="C00000"/>
-          <w:lang w:val="nl-NL"/>
-        </w:rPr>
-      </w:pPr>
-      <w:r>
-        <w:rPr>
-          <w:strike/>
-          <w:color w:val="C00000"/>
-          <w:lang w:val="nl-NL"/>
-        </w:rPr>
-        <w:t>Een gebruiker moet tijdens het account aanmaken meten een koppelcode van een organisatie invullen.</w:t>
+          <w:lang w:val="nl-NL"/>
+        </w:rPr>
+        <w:t>FR-03 Het systeem moet meerdere organisaties ondersteunen</w:t>
+      </w:r>
+    </w:p>
+    <w:p>
+      <w:pPr>
+        <w:pStyle w:val="ListParagraph"/>
+        <w:numPr>
+          <w:ilvl w:val="0"/>
+          <w:numId w:val="9"/>
+        </w:numPr>
+        <w:rPr>
+          <w:lang w:val="nl-NL"/>
+        </w:rPr>
+      </w:pPr>
+      <w:r>
+        <w:rPr>
+          <w:lang w:val="nl-NL"/>
+        </w:rPr>
+        <w:t>Elke organisatie beheert zijn eigen cursussen</w:t>
       </w:r>
     </w:p>
     <w:p>
@@ -2489,10 +2628,74 @@
       </w:pPr>
       <w:r>
         <w:rPr>
-          <w:highlight w:val="yellow"/>
-          <w:lang w:val="nl-NL"/>
-        </w:rPr>
-        <w:t>Het account wordt aangemaakt in de centrale beheeromgeving (FR-05).</w:t>
+          <w:lang w:val="nl-NL"/>
+        </w:rPr>
+        <w:t>Elke organisatie heeft in de eerste versie één account.</w:t>
+      </w:r>
+    </w:p>
+    <w:p>
+      <w:pPr>
+        <w:pStyle w:val="Heading3"/>
+        <w:rPr>
+          <w:lang w:val="nl-NL"/>
+        </w:rPr>
+      </w:pPr>
+      <w:r>
+        <w:rPr>
+          <w:lang w:val="nl-NL"/>
+        </w:rPr>
+        <w:lastRenderedPageBreak/>
+        <w:t>FR-04 Elke organisatie binnen het systeem moet een eigen huisstijl kunnen toepassen.</w:t>
+      </w:r>
+    </w:p>
+    <w:p>
+      <w:pPr>
+        <w:pStyle w:val="ListParagraph"/>
+        <w:numPr>
+          <w:ilvl w:val="0"/>
+          <w:numId w:val="10"/>
+        </w:numPr>
+        <w:rPr>
+          <w:lang w:val="nl-NL"/>
+        </w:rPr>
+      </w:pPr>
+      <w:r>
+        <w:rPr>
+          <w:lang w:val="nl-NL"/>
+        </w:rPr>
+        <w:t>Als de organisatie geen huisstijl heeft ingesteld moet een standaard huisstijl worden gebruikt.</w:t>
+      </w:r>
+    </w:p>
+    <w:p>
+      <w:pPr>
+        <w:pStyle w:val="ListParagraph"/>
+        <w:numPr>
+          <w:ilvl w:val="0"/>
+          <w:numId w:val="10"/>
+        </w:numPr>
+        <w:rPr>
+          <w:lang w:val="nl-NL"/>
+        </w:rPr>
+      </w:pPr>
+      <w:r>
+        <w:rPr>
+          <w:lang w:val="nl-NL"/>
+        </w:rPr>
+        <w:t>De huisstijl moet bestaan uit een primaire en secundaire kleur en een logo.</w:t>
+      </w:r>
+    </w:p>
+    <w:p>
+      <w:pPr>
+        <w:pStyle w:val="Heading3"/>
+        <w:rPr>
+          <w:lang w:val="nl-NL"/>
+        </w:rPr>
+      </w:pPr>
+      <w:r>
+        <w:rPr>
+          <w:lang w:val="nl-NL"/>
+        </w:rPr>
+        <w:t>FR-05 De beheerder moet organisaties en accounts kunnen beheren</w:t>
       </w:r>
     </w:p>
     <w:p>
@@ -2508,11 +2711,462 @@
       </w:pPr>
       <w:r>
         <w:rPr>
-          <w:highlight w:val="yellow"/>
+          <w:lang w:val="nl-NL"/>
+        </w:rPr>
+        <w:t>De beheerder kan organisaties aanmaken, aanpassen en verwijderen.</w:t>
+      </w:r>
+    </w:p>
+    <w:p>
+      <w:pPr>
+        <w:pStyle w:val="ListParagraph"/>
+        <w:numPr>
+          <w:ilvl w:val="0"/>
+          <w:numId w:val="5"/>
+        </w:numPr>
+        <w:rPr>
+          <w:lang w:val="nl-NL"/>
+        </w:rPr>
+      </w:pPr>
+      <w:r>
+        <w:rPr>
+          <w:lang w:val="nl-NL"/>
+        </w:rPr>
+        <w:t>De beheerder kan de accountgegevens van een organisatie aanpassen.</w:t>
+      </w:r>
+    </w:p>
+    <w:p>
+      <w:pPr>
+        <w:pStyle w:val="ListParagraph"/>
+        <w:numPr>
+          <w:ilvl w:val="0"/>
+          <w:numId w:val="5"/>
+        </w:numPr>
+        <w:rPr>
+          <w:lang w:val="nl-NL"/>
+        </w:rPr>
+      </w:pPr>
+      <w:r>
+        <w:rPr>
+          <w:lang w:val="nl-NL"/>
+        </w:rPr>
+        <w:t>De beheerder kan het wachtwoord van een account opnieuw instellen. Omdat accounts geen e-mailadres hebben, kan een organisatie een vergeten wachtwoord niet zelf herstellen.</w:t>
+      </w:r>
+    </w:p>
+    <w:p>
+      <w:pPr>
+        <w:pStyle w:val="Heading3"/>
+        <w:rPr>
+          <w:lang w:val="nl-NL"/>
+        </w:rPr>
+      </w:pPr>
+      <w:r>
+        <w:rPr>
+          <w:lang w:val="nl-NL"/>
+        </w:rPr>
+        <w:t>FR-06 De gebruiker moet cursussen kunnen aanmaken, aanpassen en verwijderen.</w:t>
+      </w:r>
+    </w:p>
+    <w:p>
+      <w:pPr>
+        <w:pStyle w:val="ListParagraph"/>
+        <w:numPr>
+          <w:ilvl w:val="0"/>
+          <w:numId w:val="5"/>
+        </w:numPr>
+        <w:rPr>
+          <w:lang w:val="nl-NL"/>
+        </w:rPr>
+      </w:pPr>
+      <w:r>
+        <w:rPr>
+          <w:lang w:val="nl-NL"/>
+        </w:rPr>
+        <w:t>Een cursus moet een naam hebben.</w:t>
+      </w:r>
+    </w:p>
+    <w:p>
+      <w:pPr>
+        <w:pStyle w:val="ListParagraph"/>
+        <w:numPr>
+          <w:ilvl w:val="0"/>
+          <w:numId w:val="5"/>
+        </w:numPr>
+        <w:rPr>
+          <w:lang w:val="nl-NL"/>
+        </w:rPr>
+      </w:pPr>
+      <w:r>
+        <w:rPr>
+          <w:lang w:val="nl-NL"/>
+        </w:rPr>
+        <w:t>Een cursus moet gekoppeld zijn aan 1 organisatie.</w:t>
+      </w:r>
+    </w:p>
+    <w:p>
+      <w:pPr>
+        <w:pStyle w:val="ListParagraph"/>
+        <w:numPr>
+          <w:ilvl w:val="0"/>
+          <w:numId w:val="5"/>
+        </w:numPr>
+        <w:rPr>
+          <w:lang w:val="nl-NL"/>
+        </w:rPr>
+      </w:pPr>
+      <w:r>
+        <w:rPr>
+          <w:lang w:val="nl-NL"/>
+        </w:rPr>
+        <w:t>Een cursus moet een beschrijving bevatten.</w:t>
+      </w:r>
+    </w:p>
+    <w:p>
+      <w:pPr>
+        <w:pStyle w:val="ListParagraph"/>
+        <w:numPr>
+          <w:ilvl w:val="0"/>
+          <w:numId w:val="5"/>
+        </w:numPr>
+        <w:rPr>
+          <w:lang w:val="nl-NL"/>
+        </w:rPr>
+      </w:pPr>
+      <w:r>
+        <w:rPr>
+          <w:lang w:val="nl-NL"/>
+        </w:rPr>
+        <w:t>Een cursus moet 1 start en minimaal 1 eind scenario onderdeel bevatten.</w:t>
+      </w:r>
+    </w:p>
+    <w:p>
+      <w:pPr>
+        <w:pStyle w:val="Heading3"/>
+        <w:rPr>
+          <w:lang w:val="nl-NL"/>
+        </w:rPr>
+      </w:pPr>
+      <w:r>
+        <w:rPr>
+          <w:lang w:val="nl-NL"/>
+        </w:rPr>
+        <w:t>FR-07 De gebruiker moet Scenario onderdelen kunnen aanmaken, aanpassen en verwijderen.</w:t>
+      </w:r>
+    </w:p>
+    <w:p>
+      <w:pPr>
+        <w:pStyle w:val="ListParagraph"/>
+        <w:numPr>
+          <w:ilvl w:val="0"/>
+          <w:numId w:val="7"/>
+        </w:numPr>
+        <w:rPr>
+          <w:lang w:val="nl-NL"/>
+        </w:rPr>
+      </w:pPr>
+      <w:r>
+        <w:rPr>
+          <w:lang w:val="nl-NL"/>
+        </w:rPr>
+        <w:t>Een scenario onderdeel moet 1 video bevatten</w:t>
+      </w:r>
+    </w:p>
+    <w:p>
+      <w:pPr>
+        <w:pStyle w:val="ListParagraph"/>
+        <w:numPr>
+          <w:ilvl w:val="0"/>
+          <w:numId w:val="7"/>
+        </w:numPr>
+        <w:rPr>
+          <w:lang w:val="nl-NL"/>
+        </w:rPr>
+      </w:pPr>
+      <w:r>
+        <w:rPr>
+          <w:lang w:val="nl-NL"/>
+        </w:rPr>
+        <w:t>Een scenario onderdeel kan 0 of 1 vraag bevatten.</w:t>
+      </w:r>
+    </w:p>
+    <w:p>
+      <w:pPr>
+        <w:pStyle w:val="ListParagraph"/>
+        <w:numPr>
+          <w:ilvl w:val="0"/>
+          <w:numId w:val="7"/>
+        </w:numPr>
+        <w:rPr>
+          <w:lang w:val="nl-NL"/>
+        </w:rPr>
+      </w:pPr>
+      <w:r>
+        <w:rPr>
+          <w:lang w:val="nl-NL"/>
+        </w:rPr>
+        <w:t>Als een scenario onderdeel een vraag bevat, moet hij 2 tot 4 antwoordmogelijkheden hebben.</w:t>
+      </w:r>
+    </w:p>
+    <w:p>
+      <w:pPr>
+        <w:pStyle w:val="ListParagraph"/>
+        <w:numPr>
+          <w:ilvl w:val="0"/>
+          <w:numId w:val="7"/>
+        </w:numPr>
+        <w:rPr>
+          <w:lang w:val="nl-NL"/>
+        </w:rPr>
+      </w:pPr>
+      <w:r>
+        <w:rPr>
+          <w:lang w:val="nl-NL"/>
+        </w:rPr>
+        <w:t>Een scenario onderdeel moet als hij vragen bevat, 1 goed antwoord hebben.</w:t>
+      </w:r>
+    </w:p>
+    <w:p>
+      <w:pPr>
+        <w:pStyle w:val="ListParagraph"/>
+        <w:numPr>
+          <w:ilvl w:val="0"/>
+          <w:numId w:val="7"/>
+        </w:numPr>
+        <w:rPr>
+          <w:lang w:val="nl-NL"/>
+        </w:rPr>
+      </w:pPr>
+      <w:r>
+        <w:rPr>
+          <w:lang w:val="nl-NL"/>
+        </w:rPr>
+        <w:t>De gebruiker moet een bestaande video aan een scenario-onderdeel kunnen koppelen.</w:t>
+      </w:r>
+    </w:p>
+    <w:p>
+      <w:pPr>
+        <w:pStyle w:val="ListParagraph"/>
+        <w:numPr>
+          <w:ilvl w:val="0"/>
+          <w:numId w:val="7"/>
+        </w:numPr>
+        <w:rPr>
+          <w:lang w:val="nl-NL"/>
+        </w:rPr>
+      </w:pPr>
+      <w:r>
+        <w:rPr>
+          <w:lang w:val="nl-NL"/>
+        </w:rPr>
+        <w:t xml:space="preserve"> Een scenario-onderdeel moet als eindonderdeel kunnen functioneren zonder volgende stap.</w:t>
+      </w:r>
+    </w:p>
+    <w:p>
+      <w:pPr>
+        <w:pStyle w:val="Heading3"/>
+        <w:rPr>
+          <w:lang w:val="nl-NL"/>
+        </w:rPr>
+      </w:pPr>
+      <w:r>
+        <w:rPr>
+          <w:lang w:val="nl-NL"/>
+        </w:rPr>
+        <w:t>FR-08 De gebruiker moet de volgorde van de scenario onderdelen kunnen aanpassen</w:t>
+      </w:r>
+    </w:p>
+    <w:p>
+      <w:pPr>
+        <w:pStyle w:val="ListParagraph"/>
+        <w:numPr>
+          <w:ilvl w:val="0"/>
+          <w:numId w:val="8"/>
+        </w:numPr>
+        <w:rPr>
+          <w:lang w:val="nl-NL"/>
+        </w:rPr>
+      </w:pPr>
+      <w:r>
+        <w:rPr>
+          <w:lang w:val="nl-NL"/>
+        </w:rPr>
+        <w:t>Per antwoord moet bepaald worden naar welke scenario onderdeel het gaat.</w:t>
+      </w:r>
+    </w:p>
+    <w:p>
+      <w:pPr>
+        <w:pStyle w:val="ListParagraph"/>
+        <w:numPr>
+          <w:ilvl w:val="0"/>
+          <w:numId w:val="8"/>
+        </w:numPr>
+        <w:rPr>
+          <w:lang w:val="nl-NL"/>
+        </w:rPr>
+      </w:pPr>
+      <w:r>
+        <w:rPr>
+          <w:lang w:val="nl-NL"/>
+        </w:rPr>
+        <w:t>Meerdere antwoorden mogen naar hetzelfde scenario onderdeel gaan.</w:t>
+      </w:r>
+    </w:p>
+    <w:p>
+      <w:pPr>
+        <w:pStyle w:val="ListParagraph"/>
+        <w:numPr>
+          <w:ilvl w:val="0"/>
+          <w:numId w:val="8"/>
+        </w:numPr>
+        <w:rPr>
+          <w:lang w:val="nl-NL"/>
+        </w:rPr>
+      </w:pPr>
+      <w:r>
+        <w:rPr>
+          <w:lang w:val="nl-NL"/>
+        </w:rPr>
+        <w:t>Een scenario onderdeel mag het start of eind onderdeel van de cursus zijn.</w:t>
+      </w:r>
+    </w:p>
+    <w:p>
+      <w:pPr>
+        <w:pStyle w:val="ListParagraph"/>
+        <w:numPr>
+          <w:ilvl w:val="0"/>
+          <w:numId w:val="8"/>
+        </w:numPr>
+        <w:rPr>
+          <w:lang w:val="nl-NL"/>
+        </w:rPr>
+      </w:pPr>
+      <w:r>
+        <w:rPr>
+          <w:lang w:val="nl-NL"/>
+        </w:rPr>
+        <w:t>Een scenario onderdeel zonder vraag moet direct verwijzen naar de volgende stap.</w:t>
+      </w:r>
+    </w:p>
+    <w:p>
+      <w:pPr>
+        <w:pStyle w:val="Heading3"/>
+        <w:rPr>
+          <w:lang w:val="nl-NL"/>
+        </w:rPr>
+      </w:pPr>
+      <w:r>
+        <w:rPr>
+          <w:lang w:val="nl-NL"/>
+        </w:rPr>
+        <w:t xml:space="preserve">FR-09 De gebruiker moet een cursus kunnen publiceren en </w:t>
+      </w:r>
+      <w:proofErr w:type="spellStart"/>
+      <w:r>
+        <w:rPr>
+          <w:lang w:val="nl-NL"/>
+        </w:rPr>
+        <w:t>onpubliceren</w:t>
+      </w:r>
+      <w:proofErr w:type="spellEnd"/>
+    </w:p>
+    <w:p>
+      <w:pPr>
+        <w:pStyle w:val="ListParagraph"/>
+        <w:numPr>
+          <w:ilvl w:val="0"/>
+          <w:numId w:val="11"/>
+        </w:numPr>
+        <w:rPr>
+          <w:lang w:val="nl-NL"/>
+        </w:rPr>
+      </w:pPr>
+      <w:r>
+        <w:rPr>
+          <w:lang w:val="nl-NL"/>
+        </w:rPr>
+        <w:t xml:space="preserve">De gebruiker kan alleen cursussen van zijn eigen organisatie publiceren en </w:t>
+      </w:r>
+      <w:proofErr w:type="spellStart"/>
+      <w:r>
+        <w:rPr>
+          <w:lang w:val="nl-NL"/>
+        </w:rPr>
+        <w:t>onpubliceren</w:t>
+      </w:r>
+      <w:proofErr w:type="spellEnd"/>
+      <w:r>
+        <w:rPr>
+          <w:lang w:val="nl-NL"/>
+        </w:rPr>
+        <w:t>.</w:t>
+      </w:r>
+    </w:p>
+    <w:p>
+      <w:pPr>
+        <w:pStyle w:val="ListParagraph"/>
+        <w:numPr>
+          <w:ilvl w:val="0"/>
+          <w:numId w:val="11"/>
+        </w:numPr>
+        <w:rPr>
+          <w:lang w:val="nl-NL"/>
+        </w:rPr>
+      </w:pPr>
+      <w:r>
+        <w:rPr>
+          <w:lang w:val="nl-NL"/>
+        </w:rPr>
+        <w:t xml:space="preserve">Alleen een voltooide cursus mag gepubliceerd worden. </w:t>
+      </w:r>
+    </w:p>
+    <w:p>
+      <w:pPr>
+        <w:pStyle w:val="ListParagraph"/>
+        <w:numPr>
+          <w:ilvl w:val="0"/>
+          <w:numId w:val="11"/>
+        </w:numPr>
+        <w:rPr>
+          <w:lang w:val="nl-NL"/>
+        </w:rPr>
+      </w:pPr>
+      <w:r>
+        <w:rPr>
+          <w:lang w:val="nl-NL"/>
+        </w:rPr>
+        <w:t>De gebruiker moet kunnen zien welke cursussen gepubliceerd zijn.</w:t>
+      </w:r>
+    </w:p>
+    <w:p>
+      <w:pPr>
+        <w:pStyle w:val="ListParagraph"/>
+        <w:numPr>
+          <w:ilvl w:val="0"/>
+          <w:numId w:val="5"/>
+        </w:numPr>
+        <w:rPr>
+          <w:lang w:val="nl-NL"/>
+        </w:rPr>
+      </w:pPr>
+      <w:r>
+        <w:rPr>
           <w:lang w:val="nl-NL"/>
         </w:rPr>
         <w:lastRenderedPageBreak/>
-        <w:t>Een account hoort bij precies één organisatie.</w:t>
+        <w:t>Bij het publiceren kiest de gebruiker of de cursus alleen beschikbaar is voor de eigen organisatie of ook gedeeld wordt via de centrale cursusbibliotheek (FR-12).</w:t>
+      </w:r>
+    </w:p>
+    <w:p>
+      <w:pPr>
+        <w:pStyle w:val="Heading3"/>
+        <w:rPr>
+          <w:lang w:val="nl-NL"/>
+        </w:rPr>
+      </w:pPr>
+      <w:r>
+        <w:rPr>
+          <w:lang w:val="nl-NL"/>
+        </w:rPr>
+        <w:t>FR-10 De gebruiker moet een cursus als concept kunnen opslaan</w:t>
       </w:r>
     </w:p>
     <w:p>
@@ -2528,10 +3182,9 @@
       </w:pPr>
       <w:r>
         <w:rPr>
-          <w:highlight w:val="yellow"/>
-          <w:lang w:val="nl-NL"/>
-        </w:rPr>
-        <w:t>Elke organisatie krijgt een unieke organisatiecode.</w:t>
+          <w:lang w:val="nl-NL"/>
+        </w:rPr>
+        <w:t>Een cursus kan tussentijds worden opgeslagen zonder dat deze zichtbaar wordt op de Quest.</w:t>
       </w:r>
     </w:p>
     <w:p>
@@ -2547,10 +3200,9 @@
       </w:pPr>
       <w:r>
         <w:rPr>
-          <w:highlight w:val="yellow"/>
-          <w:lang w:val="nl-NL"/>
-        </w:rPr>
-        <w:t>Het account logt in met organisatiecode en wachtwoord (FR-01).</w:t>
+          <w:lang w:val="nl-NL"/>
+        </w:rPr>
+        <w:t>Een concept hoeft nog niet voltooid te zijn.</w:t>
       </w:r>
     </w:p>
     <w:p>
@@ -2564,47 +3216,7 @@
         <w:rPr>
           <w:lang w:val="nl-NL"/>
         </w:rPr>
-        <w:t>FR-03 Het systeem moet meerdere organisaties ondersteunen</w:t>
-      </w:r>
-    </w:p>
-    <w:p>
-      <w:pPr>
-        <w:pStyle w:val="ListParagraph"/>
-        <w:numPr>
-          <w:ilvl w:val="0"/>
-          <w:numId w:val="9"/>
-        </w:numPr>
-        <w:rPr>
-          <w:lang w:val="nl-NL"/>
-        </w:rPr>
-      </w:pPr>
-      <w:r>
-        <w:rPr>
-          <w:lang w:val="nl-NL"/>
-        </w:rPr>
-        <w:t>Elke organisatie beheert zijn eigen cursussen</w:t>
-      </w:r>
-    </w:p>
-    <w:p>
-      <w:pPr>
-        <w:pStyle w:val="ListParagraph"/>
-        <w:numPr>
-          <w:ilvl w:val="0"/>
-          <w:numId w:val="9"/>
-        </w:numPr>
-        <w:rPr>
-          <w:strike/>
-          <w:color w:val="C00000"/>
-          <w:lang w:val="nl-NL"/>
-        </w:rPr>
-      </w:pPr>
-      <w:r>
-        <w:rPr>
-          <w:strike/>
-          <w:color w:val="C00000"/>
-          <w:lang w:val="nl-NL"/>
-        </w:rPr>
-        <w:t>Elke organisatie kan meerdere gebruikers hebben.</w:t>
+        <w:t>FR-11 De gebruiker moet een gepubliceerde cursus kunnen bijwerken</w:t>
       </w:r>
     </w:p>
     <w:p>
@@ -2620,10 +3232,63 @@
       </w:pPr>
       <w:r>
         <w:rPr>
-          <w:highlight w:val="yellow"/>
-          <w:lang w:val="nl-NL"/>
-        </w:rPr>
-        <w:t>Elke organisatie heeft in de eerste versie één account.</w:t>
+          <w:lang w:val="nl-NL"/>
+        </w:rPr>
+        <w:t>Een gepubliceerde cursus kan worden aangepast; de wijzigingen komen pas op de Quest na opnieuw publiceren.</w:t>
+      </w:r>
+    </w:p>
+    <w:p>
+      <w:pPr>
+        <w:pStyle w:val="ListParagraph"/>
+        <w:numPr>
+          <w:ilvl w:val="0"/>
+          <w:numId w:val="5"/>
+        </w:numPr>
+        <w:rPr>
+          <w:lang w:val="nl-NL"/>
+        </w:rPr>
+      </w:pPr>
+      <w:r>
+        <w:rPr>
+          <w:lang w:val="nl-NL"/>
+        </w:rPr>
+        <w:t>De gebruiker kan zien welke versie van een cursus op de Quest beschikbaar is.</w:t>
+      </w:r>
+    </w:p>
+    <w:p>
+      <w:pPr>
+        <w:pStyle w:val="ListParagraph"/>
+        <w:numPr>
+          <w:ilvl w:val="0"/>
+          <w:numId w:val="5"/>
+        </w:numPr>
+        <w:rPr>
+          <w:lang w:val="nl-NL"/>
+        </w:rPr>
+      </w:pPr>
+      <w:r>
+        <w:rPr>
+          <w:lang w:val="nl-NL"/>
+        </w:rPr>
+        <w:t>Oude versies van een cursus blijven onbeperkt bewaard in de geschiedenis.</w:t>
+      </w:r>
+    </w:p>
+    <w:p>
+      <w:pPr>
+        <w:pStyle w:val="ListParagraph"/>
+        <w:numPr>
+          <w:ilvl w:val="0"/>
+          <w:numId w:val="5"/>
+        </w:numPr>
+        <w:rPr>
+          <w:lang w:val="nl-NL"/>
+        </w:rPr>
+      </w:pPr>
+      <w:r>
+        <w:rPr>
+          <w:lang w:val="nl-NL"/>
+        </w:rPr>
+        <w:t>Een oude versie in de geschiedenis is alleen archief. Wil de gebruiker zo’n versie opnieuw publiceren en is een video erin inmiddels verwijderd (zie FR-13), dan moet hij voor die stap een nieuwe video kiezen.</w:t>
       </w:r>
     </w:p>
     <w:p>
@@ -2637,43 +3302,169 @@
         <w:rPr>
           <w:lang w:val="nl-NL"/>
         </w:rPr>
-        <w:t>FR-04 Elke organisatie binnen het systeem moet een eigen huisstijl kunnen toepassen.</w:t>
-      </w:r>
-    </w:p>
-    <w:p>
-      <w:pPr>
-        <w:pStyle w:val="ListParagraph"/>
-        <w:numPr>
-          <w:ilvl w:val="0"/>
-          <w:numId w:val="10"/>
-        </w:numPr>
-        <w:rPr>
-          <w:lang w:val="nl-NL"/>
-        </w:rPr>
-      </w:pPr>
-      <w:r>
-        <w:rPr>
-          <w:lang w:val="nl-NL"/>
-        </w:rPr>
-        <w:t>Als de organisatie geen huisstijl heeft ingesteld moet een standaard huisstijl worden gebruikt.</w:t>
-      </w:r>
-    </w:p>
-    <w:p>
-      <w:pPr>
-        <w:pStyle w:val="ListParagraph"/>
-        <w:numPr>
-          <w:ilvl w:val="0"/>
-          <w:numId w:val="10"/>
-        </w:numPr>
-        <w:rPr>
-          <w:lang w:val="nl-NL"/>
-        </w:rPr>
-      </w:pPr>
-      <w:r>
-        <w:rPr>
-          <w:lang w:val="nl-NL"/>
-        </w:rPr>
-        <w:t>De huisstijl moet bestaan uit een primaire en secundaire kleur en een logo.</w:t>
+        <w:t>FR-12 De gebruiker moet cursussen kunnen delen via een centrale cursusbibliotheek</w:t>
+      </w:r>
+    </w:p>
+    <w:p>
+      <w:pPr>
+        <w:pStyle w:val="ListParagraph"/>
+        <w:numPr>
+          <w:ilvl w:val="0"/>
+          <w:numId w:val="5"/>
+        </w:numPr>
+        <w:rPr>
+          <w:lang w:val="nl-NL"/>
+        </w:rPr>
+      </w:pPr>
+      <w:r>
+        <w:rPr>
+          <w:lang w:val="nl-NL"/>
+        </w:rPr>
+        <w:t>Bij het publiceren kiest de gebruiker of de cursus ook in de centrale cursusbibliotheek komt (FR-09).</w:t>
+      </w:r>
+    </w:p>
+    <w:p>
+      <w:pPr>
+        <w:pStyle w:val="ListParagraph"/>
+        <w:numPr>
+          <w:ilvl w:val="0"/>
+          <w:numId w:val="5"/>
+        </w:numPr>
+        <w:rPr>
+          <w:lang w:val="nl-NL"/>
+        </w:rPr>
+      </w:pPr>
+      <w:r>
+        <w:rPr>
+          <w:lang w:val="nl-NL"/>
+        </w:rPr>
+        <w:t>De gebruiker kan de cursussen in de centrale cursusbibliotheek bekijken.</w:t>
+      </w:r>
+    </w:p>
+    <w:p>
+      <w:pPr>
+        <w:pStyle w:val="ListParagraph"/>
+        <w:numPr>
+          <w:ilvl w:val="0"/>
+          <w:numId w:val="5"/>
+        </w:numPr>
+        <w:rPr>
+          <w:lang w:val="nl-NL"/>
+        </w:rPr>
+      </w:pPr>
+      <w:r>
+        <w:rPr>
+          <w:lang w:val="nl-NL"/>
+        </w:rPr>
+        <w:t>De gebruiker kan een cursus uit de bibliotheek toevoegen aan de eigen organisatie; daarbij krijgt de organisatie een verwijzing naar de originele cursus, geen kopie.</w:t>
+      </w:r>
+    </w:p>
+    <w:p>
+      <w:pPr>
+        <w:pStyle w:val="ListParagraph"/>
+        <w:numPr>
+          <w:ilvl w:val="0"/>
+          <w:numId w:val="5"/>
+        </w:numPr>
+        <w:rPr>
+          <w:lang w:val="nl-NL"/>
+        </w:rPr>
+      </w:pPr>
+      <w:r>
+        <w:rPr>
+          <w:lang w:val="nl-NL"/>
+        </w:rPr>
+        <w:t>Zodra de organisatie de cursus wil aanpassen, krijgt zij een volledige eigen kopie; de oorspronkelijke cursus blijft ongewijzigd.</w:t>
+      </w:r>
+    </w:p>
+    <w:p>
+      <w:pPr>
+        <w:pStyle w:val="ListParagraph"/>
+        <w:numPr>
+          <w:ilvl w:val="0"/>
+          <w:numId w:val="5"/>
+        </w:numPr>
+        <w:rPr>
+          <w:lang w:val="nl-NL"/>
+        </w:rPr>
+      </w:pPr>
+      <w:r>
+        <w:rPr>
+          <w:lang w:val="nl-NL"/>
+        </w:rPr>
+        <w:t>In de centrale cursusbibliotheek staan alleen de originele cursussen, geen aangepaste kopieën. Wijkt een cursus sterk af van het origineel, dan wordt het een eigen cursus.</w:t>
+      </w:r>
+    </w:p>
+    <w:p>
+      <w:pPr>
+        <w:pStyle w:val="ListParagraph"/>
+        <w:numPr>
+          <w:ilvl w:val="0"/>
+          <w:numId w:val="5"/>
+        </w:numPr>
+        <w:rPr>
+          <w:lang w:val="nl-NL"/>
+        </w:rPr>
+      </w:pPr>
+      <w:r>
+        <w:rPr>
+          <w:lang w:val="nl-NL"/>
+        </w:rPr>
+        <w:t>Een organisatie met een verwijzing krijgt een melding als de eigenaar een nieuwe versie publiceert en kiest dan de nieuwe of de oude versie. De verwijzing wijst naar de gekozen versie. Een eigen kopie krijgt geen updates meer.</w:t>
+      </w:r>
+    </w:p>
+    <w:p>
+      <w:pPr>
+        <w:pStyle w:val="ListParagraph"/>
+        <w:numPr>
+          <w:ilvl w:val="0"/>
+          <w:numId w:val="5"/>
+        </w:numPr>
+        <w:rPr>
+          <w:lang w:val="nl-NL"/>
+        </w:rPr>
+      </w:pPr>
+      <w:r>
+        <w:rPr>
+          <w:lang w:val="nl-NL"/>
+        </w:rPr>
+        <w:t>Bevat de cursus video’s die niet algemeen beschikbaar zijn, dan krijgt de eigenaar bij het in de bibliotheek zetten een waarschuwing (doorgaan of annuleren).</w:t>
+      </w:r>
+    </w:p>
+    <w:p>
+      <w:pPr>
+        <w:pStyle w:val="ListParagraph"/>
+        <w:numPr>
+          <w:ilvl w:val="0"/>
+          <w:numId w:val="5"/>
+        </w:numPr>
+        <w:rPr>
+          <w:lang w:val="nl-NL"/>
+        </w:rPr>
+      </w:pPr>
+      <w:r>
+        <w:rPr>
+          <w:lang w:val="nl-NL"/>
+        </w:rPr>
+        <w:t>De ontvanger mag zo’n video binnen die cursus gebruiken en de cursus verder volledig aanpassen. De video staat niet in de publieke videobibliotheek. Dit is niet terug te draaien: ook als de eigenaar de video later beperkt, blijven bestaande cursussen hem gebruiken (zie FR-14).</w:t>
+      </w:r>
+    </w:p>
+    <w:p>
+      <w:pPr>
+        <w:pStyle w:val="ListParagraph"/>
+        <w:numPr>
+          <w:ilvl w:val="0"/>
+          <w:numId w:val="5"/>
+        </w:numPr>
+        <w:rPr>
+          <w:lang w:val="nl-NL"/>
+        </w:rPr>
+      </w:pPr>
+      <w:r>
+        <w:rPr>
+          <w:lang w:val="nl-NL"/>
+        </w:rPr>
+        <w:t>Verwijdert de eigenaar een cursus, dan verdwijnt hij uit de centrale cursusbibliotheek. Wie hem al heeft gedownload of overgenomen, kan hem blijven gebruiken. Pas als niemand hem meer gebruikt, wordt hij echt verwijderd (zie ook FR-13). Dit is zachte verwijdering, bevestigd door de stakeholder.</w:t>
       </w:r>
     </w:p>
     <w:p>
@@ -2685,10 +3476,46 @@
       </w:pPr>
       <w:r>
         <w:rPr>
-          <w:highlight w:val="yellow"/>
-          <w:lang w:val="nl-NL"/>
-        </w:rPr>
-        <w:t>FR-05 De beheerder moet organisaties en accounts kunnen beheren</w:t>
+          <w:lang w:val="nl-NL"/>
+        </w:rPr>
+        <w:t>FR-13 De gebruiker moet 360 graden video’s kunnen toevoegen, bekijken en verwijderen.</w:t>
+      </w:r>
+    </w:p>
+    <w:p>
+      <w:pPr>
+        <w:pStyle w:val="ListParagraph"/>
+        <w:numPr>
+          <w:ilvl w:val="0"/>
+          <w:numId w:val="4"/>
+        </w:numPr>
+        <w:rPr>
+          <w:lang w:val="nl-NL"/>
+        </w:rPr>
+      </w:pPr>
+      <w:r>
+        <w:rPr>
+          <w:lang w:val="nl-NL"/>
+        </w:rPr>
+        <w:t>De video moet een 360° video zijn</w:t>
+      </w:r>
+    </w:p>
+    <w:p>
+      <w:pPr>
+        <w:pStyle w:val="ListParagraph"/>
+        <w:numPr>
+          <w:ilvl w:val="0"/>
+          <w:numId w:val="4"/>
+        </w:numPr>
+        <w:rPr>
+          <w:lang w:val="nl-NL"/>
+        </w:rPr>
+      </w:pPr>
+      <w:r>
+        <w:rPr>
+          <w:lang w:val="nl-NL"/>
+        </w:rPr>
+        <w:lastRenderedPageBreak/>
+        <w:t>Het systeem moet voorkomen dat een niet ondersteunde videoformat niet gebruikt kan worden</w:t>
       </w:r>
     </w:p>
     <w:p>
@@ -2704,10 +3531,101 @@
       </w:pPr>
       <w:r>
         <w:rPr>
-          <w:highlight w:val="yellow"/>
-          <w:lang w:val="nl-NL"/>
-        </w:rPr>
-        <w:t>De beheerder kan organisaties aanmaken, aanpassen en verwijderen.</w:t>
+          <w:lang w:val="nl-NL"/>
+        </w:rPr>
+        <w:t>Bekijken betekent: de video staat in de videobibliotheek met thumbnail, naam en gegevens. Afspelen in de browser hoort er niet bij.</w:t>
+      </w:r>
+    </w:p>
+    <w:p>
+      <w:pPr>
+        <w:pStyle w:val="ListParagraph"/>
+        <w:numPr>
+          <w:ilvl w:val="0"/>
+          <w:numId w:val="4"/>
+        </w:numPr>
+        <w:rPr>
+          <w:lang w:val="nl-NL"/>
+        </w:rPr>
+      </w:pPr>
+      <w:r>
+        <w:rPr>
+          <w:lang w:val="nl-NL"/>
+        </w:rPr>
+        <w:t>De video’s moeten bij verschillende cursussen gebruikt kunnen worden.</w:t>
+      </w:r>
+    </w:p>
+    <w:p>
+      <w:pPr>
+        <w:pStyle w:val="ListParagraph"/>
+        <w:numPr>
+          <w:ilvl w:val="0"/>
+          <w:numId w:val="4"/>
+        </w:numPr>
+        <w:rPr>
+          <w:lang w:val="nl-NL"/>
+        </w:rPr>
+      </w:pPr>
+      <w:r>
+        <w:rPr>
+          <w:lang w:val="nl-NL"/>
+        </w:rPr>
+        <w:t>Een video die de eigenaar verwijdert, verdwijnt uit de videobibliotheek, maar blijft beschikbaar voor de cursussen die hem gebruiken (zachte verwijdering). Pas als geen enkele gepubliceerde cursus hem meer gebruikt, wordt hij echt verwijderd.</w:t>
+      </w:r>
+    </w:p>
+    <w:p>
+      <w:pPr>
+        <w:pStyle w:val="ListParagraph"/>
+        <w:numPr>
+          <w:ilvl w:val="0"/>
+          <w:numId w:val="4"/>
+        </w:numPr>
+        <w:rPr>
+          <w:lang w:val="nl-NL"/>
+        </w:rPr>
+      </w:pPr>
+      <w:r>
+        <w:rPr>
+          <w:lang w:val="nl-NL"/>
+        </w:rPr>
+        <w:t>Voor het verwijderen van een video tellen alleen gepubliceerde cursussen mee (ook een oudere versie waar een organisatie bewust op is gebleven), niet de oude versies in de geschiedenis.</w:t>
+      </w:r>
+    </w:p>
+    <w:p>
+      <w:pPr>
+        <w:pStyle w:val="ListParagraph"/>
+        <w:numPr>
+          <w:ilvl w:val="0"/>
+          <w:numId w:val="4"/>
+        </w:numPr>
+        <w:rPr>
+          <w:lang w:val="nl-NL"/>
+        </w:rPr>
+      </w:pPr>
+      <w:r>
+        <w:rPr>
+          <w:lang w:val="nl-NL"/>
+        </w:rPr>
+        <w:t>Zachte verwijdering is bevestigd door de stakeholder. Een verwijderde video wordt niet meteen definitief verwijderd: hij verdwijnt uit de videobibliotheek en wordt pas echt verwijderd als geen gepubliceerde cursus hem meer gebruikt</w:t>
+      </w:r>
+      <w:r>
+        <w:rPr>
+          <w:lang w:val="nl-NL"/>
+        </w:rPr>
+        <w:t>.</w:t>
+      </w:r>
+    </w:p>
+    <w:p>
+      <w:pPr>
+        <w:pStyle w:val="Heading3"/>
+        <w:rPr>
+          <w:lang w:val="nl-NL"/>
+        </w:rPr>
+      </w:pPr>
+      <w:r>
+        <w:rPr>
+          <w:lang w:val="nl-NL"/>
+        </w:rPr>
+        <w:t>FR-14 De gebruiker moet video’s uit een centrale videobibliotheek kunnen gebruiken en delen</w:t>
       </w:r>
     </w:p>
     <w:p>
@@ -2723,10 +3641,9 @@
       </w:pPr>
       <w:r>
         <w:rPr>
-          <w:highlight w:val="yellow"/>
-          <w:lang w:val="nl-NL"/>
-        </w:rPr>
-        <w:t>De beheerder kan de accountgegevens van een organisatie aanpassen.</w:t>
+          <w:lang w:val="nl-NL"/>
+        </w:rPr>
+        <w:t>Video’s van alle organisaties staan in één centrale videobibliotheek.</w:t>
       </w:r>
     </w:p>
     <w:p>
@@ -2742,1265 +3659,20 @@
       </w:pPr>
       <w:r>
         <w:rPr>
-          <w:highlight w:val="yellow"/>
-          <w:lang w:val="nl-NL"/>
-        </w:rPr>
-        <w:t>De beheerder kan het wachtwoord van een account opnieuw instellen. Omdat accounts geen e-mailadres hebben, kan een organisatie een vergeten wachtwoord niet zelf herstellen.</w:t>
-      </w:r>
-    </w:p>
-    <w:p>
-      <w:pPr>
-        <w:pStyle w:val="Heading3"/>
-        <w:rPr>
-          <w:lang w:val="nl-NL"/>
-        </w:rPr>
-      </w:pPr>
-      <w:r>
-        <w:rPr>
-          <w:lang w:val="nl-NL"/>
-        </w:rPr>
-        <w:t>FR-06 De gebruiker moet cursussen kunnen aanmaken, aanpassen en verwijderen.</w:t>
-      </w:r>
-    </w:p>
-    <w:p>
-      <w:pPr>
-        <w:pStyle w:val="ListParagraph"/>
-        <w:numPr>
-          <w:ilvl w:val="0"/>
-          <w:numId w:val="5"/>
-        </w:numPr>
-        <w:rPr>
-          <w:lang w:val="nl-NL"/>
-        </w:rPr>
-      </w:pPr>
-      <w:r>
-        <w:rPr>
-          <w:lang w:val="nl-NL"/>
-        </w:rPr>
-        <w:t>Een cursus moet een naam hebben.</w:t>
-      </w:r>
-    </w:p>
-    <w:p>
-      <w:pPr>
-        <w:pStyle w:val="ListParagraph"/>
-        <w:numPr>
-          <w:ilvl w:val="0"/>
-          <w:numId w:val="5"/>
-        </w:numPr>
-        <w:rPr>
-          <w:lang w:val="nl-NL"/>
-        </w:rPr>
-      </w:pPr>
-      <w:r>
-        <w:rPr>
-          <w:lang w:val="nl-NL"/>
-        </w:rPr>
-        <w:t>Een cursus moet gekoppeld zijn aan 1 organisatie.</w:t>
-      </w:r>
-    </w:p>
-    <w:p>
-      <w:pPr>
-        <w:pStyle w:val="ListParagraph"/>
-        <w:numPr>
-          <w:ilvl w:val="0"/>
-          <w:numId w:val="5"/>
-        </w:numPr>
-        <w:rPr>
-          <w:lang w:val="nl-NL"/>
-        </w:rPr>
-      </w:pPr>
-      <w:r>
-        <w:rPr>
-          <w:lang w:val="nl-NL"/>
-        </w:rPr>
-        <w:t>Een cursus moet een beschrijving bevatten.</w:t>
-      </w:r>
-    </w:p>
-    <w:p>
-      <w:pPr>
-        <w:pStyle w:val="ListParagraph"/>
-        <w:numPr>
-          <w:ilvl w:val="0"/>
-          <w:numId w:val="5"/>
-        </w:numPr>
-        <w:rPr>
-          <w:lang w:val="nl-NL"/>
-        </w:rPr>
-      </w:pPr>
-      <w:r>
-        <w:rPr>
-          <w:lang w:val="nl-NL"/>
-        </w:rPr>
-        <w:t>Een cursus moet 1 start en minimaal 1 eind scenario onderdeel bevatten.</w:t>
-      </w:r>
-    </w:p>
-    <w:p>
-      <w:pPr>
-        <w:pStyle w:val="Heading3"/>
-        <w:rPr>
-          <w:lang w:val="nl-NL"/>
-        </w:rPr>
-      </w:pPr>
-      <w:r>
-        <w:rPr>
-          <w:lang w:val="nl-NL"/>
-        </w:rPr>
-        <w:t>FR-07 De gebruiker moet Scenario onderdelen kunnen aanmaken, aanpassen en verwijderen.</w:t>
-      </w:r>
-    </w:p>
-    <w:p>
-      <w:pPr>
-        <w:pStyle w:val="ListParagraph"/>
-        <w:numPr>
-          <w:ilvl w:val="0"/>
-          <w:numId w:val="7"/>
-        </w:numPr>
-        <w:rPr>
-          <w:lang w:val="nl-NL"/>
-        </w:rPr>
-      </w:pPr>
-      <w:r>
-        <w:rPr>
-          <w:lang w:val="nl-NL"/>
-        </w:rPr>
-        <w:t>Een scenario onderdeel moet 1 video bevatten</w:t>
-      </w:r>
-    </w:p>
-    <w:p>
-      <w:pPr>
-        <w:pStyle w:val="ListParagraph"/>
-        <w:numPr>
-          <w:ilvl w:val="0"/>
-          <w:numId w:val="7"/>
-        </w:numPr>
-        <w:rPr>
-          <w:lang w:val="nl-NL"/>
-        </w:rPr>
-      </w:pPr>
-      <w:r>
-        <w:rPr>
-          <w:lang w:val="nl-NL"/>
-        </w:rPr>
-        <w:t>Een scenario onderdeel kan 0 of 1 vraag bevatten.</w:t>
-      </w:r>
-    </w:p>
-    <w:p>
-      <w:pPr>
-        <w:pStyle w:val="ListParagraph"/>
-        <w:numPr>
-          <w:ilvl w:val="0"/>
-          <w:numId w:val="7"/>
-        </w:numPr>
-        <w:rPr>
-          <w:lang w:val="nl-NL"/>
-        </w:rPr>
-      </w:pPr>
-      <w:r>
-        <w:rPr>
-          <w:lang w:val="nl-NL"/>
-        </w:rPr>
-        <w:t>Als een scenario onderdeel een vraag bevat, moet hij 2 tot 4 antwoordmogelijkheden hebben.</w:t>
-      </w:r>
-    </w:p>
-    <w:p>
-      <w:pPr>
-        <w:pStyle w:val="ListParagraph"/>
-        <w:numPr>
-          <w:ilvl w:val="0"/>
-          <w:numId w:val="7"/>
-        </w:numPr>
-        <w:rPr>
-          <w:lang w:val="nl-NL"/>
-        </w:rPr>
-      </w:pPr>
-      <w:r>
-        <w:rPr>
-          <w:lang w:val="nl-NL"/>
-        </w:rPr>
-        <w:t>Een scenario onderdeel moet als hij vragen bevat, 1 goed antwoord hebben.</w:t>
-      </w:r>
-    </w:p>
-    <w:p>
-      <w:pPr>
-        <w:pStyle w:val="ListParagraph"/>
-        <w:numPr>
-          <w:ilvl w:val="0"/>
-          <w:numId w:val="7"/>
-        </w:numPr>
-        <w:rPr>
-          <w:lang w:val="nl-NL"/>
-        </w:rPr>
-      </w:pPr>
-      <w:r>
-        <w:rPr>
-          <w:lang w:val="nl-NL"/>
-        </w:rPr>
-        <w:t>De gebruiker moet een bestaande video aan een scenario-onderdeel kunnen koppelen.</w:t>
-      </w:r>
-    </w:p>
-    <w:p>
-      <w:pPr>
-        <w:pStyle w:val="ListParagraph"/>
-        <w:numPr>
-          <w:ilvl w:val="0"/>
-          <w:numId w:val="7"/>
-        </w:numPr>
-        <w:rPr>
-          <w:lang w:val="nl-NL"/>
-        </w:rPr>
-      </w:pPr>
-      <w:r>
-        <w:rPr>
-          <w:lang w:val="nl-NL"/>
-        </w:rPr>
-        <w:t xml:space="preserve"> Een scenario-onderdeel moet als eindonderdeel kunnen functioneren zonder volgende stap.</w:t>
-      </w:r>
-    </w:p>
-    <w:p>
-      <w:pPr>
-        <w:pStyle w:val="Heading3"/>
-        <w:rPr>
-          <w:lang w:val="nl-NL"/>
-        </w:rPr>
-      </w:pPr>
-      <w:r>
-        <w:rPr>
-          <w:lang w:val="nl-NL"/>
-        </w:rPr>
-        <w:t>FR-08 De gebruiker moet de volgorde van de scenario onderdelen kunnen aanpassen</w:t>
-      </w:r>
-    </w:p>
-    <w:p>
-      <w:pPr>
-        <w:pStyle w:val="ListParagraph"/>
-        <w:numPr>
-          <w:ilvl w:val="0"/>
-          <w:numId w:val="8"/>
-        </w:numPr>
-        <w:rPr>
-          <w:lang w:val="nl-NL"/>
-        </w:rPr>
-      </w:pPr>
-      <w:r>
-        <w:rPr>
-          <w:lang w:val="nl-NL"/>
-        </w:rPr>
-        <w:t>Per antwoord moet bepaald worden naar welke scenario onderdeel het gaat.</w:t>
-      </w:r>
-    </w:p>
-    <w:p>
-      <w:pPr>
-        <w:pStyle w:val="ListParagraph"/>
-        <w:numPr>
-          <w:ilvl w:val="0"/>
-          <w:numId w:val="8"/>
-        </w:numPr>
-        <w:rPr>
-          <w:lang w:val="nl-NL"/>
-        </w:rPr>
-      </w:pPr>
-      <w:r>
-        <w:rPr>
-          <w:lang w:val="nl-NL"/>
-        </w:rPr>
-        <w:t>Meerdere antwoorden mogen naar hetzelfde scenario onderdeel gaan.</w:t>
-      </w:r>
-    </w:p>
-    <w:p>
-      <w:pPr>
-        <w:pStyle w:val="ListParagraph"/>
-        <w:numPr>
-          <w:ilvl w:val="0"/>
-          <w:numId w:val="8"/>
-        </w:numPr>
-        <w:rPr>
-          <w:lang w:val="nl-NL"/>
-        </w:rPr>
-      </w:pPr>
-      <w:r>
-        <w:rPr>
-          <w:lang w:val="nl-NL"/>
-        </w:rPr>
-        <w:t>Een scenario onderdeel mag het start of eind onderdeel van de cursus zijn.</w:t>
-      </w:r>
-    </w:p>
-    <w:p>
-      <w:pPr>
-        <w:pStyle w:val="ListParagraph"/>
-        <w:numPr>
-          <w:ilvl w:val="0"/>
-          <w:numId w:val="8"/>
-        </w:numPr>
-        <w:rPr>
-          <w:lang w:val="nl-NL"/>
-        </w:rPr>
-      </w:pPr>
-      <w:r>
-        <w:rPr>
-          <w:lang w:val="nl-NL"/>
-        </w:rPr>
-        <w:lastRenderedPageBreak/>
-        <w:t>Een scenario onderdeel zonder vraag moet direct verwijzen naar de volgende stap.</w:t>
-      </w:r>
-    </w:p>
-    <w:p>
-      <w:pPr>
-        <w:pStyle w:val="Heading3"/>
-        <w:rPr>
-          <w:lang w:val="nl-NL"/>
-        </w:rPr>
-      </w:pPr>
-      <w:r>
-        <w:rPr>
-          <w:lang w:val="nl-NL"/>
-        </w:rPr>
-        <w:t xml:space="preserve">FR-09 De gebruiker moet een cursus kunnen publiceren en </w:t>
+          <w:lang w:val="nl-NL"/>
+        </w:rPr>
+        <w:t xml:space="preserve">De </w:t>
       </w:r>
       <w:proofErr w:type="spellStart"/>
       <w:r>
         <w:rPr>
           <w:lang w:val="nl-NL"/>
         </w:rPr>
-        <w:t>onpubliceren</w:t>
+        <w:t>uploader</w:t>
       </w:r>
       <w:proofErr w:type="spellEnd"/>
-    </w:p>
-    <w:p>
-      <w:pPr>
-        <w:pStyle w:val="ListParagraph"/>
-        <w:numPr>
-          <w:ilvl w:val="0"/>
-          <w:numId w:val="11"/>
-        </w:numPr>
-        <w:rPr>
-          <w:lang w:val="nl-NL"/>
-        </w:rPr>
-      </w:pPr>
-      <w:r>
-        <w:rPr>
-          <w:lang w:val="nl-NL"/>
-        </w:rPr>
-        <w:t xml:space="preserve">De gebruiker kan alleen cursussen van zijn eigen organisatie publiceren en </w:t>
-      </w:r>
-      <w:proofErr w:type="spellStart"/>
-      <w:r>
-        <w:rPr>
-          <w:lang w:val="nl-NL"/>
-        </w:rPr>
-        <w:t>onpubliceren</w:t>
-      </w:r>
-      <w:proofErr w:type="spellEnd"/>
-      <w:r>
-        <w:rPr>
-          <w:lang w:val="nl-NL"/>
-        </w:rPr>
-        <w:t>.</w:t>
-      </w:r>
-    </w:p>
-    <w:p>
-      <w:pPr>
-        <w:pStyle w:val="ListParagraph"/>
-        <w:numPr>
-          <w:ilvl w:val="0"/>
-          <w:numId w:val="11"/>
-        </w:numPr>
-        <w:rPr>
-          <w:lang w:val="nl-NL"/>
-        </w:rPr>
-      </w:pPr>
-      <w:r>
-        <w:rPr>
-          <w:lang w:val="nl-NL"/>
-        </w:rPr>
-        <w:t xml:space="preserve">Alleen een voltooide cursus mag gepubliceerd worden. </w:t>
-      </w:r>
-    </w:p>
-    <w:p>
-      <w:pPr>
-        <w:pStyle w:val="ListParagraph"/>
-        <w:numPr>
-          <w:ilvl w:val="0"/>
-          <w:numId w:val="11"/>
-        </w:numPr>
-        <w:rPr>
-          <w:lang w:val="nl-NL"/>
-        </w:rPr>
-      </w:pPr>
-      <w:r>
-        <w:rPr>
-          <w:lang w:val="nl-NL"/>
-        </w:rPr>
-        <w:t>De gebruiker moet kunnen zien welke cursussen gepubliceerd zijn.</w:t>
-      </w:r>
-    </w:p>
-    <w:p>
-      <w:pPr>
-        <w:pStyle w:val="ListParagraph"/>
-        <w:numPr>
-          <w:ilvl w:val="0"/>
-          <w:numId w:val="5"/>
-        </w:numPr>
-        <w:rPr>
-          <w:lang w:val="nl-NL"/>
-        </w:rPr>
-      </w:pPr>
-      <w:r>
-        <w:rPr>
-          <w:highlight w:val="yellow"/>
-          <w:lang w:val="nl-NL"/>
-        </w:rPr>
-        <w:t>Bij het publiceren kiest de gebruiker of de cursus alleen beschikbaar is voor de eigen organisatie of ook gedeeld wordt via de centrale cursusbibliotheek (FR-12).</w:t>
-      </w:r>
-    </w:p>
-    <w:p>
-      <w:pPr>
-        <w:pStyle w:val="Heading3"/>
-        <w:rPr>
-          <w:lang w:val="nl-NL"/>
-        </w:rPr>
-      </w:pPr>
-      <w:r>
-        <w:rPr>
-          <w:highlight w:val="yellow"/>
-          <w:lang w:val="nl-NL"/>
-        </w:rPr>
-        <w:t>FR-10 De gebruiker moet een cursus als concept kunnen opslaan</w:t>
-      </w:r>
-    </w:p>
-    <w:p>
-      <w:pPr>
-        <w:pStyle w:val="ListParagraph"/>
-        <w:numPr>
-          <w:ilvl w:val="0"/>
-          <w:numId w:val="5"/>
-        </w:numPr>
-        <w:rPr>
-          <w:lang w:val="nl-NL"/>
-        </w:rPr>
-      </w:pPr>
-      <w:r>
-        <w:rPr>
-          <w:highlight w:val="yellow"/>
-          <w:lang w:val="nl-NL"/>
-        </w:rPr>
-        <w:t>Een cursus kan tussentijds worden opgeslagen zonder dat deze zichtbaar wordt op de Quest.</w:t>
-      </w:r>
-    </w:p>
-    <w:p>
-      <w:pPr>
-        <w:pStyle w:val="ListParagraph"/>
-        <w:numPr>
-          <w:ilvl w:val="0"/>
-          <w:numId w:val="5"/>
-        </w:numPr>
-        <w:rPr>
-          <w:lang w:val="nl-NL"/>
-        </w:rPr>
-      </w:pPr>
-      <w:r>
-        <w:rPr>
-          <w:highlight w:val="yellow"/>
-          <w:lang w:val="nl-NL"/>
-        </w:rPr>
-        <w:t>Een concept hoeft nog niet voltooid te zijn.</w:t>
-      </w:r>
-    </w:p>
-    <w:p>
-      <w:pPr>
-        <w:pStyle w:val="Heading3"/>
-        <w:rPr>
-          <w:lang w:val="nl-NL"/>
-        </w:rPr>
-      </w:pPr>
-      <w:r>
-        <w:rPr>
-          <w:highlight w:val="yellow"/>
-          <w:lang w:val="nl-NL"/>
-        </w:rPr>
-        <w:t>FR-11 De gebruiker moet een gepubliceerde cursus kunnen bijwerken</w:t>
-      </w:r>
-    </w:p>
-    <w:p>
-      <w:pPr>
-        <w:pStyle w:val="ListParagraph"/>
-        <w:numPr>
-          <w:ilvl w:val="0"/>
-          <w:numId w:val="5"/>
-        </w:numPr>
-        <w:rPr>
-          <w:lang w:val="nl-NL"/>
-        </w:rPr>
-      </w:pPr>
-      <w:r>
-        <w:rPr>
-          <w:highlight w:val="yellow"/>
-          <w:lang w:val="nl-NL"/>
-        </w:rPr>
-        <w:t>Een gepubliceerde cursus kan worden aangepast; de wijzigingen komen pas op de Quest na opnieuw publiceren.</w:t>
-      </w:r>
-    </w:p>
-    <w:p>
-      <w:pPr>
-        <w:pStyle w:val="ListParagraph"/>
-        <w:numPr>
-          <w:ilvl w:val="0"/>
-          <w:numId w:val="5"/>
-        </w:numPr>
-        <w:rPr>
-          <w:lang w:val="nl-NL"/>
-        </w:rPr>
-      </w:pPr>
-      <w:r>
-        <w:rPr>
-          <w:highlight w:val="yellow"/>
-          <w:lang w:val="nl-NL"/>
-        </w:rPr>
-        <w:t>De gebruiker kan zien welke versie van een cursus op de Quest beschikbaar is.</w:t>
-      </w:r>
-    </w:p>
-    <w:p>
-      <w:pPr>
-        <w:pStyle w:val="ListParagraph"/>
-        <w:numPr>
-          <w:ilvl w:val="0"/>
-          <w:numId w:val="5"/>
-        </w:numPr>
-        <w:rPr>
-          <w:lang w:val="nl-NL"/>
-        </w:rPr>
-      </w:pPr>
-      <w:r>
-        <w:rPr>
-          <w:highlight w:val="green"/>
-          <w:lang w:val="nl-NL"/>
-        </w:rPr>
-        <w:t>Oude versies van een cursus blijven onbeperkt bewaard in de geschiedenis.</w:t>
-      </w:r>
-    </w:p>
-    <w:p>
-      <w:pPr>
-        <w:pStyle w:val="ListParagraph"/>
-        <w:numPr>
-          <w:ilvl w:val="0"/>
-          <w:numId w:val="5"/>
-        </w:numPr>
-        <w:rPr>
-          <w:lang w:val="nl-NL"/>
-        </w:rPr>
-      </w:pPr>
-      <w:r>
-        <w:rPr>
-          <w:highlight w:val="green"/>
-          <w:lang w:val="nl-NL"/>
-        </w:rPr>
-        <w:t>Een oude versie in de geschiedenis is alleen archief. Wil de gebruiker zo’n versie opnieuw publiceren en is een video erin inmiddels verwijderd (zie FR-13), dan moet hij voor die stap een nieuwe video kiezen.</w:t>
-      </w:r>
-    </w:p>
-    <w:p>
-      <w:pPr>
-        <w:pStyle w:val="Heading3"/>
-        <w:rPr>
-          <w:strike/>
-          <w:color w:val="C00000"/>
-          <w:lang w:val="nl-NL"/>
-        </w:rPr>
-      </w:pPr>
-      <w:proofErr w:type="gramStart"/>
-      <w:r>
-        <w:rPr>
-          <w:strike/>
-          <w:color w:val="C00000"/>
-          <w:lang w:val="nl-NL"/>
-        </w:rPr>
-        <w:t>oud</w:t>
-      </w:r>
-      <w:proofErr w:type="gramEnd"/>
-      <w:r>
-        <w:rPr>
-          <w:strike/>
-          <w:color w:val="C00000"/>
-          <w:lang w:val="nl-NL"/>
-        </w:rPr>
-        <w:t xml:space="preserve"> FR-10 De gebruiker moet een cursus kunnen delen met een andere organisatie.</w:t>
-      </w:r>
-    </w:p>
-    <w:p>
-      <w:pPr>
-        <w:pStyle w:val="ListParagraph"/>
-        <w:numPr>
-          <w:ilvl w:val="0"/>
-          <w:numId w:val="16"/>
-        </w:numPr>
-        <w:rPr>
-          <w:strike/>
-          <w:color w:val="C00000"/>
-          <w:lang w:val="nl-NL"/>
-        </w:rPr>
-      </w:pPr>
-      <w:r>
-        <w:rPr>
-          <w:strike/>
-          <w:color w:val="C00000"/>
-          <w:lang w:val="nl-NL"/>
-        </w:rPr>
-        <w:t>De gebruiker moet kunnen kiezen met welke organisatie een cursus wordt gedeeld</w:t>
-      </w:r>
-    </w:p>
-    <w:p>
-      <w:pPr>
-        <w:pStyle w:val="ListParagraph"/>
-        <w:numPr>
-          <w:ilvl w:val="0"/>
-          <w:numId w:val="16"/>
-        </w:numPr>
-        <w:rPr>
-          <w:strike/>
-          <w:color w:val="C00000"/>
-          <w:lang w:val="nl-NL"/>
-        </w:rPr>
-      </w:pPr>
-      <w:r>
-        <w:rPr>
-          <w:strike/>
-          <w:color w:val="C00000"/>
-          <w:lang w:val="nl-NL"/>
-        </w:rPr>
-        <w:t>Tijdens het delen wordt een kopie van de cursus aangemaakt voor de ontvangende organisatie.</w:t>
-      </w:r>
-    </w:p>
-    <w:p>
-      <w:pPr>
-        <w:pStyle w:val="ListParagraph"/>
-        <w:numPr>
-          <w:ilvl w:val="0"/>
-          <w:numId w:val="16"/>
-        </w:numPr>
-        <w:rPr>
-          <w:strike/>
-          <w:color w:val="C00000"/>
-          <w:lang w:val="nl-NL"/>
-        </w:rPr>
-      </w:pPr>
-      <w:r>
-        <w:rPr>
-          <w:strike/>
-          <w:color w:val="C00000"/>
-          <w:lang w:val="nl-NL"/>
-        </w:rPr>
-        <w:t>De ontvangende organisatie kan de gekopieerde cursus aanpassen.</w:t>
-      </w:r>
-    </w:p>
-    <w:p>
-      <w:pPr>
-        <w:pStyle w:val="ListParagraph"/>
-        <w:numPr>
-          <w:ilvl w:val="0"/>
-          <w:numId w:val="16"/>
-        </w:numPr>
-        <w:rPr>
-          <w:strike/>
-          <w:color w:val="C00000"/>
-          <w:lang w:val="nl-NL"/>
-        </w:rPr>
-      </w:pPr>
-      <w:r>
-        <w:rPr>
-          <w:strike/>
-          <w:color w:val="C00000"/>
-          <w:lang w:val="nl-NL"/>
-        </w:rPr>
-        <w:t>Wijzigingen op de cursussen hebben geen effect op het origineel of de kopie.</w:t>
-      </w:r>
-    </w:p>
-    <w:p>
-      <w:pPr>
-        <w:pStyle w:val="Heading3"/>
-        <w:rPr>
-          <w:strike/>
-          <w:color w:val="C00000"/>
-          <w:lang w:val="nl-NL"/>
-        </w:rPr>
-      </w:pPr>
-      <w:proofErr w:type="gramStart"/>
-      <w:r>
-        <w:rPr>
-          <w:strike/>
-          <w:color w:val="C00000"/>
-          <w:lang w:val="nl-NL"/>
-        </w:rPr>
-        <w:t>oud</w:t>
-      </w:r>
-      <w:proofErr w:type="gramEnd"/>
-      <w:r>
-        <w:rPr>
-          <w:strike/>
-          <w:color w:val="C00000"/>
-          <w:lang w:val="nl-NL"/>
-        </w:rPr>
-        <w:t xml:space="preserve"> FR-11 De gebruiker moet cursussen van andere organisaties kunnen bekijken.</w:t>
-      </w:r>
-    </w:p>
-    <w:p>
-      <w:pPr>
-        <w:pStyle w:val="ListParagraph"/>
-        <w:numPr>
-          <w:ilvl w:val="0"/>
-          <w:numId w:val="16"/>
-        </w:numPr>
-        <w:rPr>
-          <w:strike/>
-          <w:color w:val="C00000"/>
-          <w:lang w:val="nl-NL"/>
-        </w:rPr>
-      </w:pPr>
-      <w:r>
-        <w:rPr>
-          <w:strike/>
-          <w:color w:val="C00000"/>
-          <w:lang w:val="nl-NL"/>
-        </w:rPr>
-        <w:t>De gebruiker moet een overzicht van cursussen kunnen zien</w:t>
-      </w:r>
-    </w:p>
-    <w:p>
-      <w:pPr>
-        <w:pStyle w:val="ListParagraph"/>
-        <w:numPr>
-          <w:ilvl w:val="0"/>
-          <w:numId w:val="16"/>
-        </w:numPr>
-        <w:rPr>
-          <w:strike/>
-          <w:color w:val="C00000"/>
-          <w:lang w:val="nl-NL"/>
-        </w:rPr>
-      </w:pPr>
-      <w:r>
-        <w:rPr>
-          <w:strike/>
-          <w:color w:val="C00000"/>
-          <w:lang w:val="nl-NL"/>
-        </w:rPr>
-        <w:t>De gebruiker moet toegang tot een cursus kunnen aanvragen.</w:t>
-      </w:r>
-    </w:p>
-    <w:p>
-      <w:pPr>
-        <w:pStyle w:val="ListParagraph"/>
-        <w:numPr>
-          <w:ilvl w:val="0"/>
-          <w:numId w:val="16"/>
-        </w:numPr>
-        <w:rPr>
-          <w:strike/>
-          <w:color w:val="C00000"/>
-          <w:lang w:val="nl-NL"/>
-        </w:rPr>
-      </w:pPr>
-      <w:r>
-        <w:rPr>
-          <w:strike/>
-          <w:color w:val="C00000"/>
-          <w:lang w:val="nl-NL"/>
-        </w:rPr>
-        <w:t>De organisatie die eigenaar is van de cursus moet het toegangsverzoek kunnen weigeren of accepteren.</w:t>
-      </w:r>
-    </w:p>
-    <w:p>
-      <w:pPr>
-        <w:pStyle w:val="Heading3"/>
-        <w:rPr>
-          <w:lang w:val="nl-NL"/>
-        </w:rPr>
-      </w:pPr>
-      <w:r>
-        <w:rPr>
-          <w:highlight w:val="yellow"/>
-          <w:lang w:val="nl-NL"/>
-        </w:rPr>
-        <w:t>FR-12 De gebruiker moet cursussen kunnen delen via een centrale cursusbibliotheek</w:t>
-      </w:r>
-    </w:p>
-    <w:p>
-      <w:pPr>
-        <w:pStyle w:val="ListParagraph"/>
-        <w:numPr>
-          <w:ilvl w:val="0"/>
-          <w:numId w:val="5"/>
-        </w:numPr>
-        <w:rPr>
-          <w:lang w:val="nl-NL"/>
-        </w:rPr>
-      </w:pPr>
-      <w:r>
-        <w:rPr>
-          <w:highlight w:val="yellow"/>
-          <w:lang w:val="nl-NL"/>
-        </w:rPr>
-        <w:t>Bij het publiceren kiest de gebruiker of de cursus ook in de centrale cursusbibliotheek komt (FR-09).</w:t>
-      </w:r>
-    </w:p>
-    <w:p>
-      <w:pPr>
-        <w:pStyle w:val="ListParagraph"/>
-        <w:numPr>
-          <w:ilvl w:val="0"/>
-          <w:numId w:val="5"/>
-        </w:numPr>
-        <w:rPr>
-          <w:lang w:val="nl-NL"/>
-        </w:rPr>
-      </w:pPr>
-      <w:r>
-        <w:rPr>
-          <w:highlight w:val="yellow"/>
-          <w:lang w:val="nl-NL"/>
-        </w:rPr>
-        <w:t>De gebruiker kan de cursussen in de centrale cursusbibliotheek bekijken.</w:t>
-      </w:r>
-    </w:p>
-    <w:p>
-      <w:pPr>
-        <w:pStyle w:val="ListParagraph"/>
-        <w:numPr>
-          <w:ilvl w:val="0"/>
-          <w:numId w:val="5"/>
-        </w:numPr>
-        <w:rPr>
-          <w:lang w:val="nl-NL"/>
-        </w:rPr>
-      </w:pPr>
-      <w:r>
-        <w:rPr>
-          <w:highlight w:val="yellow"/>
-          <w:lang w:val="nl-NL"/>
-        </w:rPr>
-        <w:lastRenderedPageBreak/>
-        <w:t xml:space="preserve">De gebruiker kan een cursus uit de bibliotheek toevoegen aan de eigen organisatie; </w:t>
-      </w:r>
-      <w:r>
-        <w:rPr>
-          <w:strike/>
-          <w:color w:val="C00000"/>
-          <w:lang w:val="nl-NL"/>
-        </w:rPr>
-        <w:t>daarbij wordt een kopie gemaakt.</w:t>
-      </w:r>
-      <w:r>
-        <w:rPr>
-          <w:highlight w:val="green"/>
-          <w:lang w:val="nl-NL"/>
-        </w:rPr>
-        <w:t xml:space="preserve"> </w:t>
-      </w:r>
-      <w:proofErr w:type="gramStart"/>
-      <w:r>
-        <w:rPr>
-          <w:highlight w:val="green"/>
-          <w:lang w:val="nl-NL"/>
-        </w:rPr>
-        <w:t>daarbij</w:t>
-      </w:r>
-      <w:proofErr w:type="gramEnd"/>
-      <w:r>
-        <w:rPr>
-          <w:highlight w:val="green"/>
-          <w:lang w:val="nl-NL"/>
-        </w:rPr>
-        <w:t xml:space="preserve"> krijgt de organisatie een verwijzing naar de originele cursus, geen kopie.</w:t>
-      </w:r>
-    </w:p>
-    <w:p>
-      <w:pPr>
-        <w:pStyle w:val="ListParagraph"/>
-        <w:numPr>
-          <w:ilvl w:val="0"/>
-          <w:numId w:val="5"/>
-        </w:numPr>
-        <w:rPr>
-          <w:lang w:val="nl-NL"/>
-        </w:rPr>
-      </w:pPr>
-      <w:r>
-        <w:rPr>
-          <w:strike/>
-          <w:color w:val="C00000"/>
-          <w:lang w:val="nl-NL"/>
-        </w:rPr>
-        <w:t>De organisatie kan de kopie aanpassen</w:t>
-      </w:r>
-      <w:r>
-        <w:rPr>
-          <w:highlight w:val="green"/>
-          <w:lang w:val="nl-NL"/>
-        </w:rPr>
-        <w:t xml:space="preserve"> Zodra de organisatie de cursus wil aanpassen, krijgt zij een volledige eigen kopie</w:t>
-      </w:r>
-      <w:r>
-        <w:rPr>
-          <w:highlight w:val="yellow"/>
-          <w:lang w:val="nl-NL"/>
-        </w:rPr>
-        <w:t>; de oorspronkelijke cursus blijft ongewijzigd.</w:t>
-      </w:r>
-    </w:p>
-    <w:p>
-      <w:pPr>
-        <w:pStyle w:val="ListParagraph"/>
-        <w:numPr>
-          <w:ilvl w:val="0"/>
-          <w:numId w:val="5"/>
-        </w:numPr>
-        <w:rPr>
-          <w:lang w:val="nl-NL"/>
-        </w:rPr>
-      </w:pPr>
-      <w:r>
-        <w:rPr>
-          <w:highlight w:val="green"/>
-          <w:lang w:val="nl-NL"/>
-        </w:rPr>
-        <w:t>In de centrale cursusbibliotheek staan alleen de originele cursussen, geen aangepaste kopieën. Wijkt een cursus sterk af van het origineel, dan wordt het een eigen cursus.</w:t>
-      </w:r>
-    </w:p>
-    <w:p>
-      <w:pPr>
-        <w:pStyle w:val="ListParagraph"/>
-        <w:numPr>
-          <w:ilvl w:val="0"/>
-          <w:numId w:val="5"/>
-        </w:numPr>
-        <w:rPr>
-          <w:lang w:val="nl-NL"/>
-        </w:rPr>
-      </w:pPr>
-      <w:r>
-        <w:rPr>
-          <w:highlight w:val="green"/>
-          <w:lang w:val="nl-NL"/>
-        </w:rPr>
-        <w:t>Een organisatie met een verwijzing krijgt een melding als de eigenaar een nieuwe versie publiceert en kiest dan de nieuwe of de oude versie. De verwijzing wijst naar de gekozen versie. Een eigen kopie krijgt geen updates meer.</w:t>
-      </w:r>
-    </w:p>
-    <w:p>
-      <w:pPr>
-        <w:pStyle w:val="ListParagraph"/>
-        <w:numPr>
-          <w:ilvl w:val="0"/>
-          <w:numId w:val="5"/>
-        </w:numPr>
-        <w:rPr>
-          <w:lang w:val="nl-NL"/>
-        </w:rPr>
-      </w:pPr>
-      <w:r>
-        <w:rPr>
-          <w:highlight w:val="green"/>
-          <w:lang w:val="nl-NL"/>
-        </w:rPr>
-        <w:t>Bevat de cursus video’s die niet algemeen beschikbaar zijn, dan krijgt de eigenaar bij het in de bibliotheek zetten een waarschuwing (doorgaan of annuleren).</w:t>
-      </w:r>
-    </w:p>
-    <w:p>
-      <w:pPr>
-        <w:pStyle w:val="ListParagraph"/>
-        <w:numPr>
-          <w:ilvl w:val="0"/>
-          <w:numId w:val="5"/>
-        </w:numPr>
-        <w:rPr>
-          <w:lang w:val="nl-NL"/>
-        </w:rPr>
-      </w:pPr>
-      <w:r>
-        <w:rPr>
-          <w:highlight w:val="green"/>
-          <w:lang w:val="nl-NL"/>
-        </w:rPr>
-        <w:t>De ontvanger mag zo’n video binnen die cursus gebruiken en de cursus verder volledig aanpassen. De video staat niet in de publieke videobibliotheek. Dit is niet terug te draaien: ook als de eigenaar de video later beperkt, blijven bestaande cursussen hem gebruiken (zie FR-14).</w:t>
-      </w:r>
-    </w:p>
-    <w:p>
-      <w:pPr>
-        <w:pStyle w:val="ListParagraph"/>
-        <w:numPr>
-          <w:ilvl w:val="0"/>
-          <w:numId w:val="5"/>
-        </w:numPr>
-        <w:rPr>
-          <w:lang w:val="nl-NL"/>
-        </w:rPr>
-      </w:pPr>
-      <w:r>
-        <w:rPr>
-          <w:highlight w:val="green"/>
-          <w:lang w:val="nl-NL"/>
-        </w:rPr>
-        <w:t>Verwijdert de eigenaar een cursus, dan verdwijnt hij uit de centrale cursusbibliotheek. Wie hem al heeft gedownload of overgenomen, kan hem blijven gebruiken. Pas als niemand hem meer gebruikt, wordt hij echt verwijderd (zie ook FR-13).</w:t>
-      </w:r>
-      <w:r>
-        <w:rPr>
-          <w:highlight w:val="cyan"/>
-          <w:lang w:val="nl-NL"/>
-        </w:rPr>
-        <w:t xml:space="preserve"> Dit is zachte verwijdering, bevestigd door de stakeholder.</w:t>
-      </w:r>
-    </w:p>
-    <w:p>
-      <w:pPr>
-        <w:pStyle w:val="Heading3"/>
-        <w:rPr>
-          <w:lang w:val="nl-NL"/>
-        </w:rPr>
-      </w:pPr>
-      <w:r>
-        <w:rPr>
-          <w:lang w:val="nl-NL"/>
-        </w:rPr>
-        <w:t>FR-13 De gebruiker moet 360 graden video’s kunnen toevoegen, bekijken en verwijderen.</w:t>
-      </w:r>
-    </w:p>
-    <w:p>
-      <w:pPr>
-        <w:pStyle w:val="ListParagraph"/>
-        <w:numPr>
-          <w:ilvl w:val="0"/>
-          <w:numId w:val="4"/>
-        </w:numPr>
-        <w:rPr>
-          <w:lang w:val="nl-NL"/>
-        </w:rPr>
-      </w:pPr>
-      <w:r>
-        <w:rPr>
-          <w:lang w:val="nl-NL"/>
-        </w:rPr>
-        <w:t>De video moet een 360° video zijn</w:t>
-      </w:r>
-    </w:p>
-    <w:p>
-      <w:pPr>
-        <w:pStyle w:val="ListParagraph"/>
-        <w:numPr>
-          <w:ilvl w:val="0"/>
-          <w:numId w:val="4"/>
-        </w:numPr>
-        <w:rPr>
-          <w:lang w:val="nl-NL"/>
-        </w:rPr>
-      </w:pPr>
-      <w:r>
-        <w:rPr>
-          <w:lang w:val="nl-NL"/>
-        </w:rPr>
-        <w:t>Het systeem moet voorkomen dat een niet ondersteunde videoformat niet gebruikt kan worden</w:t>
-      </w:r>
-    </w:p>
-    <w:p>
-      <w:pPr>
-        <w:pStyle w:val="ListParagraph"/>
-        <w:numPr>
-          <w:ilvl w:val="0"/>
-          <w:numId w:val="5"/>
-        </w:numPr>
-        <w:rPr>
-          <w:lang w:val="nl-NL"/>
-        </w:rPr>
-      </w:pPr>
-      <w:r>
-        <w:rPr>
-          <w:highlight w:val="yellow"/>
-          <w:lang w:val="nl-NL"/>
-        </w:rPr>
-        <w:t>Bekijken betekent: de video staat in de videobibliotheek met thumbnail, naam en gegevens. Afspelen in de browser hoort er niet bij.</w:t>
-      </w:r>
-    </w:p>
-    <w:p>
-      <w:pPr>
-        <w:pStyle w:val="ListParagraph"/>
-        <w:numPr>
-          <w:ilvl w:val="0"/>
-          <w:numId w:val="4"/>
-        </w:numPr>
-        <w:rPr>
-          <w:lang w:val="nl-NL"/>
-        </w:rPr>
-      </w:pPr>
-      <w:r>
-        <w:rPr>
-          <w:lang w:val="nl-NL"/>
-        </w:rPr>
-        <w:t>De video’s moeten bij verschillende cursussen gebruikt kunnen worden.</w:t>
-      </w:r>
-    </w:p>
-    <w:p>
-      <w:pPr>
-        <w:pStyle w:val="ListParagraph"/>
-        <w:numPr>
-          <w:ilvl w:val="0"/>
-          <w:numId w:val="4"/>
-        </w:numPr>
-        <w:rPr>
-          <w:lang w:val="nl-NL"/>
-        </w:rPr>
-      </w:pPr>
-      <w:r>
-        <w:rPr>
-          <w:strike/>
-          <w:color w:val="C00000"/>
-          <w:lang w:val="nl-NL"/>
-        </w:rPr>
-        <w:t>Een video mag niet verwijderd worden als hij nog gebruikt wordt in een cursus, ook als dat een cursus van een andere organisatie is.</w:t>
-      </w:r>
-    </w:p>
-    <w:p>
-      <w:pPr>
-        <w:pStyle w:val="ListParagraph"/>
-        <w:numPr>
-          <w:ilvl w:val="0"/>
-          <w:numId w:val="4"/>
-        </w:numPr>
-        <w:rPr>
-          <w:lang w:val="nl-NL"/>
-        </w:rPr>
-      </w:pPr>
-      <w:r>
-        <w:rPr>
-          <w:highlight w:val="green"/>
-          <w:lang w:val="nl-NL"/>
-        </w:rPr>
-        <w:t>Een video die de eigenaar verwijdert, verdwijnt uit de videobibliotheek, maar blijft beschikbaar voor de cursussen die hem gebruiken (zachte verwijdering). Pas als geen enkele gepubliceerde cursus hem meer gebruikt, wordt hij echt verwijderd.</w:t>
-      </w:r>
-    </w:p>
-    <w:p>
-      <w:pPr>
-        <w:pStyle w:val="ListParagraph"/>
-        <w:numPr>
-          <w:ilvl w:val="0"/>
-          <w:numId w:val="4"/>
-        </w:numPr>
-        <w:rPr>
-          <w:lang w:val="nl-NL"/>
-        </w:rPr>
-      </w:pPr>
-      <w:r>
-        <w:rPr>
-          <w:highlight w:val="green"/>
-          <w:lang w:val="nl-NL"/>
-        </w:rPr>
-        <w:t>Voor het verwijderen van een video tellen alleen gepubliceerde cursussen mee (ook een oudere versie waar een organisatie bewust op is gebleven), niet de oude versies in de geschiedenis.</w:t>
-      </w:r>
-    </w:p>
-    <w:p>
-      <w:pPr>
-        <w:pStyle w:val="ListParagraph"/>
-        <w:numPr>
-          <w:ilvl w:val="0"/>
-          <w:numId w:val="4"/>
-        </w:numPr>
-        <w:rPr>
-          <w:lang w:val="nl-NL"/>
-        </w:rPr>
-      </w:pPr>
-      <w:r>
-        <w:rPr>
-          <w:strike/>
-          <w:color w:val="C00000"/>
-          <w:lang w:val="nl-NL"/>
-        </w:rPr>
-        <w:t>De voorkeur gaat uit naar zachte verwijdering. De definitieve keuze volgt uit de technische uitwerking. Bij definitief verwijderen (hard delete) wordt de video meteen verwijderd en werken alle cursussen die hem gebruiken niet meer; dat kan nodig zijn als een video om privacyredenen echt weg moet.</w:t>
-      </w:r>
-    </w:p>
-    <w:p>
-      <w:pPr>
-        <w:pStyle w:val="ListParagraph"/>
-        <w:numPr>
-          <w:ilvl w:val="0"/>
-          <w:numId w:val="4"/>
-        </w:numPr>
-        <w:rPr>
-          <w:lang w:val="nl-NL"/>
-        </w:rPr>
-      </w:pPr>
-      <w:r>
-        <w:rPr>
-          <w:highlight w:val="cyan"/>
-          <w:lang w:val="nl-NL"/>
-        </w:rPr>
-        <w:t>Zachte verwijdering is bevestigd door de stakeholder. Een verwijderde video wordt niet meteen definitief verwijderd: hij verdwijnt uit de videobibliotheek en wordt pas echt verwijderd als geen gepubliceerde cursus hem meer gebruikt</w:t>
-      </w:r>
-      <w:r>
-        <w:rPr>
-          <w:lang w:val="nl-NL"/>
-        </w:rPr>
-        <w:t>.</w:t>
-      </w:r>
-    </w:p>
-    <w:p>
-      <w:pPr>
-        <w:pStyle w:val="Heading3"/>
-        <w:rPr>
-          <w:lang w:val="nl-NL"/>
-        </w:rPr>
-      </w:pPr>
-      <w:r>
-        <w:rPr>
-          <w:highlight w:val="yellow"/>
-          <w:lang w:val="nl-NL"/>
-        </w:rPr>
-        <w:lastRenderedPageBreak/>
-        <w:t>FR-14 De gebruiker moet video’s uit een centrale videobibliotheek kunnen gebruiken en delen</w:t>
-      </w:r>
-    </w:p>
-    <w:p>
-      <w:pPr>
-        <w:pStyle w:val="ListParagraph"/>
-        <w:numPr>
-          <w:ilvl w:val="0"/>
-          <w:numId w:val="5"/>
-        </w:numPr>
-        <w:rPr>
-          <w:lang w:val="nl-NL"/>
-        </w:rPr>
-      </w:pPr>
-      <w:r>
-        <w:rPr>
-          <w:highlight w:val="yellow"/>
-          <w:lang w:val="nl-NL"/>
-        </w:rPr>
-        <w:t>Video’s van alle organisaties staan in één centrale videobibliotheek.</w:t>
-      </w:r>
-    </w:p>
-    <w:p>
-      <w:pPr>
-        <w:pStyle w:val="ListParagraph"/>
-        <w:numPr>
-          <w:ilvl w:val="0"/>
-          <w:numId w:val="5"/>
-        </w:numPr>
-        <w:rPr>
-          <w:lang w:val="nl-NL"/>
-        </w:rPr>
-      </w:pPr>
-      <w:r>
-        <w:rPr>
-          <w:highlight w:val="yellow"/>
-          <w:lang w:val="nl-NL"/>
-        </w:rPr>
-        <w:t xml:space="preserve">De </w:t>
-      </w:r>
-      <w:proofErr w:type="spellStart"/>
-      <w:r>
-        <w:rPr>
-          <w:highlight w:val="yellow"/>
-          <w:lang w:val="nl-NL"/>
-        </w:rPr>
-        <w:t>uploader</w:t>
-      </w:r>
-      <w:proofErr w:type="spellEnd"/>
-      <w:r>
-        <w:rPr>
-          <w:highlight w:val="yellow"/>
+      <w:r>
+        <w:rPr>
           <w:lang w:val="nl-NL"/>
         </w:rPr>
         <w:t xml:space="preserve"> kiest per video één van deze drie beschikbaarheidsopties:</w:t>
@@ -4019,7 +3691,6 @@
       </w:pPr>
       <w:r>
         <w:rPr>
-          <w:highlight w:val="yellow"/>
           <w:lang w:val="nl-NL"/>
         </w:rPr>
         <w:t>Algemeen beschikbaar: de video is toegankelijk voor alle aangesloten organisaties.</w:t>
@@ -4038,7 +3709,6 @@
       </w:pPr>
       <w:r>
         <w:rPr>
-          <w:highlight w:val="yellow"/>
           <w:lang w:val="nl-NL"/>
         </w:rPr>
         <w:t xml:space="preserve">Selectief beschikbaar: de </w:t>
@@ -4046,7 +3716,6 @@
       <w:proofErr w:type="spellStart"/>
       <w:r>
         <w:rPr>
-          <w:highlight w:val="yellow"/>
           <w:lang w:val="nl-NL"/>
         </w:rPr>
         <w:t>uploader</w:t>
@@ -4054,7 +3723,6 @@
       <w:proofErr w:type="spellEnd"/>
       <w:r>
         <w:rPr>
-          <w:highlight w:val="yellow"/>
           <w:lang w:val="nl-NL"/>
         </w:rPr>
         <w:t xml:space="preserve"> bepaalt welke specifieke organisaties toegang krijgen tot de video.</w:t>
@@ -4073,7 +3741,6 @@
       </w:pPr>
       <w:r>
         <w:rPr>
-          <w:highlight w:val="yellow"/>
           <w:lang w:val="nl-NL"/>
         </w:rPr>
         <w:t>Alleen eigen organisatie: de video is uitsluitend beschikbaar binnen de organisatie die deze heeft geüpload.</w:t>
@@ -4092,7 +3759,6 @@
       </w:pPr>
       <w:r>
         <w:rPr>
-          <w:highlight w:val="yellow"/>
           <w:lang w:val="nl-NL"/>
         </w:rPr>
         <w:t>Een beschikbare video kan direct aan een cursus worden toegevoegd, zonder deze opnieuw te uploaden.</w:t>
@@ -4111,7 +3777,6 @@
       </w:pPr>
       <w:r>
         <w:rPr>
-          <w:highlight w:val="yellow"/>
           <w:lang w:val="nl-NL"/>
         </w:rPr>
         <w:t>Alleen de eigenaar van een video of de centrale beheerder kan de video wijzigen of verwijderen.</w:t>
@@ -4130,7 +3795,6 @@
       </w:pPr>
       <w:r>
         <w:rPr>
-          <w:highlight w:val="green"/>
           <w:lang w:val="nl-NL"/>
         </w:rPr>
         <w:t>Beperkt de eigenaar de beschikbaarheid van een video later, dan verdwijnt de video uit de bibliotheek voor organisaties die hem niet meer mogen kiezen. Cursussen die hem al gebruiken, mogen hem blijven gebruiken (zoals bij verwijderen, zie FR-13).</w:t>
@@ -4145,7 +3809,6 @@
       </w:pPr>
       <w:r>
         <w:rPr>
-          <w:highlight w:val="yellow"/>
           <w:lang w:val="nl-NL"/>
         </w:rPr>
         <w:t>FR-15 Het systeem moet leerresultaten van gebruikers kunnen vastleggen</w:t>
@@ -4164,7 +3827,6 @@
       </w:pPr>
       <w:r>
         <w:rPr>
-          <w:highlight w:val="yellow"/>
           <w:lang w:val="nl-NL"/>
         </w:rPr>
         <w:t>Bijvoorbeeld het afronden van scenario’s, de gemaakte keuzes en de feedback die een gebruiker ontvangt.</w:t>
@@ -4183,7 +3845,6 @@
       </w:pPr>
       <w:r>
         <w:rPr>
-          <w:highlight w:val="yellow"/>
           <w:lang w:val="nl-NL"/>
         </w:rPr>
         <w:t>Dit valt buiten de eerste versie, maar bij de technische opzet wordt hier rekening mee gehouden.</w:t>
@@ -4198,7 +3859,6 @@
       </w:pPr>
       <w:r>
         <w:rPr>
-          <w:highlight w:val="yellow"/>
           <w:lang w:val="nl-NL"/>
         </w:rPr>
         <w:t>FR-01-VR De Quest moet via een koppelcode aan één organisatie gekoppeld kunnen worden</w:t>
@@ -4217,7 +3877,6 @@
       </w:pPr>
       <w:r>
         <w:rPr>
-          <w:highlight w:val="yellow"/>
           <w:lang w:val="nl-NL"/>
         </w:rPr>
         <w:t>Een Quest is aan precies één organisatie gekoppeld, via de koppelcode van die organisatie.</w:t>
@@ -4236,7 +3895,6 @@
       </w:pPr>
       <w:r>
         <w:rPr>
-          <w:highlight w:val="yellow"/>
           <w:lang w:val="nl-NL"/>
         </w:rPr>
         <w:t>De koppelcode van de Quest is iets anders dan de organisatiecode waarmee de organisatie inlogt in het CMS (FR-01).</w:t>
@@ -4255,9 +3913,9 @@
       </w:pPr>
       <w:r>
         <w:rPr>
-          <w:highlight w:val="yellow"/>
-          <w:lang w:val="nl-NL"/>
-        </w:rPr>
+          <w:lang w:val="nl-NL"/>
+        </w:rPr>
+        <w:lastRenderedPageBreak/>
         <w:t>De organisatie ziet de koppelcode in het CMS en kan een nieuwe koppelcode aanmaken, bijvoorbeeld als de oude is uitgelekt.</w:t>
       </w:r>
     </w:p>
@@ -4274,7 +3932,6 @@
       </w:pPr>
       <w:r>
         <w:rPr>
-          <w:highlight w:val="yellow"/>
           <w:lang w:val="nl-NL"/>
         </w:rPr>
         <w:t>De Quest toont alleen de cursussen die voor die organisatie beschikbaar zijn: de eigen cursussen en de cursussen die uit de centrale cursusbibliotheek zijn toegevoegd.</w:t>
@@ -4289,7 +3946,6 @@
       </w:pPr>
       <w:r>
         <w:rPr>
-          <w:highlight w:val="yellow"/>
           <w:lang w:val="nl-NL"/>
         </w:rPr>
         <w:t>FR-02-VR De VR applicatie moet gepubliceerde cursussen kunnen weergeven en ophalen</w:t>
@@ -4308,7 +3964,6 @@
       </w:pPr>
       <w:r>
         <w:rPr>
-          <w:highlight w:val="yellow"/>
           <w:lang w:val="nl-NL"/>
         </w:rPr>
         <w:t>De Quest toont de cursussen die beschikbaar zijn voor de gekoppelde organisatie (FR-01-VR).</w:t>
@@ -4327,7 +3982,6 @@
       </w:pPr>
       <w:r>
         <w:rPr>
-          <w:highlight w:val="yellow"/>
           <w:lang w:val="nl-NL"/>
         </w:rPr>
         <w:t>Per cursus ziet de gebruiker de naam en beschrijving, de downloadgrootte, de versie of publicatiedatum en de status: niet gedownload, gedownload of update beschikbaar.</w:t>
@@ -4346,7 +4000,6 @@
       </w:pPr>
       <w:r>
         <w:rPr>
-          <w:highlight w:val="yellow"/>
           <w:lang w:val="nl-NL"/>
         </w:rPr>
         <w:t>Zonder internetverbinding toont de Quest de cursussen die al gedownload zijn (FR-09-VR).</w:t>
@@ -4361,11 +4014,296 @@
       </w:pPr>
       <w:r>
         <w:rPr>
-          <w:highlight w:val="yellow"/>
+          <w:lang w:val="nl-NL"/>
+        </w:rPr>
+        <w:t>FR-03-VR De VR applicatie moet de benodigde cursuscontent kunnen downloaden</w:t>
+      </w:r>
+    </w:p>
+    <w:p>
+      <w:pPr>
+        <w:pStyle w:val="ListParagraph"/>
+        <w:numPr>
+          <w:ilvl w:val="0"/>
+          <w:numId w:val="5"/>
+        </w:numPr>
+        <w:rPr>
+          <w:lang w:val="nl-NL"/>
+        </w:rPr>
+      </w:pPr>
+      <w:r>
+        <w:rPr>
+          <w:lang w:val="nl-NL"/>
+        </w:rPr>
+        <w:t>De gebruiker start het downloaden per cursus.</w:t>
+      </w:r>
+    </w:p>
+    <w:p>
+      <w:pPr>
+        <w:pStyle w:val="ListParagraph"/>
+        <w:numPr>
+          <w:ilvl w:val="0"/>
+          <w:numId w:val="5"/>
+        </w:numPr>
+        <w:rPr>
+          <w:lang w:val="nl-NL"/>
+        </w:rPr>
+      </w:pPr>
+      <w:r>
+        <w:rPr>
+          <w:lang w:val="nl-NL"/>
+        </w:rPr>
+        <w:t>De hele cursus, met alle video’s en vragen, wordt in één keer gedownload.</w:t>
+      </w:r>
+    </w:p>
+    <w:p>
+      <w:pPr>
+        <w:pStyle w:val="ListParagraph"/>
+        <w:numPr>
+          <w:ilvl w:val="0"/>
+          <w:numId w:val="5"/>
+        </w:numPr>
+        <w:rPr>
+          <w:lang w:val="nl-NL"/>
+        </w:rPr>
+      </w:pPr>
+      <w:r>
+        <w:rPr>
+          <w:lang w:val="nl-NL"/>
+        </w:rPr>
+        <w:t>Na het downloaden is de cursus zonder internetverbinding te doorlopen (FR-09-VR).</w:t>
+      </w:r>
+    </w:p>
+    <w:p>
+      <w:pPr>
+        <w:pStyle w:val="Heading3"/>
+        <w:rPr>
+          <w:lang w:val="nl-NL"/>
+        </w:rPr>
+      </w:pPr>
+      <w:r>
+        <w:rPr>
+          <w:lang w:val="nl-NL"/>
+        </w:rPr>
+        <w:t>FR-04-VR De VR applicatie moet gedownloade cursuscontent kunnen verwijderen</w:t>
+      </w:r>
+    </w:p>
+    <w:p>
+      <w:pPr>
+        <w:pStyle w:val="ListParagraph"/>
+        <w:numPr>
+          <w:ilvl w:val="0"/>
+          <w:numId w:val="5"/>
+        </w:numPr>
+        <w:rPr>
+          <w:lang w:val="nl-NL"/>
+        </w:rPr>
+      </w:pPr>
+      <w:r>
+        <w:rPr>
+          <w:lang w:val="nl-NL"/>
+        </w:rPr>
+        <w:t>De gebruiker kan een gedownloade cursus van de Quest verwijderen.</w:t>
+      </w:r>
+    </w:p>
+    <w:p>
+      <w:pPr>
+        <w:pStyle w:val="ListParagraph"/>
+        <w:numPr>
+          <w:ilvl w:val="0"/>
+          <w:numId w:val="5"/>
+        </w:numPr>
+        <w:rPr>
+          <w:lang w:val="nl-NL"/>
+        </w:rPr>
+      </w:pPr>
+      <w:r>
+        <w:rPr>
+          <w:lang w:val="nl-NL"/>
+        </w:rPr>
+        <w:t>Video’s die ook in een andere gedownloade cursus gebruikt worden, blijven op de Quest staan.</w:t>
+      </w:r>
+    </w:p>
+    <w:p>
+      <w:pPr>
+        <w:pStyle w:val="ListParagraph"/>
+        <w:numPr>
+          <w:ilvl w:val="0"/>
+          <w:numId w:val="5"/>
+        </w:numPr>
+        <w:rPr>
+          <w:lang w:val="nl-NL"/>
+        </w:rPr>
+      </w:pPr>
+      <w:r>
+        <w:rPr>
+          <w:lang w:val="nl-NL"/>
+        </w:rPr>
+        <w:t>Na het verwijderen staat de cursus weer als niet gedownload in het overzicht en kan deze opnieuw gedownload worden.</w:t>
+      </w:r>
+    </w:p>
+    <w:p>
+      <w:pPr>
+        <w:pStyle w:val="Heading3"/>
+        <w:rPr>
+          <w:lang w:val="nl-NL"/>
+        </w:rPr>
+      </w:pPr>
+      <w:r>
+        <w:rPr>
+          <w:lang w:val="nl-NL"/>
+        </w:rPr>
+        <w:t>FR-05-VR De VR applicatie moet tonen welke cursussen gedownload zijn en welke bijgewerkt moeten worden</w:t>
+      </w:r>
+    </w:p>
+    <w:p>
+      <w:pPr>
+        <w:pStyle w:val="ListParagraph"/>
+        <w:numPr>
+          <w:ilvl w:val="0"/>
+          <w:numId w:val="5"/>
+        </w:numPr>
+        <w:rPr>
+          <w:lang w:val="nl-NL"/>
+        </w:rPr>
+      </w:pPr>
+      <w:r>
+        <w:rPr>
+          <w:lang w:val="nl-NL"/>
+        </w:rPr>
+        <w:t>Per cursus is zichtbaar of deze gedownload is en of er een nieuwere versie klaarstaat (zie FR-06-VR en FR-07-VR).</w:t>
+      </w:r>
+    </w:p>
+    <w:p>
+      <w:pPr>
+        <w:pStyle w:val="Heading3"/>
+        <w:rPr>
+          <w:lang w:val="nl-NL"/>
+        </w:rPr>
+      </w:pPr>
+      <w:r>
+        <w:rPr>
+          <w:lang w:val="nl-NL"/>
+        </w:rPr>
+        <w:t>FR-06-VR De VR applicatie moet aangeven wanneer er een nieuwe versie voor een al gedownloade cursus beschikbaar is</w:t>
+      </w:r>
+    </w:p>
+    <w:p>
+      <w:pPr>
+        <w:pStyle w:val="ListParagraph"/>
+        <w:numPr>
+          <w:ilvl w:val="0"/>
+          <w:numId w:val="5"/>
+        </w:numPr>
+        <w:rPr>
+          <w:lang w:val="nl-NL"/>
+        </w:rPr>
+      </w:pPr>
+      <w:r>
+        <w:rPr>
+          <w:lang w:val="nl-NL"/>
+        </w:rPr>
+        <w:t>Als er een nieuwere gepubliceerde versie is dan de gedownloade, toont de Quest bij die cursus de status update beschikbaar.</w:t>
+      </w:r>
+    </w:p>
+    <w:p>
+      <w:pPr>
+        <w:pStyle w:val="ListParagraph"/>
+        <w:numPr>
+          <w:ilvl w:val="0"/>
+          <w:numId w:val="5"/>
+        </w:numPr>
+        <w:rPr>
+          <w:lang w:val="nl-NL"/>
+        </w:rPr>
+      </w:pPr>
+      <w:r>
+        <w:rPr>
+          <w:lang w:val="nl-NL"/>
+        </w:rPr>
+        <w:t>De Quest controleert dit wanneer het overzicht met een internetverbinding wordt opgehaald.</w:t>
+      </w:r>
+    </w:p>
+    <w:p>
+      <w:pPr>
+        <w:pStyle w:val="Heading3"/>
+        <w:rPr>
+          <w:lang w:val="nl-NL"/>
+        </w:rPr>
+      </w:pPr>
+      <w:r>
+        <w:rPr>
+          <w:lang w:val="nl-NL"/>
+        </w:rPr>
+        <w:t>FR-07-VR De gebruiker moet een gedownloade cursus kunnen bijwerken naar de nieuwste gepubliceerde versie</w:t>
+      </w:r>
+    </w:p>
+    <w:p>
+      <w:pPr>
+        <w:pStyle w:val="ListParagraph"/>
+        <w:numPr>
+          <w:ilvl w:val="0"/>
+          <w:numId w:val="5"/>
+        </w:numPr>
+        <w:rPr>
+          <w:lang w:val="nl-NL"/>
+        </w:rPr>
+      </w:pPr>
+      <w:r>
+        <w:rPr>
+          <w:lang w:val="nl-NL"/>
+        </w:rPr>
+        <w:t>De gebruiker kiest zelf wanneer een cursus wordt bijgewerkt.</w:t>
+      </w:r>
+    </w:p>
+    <w:p>
+      <w:pPr>
+        <w:pStyle w:val="ListParagraph"/>
+        <w:numPr>
+          <w:ilvl w:val="0"/>
+          <w:numId w:val="5"/>
+        </w:numPr>
+        <w:rPr>
+          <w:lang w:val="nl-NL"/>
+        </w:rPr>
+      </w:pPr>
+      <w:r>
+        <w:rPr>
+          <w:lang w:val="nl-NL"/>
+        </w:rPr>
+        <w:t>Tot het bijwerken blijft de gedownloade versie te doorlopen.</w:t>
+      </w:r>
+    </w:p>
+    <w:p>
+      <w:pPr>
+        <w:pStyle w:val="ListParagraph"/>
+        <w:numPr>
+          <w:ilvl w:val="0"/>
+          <w:numId w:val="5"/>
+        </w:numPr>
+        <w:rPr>
+          <w:lang w:val="nl-NL"/>
+        </w:rPr>
+      </w:pPr>
+      <w:r>
+        <w:rPr>
+          <w:lang w:val="nl-NL"/>
+        </w:rPr>
+        <w:t>Na het bijwerken staat de nieuwste gepubliceerde versie op de Quest.</w:t>
+      </w:r>
+    </w:p>
+    <w:p>
+      <w:pPr>
+        <w:pStyle w:val="Heading3"/>
+        <w:rPr>
+          <w:lang w:val="nl-NL"/>
+        </w:rPr>
+      </w:pPr>
+      <w:r>
+        <w:rPr>
           <w:lang w:val="nl-NL"/>
         </w:rPr>
         <w:lastRenderedPageBreak/>
-        <w:t>FR-03-VR De VR applicatie moet de benodigde cursuscontent kunnen downloaden</w:t>
+        <w:t>FR-08-VR De gebruiker moet een gedownloade cursus op de Quest kunnen doorlopen</w:t>
       </w:r>
     </w:p>
     <w:p>
@@ -4381,10 +4319,37 @@
       </w:pPr>
       <w:r>
         <w:rPr>
-          <w:highlight w:val="yellow"/>
-          <w:lang w:val="nl-NL"/>
-        </w:rPr>
-        <w:t>De gebruiker start het downloaden per cursus.</w:t>
+          <w:lang w:val="nl-NL"/>
+        </w:rPr>
+        <w:t xml:space="preserve">Dit sluit de </w:t>
+      </w:r>
+      <w:proofErr w:type="spellStart"/>
+      <w:r>
+        <w:rPr>
+          <w:lang w:val="nl-NL"/>
+        </w:rPr>
+        <w:t>kernworkflow</w:t>
+      </w:r>
+      <w:proofErr w:type="spellEnd"/>
+      <w:r>
+        <w:rPr>
+          <w:lang w:val="nl-NL"/>
+        </w:rPr>
+        <w:t xml:space="preserve"> af: cursus maken, publiceren, downloaden en uitvoeren.</w:t>
+      </w:r>
+    </w:p>
+    <w:p>
+      <w:pPr>
+        <w:pStyle w:val="Heading3"/>
+        <w:rPr>
+          <w:lang w:val="nl-NL"/>
+        </w:rPr>
+      </w:pPr>
+      <w:r>
+        <w:rPr>
+          <w:lang w:val="nl-NL"/>
+        </w:rPr>
+        <w:t>FR-09-VR De VR applicatie moet een gedownloade cursus zonder internetverbinding kunnen uitvoeren</w:t>
       </w:r>
     </w:p>
     <w:p>
@@ -4400,10 +4365,9 @@
       </w:pPr>
       <w:r>
         <w:rPr>
-          <w:highlight w:val="yellow"/>
-          <w:lang w:val="nl-NL"/>
-        </w:rPr>
-        <w:t>De hele cursus, met alle video’s en vragen, wordt in één keer gedownload.</w:t>
+          <w:lang w:val="nl-NL"/>
+        </w:rPr>
+        <w:t>Na het downloaden is geen internetverbinding meer nodig om de cursus te starten en te doorlopen.</w:t>
       </w:r>
     </w:p>
     <w:p>
@@ -4419,341 +4383,6 @@
       </w:pPr>
       <w:r>
         <w:rPr>
-          <w:highlight w:val="yellow"/>
-          <w:lang w:val="nl-NL"/>
-        </w:rPr>
-        <w:t>Na het downloaden is de cursus zonder internetverbinding te doorlopen (FR-09-VR).</w:t>
-      </w:r>
-    </w:p>
-    <w:p>
-      <w:pPr>
-        <w:pStyle w:val="Heading3"/>
-        <w:rPr>
-          <w:lang w:val="nl-NL"/>
-        </w:rPr>
-      </w:pPr>
-      <w:r>
-        <w:rPr>
-          <w:highlight w:val="yellow"/>
-          <w:lang w:val="nl-NL"/>
-        </w:rPr>
-        <w:t>FR-04-VR De VR applicatie moet gedownloade cursuscontent kunnen verwijderen</w:t>
-      </w:r>
-    </w:p>
-    <w:p>
-      <w:pPr>
-        <w:pStyle w:val="ListParagraph"/>
-        <w:numPr>
-          <w:ilvl w:val="0"/>
-          <w:numId w:val="5"/>
-        </w:numPr>
-        <w:rPr>
-          <w:lang w:val="nl-NL"/>
-        </w:rPr>
-      </w:pPr>
-      <w:r>
-        <w:rPr>
-          <w:highlight w:val="yellow"/>
-          <w:lang w:val="nl-NL"/>
-        </w:rPr>
-        <w:t>De gebruiker kan een gedownloade cursus van de Quest verwijderen.</w:t>
-      </w:r>
-    </w:p>
-    <w:p>
-      <w:pPr>
-        <w:pStyle w:val="ListParagraph"/>
-        <w:numPr>
-          <w:ilvl w:val="0"/>
-          <w:numId w:val="5"/>
-        </w:numPr>
-        <w:rPr>
-          <w:lang w:val="nl-NL"/>
-        </w:rPr>
-      </w:pPr>
-      <w:r>
-        <w:rPr>
-          <w:highlight w:val="yellow"/>
-          <w:lang w:val="nl-NL"/>
-        </w:rPr>
-        <w:t>Video’s die ook in een andere gedownloade cursus gebruikt worden, blijven op de Quest staan.</w:t>
-      </w:r>
-    </w:p>
-    <w:p>
-      <w:pPr>
-        <w:pStyle w:val="ListParagraph"/>
-        <w:numPr>
-          <w:ilvl w:val="0"/>
-          <w:numId w:val="5"/>
-        </w:numPr>
-        <w:rPr>
-          <w:lang w:val="nl-NL"/>
-        </w:rPr>
-      </w:pPr>
-      <w:r>
-        <w:rPr>
-          <w:highlight w:val="yellow"/>
-          <w:lang w:val="nl-NL"/>
-        </w:rPr>
-        <w:t>Na het verwijderen staat de cursus weer als niet gedownload in het overzicht en kan deze opnieuw gedownload worden.</w:t>
-      </w:r>
-    </w:p>
-    <w:p>
-      <w:pPr>
-        <w:pStyle w:val="Heading3"/>
-        <w:rPr>
-          <w:lang w:val="nl-NL"/>
-        </w:rPr>
-      </w:pPr>
-      <w:r>
-        <w:rPr>
-          <w:highlight w:val="yellow"/>
-          <w:lang w:val="nl-NL"/>
-        </w:rPr>
-        <w:t>FR-05-VR De VR applicatie moet tonen welke cursussen gedownload zijn en welke bijgewerkt moeten worden</w:t>
-      </w:r>
-    </w:p>
-    <w:p>
-      <w:pPr>
-        <w:pStyle w:val="ListParagraph"/>
-        <w:numPr>
-          <w:ilvl w:val="0"/>
-          <w:numId w:val="5"/>
-        </w:numPr>
-        <w:rPr>
-          <w:lang w:val="nl-NL"/>
-        </w:rPr>
-      </w:pPr>
-      <w:r>
-        <w:rPr>
-          <w:highlight w:val="yellow"/>
-          <w:lang w:val="nl-NL"/>
-        </w:rPr>
-        <w:t>Per cursus is zichtbaar of deze gedownload is en of er een nieuwere versie klaarstaat (zie FR-06-VR en FR-07-VR).</w:t>
-      </w:r>
-    </w:p>
-    <w:p>
-      <w:pPr>
-        <w:pStyle w:val="Heading3"/>
-        <w:rPr>
-          <w:lang w:val="nl-NL"/>
-        </w:rPr>
-      </w:pPr>
-      <w:r>
-        <w:rPr>
-          <w:highlight w:val="yellow"/>
-          <w:lang w:val="nl-NL"/>
-        </w:rPr>
-        <w:t>FR-06-VR De VR applicatie moet aangeven wanneer er een nieuwe versie voor een al gedownloade cursus beschikbaar is</w:t>
-      </w:r>
-    </w:p>
-    <w:p>
-      <w:pPr>
-        <w:pStyle w:val="ListParagraph"/>
-        <w:numPr>
-          <w:ilvl w:val="0"/>
-          <w:numId w:val="5"/>
-        </w:numPr>
-        <w:rPr>
-          <w:lang w:val="nl-NL"/>
-        </w:rPr>
-      </w:pPr>
-      <w:r>
-        <w:rPr>
-          <w:highlight w:val="yellow"/>
-          <w:lang w:val="nl-NL"/>
-        </w:rPr>
-        <w:t>Als er een nieuwere gepubliceerde versie is dan de gedownloade, toont de Quest bij die cursus de status update beschikbaar.</w:t>
-      </w:r>
-    </w:p>
-    <w:p>
-      <w:pPr>
-        <w:pStyle w:val="ListParagraph"/>
-        <w:numPr>
-          <w:ilvl w:val="0"/>
-          <w:numId w:val="5"/>
-        </w:numPr>
-        <w:rPr>
-          <w:lang w:val="nl-NL"/>
-        </w:rPr>
-      </w:pPr>
-      <w:r>
-        <w:rPr>
-          <w:highlight w:val="yellow"/>
-          <w:lang w:val="nl-NL"/>
-        </w:rPr>
-        <w:t>De Quest controleert dit wanneer het overzicht met een internetverbinding wordt opgehaald.</w:t>
-      </w:r>
-    </w:p>
-    <w:p>
-      <w:pPr>
-        <w:pStyle w:val="Heading3"/>
-        <w:rPr>
-          <w:lang w:val="nl-NL"/>
-        </w:rPr>
-      </w:pPr>
-      <w:r>
-        <w:rPr>
-          <w:highlight w:val="yellow"/>
-          <w:lang w:val="nl-NL"/>
-        </w:rPr>
-        <w:t>FR-07-VR De gebruiker moet een gedownloade cursus kunnen bijwerken naar de nieuwste gepubliceerde versie</w:t>
-      </w:r>
-    </w:p>
-    <w:p>
-      <w:pPr>
-        <w:pStyle w:val="ListParagraph"/>
-        <w:numPr>
-          <w:ilvl w:val="0"/>
-          <w:numId w:val="5"/>
-        </w:numPr>
-        <w:rPr>
-          <w:lang w:val="nl-NL"/>
-        </w:rPr>
-      </w:pPr>
-      <w:r>
-        <w:rPr>
-          <w:highlight w:val="yellow"/>
-          <w:lang w:val="nl-NL"/>
-        </w:rPr>
-        <w:t>De gebruiker kiest zelf wanneer een cursus wordt bijgewerkt.</w:t>
-      </w:r>
-    </w:p>
-    <w:p>
-      <w:pPr>
-        <w:pStyle w:val="ListParagraph"/>
-        <w:numPr>
-          <w:ilvl w:val="0"/>
-          <w:numId w:val="5"/>
-        </w:numPr>
-        <w:rPr>
-          <w:lang w:val="nl-NL"/>
-        </w:rPr>
-      </w:pPr>
-      <w:r>
-        <w:rPr>
-          <w:highlight w:val="yellow"/>
-          <w:lang w:val="nl-NL"/>
-        </w:rPr>
-        <w:t>Tot het bijwerken blijft de gedownloade versie te doorlopen.</w:t>
-      </w:r>
-    </w:p>
-    <w:p>
-      <w:pPr>
-        <w:pStyle w:val="ListParagraph"/>
-        <w:numPr>
-          <w:ilvl w:val="0"/>
-          <w:numId w:val="5"/>
-        </w:numPr>
-        <w:rPr>
-          <w:lang w:val="nl-NL"/>
-        </w:rPr>
-      </w:pPr>
-      <w:r>
-        <w:rPr>
-          <w:highlight w:val="yellow"/>
-          <w:lang w:val="nl-NL"/>
-        </w:rPr>
-        <w:t>Na het bijwerken staat de nieuwste gepubliceerde versie op de Quest.</w:t>
-      </w:r>
-    </w:p>
-    <w:p>
-      <w:pPr>
-        <w:pStyle w:val="Heading3"/>
-        <w:rPr>
-          <w:lang w:val="nl-NL"/>
-        </w:rPr>
-      </w:pPr>
-      <w:r>
-        <w:rPr>
-          <w:highlight w:val="yellow"/>
-          <w:lang w:val="nl-NL"/>
-        </w:rPr>
-        <w:t>FR-08-VR De gebruiker moet een gedownloade cursus op de Quest kunnen doorlopen</w:t>
-      </w:r>
-    </w:p>
-    <w:p>
-      <w:pPr>
-        <w:pStyle w:val="ListParagraph"/>
-        <w:numPr>
-          <w:ilvl w:val="0"/>
-          <w:numId w:val="5"/>
-        </w:numPr>
-        <w:rPr>
-          <w:lang w:val="nl-NL"/>
-        </w:rPr>
-      </w:pPr>
-      <w:r>
-        <w:rPr>
-          <w:highlight w:val="yellow"/>
-          <w:lang w:val="nl-NL"/>
-        </w:rPr>
-        <w:t xml:space="preserve">Dit sluit de </w:t>
-      </w:r>
-      <w:proofErr w:type="spellStart"/>
-      <w:r>
-        <w:rPr>
-          <w:highlight w:val="yellow"/>
-          <w:lang w:val="nl-NL"/>
-        </w:rPr>
-        <w:t>kernworkflow</w:t>
-      </w:r>
-      <w:proofErr w:type="spellEnd"/>
-      <w:r>
-        <w:rPr>
-          <w:highlight w:val="yellow"/>
-          <w:lang w:val="nl-NL"/>
-        </w:rPr>
-        <w:t xml:space="preserve"> af: cursus maken, publiceren, downloaden en uitvoeren.</w:t>
-      </w:r>
-    </w:p>
-    <w:p>
-      <w:pPr>
-        <w:pStyle w:val="Heading3"/>
-        <w:rPr>
-          <w:lang w:val="nl-NL"/>
-        </w:rPr>
-      </w:pPr>
-      <w:r>
-        <w:rPr>
-          <w:highlight w:val="yellow"/>
-          <w:lang w:val="nl-NL"/>
-        </w:rPr>
-        <w:t>FR-09-VR De VR applicatie moet een gedownloade cursus zonder internetverbinding kunnen uitvoeren</w:t>
-      </w:r>
-    </w:p>
-    <w:p>
-      <w:pPr>
-        <w:pStyle w:val="ListParagraph"/>
-        <w:numPr>
-          <w:ilvl w:val="0"/>
-          <w:numId w:val="5"/>
-        </w:numPr>
-        <w:rPr>
-          <w:lang w:val="nl-NL"/>
-        </w:rPr>
-      </w:pPr>
-      <w:r>
-        <w:rPr>
-          <w:highlight w:val="yellow"/>
-          <w:lang w:val="nl-NL"/>
-        </w:rPr>
-        <w:t>Na het downloaden is geen internetverbinding meer nodig om de cursus te starten en te doorlopen.</w:t>
-      </w:r>
-    </w:p>
-    <w:p>
-      <w:pPr>
-        <w:pStyle w:val="ListParagraph"/>
-        <w:numPr>
-          <w:ilvl w:val="0"/>
-          <w:numId w:val="5"/>
-        </w:numPr>
-        <w:rPr>
-          <w:lang w:val="nl-NL"/>
-        </w:rPr>
-      </w:pPr>
-      <w:r>
-        <w:rPr>
-          <w:highlight w:val="green"/>
           <w:lang w:val="nl-NL"/>
         </w:rPr>
         <w:t>Een gedownloade cursus blijft speelbaar, ook als de cursus daarna wordt ingetrokken of verwijderd, of als een video erin wordt verwijderd.</w:t>
@@ -4772,7 +4401,6 @@
           <w:b/>
           <w:bCs/>
         </w:rPr>
-        <w:lastRenderedPageBreak/>
         <w:t xml:space="preserve">Open </w:t>
       </w:r>
       <w:proofErr w:type="spellStart"/>
@@ -4905,7 +4533,6 @@
       </w:pPr>
       <w:r>
         <w:rPr>
-          <w:highlight w:val="green"/>
           <w:lang w:val="nl-NL"/>
         </w:rPr>
         <w:t>Verwerkt in FR-11: oude versies blijven onbeperkt bewaard.</w:t>
@@ -5007,7 +4634,6 @@
       </w:pPr>
       <w:r>
         <w:rPr>
-          <w:highlight w:val="green"/>
           <w:lang w:val="nl-NL"/>
         </w:rPr>
         <w:t>Beantwoord (zie FR-12): een cursus uit de bibliotheek is een verwijzing en wordt pas bij aanpassen een kopie. De ontvanger mag de video’s binnen die cursus gebruiken; de eigenaar krijgt bij het in de bibliotheek zetten een waarschuwing.</w:t>
@@ -5043,7 +4669,6 @@
       </w:pPr>
       <w:r>
         <w:rPr>
-          <w:highlight w:val="green"/>
           <w:lang w:val="nl-NL"/>
         </w:rPr>
         <w:t>Beantwoord (zie FR-14): cursussen die de video al gebruiken, mogen hem blijven gebruiken.</w:t>
@@ -5142,6 +4767,7 @@
         <w:rPr>
           <w:lang w:val="nl-NL"/>
         </w:rPr>
+        <w:lastRenderedPageBreak/>
         <w:t xml:space="preserve">Wat je verwacht, je kan </w:t>
       </w:r>
       <w:proofErr w:type="spellStart"/>
@@ -5172,7 +4798,6 @@
       </w:pPr>
       <w:r>
         <w:rPr>
-          <w:highlight w:val="green"/>
           <w:lang w:val="nl-NL"/>
         </w:rPr>
         <w:t>Verwerkt in FR-09-VR.</w:t>
@@ -5190,25 +4815,9 @@
       </w:pPr>
       <w:r>
         <w:rPr>
-          <w:highlight w:val="green"/>
-          <w:lang w:val="nl-NL"/>
-        </w:rPr>
-        <w:t xml:space="preserve">Moeten video’s en cursussen zacht of definitief worden verwijderd (soft delete of hard delete)? </w:t>
-      </w:r>
-      <w:r>
-        <w:rPr>
-          <w:strike/>
-          <w:color w:val="C00000"/>
-          <w:lang w:val="nl-NL"/>
-        </w:rPr>
-        <w:t>Voorkeur: zacht verwijderen. De keuze volgt uit de technische uitwerking met de product owner.</w:t>
-      </w:r>
-      <w:r>
-        <w:rPr>
-          <w:highlight w:val="cyan"/>
-          <w:lang w:val="nl-NL"/>
-        </w:rPr>
-        <w:t xml:space="preserve"> Beantwoord door de stakeholder: zacht verwijderen (soft delete). Verwerkt in FR-12 en FR-13.</w:t>
+          <w:lang w:val="nl-NL"/>
+        </w:rPr>
+        <w:t>Moeten video’s en cursussen zacht of definitief worden verwijderd (soft delete of hard delete)? Beantwoord door de stakeholder: zacht verwijderen (soft delete). Verwerkt in FR-12 en FR-13.</w:t>
       </w:r>
     </w:p>
     <w:p>
@@ -5250,7 +4859,13 @@
         <w:rPr>
           <w:lang w:val="nl-NL"/>
         </w:rPr>
-        <w:t xml:space="preserve"> zelf. De vraag is of miss het hele unity idee weg </w:t>
+        <w:t xml:space="preserve"> zelf. De vraag is of miss het hele unity idee weg</w:t>
+      </w:r>
+      <w:r>
+        <w:rPr>
+          <w:lang w:val="nl-NL"/>
+        </w:rPr>
+        <w:t xml:space="preserve"> </w:t>
       </w:r>
     </w:p>
     <w:p>

--- a/docs/requirements.docx
+++ b/docs/requirements.docx
@@ -19,1526 +19,7 @@
         <w:rPr>
           <w:lang w:val="nl-NL"/>
         </w:rPr>
-        <w:t>Geel gemarkeerd = nieuw of aangepast na de verduidelijking van de stakeholder. Rood doorgestreept = vervalt. Groen gemarkeerd = nieuw of aangepast door de technische keuzes (vorige ronde). Rood doorgestreept blijft: vervalt. Turquoise gemarkeerd = nieuw of aangepast na de bevestiging van de stakeholder over zachte verwijdering (nieuwste ronde).</w:t>
-      </w:r>
-    </w:p>
-    <w:p>
-      <w:pPr>
-        <w:rPr>
-          <w:lang w:val="nl-NL"/>
-        </w:rPr>
-      </w:pPr>
-      <w:r>
-        <w:rPr>
-          <w:lang w:val="nl-NL"/>
-        </w:rPr>
         <w:t>Prioriteit volgens de stakeholder: eerst moet de volledige workflow goed werken. Een cursus maken in het CMS, publiceren, downloaden op de Quest en uitvoeren.</w:t>
-      </w:r>
-    </w:p>
-    <w:tbl>
-      <w:tblPr>
-        <w:tblStyle w:val="TableGrid"/>
-        <w:tblW w:w="10508" w:type="dxa"/>
-        <w:tblLook w:val="04A0" w:firstRow="1" w:lastRow="0" w:firstColumn="1" w:lastColumn="0" w:noHBand="0" w:noVBand="1"/>
-      </w:tblPr>
-      <w:tblGrid>
-        <w:gridCol w:w="820"/>
-        <w:gridCol w:w="6829"/>
-        <w:gridCol w:w="1291"/>
-        <w:gridCol w:w="1568"/>
-      </w:tblGrid>
-      <w:tr>
-        <w:tc>
-          <w:tcPr>
-            <w:tcW w:w="837" w:type="dxa"/>
-          </w:tcPr>
-          <w:p>
-            <w:pPr>
-              <w:jc w:val="center"/>
-              <w:rPr>
-                <w:b/>
-                <w:bCs/>
-                <w:lang w:val="nl-NL"/>
-              </w:rPr>
-            </w:pPr>
-            <w:r>
-              <w:rPr>
-                <w:b/>
-                <w:bCs/>
-                <w:lang w:val="nl-NL"/>
-              </w:rPr>
-              <w:t>ID</w:t>
-            </w:r>
-          </w:p>
-        </w:tc>
-        <w:tc>
-          <w:tcPr>
-            <w:tcW w:w="7073" w:type="dxa"/>
-          </w:tcPr>
-          <w:p>
-            <w:pPr>
-              <w:rPr>
-                <w:lang w:val="nl-NL"/>
-              </w:rPr>
-            </w:pPr>
-            <w:r>
-              <w:rPr>
-                <w:b/>
-                <w:bCs/>
-                <w:lang w:val="nl-NL"/>
-              </w:rPr>
-              <w:t>Requirement</w:t>
-            </w:r>
-            <w:r>
-              <w:rPr>
-                <w:lang w:val="nl-NL"/>
-              </w:rPr>
-              <w:t xml:space="preserve"> </w:t>
-            </w:r>
-            <w:r>
-              <w:rPr>
-                <w:b/>
-                <w:bCs/>
-                <w:lang w:val="nl-NL"/>
-              </w:rPr>
-              <w:t>Content management system</w:t>
-            </w:r>
-          </w:p>
-        </w:tc>
-        <w:tc>
-          <w:tcPr>
-            <w:tcW w:w="1299" w:type="dxa"/>
-          </w:tcPr>
-          <w:p>
-            <w:pPr>
-              <w:rPr>
-                <w:b/>
-                <w:bCs/>
-                <w:lang w:val="nl-NL"/>
-              </w:rPr>
-            </w:pPr>
-            <w:proofErr w:type="spellStart"/>
-            <w:r>
-              <w:rPr>
-                <w:b/>
-                <w:bCs/>
-                <w:lang w:val="nl-NL"/>
-              </w:rPr>
-              <w:t>MoSCoW</w:t>
-            </w:r>
-            <w:proofErr w:type="spellEnd"/>
-          </w:p>
-        </w:tc>
-        <w:tc>
-          <w:tcPr>
-            <w:tcW w:w="1299" w:type="dxa"/>
-          </w:tcPr>
-          <w:p>
-            <w:pPr>
-              <w:rPr>
-                <w:b/>
-                <w:bCs/>
-                <w:lang w:val="nl-NL"/>
-              </w:rPr>
-            </w:pPr>
-            <w:proofErr w:type="spellStart"/>
-            <w:r>
-              <w:rPr>
-                <w:b/>
-                <w:bCs/>
-                <w:lang w:val="nl-NL"/>
-              </w:rPr>
-              <w:t>Implemented</w:t>
-            </w:r>
-            <w:proofErr w:type="spellEnd"/>
-          </w:p>
-        </w:tc>
-      </w:tr>
-      <w:tr>
-        <w:tc>
-          <w:tcPr>
-            <w:tcW w:w="9209" w:type="dxa"/>
-            <w:gridSpan w:val="3"/>
-            <w:shd w:val="clear" w:color="auto" w:fill="F2F2F2"/>
-          </w:tcPr>
-          <w:p>
-            <w:pPr>
-              <w:rPr>
-                <w:lang w:val="nl-NL"/>
-              </w:rPr>
-            </w:pPr>
-            <w:r>
-              <w:rPr>
-                <w:b/>
-                <w:bCs/>
-                <w:lang w:val="nl-NL"/>
-              </w:rPr>
-              <w:t>Accounts en organisaties</w:t>
-            </w:r>
-          </w:p>
-        </w:tc>
-        <w:tc>
-          <w:tcPr>
-            <w:tcW w:w="1299" w:type="dxa"/>
-            <w:shd w:val="clear" w:color="auto" w:fill="F2F2F2"/>
-          </w:tcPr>
-          <w:p>
-            <w:pPr>
-              <w:rPr>
-                <w:b/>
-                <w:bCs/>
-                <w:lang w:val="nl-NL"/>
-              </w:rPr>
-            </w:pPr>
-          </w:p>
-        </w:tc>
-      </w:tr>
-      <w:tr>
-        <w:tc>
-          <w:tcPr>
-            <w:tcW w:w="837" w:type="dxa"/>
-          </w:tcPr>
-          <w:p>
-            <w:pPr>
-              <w:rPr>
-                <w:lang w:val="nl-NL"/>
-              </w:rPr>
-            </w:pPr>
-            <w:r>
-              <w:rPr>
-                <w:lang w:val="nl-NL"/>
-              </w:rPr>
-              <w:t>FR-01</w:t>
-            </w:r>
-          </w:p>
-        </w:tc>
-        <w:tc>
-          <w:tcPr>
-            <w:tcW w:w="7073" w:type="dxa"/>
-          </w:tcPr>
-          <w:p>
-            <w:pPr>
-              <w:rPr>
-                <w:lang w:val="nl-NL"/>
-              </w:rPr>
-            </w:pPr>
-            <w:r>
-              <w:rPr>
-                <w:lang w:val="nl-NL"/>
-              </w:rPr>
-              <w:t>De gebruiker moet in kunnen loggen.</w:t>
-            </w:r>
-          </w:p>
-        </w:tc>
-        <w:tc>
-          <w:tcPr>
-            <w:tcW w:w="1299" w:type="dxa"/>
-          </w:tcPr>
-          <w:p>
-            <w:pPr>
-              <w:rPr>
-                <w:lang w:val="nl-NL"/>
-              </w:rPr>
-            </w:pPr>
-            <w:r>
-              <w:rPr>
-                <w:lang w:val="nl-NL"/>
-              </w:rPr>
-              <w:t>Must</w:t>
-            </w:r>
-          </w:p>
-        </w:tc>
-        <w:tc>
-          <w:tcPr>
-            <w:tcW w:w="1299" w:type="dxa"/>
-          </w:tcPr>
-          <w:p>
-            <w:pPr>
-              <w:rPr>
-                <w:lang w:val="nl-NL"/>
-              </w:rPr>
-            </w:pPr>
-            <w:r>
-              <w:rPr>
-                <w:lang w:val="nl-NL"/>
-              </w:rPr>
-              <w:t>Y</w:t>
-            </w:r>
-            <w:r>
-              <w:rPr>
-                <w:lang w:val="nl-NL"/>
-              </w:rPr>
-              <w:t>es</w:t>
-            </w:r>
-            <w:r>
-              <w:rPr>
-                <w:lang w:val="nl-NL"/>
-              </w:rPr>
-              <w:t xml:space="preserve"> </w:t>
-            </w:r>
-            <w:proofErr w:type="spellStart"/>
-            <w:r>
-              <w:rPr>
-                <w:lang w:val="nl-NL"/>
-              </w:rPr>
-              <w:t>Spec</w:t>
-            </w:r>
-            <w:proofErr w:type="spellEnd"/>
-            <w:r>
-              <w:rPr>
-                <w:lang w:val="nl-NL"/>
-              </w:rPr>
-              <w:t xml:space="preserve"> 001</w:t>
-            </w:r>
-          </w:p>
-        </w:tc>
-      </w:tr>
-      <w:tr>
-        <w:tc>
-          <w:tcPr>
-            <w:tcW w:w="837" w:type="dxa"/>
-          </w:tcPr>
-          <w:p>
-            <w:pPr>
-              <w:rPr>
-                <w:lang w:val="nl-NL"/>
-              </w:rPr>
-            </w:pPr>
-            <w:r>
-              <w:rPr>
-                <w:lang w:val="nl-NL"/>
-              </w:rPr>
-              <w:t>FR-02</w:t>
-            </w:r>
-          </w:p>
-        </w:tc>
-        <w:tc>
-          <w:tcPr>
-            <w:tcW w:w="7073" w:type="dxa"/>
-          </w:tcPr>
-          <w:p>
-            <w:pPr>
-              <w:rPr>
-                <w:lang w:val="nl-NL"/>
-              </w:rPr>
-            </w:pPr>
-            <w:r>
-              <w:rPr>
-                <w:lang w:val="nl-NL"/>
-              </w:rPr>
-              <w:t>De beheerder moet een account voor een organisatie kunnen aanmaken.</w:t>
-            </w:r>
-          </w:p>
-        </w:tc>
-        <w:tc>
-          <w:tcPr>
-            <w:tcW w:w="1299" w:type="dxa"/>
-          </w:tcPr>
-          <w:p>
-            <w:pPr>
-              <w:rPr>
-                <w:lang w:val="nl-NL"/>
-              </w:rPr>
-            </w:pPr>
-            <w:r>
-              <w:rPr>
-                <w:lang w:val="nl-NL"/>
-              </w:rPr>
-              <w:t>Must</w:t>
-            </w:r>
-          </w:p>
-        </w:tc>
-        <w:tc>
-          <w:tcPr>
-            <w:tcW w:w="1299" w:type="dxa"/>
-          </w:tcPr>
-          <w:p>
-            <w:pPr>
-              <w:rPr>
-                <w:lang w:val="nl-NL"/>
-              </w:rPr>
-            </w:pPr>
-            <w:r>
-              <w:rPr>
-                <w:lang w:val="nl-NL"/>
-              </w:rPr>
-              <w:t>Yes</w:t>
-            </w:r>
-            <w:r>
-              <w:rPr>
-                <w:lang w:val="nl-NL"/>
-              </w:rPr>
-              <w:t xml:space="preserve"> </w:t>
-            </w:r>
-            <w:proofErr w:type="spellStart"/>
-            <w:r>
-              <w:rPr>
-                <w:lang w:val="nl-NL"/>
-              </w:rPr>
-              <w:t>Spec</w:t>
-            </w:r>
-            <w:proofErr w:type="spellEnd"/>
-            <w:r>
-              <w:rPr>
-                <w:lang w:val="nl-NL"/>
-              </w:rPr>
-              <w:t xml:space="preserve"> 001</w:t>
-            </w:r>
-          </w:p>
-        </w:tc>
-      </w:tr>
-      <w:tr>
-        <w:tc>
-          <w:tcPr>
-            <w:tcW w:w="837" w:type="dxa"/>
-          </w:tcPr>
-          <w:p>
-            <w:pPr>
-              <w:rPr>
-                <w:lang w:val="nl-NL"/>
-              </w:rPr>
-            </w:pPr>
-            <w:r>
-              <w:rPr>
-                <w:lang w:val="nl-NL"/>
-              </w:rPr>
-              <w:t>FR-03</w:t>
-            </w:r>
-          </w:p>
-        </w:tc>
-        <w:tc>
-          <w:tcPr>
-            <w:tcW w:w="7073" w:type="dxa"/>
-          </w:tcPr>
-          <w:p>
-            <w:pPr>
-              <w:rPr>
-                <w:lang w:val="nl-NL"/>
-              </w:rPr>
-            </w:pPr>
-            <w:r>
-              <w:rPr>
-                <w:lang w:val="nl-NL"/>
-              </w:rPr>
-              <w:t>Het systeem moet meerdere organisaties ondersteunen.</w:t>
-            </w:r>
-          </w:p>
-        </w:tc>
-        <w:tc>
-          <w:tcPr>
-            <w:tcW w:w="1299" w:type="dxa"/>
-          </w:tcPr>
-          <w:p>
-            <w:pPr>
-              <w:rPr>
-                <w:lang w:val="nl-NL"/>
-              </w:rPr>
-            </w:pPr>
-            <w:proofErr w:type="spellStart"/>
-            <w:r>
-              <w:rPr>
-                <w:lang w:val="nl-NL"/>
-              </w:rPr>
-              <w:t>Should</w:t>
-            </w:r>
-            <w:proofErr w:type="spellEnd"/>
-          </w:p>
-        </w:tc>
-        <w:tc>
-          <w:tcPr>
-            <w:tcW w:w="1299" w:type="dxa"/>
-          </w:tcPr>
-          <w:p>
-            <w:pPr>
-              <w:rPr>
-                <w:lang w:val="nl-NL"/>
-              </w:rPr>
-            </w:pPr>
-            <w:r>
-              <w:rPr>
-                <w:lang w:val="nl-NL"/>
-              </w:rPr>
-              <w:t>Yes</w:t>
-            </w:r>
-            <w:r>
-              <w:rPr>
-                <w:lang w:val="nl-NL"/>
-              </w:rPr>
-              <w:t xml:space="preserve"> </w:t>
-            </w:r>
-            <w:proofErr w:type="spellStart"/>
-            <w:r>
-              <w:rPr>
-                <w:lang w:val="nl-NL"/>
-              </w:rPr>
-              <w:t>Spec</w:t>
-            </w:r>
-            <w:proofErr w:type="spellEnd"/>
-            <w:r>
-              <w:rPr>
-                <w:lang w:val="nl-NL"/>
-              </w:rPr>
-              <w:t xml:space="preserve"> 001</w:t>
-            </w:r>
-          </w:p>
-        </w:tc>
-      </w:tr>
-      <w:tr>
-        <w:tc>
-          <w:tcPr>
-            <w:tcW w:w="837" w:type="dxa"/>
-          </w:tcPr>
-          <w:p>
-            <w:pPr>
-              <w:rPr>
-                <w:lang w:val="nl-NL"/>
-              </w:rPr>
-            </w:pPr>
-            <w:r>
-              <w:rPr>
-                <w:lang w:val="nl-NL"/>
-              </w:rPr>
-              <w:t>FR-04</w:t>
-            </w:r>
-          </w:p>
-        </w:tc>
-        <w:tc>
-          <w:tcPr>
-            <w:tcW w:w="7073" w:type="dxa"/>
-          </w:tcPr>
-          <w:p>
-            <w:pPr>
-              <w:rPr>
-                <w:lang w:val="nl-NL"/>
-              </w:rPr>
-            </w:pPr>
-            <w:r>
-              <w:rPr>
-                <w:lang w:val="nl-NL"/>
-              </w:rPr>
-              <w:t>Het systeem moet per organisatie een eigen huisstijl kunnen toepassen.</w:t>
-            </w:r>
-          </w:p>
-        </w:tc>
-        <w:tc>
-          <w:tcPr>
-            <w:tcW w:w="1299" w:type="dxa"/>
-          </w:tcPr>
-          <w:p>
-            <w:pPr>
-              <w:rPr>
-                <w:lang w:val="nl-NL"/>
-              </w:rPr>
-            </w:pPr>
-            <w:proofErr w:type="spellStart"/>
-            <w:r>
-              <w:rPr>
-                <w:lang w:val="nl-NL"/>
-              </w:rPr>
-              <w:t>Should</w:t>
-            </w:r>
-            <w:proofErr w:type="spellEnd"/>
-          </w:p>
-        </w:tc>
-        <w:tc>
-          <w:tcPr>
-            <w:tcW w:w="1299" w:type="dxa"/>
-          </w:tcPr>
-          <w:p>
-            <w:pPr>
-              <w:rPr>
-                <w:lang w:val="nl-NL"/>
-              </w:rPr>
-            </w:pPr>
-            <w:r>
-              <w:rPr>
-                <w:lang w:val="nl-NL"/>
-              </w:rPr>
-              <w:t>Yes</w:t>
-            </w:r>
-            <w:r>
-              <w:rPr>
-                <w:lang w:val="nl-NL"/>
-              </w:rPr>
-              <w:t xml:space="preserve"> </w:t>
-            </w:r>
-            <w:proofErr w:type="spellStart"/>
-            <w:r>
-              <w:rPr>
-                <w:lang w:val="nl-NL"/>
-              </w:rPr>
-              <w:t>Spec</w:t>
-            </w:r>
-            <w:proofErr w:type="spellEnd"/>
-            <w:r>
-              <w:rPr>
-                <w:lang w:val="nl-NL"/>
-              </w:rPr>
-              <w:t xml:space="preserve"> 001</w:t>
-            </w:r>
-          </w:p>
-        </w:tc>
-      </w:tr>
-      <w:tr>
-        <w:tc>
-          <w:tcPr>
-            <w:tcW w:w="837" w:type="dxa"/>
-          </w:tcPr>
-          <w:p>
-            <w:pPr>
-              <w:rPr>
-                <w:lang w:val="nl-NL"/>
-              </w:rPr>
-            </w:pPr>
-            <w:r>
-              <w:rPr>
-                <w:lang w:val="nl-NL"/>
-              </w:rPr>
-              <w:t>FR-05</w:t>
-            </w:r>
-          </w:p>
-        </w:tc>
-        <w:tc>
-          <w:tcPr>
-            <w:tcW w:w="7073" w:type="dxa"/>
-          </w:tcPr>
-          <w:p>
-            <w:pPr>
-              <w:rPr>
-                <w:lang w:val="nl-NL"/>
-              </w:rPr>
-            </w:pPr>
-            <w:r>
-              <w:rPr>
-                <w:lang w:val="nl-NL"/>
-              </w:rPr>
-              <w:t>De beheerder moet organisaties en accounts kunnen beheren in een centrale beheeromgeving.</w:t>
-            </w:r>
-          </w:p>
-        </w:tc>
-        <w:tc>
-          <w:tcPr>
-            <w:tcW w:w="1299" w:type="dxa"/>
-          </w:tcPr>
-          <w:p>
-            <w:pPr>
-              <w:rPr>
-                <w:lang w:val="nl-NL"/>
-              </w:rPr>
-            </w:pPr>
-            <w:proofErr w:type="spellStart"/>
-            <w:r>
-              <w:rPr>
-                <w:lang w:val="nl-NL"/>
-              </w:rPr>
-              <w:t>Should</w:t>
-            </w:r>
-            <w:proofErr w:type="spellEnd"/>
-          </w:p>
-        </w:tc>
-        <w:tc>
-          <w:tcPr>
-            <w:tcW w:w="1299" w:type="dxa"/>
-          </w:tcPr>
-          <w:p>
-            <w:pPr>
-              <w:rPr>
-                <w:lang w:val="nl-NL"/>
-              </w:rPr>
-            </w:pPr>
-            <w:r>
-              <w:rPr>
-                <w:lang w:val="nl-NL"/>
-              </w:rPr>
-              <w:t>Yes</w:t>
-            </w:r>
-            <w:r>
-              <w:rPr>
-                <w:lang w:val="nl-NL"/>
-              </w:rPr>
-              <w:t xml:space="preserve"> </w:t>
-            </w:r>
-            <w:proofErr w:type="spellStart"/>
-            <w:r>
-              <w:rPr>
-                <w:lang w:val="nl-NL"/>
-              </w:rPr>
-              <w:t>Spec</w:t>
-            </w:r>
-            <w:proofErr w:type="spellEnd"/>
-            <w:r>
-              <w:rPr>
-                <w:lang w:val="nl-NL"/>
-              </w:rPr>
-              <w:t xml:space="preserve"> 001</w:t>
-            </w:r>
-          </w:p>
-        </w:tc>
-      </w:tr>
-      <w:tr>
-        <w:tc>
-          <w:tcPr>
-            <w:tcW w:w="9209" w:type="dxa"/>
-            <w:gridSpan w:val="3"/>
-            <w:shd w:val="clear" w:color="auto" w:fill="F2F2F2"/>
-          </w:tcPr>
-          <w:p>
-            <w:pPr>
-              <w:rPr>
-                <w:lang w:val="nl-NL"/>
-              </w:rPr>
-            </w:pPr>
-            <w:r>
-              <w:rPr>
-                <w:b/>
-                <w:bCs/>
-                <w:lang w:val="nl-NL"/>
-              </w:rPr>
-              <w:t>Cursussen</w:t>
-            </w:r>
-          </w:p>
-        </w:tc>
-        <w:tc>
-          <w:tcPr>
-            <w:tcW w:w="1299" w:type="dxa"/>
-            <w:shd w:val="clear" w:color="auto" w:fill="F2F2F2"/>
-          </w:tcPr>
-          <w:p>
-            <w:pPr>
-              <w:rPr>
-                <w:b/>
-                <w:bCs/>
-                <w:lang w:val="nl-NL"/>
-              </w:rPr>
-            </w:pPr>
-          </w:p>
-        </w:tc>
-      </w:tr>
-      <w:tr>
-        <w:tc>
-          <w:tcPr>
-            <w:tcW w:w="837" w:type="dxa"/>
-          </w:tcPr>
-          <w:p>
-            <w:pPr>
-              <w:rPr>
-                <w:lang w:val="nl-NL"/>
-              </w:rPr>
-            </w:pPr>
-            <w:r>
-              <w:rPr>
-                <w:lang w:val="nl-NL"/>
-              </w:rPr>
-              <w:t>FR-06</w:t>
-            </w:r>
-          </w:p>
-        </w:tc>
-        <w:tc>
-          <w:tcPr>
-            <w:tcW w:w="7073" w:type="dxa"/>
-          </w:tcPr>
-          <w:p>
-            <w:pPr>
-              <w:rPr>
-                <w:lang w:val="nl-NL"/>
-              </w:rPr>
-            </w:pPr>
-            <w:r>
-              <w:rPr>
-                <w:lang w:val="nl-NL"/>
-              </w:rPr>
-              <w:t>De gebruiker moet cursussen kunnen aanmaken, aanpassen en verwijderen.</w:t>
-            </w:r>
-          </w:p>
-        </w:tc>
-        <w:tc>
-          <w:tcPr>
-            <w:tcW w:w="1299" w:type="dxa"/>
-          </w:tcPr>
-          <w:p>
-            <w:pPr>
-              <w:rPr>
-                <w:lang w:val="nl-NL"/>
-              </w:rPr>
-            </w:pPr>
-            <w:r>
-              <w:rPr>
-                <w:lang w:val="nl-NL"/>
-              </w:rPr>
-              <w:t>Must</w:t>
-            </w:r>
-          </w:p>
-        </w:tc>
-        <w:tc>
-          <w:tcPr>
-            <w:tcW w:w="1299" w:type="dxa"/>
-          </w:tcPr>
-          <w:p>
-            <w:pPr>
-              <w:rPr>
-                <w:lang w:val="nl-NL"/>
-              </w:rPr>
-            </w:pPr>
-          </w:p>
-        </w:tc>
-      </w:tr>
-      <w:tr>
-        <w:tc>
-          <w:tcPr>
-            <w:tcW w:w="837" w:type="dxa"/>
-          </w:tcPr>
-          <w:p>
-            <w:pPr>
-              <w:rPr>
-                <w:lang w:val="nl-NL"/>
-              </w:rPr>
-            </w:pPr>
-            <w:r>
-              <w:rPr>
-                <w:lang w:val="nl-NL"/>
-              </w:rPr>
-              <w:t>FR-07</w:t>
-            </w:r>
-          </w:p>
-        </w:tc>
-        <w:tc>
-          <w:tcPr>
-            <w:tcW w:w="7073" w:type="dxa"/>
-          </w:tcPr>
-          <w:p>
-            <w:pPr>
-              <w:rPr>
-                <w:lang w:val="nl-NL"/>
-              </w:rPr>
-            </w:pPr>
-            <w:r>
-              <w:rPr>
-                <w:lang w:val="nl-NL"/>
-              </w:rPr>
-              <w:t>De gebruiker moet Scenario onderdelen kunnen aanmaken, aanpassen en verwijderen.</w:t>
-            </w:r>
-          </w:p>
-        </w:tc>
-        <w:tc>
-          <w:tcPr>
-            <w:tcW w:w="1299" w:type="dxa"/>
-          </w:tcPr>
-          <w:p>
-            <w:pPr>
-              <w:rPr>
-                <w:lang w:val="nl-NL"/>
-              </w:rPr>
-            </w:pPr>
-            <w:r>
-              <w:rPr>
-                <w:lang w:val="nl-NL"/>
-              </w:rPr>
-              <w:t>Must</w:t>
-            </w:r>
-          </w:p>
-        </w:tc>
-        <w:tc>
-          <w:tcPr>
-            <w:tcW w:w="1299" w:type="dxa"/>
-          </w:tcPr>
-          <w:p>
-            <w:pPr>
-              <w:rPr>
-                <w:lang w:val="nl-NL"/>
-              </w:rPr>
-            </w:pPr>
-          </w:p>
-        </w:tc>
-      </w:tr>
-      <w:tr>
-        <w:tc>
-          <w:tcPr>
-            <w:tcW w:w="837" w:type="dxa"/>
-          </w:tcPr>
-          <w:p>
-            <w:pPr>
-              <w:rPr>
-                <w:lang w:val="nl-NL"/>
-              </w:rPr>
-            </w:pPr>
-            <w:r>
-              <w:rPr>
-                <w:lang w:val="nl-NL"/>
-              </w:rPr>
-              <w:t>FR-08</w:t>
-            </w:r>
-          </w:p>
-        </w:tc>
-        <w:tc>
-          <w:tcPr>
-            <w:tcW w:w="7073" w:type="dxa"/>
-          </w:tcPr>
-          <w:p>
-            <w:pPr>
-              <w:rPr>
-                <w:lang w:val="nl-NL"/>
-              </w:rPr>
-            </w:pPr>
-            <w:r>
-              <w:rPr>
-                <w:lang w:val="nl-NL"/>
-              </w:rPr>
-              <w:t>De gebruiker moet de volgorde en vertakkingen van scenario-onderdelen binnen een cursus kunnen bepalen.</w:t>
-            </w:r>
-          </w:p>
-        </w:tc>
-        <w:tc>
-          <w:tcPr>
-            <w:tcW w:w="1299" w:type="dxa"/>
-          </w:tcPr>
-          <w:p>
-            <w:pPr>
-              <w:rPr>
-                <w:lang w:val="nl-NL"/>
-              </w:rPr>
-            </w:pPr>
-            <w:r>
-              <w:rPr>
-                <w:lang w:val="nl-NL"/>
-              </w:rPr>
-              <w:t>Must</w:t>
-            </w:r>
-          </w:p>
-        </w:tc>
-        <w:tc>
-          <w:tcPr>
-            <w:tcW w:w="1299" w:type="dxa"/>
-          </w:tcPr>
-          <w:p>
-            <w:pPr>
-              <w:rPr>
-                <w:lang w:val="nl-NL"/>
-              </w:rPr>
-            </w:pPr>
-          </w:p>
-        </w:tc>
-      </w:tr>
-      <w:tr>
-        <w:tc>
-          <w:tcPr>
-            <w:tcW w:w="837" w:type="dxa"/>
-          </w:tcPr>
-          <w:p>
-            <w:pPr>
-              <w:rPr>
-                <w:lang w:val="nl-NL"/>
-              </w:rPr>
-            </w:pPr>
-            <w:r>
-              <w:rPr>
-                <w:lang w:val="nl-NL"/>
-              </w:rPr>
-              <w:t>FR-09</w:t>
-            </w:r>
-          </w:p>
-        </w:tc>
-        <w:tc>
-          <w:tcPr>
-            <w:tcW w:w="7073" w:type="dxa"/>
-          </w:tcPr>
-          <w:p>
-            <w:pPr>
-              <w:rPr>
-                <w:lang w:val="nl-NL"/>
-              </w:rPr>
-            </w:pPr>
-            <w:r>
-              <w:rPr>
-                <w:lang w:val="nl-NL"/>
-              </w:rPr>
-              <w:t xml:space="preserve">De gebruiker moet een cursus kunnen publiceren en </w:t>
-            </w:r>
-            <w:proofErr w:type="spellStart"/>
-            <w:r>
-              <w:rPr>
-                <w:lang w:val="nl-NL"/>
-              </w:rPr>
-              <w:t>onpubliceren</w:t>
-            </w:r>
-            <w:proofErr w:type="spellEnd"/>
-            <w:r>
-              <w:rPr>
-                <w:lang w:val="nl-NL"/>
-              </w:rPr>
-              <w:t>.</w:t>
-            </w:r>
-          </w:p>
-        </w:tc>
-        <w:tc>
-          <w:tcPr>
-            <w:tcW w:w="1299" w:type="dxa"/>
-          </w:tcPr>
-          <w:p>
-            <w:pPr>
-              <w:rPr>
-                <w:lang w:val="nl-NL"/>
-              </w:rPr>
-            </w:pPr>
-            <w:r>
-              <w:rPr>
-                <w:lang w:val="nl-NL"/>
-              </w:rPr>
-              <w:t>Must</w:t>
-            </w:r>
-          </w:p>
-        </w:tc>
-        <w:tc>
-          <w:tcPr>
-            <w:tcW w:w="1299" w:type="dxa"/>
-          </w:tcPr>
-          <w:p>
-            <w:pPr>
-              <w:rPr>
-                <w:lang w:val="nl-NL"/>
-              </w:rPr>
-            </w:pPr>
-          </w:p>
-        </w:tc>
-      </w:tr>
-      <w:tr>
-        <w:tc>
-          <w:tcPr>
-            <w:tcW w:w="837" w:type="dxa"/>
-          </w:tcPr>
-          <w:p>
-            <w:pPr>
-              <w:rPr>
-                <w:lang w:val="nl-NL"/>
-              </w:rPr>
-            </w:pPr>
-            <w:r>
-              <w:rPr>
-                <w:lang w:val="nl-NL"/>
-              </w:rPr>
-              <w:t>FR-10</w:t>
-            </w:r>
-          </w:p>
-        </w:tc>
-        <w:tc>
-          <w:tcPr>
-            <w:tcW w:w="7073" w:type="dxa"/>
-          </w:tcPr>
-          <w:p>
-            <w:pPr>
-              <w:rPr>
-                <w:lang w:val="nl-NL"/>
-              </w:rPr>
-            </w:pPr>
-            <w:r>
-              <w:rPr>
-                <w:lang w:val="nl-NL"/>
-              </w:rPr>
-              <w:t>De gebruiker moet een cursus als concept kunnen opslaan.</w:t>
-            </w:r>
-          </w:p>
-        </w:tc>
-        <w:tc>
-          <w:tcPr>
-            <w:tcW w:w="1299" w:type="dxa"/>
-          </w:tcPr>
-          <w:p>
-            <w:pPr>
-              <w:rPr>
-                <w:lang w:val="nl-NL"/>
-              </w:rPr>
-            </w:pPr>
-            <w:r>
-              <w:rPr>
-                <w:lang w:val="nl-NL"/>
-              </w:rPr>
-              <w:t>Must</w:t>
-            </w:r>
-          </w:p>
-        </w:tc>
-        <w:tc>
-          <w:tcPr>
-            <w:tcW w:w="1299" w:type="dxa"/>
-          </w:tcPr>
-          <w:p>
-            <w:pPr>
-              <w:rPr>
-                <w:lang w:val="nl-NL"/>
-              </w:rPr>
-            </w:pPr>
-          </w:p>
-        </w:tc>
-      </w:tr>
-      <w:tr>
-        <w:tc>
-          <w:tcPr>
-            <w:tcW w:w="837" w:type="dxa"/>
-          </w:tcPr>
-          <w:p>
-            <w:pPr>
-              <w:rPr>
-                <w:lang w:val="nl-NL"/>
-              </w:rPr>
-            </w:pPr>
-            <w:r>
-              <w:rPr>
-                <w:lang w:val="nl-NL"/>
-              </w:rPr>
-              <w:t>FR-11</w:t>
-            </w:r>
-          </w:p>
-        </w:tc>
-        <w:tc>
-          <w:tcPr>
-            <w:tcW w:w="7073" w:type="dxa"/>
-          </w:tcPr>
-          <w:p>
-            <w:pPr>
-              <w:rPr>
-                <w:lang w:val="nl-NL"/>
-              </w:rPr>
-            </w:pPr>
-            <w:r>
-              <w:rPr>
-                <w:lang w:val="nl-NL"/>
-              </w:rPr>
-              <w:t>De gebruiker moet een gepubliceerde cursus kunnen bijwerken.</w:t>
-            </w:r>
-          </w:p>
-        </w:tc>
-        <w:tc>
-          <w:tcPr>
-            <w:tcW w:w="1299" w:type="dxa"/>
-          </w:tcPr>
-          <w:p>
-            <w:pPr>
-              <w:rPr>
-                <w:lang w:val="nl-NL"/>
-              </w:rPr>
-            </w:pPr>
-            <w:r>
-              <w:rPr>
-                <w:lang w:val="nl-NL"/>
-              </w:rPr>
-              <w:t>Must</w:t>
-            </w:r>
-          </w:p>
-        </w:tc>
-        <w:tc>
-          <w:tcPr>
-            <w:tcW w:w="1299" w:type="dxa"/>
-          </w:tcPr>
-          <w:p>
-            <w:pPr>
-              <w:rPr>
-                <w:lang w:val="nl-NL"/>
-              </w:rPr>
-            </w:pPr>
-          </w:p>
-        </w:tc>
-      </w:tr>
-      <w:tr>
-        <w:tc>
-          <w:tcPr>
-            <w:tcW w:w="837" w:type="dxa"/>
-          </w:tcPr>
-          <w:p>
-            <w:pPr>
-              <w:rPr>
-                <w:lang w:val="nl-NL"/>
-              </w:rPr>
-            </w:pPr>
-            <w:r>
-              <w:rPr>
-                <w:lang w:val="nl-NL"/>
-              </w:rPr>
-              <w:t>FR-12</w:t>
-            </w:r>
-          </w:p>
-        </w:tc>
-        <w:tc>
-          <w:tcPr>
-            <w:tcW w:w="7073" w:type="dxa"/>
-          </w:tcPr>
-          <w:p>
-            <w:pPr>
-              <w:rPr>
-                <w:lang w:val="nl-NL"/>
-              </w:rPr>
-            </w:pPr>
-            <w:r>
-              <w:rPr>
-                <w:lang w:val="nl-NL"/>
-              </w:rPr>
-              <w:t>De gebruiker moet cursussen kunnen delen via een centrale cursusbibliotheek en cursussen uit die bibliotheek kunnen overnemen.</w:t>
-            </w:r>
-          </w:p>
-        </w:tc>
-        <w:tc>
-          <w:tcPr>
-            <w:tcW w:w="1299" w:type="dxa"/>
-          </w:tcPr>
-          <w:p>
-            <w:pPr>
-              <w:rPr>
-                <w:lang w:val="nl-NL"/>
-              </w:rPr>
-            </w:pPr>
-            <w:proofErr w:type="spellStart"/>
-            <w:r>
-              <w:rPr>
-                <w:lang w:val="nl-NL"/>
-              </w:rPr>
-              <w:t>Should</w:t>
-            </w:r>
-            <w:proofErr w:type="spellEnd"/>
-          </w:p>
-        </w:tc>
-        <w:tc>
-          <w:tcPr>
-            <w:tcW w:w="1299" w:type="dxa"/>
-          </w:tcPr>
-          <w:p>
-            <w:pPr>
-              <w:rPr>
-                <w:lang w:val="nl-NL"/>
-              </w:rPr>
-            </w:pPr>
-          </w:p>
-        </w:tc>
-      </w:tr>
-      <w:tr>
-        <w:tc>
-          <w:tcPr>
-            <w:tcW w:w="9209" w:type="dxa"/>
-            <w:gridSpan w:val="3"/>
-            <w:shd w:val="clear" w:color="auto" w:fill="F2F2F2"/>
-          </w:tcPr>
-          <w:p>
-            <w:pPr>
-              <w:rPr>
-                <w:lang w:val="nl-NL"/>
-              </w:rPr>
-            </w:pPr>
-            <w:r>
-              <w:rPr>
-                <w:b/>
-                <w:bCs/>
-                <w:lang w:val="nl-NL"/>
-              </w:rPr>
-              <w:t>Video’s</w:t>
-            </w:r>
-          </w:p>
-        </w:tc>
-        <w:tc>
-          <w:tcPr>
-            <w:tcW w:w="1299" w:type="dxa"/>
-            <w:shd w:val="clear" w:color="auto" w:fill="F2F2F2"/>
-          </w:tcPr>
-          <w:p>
-            <w:pPr>
-              <w:rPr>
-                <w:b/>
-                <w:bCs/>
-                <w:lang w:val="nl-NL"/>
-              </w:rPr>
-            </w:pPr>
-          </w:p>
-        </w:tc>
-      </w:tr>
-      <w:tr>
-        <w:tc>
-          <w:tcPr>
-            <w:tcW w:w="837" w:type="dxa"/>
-          </w:tcPr>
-          <w:p>
-            <w:pPr>
-              <w:rPr>
-                <w:lang w:val="nl-NL"/>
-              </w:rPr>
-            </w:pPr>
-            <w:r>
-              <w:rPr>
-                <w:lang w:val="nl-NL"/>
-              </w:rPr>
-              <w:t>FR-13</w:t>
-            </w:r>
-          </w:p>
-        </w:tc>
-        <w:tc>
-          <w:tcPr>
-            <w:tcW w:w="7073" w:type="dxa"/>
-          </w:tcPr>
-          <w:p>
-            <w:pPr>
-              <w:rPr>
-                <w:lang w:val="nl-NL"/>
-              </w:rPr>
-            </w:pPr>
-            <w:r>
-              <w:rPr>
-                <w:lang w:val="nl-NL"/>
-              </w:rPr>
-              <w:t xml:space="preserve">De gebruiker moet 360 graden </w:t>
-            </w:r>
-            <w:proofErr w:type="spellStart"/>
-            <w:r>
-              <w:rPr>
-                <w:lang w:val="nl-NL"/>
-              </w:rPr>
-              <w:t>videos</w:t>
-            </w:r>
-            <w:proofErr w:type="spellEnd"/>
-            <w:r>
-              <w:rPr>
-                <w:lang w:val="nl-NL"/>
-              </w:rPr>
-              <w:t xml:space="preserve"> kunnen toevoegen, bekijken en verwijderen.</w:t>
-            </w:r>
-          </w:p>
-        </w:tc>
-        <w:tc>
-          <w:tcPr>
-            <w:tcW w:w="1299" w:type="dxa"/>
-          </w:tcPr>
-          <w:p>
-            <w:pPr>
-              <w:rPr>
-                <w:lang w:val="nl-NL"/>
-              </w:rPr>
-            </w:pPr>
-            <w:r>
-              <w:rPr>
-                <w:lang w:val="nl-NL"/>
-              </w:rPr>
-              <w:t>Must</w:t>
-            </w:r>
-          </w:p>
-        </w:tc>
-        <w:tc>
-          <w:tcPr>
-            <w:tcW w:w="1299" w:type="dxa"/>
-          </w:tcPr>
-          <w:p>
-            <w:pPr>
-              <w:rPr>
-                <w:lang w:val="nl-NL"/>
-              </w:rPr>
-            </w:pPr>
-          </w:p>
-        </w:tc>
-      </w:tr>
-      <w:tr>
-        <w:tc>
-          <w:tcPr>
-            <w:tcW w:w="837" w:type="dxa"/>
-          </w:tcPr>
-          <w:p>
-            <w:pPr>
-              <w:rPr>
-                <w:lang w:val="nl-NL"/>
-              </w:rPr>
-            </w:pPr>
-            <w:r>
-              <w:rPr>
-                <w:lang w:val="nl-NL"/>
-              </w:rPr>
-              <w:t>FR-14</w:t>
-            </w:r>
-          </w:p>
-        </w:tc>
-        <w:tc>
-          <w:tcPr>
-            <w:tcW w:w="7073" w:type="dxa"/>
-          </w:tcPr>
-          <w:p>
-            <w:pPr>
-              <w:rPr>
-                <w:lang w:val="nl-NL"/>
-              </w:rPr>
-            </w:pPr>
-            <w:r>
-              <w:rPr>
-                <w:lang w:val="nl-NL"/>
-              </w:rPr>
-              <w:t>De gebruiker moet video’s uit een centrale videobibliotheek kunnen gebruiken en per video kunnen kiezen uit drie beschikbaarheidsopties: algemeen beschikbaar, selectief beschikbaar of alleen eigen organisatie.</w:t>
-            </w:r>
-          </w:p>
-        </w:tc>
-        <w:tc>
-          <w:tcPr>
-            <w:tcW w:w="1299" w:type="dxa"/>
-          </w:tcPr>
-          <w:p>
-            <w:pPr>
-              <w:rPr>
-                <w:lang w:val="nl-NL"/>
-              </w:rPr>
-            </w:pPr>
-            <w:proofErr w:type="spellStart"/>
-            <w:r>
-              <w:rPr>
-                <w:lang w:val="nl-NL"/>
-              </w:rPr>
-              <w:t>Should</w:t>
-            </w:r>
-            <w:proofErr w:type="spellEnd"/>
-          </w:p>
-        </w:tc>
-        <w:tc>
-          <w:tcPr>
-            <w:tcW w:w="1299" w:type="dxa"/>
-          </w:tcPr>
-          <w:p>
-            <w:pPr>
-              <w:rPr>
-                <w:lang w:val="nl-NL"/>
-              </w:rPr>
-            </w:pPr>
-          </w:p>
-        </w:tc>
-      </w:tr>
-      <w:tr>
-        <w:tc>
-          <w:tcPr>
-            <w:tcW w:w="9209" w:type="dxa"/>
-            <w:gridSpan w:val="3"/>
-            <w:shd w:val="clear" w:color="auto" w:fill="F2F2F2"/>
-          </w:tcPr>
-          <w:p>
-            <w:pPr>
-              <w:rPr>
-                <w:lang w:val="nl-NL"/>
-              </w:rPr>
-            </w:pPr>
-            <w:r>
-              <w:rPr>
-                <w:b/>
-                <w:bCs/>
-                <w:lang w:val="nl-NL"/>
-              </w:rPr>
-              <w:t>Toekomstige uitbreidingen</w:t>
-            </w:r>
-          </w:p>
-        </w:tc>
-        <w:tc>
-          <w:tcPr>
-            <w:tcW w:w="1299" w:type="dxa"/>
-            <w:shd w:val="clear" w:color="auto" w:fill="F2F2F2"/>
-          </w:tcPr>
-          <w:p>
-            <w:pPr>
-              <w:rPr>
-                <w:b/>
-                <w:bCs/>
-                <w:lang w:val="nl-NL"/>
-              </w:rPr>
-            </w:pPr>
-          </w:p>
-        </w:tc>
-      </w:tr>
-      <w:tr>
-        <w:tc>
-          <w:tcPr>
-            <w:tcW w:w="837" w:type="dxa"/>
-          </w:tcPr>
-          <w:p>
-            <w:pPr>
-              <w:rPr>
-                <w:lang w:val="nl-NL"/>
-              </w:rPr>
-            </w:pPr>
-            <w:r>
-              <w:rPr>
-                <w:lang w:val="nl-NL"/>
-              </w:rPr>
-              <w:t>FR-15</w:t>
-            </w:r>
-          </w:p>
-        </w:tc>
-        <w:tc>
-          <w:tcPr>
-            <w:tcW w:w="7073" w:type="dxa"/>
-          </w:tcPr>
-          <w:p>
-            <w:pPr>
-              <w:rPr>
-                <w:lang w:val="nl-NL"/>
-              </w:rPr>
-            </w:pPr>
-            <w:r>
-              <w:rPr>
-                <w:lang w:val="nl-NL"/>
-              </w:rPr>
-              <w:t>Het systeem moet leerresultaten van gebruikers kunnen vastleggen.</w:t>
-            </w:r>
-          </w:p>
-        </w:tc>
-        <w:tc>
-          <w:tcPr>
-            <w:tcW w:w="1299" w:type="dxa"/>
-          </w:tcPr>
-          <w:p>
-            <w:pPr>
-              <w:rPr>
-                <w:lang w:val="nl-NL"/>
-              </w:rPr>
-            </w:pPr>
-            <w:proofErr w:type="spellStart"/>
-            <w:r>
-              <w:rPr>
-                <w:lang w:val="nl-NL"/>
-              </w:rPr>
-              <w:t>Won’t</w:t>
-            </w:r>
-            <w:proofErr w:type="spellEnd"/>
-          </w:p>
-        </w:tc>
-        <w:tc>
-          <w:tcPr>
-            <w:tcW w:w="1299" w:type="dxa"/>
-          </w:tcPr>
-          <w:p>
-            <w:pPr>
-              <w:rPr>
-                <w:lang w:val="nl-NL"/>
-              </w:rPr>
-            </w:pPr>
-          </w:p>
-        </w:tc>
-      </w:tr>
-    </w:tbl>
-    <w:p>
-      <w:pPr>
-        <w:rPr>
-          <w:lang w:val="nl-NL"/>
-        </w:rPr>
-      </w:pPr>
-    </w:p>
-    <w:p>
-      <w:pPr>
-        <w:rPr>
-          <w:lang w:val="nl-NL"/>
-        </w:rPr>
-      </w:pPr>
-      <w:r>
-        <w:rPr>
-          <w:lang w:val="nl-NL"/>
-        </w:rPr>
-        <w:t xml:space="preserve">Het systeem moet een cursus controleren op fouten voordat deze gepubliceerd </w:t>
-      </w:r>
-      <w:proofErr w:type="gramStart"/>
-      <w:r>
-        <w:rPr>
-          <w:lang w:val="nl-NL"/>
-        </w:rPr>
-        <w:t>word</w:t>
-      </w:r>
-      <w:proofErr w:type="gramEnd"/>
-      <w:r>
-        <w:rPr>
-          <w:lang w:val="nl-NL"/>
-        </w:rPr>
-        <w:t xml:space="preserve">. </w:t>
       </w:r>
     </w:p>
     <w:tbl>
@@ -1583,57 +64,53 @@
           <w:p>
             <w:pPr>
               <w:rPr>
+                <w:lang w:val="nl-NL"/>
+              </w:rPr>
+            </w:pPr>
+            <w:r>
+              <w:rPr>
                 <w:b/>
                 <w:bCs/>
                 <w:lang w:val="nl-NL"/>
               </w:rPr>
-            </w:pPr>
+              <w:t>Requirement</w:t>
+            </w:r>
+            <w:r>
+              <w:rPr>
+                <w:lang w:val="nl-NL"/>
+              </w:rPr>
+              <w:t xml:space="preserve"> </w:t>
+            </w:r>
             <w:r>
               <w:rPr>
                 <w:b/>
                 <w:bCs/>
                 <w:lang w:val="nl-NL"/>
               </w:rPr>
-              <w:t>Requirement</w:t>
-            </w:r>
-            <w:r>
-              <w:rPr>
-                <w:lang w:val="nl-NL"/>
-              </w:rPr>
-              <w:t xml:space="preserve"> </w:t>
-            </w:r>
-            <w:r>
+              <w:t>Content management system</w:t>
+            </w:r>
+          </w:p>
+        </w:tc>
+        <w:tc>
+          <w:tcPr>
+            <w:tcW w:w="1299" w:type="dxa"/>
+          </w:tcPr>
+          <w:p>
+            <w:pPr>
               <w:rPr>
                 <w:b/>
                 <w:bCs/>
                 <w:lang w:val="nl-NL"/>
               </w:rPr>
-              <w:t>VR Applicatie</w:t>
-            </w:r>
-          </w:p>
-        </w:tc>
-        <w:tc>
-          <w:tcPr>
-            <w:tcW w:w="1299" w:type="dxa"/>
-          </w:tcPr>
-          <w:p>
-            <w:pPr>
+            </w:pPr>
+            <w:r>
               <w:rPr>
                 <w:b/>
                 <w:bCs/>
                 <w:lang w:val="nl-NL"/>
               </w:rPr>
-            </w:pPr>
-            <w:proofErr w:type="spellStart"/>
-            <w:r>
-              <w:rPr>
-                <w:b/>
-                <w:bCs/>
-                <w:lang w:val="nl-NL"/>
-              </w:rPr>
               <w:t>MoSCoW</w:t>
             </w:r>
-            <w:proofErr w:type="spellEnd"/>
           </w:p>
         </w:tc>
       </w:tr>
@@ -1656,7 +133,7 @@
                 <w:bCs/>
                 <w:lang w:val="nl-NL"/>
               </w:rPr>
-              <w:t>Koppeling</w:t>
+              <w:t>Accounts en organisaties</w:t>
             </w:r>
           </w:p>
         </w:tc>
@@ -1676,7 +153,7 @@
               <w:rPr>
                 <w:lang w:val="nl-NL"/>
               </w:rPr>
-              <w:t>FR-01-VR</w:t>
+              <w:t>FR-01</w:t>
             </w:r>
           </w:p>
         </w:tc>
@@ -1694,7 +171,7 @@
               <w:rPr>
                 <w:lang w:val="nl-NL"/>
               </w:rPr>
-              <w:t>De Quest moet via een koppelcode aan één organisatie gekoppeld kunnen worden.</w:t>
+              <w:t>De gebruiker moet in kunnen loggen.</w:t>
             </w:r>
           </w:p>
         </w:tc>
@@ -1713,6 +190,230 @@
                 <w:lang w:val="nl-NL"/>
               </w:rPr>
               <w:t>Must</w:t>
+            </w:r>
+          </w:p>
+        </w:tc>
+      </w:tr>
+      <w:tr>
+        <w:tc>
+          <w:tcPr>
+            <w:tcW w:w="837" w:type="dxa"/>
+          </w:tcPr>
+          <w:p>
+            <w:pPr>
+              <w:rPr>
+                <w:lang w:val="nl-NL"/>
+              </w:rPr>
+            </w:pPr>
+            <w:r>
+              <w:rPr>
+                <w:lang w:val="nl-NL"/>
+              </w:rPr>
+              <w:t>FR-02</w:t>
+            </w:r>
+          </w:p>
+        </w:tc>
+        <w:tc>
+          <w:tcPr>
+            <w:tcW w:w="7073" w:type="dxa"/>
+          </w:tcPr>
+          <w:p>
+            <w:pPr>
+              <w:rPr>
+                <w:lang w:val="nl-NL"/>
+              </w:rPr>
+            </w:pPr>
+            <w:r>
+              <w:rPr>
+                <w:lang w:val="nl-NL"/>
+              </w:rPr>
+              <w:t>De beheerder moet een account voor een organisatie kunnen aanmaken.</w:t>
+            </w:r>
+          </w:p>
+        </w:tc>
+        <w:tc>
+          <w:tcPr>
+            <w:tcW w:w="1299" w:type="dxa"/>
+          </w:tcPr>
+          <w:p>
+            <w:pPr>
+              <w:rPr>
+                <w:lang w:val="nl-NL"/>
+              </w:rPr>
+            </w:pPr>
+            <w:r>
+              <w:rPr>
+                <w:lang w:val="nl-NL"/>
+              </w:rPr>
+              <w:t>Must</w:t>
+            </w:r>
+          </w:p>
+        </w:tc>
+      </w:tr>
+      <w:tr>
+        <w:tc>
+          <w:tcPr>
+            <w:tcW w:w="837" w:type="dxa"/>
+          </w:tcPr>
+          <w:p>
+            <w:pPr>
+              <w:rPr>
+                <w:lang w:val="nl-NL"/>
+              </w:rPr>
+            </w:pPr>
+            <w:r>
+              <w:rPr>
+                <w:lang w:val="nl-NL"/>
+              </w:rPr>
+              <w:t>FR-03</w:t>
+            </w:r>
+          </w:p>
+        </w:tc>
+        <w:tc>
+          <w:tcPr>
+            <w:tcW w:w="7073" w:type="dxa"/>
+          </w:tcPr>
+          <w:p>
+            <w:pPr>
+              <w:rPr>
+                <w:lang w:val="nl-NL"/>
+              </w:rPr>
+            </w:pPr>
+            <w:r>
+              <w:rPr>
+                <w:lang w:val="nl-NL"/>
+              </w:rPr>
+              <w:t>Het systeem moet meerdere organisaties ondersteunen.</w:t>
+            </w:r>
+          </w:p>
+        </w:tc>
+        <w:tc>
+          <w:tcPr>
+            <w:tcW w:w="1299" w:type="dxa"/>
+          </w:tcPr>
+          <w:p>
+            <w:pPr>
+              <w:rPr>
+                <w:lang w:val="nl-NL"/>
+              </w:rPr>
+            </w:pPr>
+            <w:r>
+              <w:rPr>
+                <w:lang w:val="nl-NL"/>
+              </w:rPr>
+              <w:t>Should</w:t>
+            </w:r>
+          </w:p>
+        </w:tc>
+      </w:tr>
+      <w:tr>
+        <w:tc>
+          <w:tcPr>
+            <w:tcW w:w="837" w:type="dxa"/>
+          </w:tcPr>
+          <w:p>
+            <w:pPr>
+              <w:rPr>
+                <w:lang w:val="nl-NL"/>
+              </w:rPr>
+            </w:pPr>
+            <w:r>
+              <w:rPr>
+                <w:lang w:val="nl-NL"/>
+              </w:rPr>
+              <w:t>FR-04</w:t>
+            </w:r>
+          </w:p>
+        </w:tc>
+        <w:tc>
+          <w:tcPr>
+            <w:tcW w:w="7073" w:type="dxa"/>
+          </w:tcPr>
+          <w:p>
+            <w:pPr>
+              <w:rPr>
+                <w:lang w:val="nl-NL"/>
+              </w:rPr>
+            </w:pPr>
+            <w:r>
+              <w:rPr>
+                <w:lang w:val="nl-NL"/>
+              </w:rPr>
+              <w:t>Het systeem moet per organisatie een eigen huisstijl kunnen toepassen.</w:t>
+            </w:r>
+          </w:p>
+        </w:tc>
+        <w:tc>
+          <w:tcPr>
+            <w:tcW w:w="1299" w:type="dxa"/>
+          </w:tcPr>
+          <w:p>
+            <w:pPr>
+              <w:rPr>
+                <w:lang w:val="nl-NL"/>
+              </w:rPr>
+            </w:pPr>
+            <w:r>
+              <w:rPr>
+                <w:lang w:val="nl-NL"/>
+              </w:rPr>
+              <w:t>Should</w:t>
+            </w:r>
+          </w:p>
+        </w:tc>
+      </w:tr>
+      <w:tr>
+        <w:tc>
+          <w:tcPr>
+            <w:tcW w:w="837" w:type="dxa"/>
+          </w:tcPr>
+          <w:p>
+            <w:pPr>
+              <w:rPr>
+                <w:lang w:val="nl-NL"/>
+              </w:rPr>
+            </w:pPr>
+            <w:r>
+              <w:rPr>
+                <w:lang w:val="nl-NL"/>
+              </w:rPr>
+              <w:t>FR-05</w:t>
+            </w:r>
+          </w:p>
+        </w:tc>
+        <w:tc>
+          <w:tcPr>
+            <w:tcW w:w="7073" w:type="dxa"/>
+          </w:tcPr>
+          <w:p>
+            <w:pPr>
+              <w:rPr>
+                <w:lang w:val="nl-NL"/>
+              </w:rPr>
+            </w:pPr>
+            <w:r>
+              <w:rPr>
+                <w:lang w:val="nl-NL"/>
+              </w:rPr>
+              <w:t>De beheerder moet organisaties en accounts kunnen beheren in een centrale beheeromgeving.</w:t>
+            </w:r>
+          </w:p>
+        </w:tc>
+        <w:tc>
+          <w:tcPr>
+            <w:tcW w:w="1299" w:type="dxa"/>
+          </w:tcPr>
+          <w:p>
+            <w:pPr>
+              <w:rPr>
+                <w:lang w:val="nl-NL"/>
+              </w:rPr>
+            </w:pPr>
+            <w:r>
+              <w:rPr>
+                <w:lang w:val="nl-NL"/>
+              </w:rPr>
+              <w:t>Should</w:t>
             </w:r>
           </w:p>
         </w:tc>
@@ -1736,7 +437,7 @@
                 <w:bCs/>
                 <w:lang w:val="nl-NL"/>
               </w:rPr>
-              <w:t>Cursussen ophalen en bijwerken</w:t>
+              <w:t>Cursussen</w:t>
             </w:r>
           </w:p>
         </w:tc>
@@ -1756,8 +457,7 @@
               <w:rPr>
                 <w:lang w:val="nl-NL"/>
               </w:rPr>
-              <w:lastRenderedPageBreak/>
-              <w:t>FR-02-VR</w:t>
+              <w:t>FR-06</w:t>
             </w:r>
           </w:p>
         </w:tc>
@@ -1775,7 +475,7 @@
               <w:rPr>
                 <w:lang w:val="nl-NL"/>
               </w:rPr>
-              <w:t>De VR applicatie moet gepubliceerde cursussen kunnen weergeven en ophalen.</w:t>
+              <w:t>De gebruiker moet cursussen kunnen aanmaken, aanpassen en verwijderen.</w:t>
             </w:r>
           </w:p>
         </w:tc>
@@ -1789,6 +489,12 @@
                 <w:lang w:val="nl-NL"/>
               </w:rPr>
             </w:pPr>
+            <w:r>
+              <w:rPr>
+                <w:lang w:val="nl-NL"/>
+              </w:rPr>
+              <w:t>Must</w:t>
+            </w:r>
           </w:p>
         </w:tc>
       </w:tr>
@@ -1807,7 +513,7 @@
               <w:rPr>
                 <w:lang w:val="nl-NL"/>
               </w:rPr>
-              <w:t>FR-03-VR</w:t>
+              <w:t>FR-07</w:t>
             </w:r>
           </w:p>
         </w:tc>
@@ -1825,7 +531,7 @@
               <w:rPr>
                 <w:lang w:val="nl-NL"/>
               </w:rPr>
-              <w:t>De VR applicatie moet het benodigde cursus content kunnen downloaden.</w:t>
+              <w:t>De gebruiker moet Scenario onderdelen kunnen aanmaken, aanpassen en verwijderen.</w:t>
             </w:r>
           </w:p>
         </w:tc>
@@ -1839,6 +545,12 @@
                 <w:lang w:val="nl-NL"/>
               </w:rPr>
             </w:pPr>
+            <w:r>
+              <w:rPr>
+                <w:lang w:val="nl-NL"/>
+              </w:rPr>
+              <w:t>Must</w:t>
+            </w:r>
           </w:p>
         </w:tc>
       </w:tr>
@@ -1857,7 +569,7 @@
               <w:rPr>
                 <w:lang w:val="nl-NL"/>
               </w:rPr>
-              <w:t>FR-04-VR</w:t>
+              <w:t>FR-08</w:t>
             </w:r>
           </w:p>
         </w:tc>
@@ -1875,7 +587,7 @@
               <w:rPr>
                 <w:lang w:val="nl-NL"/>
               </w:rPr>
-              <w:t>De VR applicatie moet gedownloade cursuscontent kunnen verwijderen.</w:t>
+              <w:t>De gebruiker moet de volgorde en vertakkingen van scenario-onderdelen binnen een cursus kunnen bepalen.</w:t>
             </w:r>
           </w:p>
         </w:tc>
@@ -1889,6 +601,12 @@
                 <w:lang w:val="nl-NL"/>
               </w:rPr>
             </w:pPr>
+            <w:r>
+              <w:rPr>
+                <w:lang w:val="nl-NL"/>
+              </w:rPr>
+              <w:t>Must</w:t>
+            </w:r>
           </w:p>
         </w:tc>
       </w:tr>
@@ -1907,7 +625,7 @@
               <w:rPr>
                 <w:lang w:val="nl-NL"/>
               </w:rPr>
-              <w:t>FR-05-VR</w:t>
+              <w:t>FR-09</w:t>
             </w:r>
           </w:p>
         </w:tc>
@@ -1925,7 +643,7 @@
               <w:rPr>
                 <w:lang w:val="nl-NL"/>
               </w:rPr>
-              <w:t>De VR applicatie moet tonen welke cursussen gedownload zijn en welke bijgewerkt moeten worden.</w:t>
+              <w:t>De gebruiker moet een cursus kunnen publiceren en onpubliceren.</w:t>
             </w:r>
           </w:p>
         </w:tc>
@@ -1963,6 +681,816 @@
               <w:rPr>
                 <w:lang w:val="nl-NL"/>
               </w:rPr>
+              <w:t>FR-10</w:t>
+            </w:r>
+          </w:p>
+        </w:tc>
+        <w:tc>
+          <w:tcPr>
+            <w:tcW w:w="7073" w:type="dxa"/>
+          </w:tcPr>
+          <w:p>
+            <w:pPr>
+              <w:rPr>
+                <w:lang w:val="nl-NL"/>
+              </w:rPr>
+            </w:pPr>
+            <w:r>
+              <w:rPr>
+                <w:lang w:val="nl-NL"/>
+              </w:rPr>
+              <w:t>De gebruiker moet een cursus als concept kunnen opslaan.</w:t>
+            </w:r>
+          </w:p>
+        </w:tc>
+        <w:tc>
+          <w:tcPr>
+            <w:tcW w:w="1299" w:type="dxa"/>
+          </w:tcPr>
+          <w:p>
+            <w:pPr>
+              <w:rPr>
+                <w:lang w:val="nl-NL"/>
+              </w:rPr>
+            </w:pPr>
+            <w:r>
+              <w:rPr>
+                <w:lang w:val="nl-NL"/>
+              </w:rPr>
+              <w:t>Must</w:t>
+            </w:r>
+          </w:p>
+        </w:tc>
+      </w:tr>
+      <w:tr>
+        <w:tc>
+          <w:tcPr>
+            <w:tcW w:w="837" w:type="dxa"/>
+          </w:tcPr>
+          <w:p>
+            <w:pPr>
+              <w:rPr>
+                <w:lang w:val="nl-NL"/>
+              </w:rPr>
+            </w:pPr>
+            <w:r>
+              <w:rPr>
+                <w:lang w:val="nl-NL"/>
+              </w:rPr>
+              <w:t>FR-11</w:t>
+            </w:r>
+          </w:p>
+        </w:tc>
+        <w:tc>
+          <w:tcPr>
+            <w:tcW w:w="7073" w:type="dxa"/>
+          </w:tcPr>
+          <w:p>
+            <w:pPr>
+              <w:rPr>
+                <w:lang w:val="nl-NL"/>
+              </w:rPr>
+            </w:pPr>
+            <w:r>
+              <w:rPr>
+                <w:lang w:val="nl-NL"/>
+              </w:rPr>
+              <w:t>De gebruiker moet een gepubliceerde cursus kunnen bijwerken.</w:t>
+            </w:r>
+          </w:p>
+        </w:tc>
+        <w:tc>
+          <w:tcPr>
+            <w:tcW w:w="1299" w:type="dxa"/>
+          </w:tcPr>
+          <w:p>
+            <w:pPr>
+              <w:rPr>
+                <w:lang w:val="nl-NL"/>
+              </w:rPr>
+            </w:pPr>
+            <w:r>
+              <w:rPr>
+                <w:lang w:val="nl-NL"/>
+              </w:rPr>
+              <w:t>Must</w:t>
+            </w:r>
+          </w:p>
+        </w:tc>
+      </w:tr>
+      <w:tr>
+        <w:tc>
+          <w:tcPr>
+            <w:tcW w:w="837" w:type="dxa"/>
+          </w:tcPr>
+          <w:p>
+            <w:pPr>
+              <w:rPr>
+                <w:lang w:val="nl-NL"/>
+              </w:rPr>
+            </w:pPr>
+            <w:r>
+              <w:rPr>
+                <w:lang w:val="nl-NL"/>
+              </w:rPr>
+              <w:t>FR-12</w:t>
+            </w:r>
+          </w:p>
+        </w:tc>
+        <w:tc>
+          <w:tcPr>
+            <w:tcW w:w="7073" w:type="dxa"/>
+          </w:tcPr>
+          <w:p>
+            <w:pPr>
+              <w:rPr>
+                <w:lang w:val="nl-NL"/>
+              </w:rPr>
+            </w:pPr>
+            <w:r>
+              <w:rPr>
+                <w:lang w:val="nl-NL"/>
+              </w:rPr>
+              <w:t>De gebruiker moet cursussen kunnen delen via een centrale cursusbibliotheek en cursussen uit die bibliotheek kunnen overnemen.</w:t>
+            </w:r>
+          </w:p>
+        </w:tc>
+        <w:tc>
+          <w:tcPr>
+            <w:tcW w:w="1299" w:type="dxa"/>
+          </w:tcPr>
+          <w:p>
+            <w:pPr>
+              <w:rPr>
+                <w:lang w:val="nl-NL"/>
+              </w:rPr>
+            </w:pPr>
+            <w:r>
+              <w:rPr>
+                <w:lang w:val="nl-NL"/>
+              </w:rPr>
+              <w:t>Should</w:t>
+            </w:r>
+          </w:p>
+        </w:tc>
+      </w:tr>
+      <w:tr>
+        <w:tc>
+          <w:tcPr>
+            <w:tcW w:w="9209" w:type="dxa"/>
+            <w:gridSpan w:val="3"/>
+            <w:shd w:val="clear" w:color="auto" w:fill="F2F2F2"/>
+          </w:tcPr>
+          <w:p>
+            <w:pPr>
+              <w:rPr>
+                <w:lang w:val="nl-NL"/>
+              </w:rPr>
+            </w:pPr>
+            <w:r>
+              <w:rPr>
+                <w:b/>
+                <w:bCs/>
+                <w:lang w:val="nl-NL"/>
+              </w:rPr>
+              <w:t>Video’s</w:t>
+            </w:r>
+          </w:p>
+        </w:tc>
+      </w:tr>
+      <w:tr>
+        <w:tc>
+          <w:tcPr>
+            <w:tcW w:w="837" w:type="dxa"/>
+          </w:tcPr>
+          <w:p>
+            <w:pPr>
+              <w:rPr>
+                <w:lang w:val="nl-NL"/>
+              </w:rPr>
+            </w:pPr>
+            <w:r>
+              <w:rPr>
+                <w:lang w:val="nl-NL"/>
+              </w:rPr>
+              <w:t>FR-13</w:t>
+            </w:r>
+          </w:p>
+        </w:tc>
+        <w:tc>
+          <w:tcPr>
+            <w:tcW w:w="7073" w:type="dxa"/>
+          </w:tcPr>
+          <w:p>
+            <w:pPr>
+              <w:rPr>
+                <w:lang w:val="nl-NL"/>
+              </w:rPr>
+            </w:pPr>
+            <w:r>
+              <w:rPr>
+                <w:lang w:val="nl-NL"/>
+              </w:rPr>
+              <w:t>De gebruiker moet 360 graden videos kunnen toevoegen, bekijken en verwijderen.</w:t>
+            </w:r>
+          </w:p>
+        </w:tc>
+        <w:tc>
+          <w:tcPr>
+            <w:tcW w:w="1299" w:type="dxa"/>
+          </w:tcPr>
+          <w:p>
+            <w:pPr>
+              <w:rPr>
+                <w:lang w:val="nl-NL"/>
+              </w:rPr>
+            </w:pPr>
+            <w:r>
+              <w:rPr>
+                <w:lang w:val="nl-NL"/>
+              </w:rPr>
+              <w:t>Must</w:t>
+            </w:r>
+          </w:p>
+        </w:tc>
+      </w:tr>
+      <w:tr>
+        <w:tc>
+          <w:tcPr>
+            <w:tcW w:w="837" w:type="dxa"/>
+          </w:tcPr>
+          <w:p>
+            <w:pPr>
+              <w:rPr>
+                <w:lang w:val="nl-NL"/>
+              </w:rPr>
+            </w:pPr>
+            <w:r>
+              <w:rPr>
+                <w:lang w:val="nl-NL"/>
+              </w:rPr>
+              <w:t>FR-14</w:t>
+            </w:r>
+          </w:p>
+        </w:tc>
+        <w:tc>
+          <w:tcPr>
+            <w:tcW w:w="7073" w:type="dxa"/>
+          </w:tcPr>
+          <w:p>
+            <w:pPr>
+              <w:rPr>
+                <w:lang w:val="nl-NL"/>
+              </w:rPr>
+            </w:pPr>
+            <w:r>
+              <w:rPr>
+                <w:lang w:val="nl-NL"/>
+              </w:rPr>
+              <w:t>De gebruiker moet video’s uit een centrale videobibliotheek kunnen gebruiken en per video kunnen kiezen uit drie beschikbaarheidsopties: algemeen beschikbaar, selectief beschikbaar of alleen eigen organisatie.</w:t>
+            </w:r>
+          </w:p>
+        </w:tc>
+        <w:tc>
+          <w:tcPr>
+            <w:tcW w:w="1299" w:type="dxa"/>
+          </w:tcPr>
+          <w:p>
+            <w:pPr>
+              <w:rPr>
+                <w:lang w:val="nl-NL"/>
+              </w:rPr>
+            </w:pPr>
+            <w:r>
+              <w:rPr>
+                <w:lang w:val="nl-NL"/>
+              </w:rPr>
+              <w:t>Should</w:t>
+            </w:r>
+          </w:p>
+        </w:tc>
+      </w:tr>
+      <w:tr>
+        <w:tc>
+          <w:tcPr>
+            <w:tcW w:w="9209" w:type="dxa"/>
+            <w:gridSpan w:val="3"/>
+            <w:shd w:val="clear" w:color="auto" w:fill="F2F2F2"/>
+          </w:tcPr>
+          <w:p>
+            <w:pPr>
+              <w:rPr>
+                <w:lang w:val="nl-NL"/>
+              </w:rPr>
+            </w:pPr>
+            <w:r>
+              <w:rPr>
+                <w:b/>
+                <w:bCs/>
+                <w:lang w:val="nl-NL"/>
+              </w:rPr>
+              <w:t>Toekomstige uitbreidingen</w:t>
+            </w:r>
+          </w:p>
+        </w:tc>
+      </w:tr>
+      <w:tr>
+        <w:tc>
+          <w:tcPr>
+            <w:tcW w:w="837" w:type="dxa"/>
+          </w:tcPr>
+          <w:p>
+            <w:pPr>
+              <w:rPr>
+                <w:lang w:val="nl-NL"/>
+              </w:rPr>
+            </w:pPr>
+            <w:r>
+              <w:rPr>
+                <w:lang w:val="nl-NL"/>
+              </w:rPr>
+              <w:t>FR-15</w:t>
+            </w:r>
+          </w:p>
+        </w:tc>
+        <w:tc>
+          <w:tcPr>
+            <w:tcW w:w="7073" w:type="dxa"/>
+          </w:tcPr>
+          <w:p>
+            <w:pPr>
+              <w:rPr>
+                <w:lang w:val="nl-NL"/>
+              </w:rPr>
+            </w:pPr>
+            <w:r>
+              <w:rPr>
+                <w:lang w:val="nl-NL"/>
+              </w:rPr>
+              <w:t>Het systeem moet leerresultaten van gebruikers kunnen vastleggen.</w:t>
+            </w:r>
+          </w:p>
+        </w:tc>
+        <w:tc>
+          <w:tcPr>
+            <w:tcW w:w="1299" w:type="dxa"/>
+          </w:tcPr>
+          <w:p>
+            <w:pPr>
+              <w:rPr>
+                <w:lang w:val="nl-NL"/>
+              </w:rPr>
+            </w:pPr>
+            <w:r>
+              <w:rPr>
+                <w:lang w:val="nl-NL"/>
+              </w:rPr>
+              <w:t>Won’t</w:t>
+            </w:r>
+          </w:p>
+        </w:tc>
+      </w:tr>
+    </w:tbl>
+    <w:p>
+      <w:pPr>
+        <w:rPr>
+          <w:lang w:val="nl-NL"/>
+        </w:rPr>
+      </w:pPr>
+    </w:p>
+    <w:p>
+      <w:pPr>
+        <w:rPr>
+          <w:lang w:val="nl-NL"/>
+        </w:rPr>
+      </w:pPr>
+      <w:r>
+        <w:rPr>
+          <w:lang w:val="nl-NL"/>
+        </w:rPr>
+        <w:t xml:space="preserve">Het systeem moet een cursus controleren op fouten voordat deze gepubliceerd word. </w:t>
+      </w:r>
+    </w:p>
+    <w:tbl>
+      <w:tblPr>
+        <w:tblStyle w:val="TableGrid"/>
+        <w:tblW w:w="9209" w:type="dxa"/>
+        <w:tblLook w:val="04A0" w:firstRow="1" w:lastRow="0" w:firstColumn="1" w:lastColumn="0" w:noHBand="0" w:noVBand="1"/>
+      </w:tblPr>
+      <w:tblGrid>
+        <w:gridCol w:w="837"/>
+        <w:gridCol w:w="7073"/>
+        <w:gridCol w:w="1299"/>
+      </w:tblGrid>
+      <w:tr>
+        <w:tc>
+          <w:tcPr>
+            <w:tcW w:w="837" w:type="dxa"/>
+          </w:tcPr>
+          <w:p>
+            <w:pPr>
+              <w:jc w:val="center"/>
+              <w:rPr>
+                <w:b/>
+                <w:bCs/>
+                <w:lang w:val="nl-NL"/>
+              </w:rPr>
+            </w:pPr>
+            <w:r>
+              <w:rPr>
+                <w:b/>
+                <w:bCs/>
+                <w:lang w:val="nl-NL"/>
+              </w:rPr>
+              <w:t>ID</w:t>
+            </w:r>
+          </w:p>
+        </w:tc>
+        <w:tc>
+          <w:tcPr>
+            <w:tcW w:w="7073" w:type="dxa"/>
+          </w:tcPr>
+          <w:p>
+            <w:pPr>
+              <w:rPr>
+                <w:b/>
+                <w:bCs/>
+                <w:lang w:val="nl-NL"/>
+              </w:rPr>
+            </w:pPr>
+            <w:r>
+              <w:rPr>
+                <w:b/>
+                <w:bCs/>
+                <w:lang w:val="nl-NL"/>
+              </w:rPr>
+              <w:t>Requirement</w:t>
+            </w:r>
+            <w:r>
+              <w:rPr>
+                <w:lang w:val="nl-NL"/>
+              </w:rPr>
+              <w:t xml:space="preserve"> </w:t>
+            </w:r>
+            <w:r>
+              <w:rPr>
+                <w:b/>
+                <w:bCs/>
+                <w:lang w:val="nl-NL"/>
+              </w:rPr>
+              <w:t>VR Applicatie</w:t>
+            </w:r>
+          </w:p>
+        </w:tc>
+        <w:tc>
+          <w:tcPr>
+            <w:tcW w:w="1299" w:type="dxa"/>
+          </w:tcPr>
+          <w:p>
+            <w:pPr>
+              <w:rPr>
+                <w:b/>
+                <w:bCs/>
+                <w:lang w:val="nl-NL"/>
+              </w:rPr>
+            </w:pPr>
+            <w:r>
+              <w:rPr>
+                <w:b/>
+                <w:bCs/>
+                <w:lang w:val="nl-NL"/>
+              </w:rPr>
+              <w:t>MoSCoW</w:t>
+            </w:r>
+          </w:p>
+        </w:tc>
+      </w:tr>
+      <w:tr>
+        <w:tc>
+          <w:tcPr>
+            <w:tcW w:w="9209" w:type="dxa"/>
+            <w:gridSpan w:val="3"/>
+            <w:shd w:val="clear" w:color="auto" w:fill="F2F2F2"/>
+          </w:tcPr>
+          <w:p>
+            <w:pPr>
+              <w:rPr>
+                <w:lang w:val="nl-NL"/>
+              </w:rPr>
+            </w:pPr>
+            <w:r>
+              <w:rPr>
+                <w:b/>
+                <w:bCs/>
+                <w:lang w:val="nl-NL"/>
+              </w:rPr>
+              <w:t>Koppeling</w:t>
+            </w:r>
+          </w:p>
+        </w:tc>
+      </w:tr>
+      <w:tr>
+        <w:tc>
+          <w:tcPr>
+            <w:tcW w:w="837" w:type="dxa"/>
+          </w:tcPr>
+          <w:p>
+            <w:pPr>
+              <w:rPr>
+                <w:lang w:val="nl-NL"/>
+              </w:rPr>
+            </w:pPr>
+            <w:r>
+              <w:rPr>
+                <w:lang w:val="nl-NL"/>
+              </w:rPr>
+              <w:t>FR-01-VR</w:t>
+            </w:r>
+          </w:p>
+        </w:tc>
+        <w:tc>
+          <w:tcPr>
+            <w:tcW w:w="7073" w:type="dxa"/>
+          </w:tcPr>
+          <w:p>
+            <w:pPr>
+              <w:rPr>
+                <w:lang w:val="nl-NL"/>
+              </w:rPr>
+            </w:pPr>
+            <w:r>
+              <w:rPr>
+                <w:lang w:val="nl-NL"/>
+              </w:rPr>
+              <w:t>De Quest moet via een koppelcode aan één organisatie gekoppeld kunnen worden.</w:t>
+            </w:r>
+          </w:p>
+        </w:tc>
+        <w:tc>
+          <w:tcPr>
+            <w:tcW w:w="1299" w:type="dxa"/>
+          </w:tcPr>
+          <w:p>
+            <w:pPr>
+              <w:rPr>
+                <w:lang w:val="nl-NL"/>
+              </w:rPr>
+            </w:pPr>
+            <w:r>
+              <w:rPr>
+                <w:lang w:val="nl-NL"/>
+              </w:rPr>
+              <w:t>Must</w:t>
+            </w:r>
+          </w:p>
+        </w:tc>
+      </w:tr>
+      <w:tr>
+        <w:tc>
+          <w:tcPr>
+            <w:tcW w:w="9209" w:type="dxa"/>
+            <w:gridSpan w:val="3"/>
+            <w:shd w:val="clear" w:color="auto" w:fill="F2F2F2"/>
+          </w:tcPr>
+          <w:p>
+            <w:pPr>
+              <w:rPr>
+                <w:lang w:val="nl-NL"/>
+              </w:rPr>
+            </w:pPr>
+            <w:r>
+              <w:rPr>
+                <w:b/>
+                <w:bCs/>
+                <w:lang w:val="nl-NL"/>
+              </w:rPr>
+              <w:t>Cursussen ophalen en bijwerken</w:t>
+            </w:r>
+          </w:p>
+        </w:tc>
+      </w:tr>
+      <w:tr>
+        <w:tc>
+          <w:tcPr>
+            <w:tcW w:w="837" w:type="dxa"/>
+          </w:tcPr>
+          <w:p>
+            <w:pPr>
+              <w:rPr>
+                <w:lang w:val="nl-NL"/>
+              </w:rPr>
+            </w:pPr>
+            <w:r>
+              <w:rPr>
+                <w:lang w:val="nl-NL"/>
+              </w:rPr>
+              <w:t>FR-02-VR</w:t>
+            </w:r>
+          </w:p>
+        </w:tc>
+        <w:tc>
+          <w:tcPr>
+            <w:tcW w:w="7073" w:type="dxa"/>
+          </w:tcPr>
+          <w:p>
+            <w:pPr>
+              <w:rPr>
+                <w:lang w:val="nl-NL"/>
+              </w:rPr>
+            </w:pPr>
+            <w:r>
+              <w:rPr>
+                <w:lang w:val="nl-NL"/>
+              </w:rPr>
+              <w:t>De VR applicatie moet gepubliceerde cursussen kunnen weergeven en ophalen.</w:t>
+            </w:r>
+          </w:p>
+        </w:tc>
+        <w:tc>
+          <w:tcPr>
+            <w:tcW w:w="1299" w:type="dxa"/>
+          </w:tcPr>
+          <w:p>
+            <w:pPr>
+              <w:rPr>
+                <w:lang w:val="nl-NL"/>
+              </w:rPr>
+            </w:pPr>
+          </w:p>
+        </w:tc>
+      </w:tr>
+      <w:tr>
+        <w:tc>
+          <w:tcPr>
+            <w:tcW w:w="837" w:type="dxa"/>
+          </w:tcPr>
+          <w:p>
+            <w:pPr>
+              <w:rPr>
+                <w:lang w:val="nl-NL"/>
+              </w:rPr>
+            </w:pPr>
+            <w:r>
+              <w:rPr>
+                <w:lang w:val="nl-NL"/>
+              </w:rPr>
+              <w:t>FR-03-VR</w:t>
+            </w:r>
+          </w:p>
+        </w:tc>
+        <w:tc>
+          <w:tcPr>
+            <w:tcW w:w="7073" w:type="dxa"/>
+          </w:tcPr>
+          <w:p>
+            <w:pPr>
+              <w:rPr>
+                <w:lang w:val="nl-NL"/>
+              </w:rPr>
+            </w:pPr>
+            <w:r>
+              <w:rPr>
+                <w:lang w:val="nl-NL"/>
+              </w:rPr>
+              <w:t>De VR applicatie moet het benodigde cursus content kunnen downloaden.</w:t>
+            </w:r>
+          </w:p>
+        </w:tc>
+        <w:tc>
+          <w:tcPr>
+            <w:tcW w:w="1299" w:type="dxa"/>
+          </w:tcPr>
+          <w:p>
+            <w:pPr>
+              <w:rPr>
+                <w:lang w:val="nl-NL"/>
+              </w:rPr>
+            </w:pPr>
+          </w:p>
+        </w:tc>
+      </w:tr>
+      <w:tr>
+        <w:tc>
+          <w:tcPr>
+            <w:tcW w:w="837" w:type="dxa"/>
+          </w:tcPr>
+          <w:p>
+            <w:pPr>
+              <w:rPr>
+                <w:lang w:val="nl-NL"/>
+              </w:rPr>
+            </w:pPr>
+            <w:r>
+              <w:rPr>
+                <w:lang w:val="nl-NL"/>
+              </w:rPr>
+              <w:t>FR-04-VR</w:t>
+            </w:r>
+          </w:p>
+        </w:tc>
+        <w:tc>
+          <w:tcPr>
+            <w:tcW w:w="7073" w:type="dxa"/>
+          </w:tcPr>
+          <w:p>
+            <w:pPr>
+              <w:rPr>
+                <w:lang w:val="nl-NL"/>
+              </w:rPr>
+            </w:pPr>
+            <w:r>
+              <w:rPr>
+                <w:lang w:val="nl-NL"/>
+              </w:rPr>
+              <w:t>De VR applicatie moet gedownloade cursuscontent kunnen verwijderen.</w:t>
+            </w:r>
+          </w:p>
+        </w:tc>
+        <w:tc>
+          <w:tcPr>
+            <w:tcW w:w="1299" w:type="dxa"/>
+          </w:tcPr>
+          <w:p>
+            <w:pPr>
+              <w:rPr>
+                <w:lang w:val="nl-NL"/>
+              </w:rPr>
+            </w:pPr>
+          </w:p>
+        </w:tc>
+      </w:tr>
+      <w:tr>
+        <w:tc>
+          <w:tcPr>
+            <w:tcW w:w="837" w:type="dxa"/>
+          </w:tcPr>
+          <w:p>
+            <w:pPr>
+              <w:rPr>
+                <w:lang w:val="nl-NL"/>
+              </w:rPr>
+            </w:pPr>
+            <w:r>
+              <w:rPr>
+                <w:lang w:val="nl-NL"/>
+              </w:rPr>
+              <w:t>FR-05-VR</w:t>
+            </w:r>
+          </w:p>
+        </w:tc>
+        <w:tc>
+          <w:tcPr>
+            <w:tcW w:w="7073" w:type="dxa"/>
+          </w:tcPr>
+          <w:p>
+            <w:pPr>
+              <w:rPr>
+                <w:lang w:val="nl-NL"/>
+              </w:rPr>
+            </w:pPr>
+            <w:r>
+              <w:rPr>
+                <w:lang w:val="nl-NL"/>
+              </w:rPr>
+              <w:t>De VR applicatie moet tonen welke cursussen gedownload zijn en welke bijgewerkt moeten worden.</w:t>
+            </w:r>
+          </w:p>
+        </w:tc>
+        <w:tc>
+          <w:tcPr>
+            <w:tcW w:w="1299" w:type="dxa"/>
+          </w:tcPr>
+          <w:p>
+            <w:pPr>
+              <w:rPr>
+                <w:lang w:val="nl-NL"/>
+              </w:rPr>
+            </w:pPr>
+            <w:r>
+              <w:rPr>
+                <w:lang w:val="nl-NL"/>
+              </w:rPr>
+              <w:t>Must</w:t>
+            </w:r>
+          </w:p>
+        </w:tc>
+      </w:tr>
+      <w:tr>
+        <w:tc>
+          <w:tcPr>
+            <w:tcW w:w="837" w:type="dxa"/>
+          </w:tcPr>
+          <w:p>
+            <w:pPr>
+              <w:rPr>
+                <w:lang w:val="nl-NL"/>
+              </w:rPr>
+            </w:pPr>
+            <w:r>
+              <w:rPr>
+                <w:lang w:val="nl-NL"/>
+              </w:rPr>
+              <w:lastRenderedPageBreak/>
               <w:t>FR-06-VR</w:t>
             </w:r>
           </w:p>
@@ -2178,14 +1706,12 @@
                 <w:lang w:val="nl-NL"/>
               </w:rPr>
             </w:pPr>
-            <w:proofErr w:type="spellStart"/>
             <w:r>
               <w:rPr>
                 <w:lang w:val="nl-NL"/>
               </w:rPr>
               <w:t>Should</w:t>
             </w:r>
-            <w:proofErr w:type="spellEnd"/>
           </w:p>
         </w:tc>
       </w:tr>
@@ -2644,44 +2170,112 @@
         <w:rPr>
           <w:lang w:val="nl-NL"/>
         </w:rPr>
+        <w:t>FR-04 Elke organisatie binnen het systeem moet een eigen huisstijl kunnen toepassen.</w:t>
+      </w:r>
+    </w:p>
+    <w:p>
+      <w:pPr>
+        <w:pStyle w:val="ListParagraph"/>
+        <w:numPr>
+          <w:ilvl w:val="0"/>
+          <w:numId w:val="10"/>
+        </w:numPr>
+        <w:rPr>
+          <w:lang w:val="nl-NL"/>
+        </w:rPr>
+      </w:pPr>
+      <w:r>
+        <w:rPr>
+          <w:lang w:val="nl-NL"/>
+        </w:rPr>
+        <w:t>Als de organisatie geen huisstijl heeft ingesteld moet een standaard huisstijl worden gebruikt.</w:t>
+      </w:r>
+    </w:p>
+    <w:p>
+      <w:pPr>
+        <w:pStyle w:val="ListParagraph"/>
+        <w:numPr>
+          <w:ilvl w:val="0"/>
+          <w:numId w:val="10"/>
+        </w:numPr>
+        <w:rPr>
+          <w:lang w:val="nl-NL"/>
+        </w:rPr>
+      </w:pPr>
+      <w:r>
+        <w:rPr>
+          <w:lang w:val="nl-NL"/>
+        </w:rPr>
+        <w:t>De huisstijl moet bestaan uit een primaire en secundaire kleur en een logo.</w:t>
+      </w:r>
+    </w:p>
+    <w:p>
+      <w:pPr>
+        <w:pStyle w:val="Heading3"/>
+        <w:rPr>
+          <w:lang w:val="nl-NL"/>
+        </w:rPr>
+      </w:pPr>
+      <w:r>
+        <w:rPr>
+          <w:lang w:val="nl-NL"/>
+        </w:rPr>
+        <w:t>FR-05 De beheerder moet organisaties en accounts kunnen beheren</w:t>
+      </w:r>
+    </w:p>
+    <w:p>
+      <w:pPr>
+        <w:pStyle w:val="ListParagraph"/>
+        <w:numPr>
+          <w:ilvl w:val="0"/>
+          <w:numId w:val="5"/>
+        </w:numPr>
+        <w:rPr>
+          <w:lang w:val="nl-NL"/>
+        </w:rPr>
+      </w:pPr>
+      <w:r>
+        <w:rPr>
+          <w:lang w:val="nl-NL"/>
+        </w:rPr>
+        <w:t>De beheerder kan organisaties aanmaken, aanpassen en verwijderen.</w:t>
+      </w:r>
+    </w:p>
+    <w:p>
+      <w:pPr>
+        <w:pStyle w:val="ListParagraph"/>
+        <w:numPr>
+          <w:ilvl w:val="0"/>
+          <w:numId w:val="5"/>
+        </w:numPr>
+        <w:rPr>
+          <w:lang w:val="nl-NL"/>
+        </w:rPr>
+      </w:pPr>
+      <w:r>
+        <w:rPr>
+          <w:lang w:val="nl-NL"/>
+        </w:rPr>
+        <w:t>De beheerder kan de accountgegevens van een organisatie aanpassen.</w:t>
+      </w:r>
+    </w:p>
+    <w:p>
+      <w:pPr>
+        <w:pStyle w:val="ListParagraph"/>
+        <w:numPr>
+          <w:ilvl w:val="0"/>
+          <w:numId w:val="5"/>
+        </w:numPr>
+        <w:rPr>
+          <w:lang w:val="nl-NL"/>
+        </w:rPr>
+      </w:pPr>
+      <w:r>
+        <w:rPr>
+          <w:lang w:val="nl-NL"/>
+        </w:rPr>
         <w:lastRenderedPageBreak/>
-        <w:t>FR-04 Elke organisatie binnen het systeem moet een eigen huisstijl kunnen toepassen.</w:t>
-      </w:r>
-    </w:p>
-    <w:p>
-      <w:pPr>
-        <w:pStyle w:val="ListParagraph"/>
-        <w:numPr>
-          <w:ilvl w:val="0"/>
-          <w:numId w:val="10"/>
-        </w:numPr>
-        <w:rPr>
-          <w:lang w:val="nl-NL"/>
-        </w:rPr>
-      </w:pPr>
-      <w:r>
-        <w:rPr>
-          <w:lang w:val="nl-NL"/>
-        </w:rPr>
-        <w:t>Als de organisatie geen huisstijl heeft ingesteld moet een standaard huisstijl worden gebruikt.</w:t>
-      </w:r>
-    </w:p>
-    <w:p>
-      <w:pPr>
-        <w:pStyle w:val="ListParagraph"/>
-        <w:numPr>
-          <w:ilvl w:val="0"/>
-          <w:numId w:val="10"/>
-        </w:numPr>
-        <w:rPr>
-          <w:lang w:val="nl-NL"/>
-        </w:rPr>
-      </w:pPr>
-      <w:r>
-        <w:rPr>
-          <w:lang w:val="nl-NL"/>
-        </w:rPr>
-        <w:t>De huisstijl moet bestaan uit een primaire en secundaire kleur en een logo.</w:t>
+        <w:t>De beheerder kan het wachtwoord van een account opnieuw instellen. Omdat accounts geen e-mailadres hebben, kan een organisatie een vergeten wachtwoord niet zelf herstellen.</w:t>
       </w:r>
     </w:p>
     <w:p>
@@ -2695,7 +2289,7 @@
         <w:rPr>
           <w:lang w:val="nl-NL"/>
         </w:rPr>
-        <w:t>FR-05 De beheerder moet organisaties en accounts kunnen beheren</w:t>
+        <w:t>FR-06 De gebruiker moet cursussen kunnen aanmaken, aanpassen en verwijderen.</w:t>
       </w:r>
     </w:p>
     <w:p>
@@ -2713,7 +2307,7 @@
         <w:rPr>
           <w:lang w:val="nl-NL"/>
         </w:rPr>
-        <w:t>De beheerder kan organisaties aanmaken, aanpassen en verwijderen.</w:t>
+        <w:t>Een cursus moet een naam hebben.</w:t>
       </w:r>
     </w:p>
     <w:p>
@@ -2731,7 +2325,7 @@
         <w:rPr>
           <w:lang w:val="nl-NL"/>
         </w:rPr>
-        <w:t>De beheerder kan de accountgegevens van een organisatie aanpassen.</w:t>
+        <w:t>Een cursus moet gekoppeld zijn aan 1 organisatie.</w:t>
       </w:r>
     </w:p>
     <w:p>
@@ -2749,7 +2343,25 @@
         <w:rPr>
           <w:lang w:val="nl-NL"/>
         </w:rPr>
-        <w:t>De beheerder kan het wachtwoord van een account opnieuw instellen. Omdat accounts geen e-mailadres hebben, kan een organisatie een vergeten wachtwoord niet zelf herstellen.</w:t>
+        <w:t>Een cursus moet een beschrijving bevatten.</w:t>
+      </w:r>
+    </w:p>
+    <w:p>
+      <w:pPr>
+        <w:pStyle w:val="ListParagraph"/>
+        <w:numPr>
+          <w:ilvl w:val="0"/>
+          <w:numId w:val="5"/>
+        </w:numPr>
+        <w:rPr>
+          <w:lang w:val="nl-NL"/>
+        </w:rPr>
+      </w:pPr>
+      <w:r>
+        <w:rPr>
+          <w:lang w:val="nl-NL"/>
+        </w:rPr>
+        <w:t>Een cursus moet 1 start en minimaal 1 eind scenario onderdeel bevatten.</w:t>
       </w:r>
     </w:p>
     <w:p>
@@ -2763,7 +2375,269 @@
         <w:rPr>
           <w:lang w:val="nl-NL"/>
         </w:rPr>
-        <w:t>FR-06 De gebruiker moet cursussen kunnen aanmaken, aanpassen en verwijderen.</w:t>
+        <w:t>FR-07 De gebruiker moet Scenario onderdelen kunnen aanmaken, aanpassen en verwijderen.</w:t>
+      </w:r>
+    </w:p>
+    <w:p>
+      <w:pPr>
+        <w:pStyle w:val="ListParagraph"/>
+        <w:numPr>
+          <w:ilvl w:val="0"/>
+          <w:numId w:val="7"/>
+        </w:numPr>
+        <w:rPr>
+          <w:lang w:val="nl-NL"/>
+        </w:rPr>
+      </w:pPr>
+      <w:r>
+        <w:rPr>
+          <w:lang w:val="nl-NL"/>
+        </w:rPr>
+        <w:t>Een scenario onderdeel moet 1 video bevatten</w:t>
+      </w:r>
+    </w:p>
+    <w:p>
+      <w:pPr>
+        <w:pStyle w:val="ListParagraph"/>
+        <w:numPr>
+          <w:ilvl w:val="0"/>
+          <w:numId w:val="7"/>
+        </w:numPr>
+        <w:rPr>
+          <w:lang w:val="nl-NL"/>
+        </w:rPr>
+      </w:pPr>
+      <w:r>
+        <w:rPr>
+          <w:lang w:val="nl-NL"/>
+        </w:rPr>
+        <w:t>Een scenario onderdeel kan 0 of 1 vraag bevatten.</w:t>
+      </w:r>
+    </w:p>
+    <w:p>
+      <w:pPr>
+        <w:pStyle w:val="ListParagraph"/>
+        <w:numPr>
+          <w:ilvl w:val="0"/>
+          <w:numId w:val="7"/>
+        </w:numPr>
+        <w:rPr>
+          <w:lang w:val="nl-NL"/>
+        </w:rPr>
+      </w:pPr>
+      <w:r>
+        <w:rPr>
+          <w:lang w:val="nl-NL"/>
+        </w:rPr>
+        <w:t>Als een scenario onderdeel een vraag bevat, moet hij 2 tot 4 antwoordmogelijkheden hebben.</w:t>
+      </w:r>
+    </w:p>
+    <w:p>
+      <w:pPr>
+        <w:pStyle w:val="ListParagraph"/>
+        <w:numPr>
+          <w:ilvl w:val="0"/>
+          <w:numId w:val="7"/>
+        </w:numPr>
+        <w:rPr>
+          <w:lang w:val="nl-NL"/>
+        </w:rPr>
+      </w:pPr>
+      <w:r>
+        <w:rPr>
+          <w:lang w:val="nl-NL"/>
+        </w:rPr>
+        <w:t>Een scenario onderdeel moet als hij vragen bevat, 1 goed antwoord hebben.</w:t>
+      </w:r>
+    </w:p>
+    <w:p>
+      <w:pPr>
+        <w:pStyle w:val="ListParagraph"/>
+        <w:numPr>
+          <w:ilvl w:val="0"/>
+          <w:numId w:val="7"/>
+        </w:numPr>
+        <w:rPr>
+          <w:lang w:val="nl-NL"/>
+        </w:rPr>
+      </w:pPr>
+      <w:r>
+        <w:rPr>
+          <w:lang w:val="nl-NL"/>
+        </w:rPr>
+        <w:t>De gebruiker moet een bestaande video aan een scenario-onderdeel kunnen koppelen.</w:t>
+      </w:r>
+    </w:p>
+    <w:p>
+      <w:pPr>
+        <w:pStyle w:val="ListParagraph"/>
+        <w:numPr>
+          <w:ilvl w:val="0"/>
+          <w:numId w:val="7"/>
+        </w:numPr>
+        <w:rPr>
+          <w:lang w:val="nl-NL"/>
+        </w:rPr>
+      </w:pPr>
+      <w:r>
+        <w:rPr>
+          <w:lang w:val="nl-NL"/>
+        </w:rPr>
+        <w:t xml:space="preserve"> Een scenario-onderdeel moet als eindonderdeel kunnen functioneren zonder volgende stap.</w:t>
+      </w:r>
+    </w:p>
+    <w:p>
+      <w:pPr>
+        <w:pStyle w:val="Heading3"/>
+        <w:rPr>
+          <w:lang w:val="nl-NL"/>
+        </w:rPr>
+      </w:pPr>
+      <w:r>
+        <w:rPr>
+          <w:lang w:val="nl-NL"/>
+        </w:rPr>
+        <w:t>FR-08 De gebruiker moet de volgorde van de scenario onderdelen kunnen aanpassen</w:t>
+      </w:r>
+    </w:p>
+    <w:p>
+      <w:pPr>
+        <w:pStyle w:val="ListParagraph"/>
+        <w:numPr>
+          <w:ilvl w:val="0"/>
+          <w:numId w:val="8"/>
+        </w:numPr>
+        <w:rPr>
+          <w:lang w:val="nl-NL"/>
+        </w:rPr>
+      </w:pPr>
+      <w:r>
+        <w:rPr>
+          <w:lang w:val="nl-NL"/>
+        </w:rPr>
+        <w:t>Per antwoord moet bepaald worden naar welke scenario onderdeel het gaat.</w:t>
+      </w:r>
+    </w:p>
+    <w:p>
+      <w:pPr>
+        <w:pStyle w:val="ListParagraph"/>
+        <w:numPr>
+          <w:ilvl w:val="0"/>
+          <w:numId w:val="8"/>
+        </w:numPr>
+        <w:rPr>
+          <w:lang w:val="nl-NL"/>
+        </w:rPr>
+      </w:pPr>
+      <w:r>
+        <w:rPr>
+          <w:lang w:val="nl-NL"/>
+        </w:rPr>
+        <w:t>Meerdere antwoorden mogen naar hetzelfde scenario onderdeel gaan.</w:t>
+      </w:r>
+    </w:p>
+    <w:p>
+      <w:pPr>
+        <w:pStyle w:val="ListParagraph"/>
+        <w:numPr>
+          <w:ilvl w:val="0"/>
+          <w:numId w:val="8"/>
+        </w:numPr>
+        <w:rPr>
+          <w:lang w:val="nl-NL"/>
+        </w:rPr>
+      </w:pPr>
+      <w:r>
+        <w:rPr>
+          <w:lang w:val="nl-NL"/>
+        </w:rPr>
+        <w:t>Een scenario onderdeel mag het start of eind onderdeel van de cursus zijn.</w:t>
+      </w:r>
+    </w:p>
+    <w:p>
+      <w:pPr>
+        <w:pStyle w:val="ListParagraph"/>
+        <w:numPr>
+          <w:ilvl w:val="0"/>
+          <w:numId w:val="8"/>
+        </w:numPr>
+        <w:rPr>
+          <w:lang w:val="nl-NL"/>
+        </w:rPr>
+      </w:pPr>
+      <w:r>
+        <w:rPr>
+          <w:lang w:val="nl-NL"/>
+        </w:rPr>
+        <w:t>Een scenario onderdeel zonder vraag moet direct verwijzen naar de volgende stap.</w:t>
+      </w:r>
+    </w:p>
+    <w:p>
+      <w:pPr>
+        <w:pStyle w:val="Heading3"/>
+        <w:rPr>
+          <w:lang w:val="nl-NL"/>
+        </w:rPr>
+      </w:pPr>
+      <w:r>
+        <w:rPr>
+          <w:lang w:val="nl-NL"/>
+        </w:rPr>
+        <w:t>FR-09 De gebruiker moet een cursus kunnen publiceren en onpubliceren</w:t>
+      </w:r>
+    </w:p>
+    <w:p>
+      <w:pPr>
+        <w:pStyle w:val="ListParagraph"/>
+        <w:numPr>
+          <w:ilvl w:val="0"/>
+          <w:numId w:val="11"/>
+        </w:numPr>
+        <w:rPr>
+          <w:lang w:val="nl-NL"/>
+        </w:rPr>
+      </w:pPr>
+      <w:r>
+        <w:rPr>
+          <w:lang w:val="nl-NL"/>
+        </w:rPr>
+        <w:t>De gebruiker kan alleen cursussen van zijn eigen organisatie publiceren en onpubliceren.</w:t>
+      </w:r>
+    </w:p>
+    <w:p>
+      <w:pPr>
+        <w:pStyle w:val="ListParagraph"/>
+        <w:numPr>
+          <w:ilvl w:val="0"/>
+          <w:numId w:val="11"/>
+        </w:numPr>
+        <w:rPr>
+          <w:lang w:val="nl-NL"/>
+        </w:rPr>
+      </w:pPr>
+      <w:r>
+        <w:rPr>
+          <w:lang w:val="nl-NL"/>
+        </w:rPr>
+        <w:t xml:space="preserve">Alleen een voltooide cursus mag gepubliceerd worden. </w:t>
+      </w:r>
+    </w:p>
+    <w:p>
+      <w:pPr>
+        <w:pStyle w:val="ListParagraph"/>
+        <w:numPr>
+          <w:ilvl w:val="0"/>
+          <w:numId w:val="11"/>
+        </w:numPr>
+        <w:rPr>
+          <w:lang w:val="nl-NL"/>
+        </w:rPr>
+      </w:pPr>
+      <w:r>
+        <w:rPr>
+          <w:lang w:val="nl-NL"/>
+        </w:rPr>
+        <w:t>De gebruiker moet kunnen zien welke cursussen gepubliceerd zijn.</w:t>
       </w:r>
     </w:p>
     <w:p>
@@ -2781,7 +2655,21 @@
         <w:rPr>
           <w:lang w:val="nl-NL"/>
         </w:rPr>
-        <w:t>Een cursus moet een naam hebben.</w:t>
+        <w:t>Bij het publiceren kiest de gebruiker of de cursus alleen beschikbaar is voor de eigen organisatie of ook gedeeld wordt via de centrale cursusbibliotheek (FR-12).</w:t>
+      </w:r>
+    </w:p>
+    <w:p>
+      <w:pPr>
+        <w:pStyle w:val="Heading3"/>
+        <w:rPr>
+          <w:lang w:val="nl-NL"/>
+        </w:rPr>
+      </w:pPr>
+      <w:r>
+        <w:rPr>
+          <w:lang w:val="nl-NL"/>
+        </w:rPr>
+        <w:t>FR-10 De gebruiker moet een cursus als concept kunnen opslaan</w:t>
       </w:r>
     </w:p>
     <w:p>
@@ -2799,7 +2687,7 @@
         <w:rPr>
           <w:lang w:val="nl-NL"/>
         </w:rPr>
-        <w:t>Een cursus moet gekoppeld zijn aan 1 organisatie.</w:t>
+        <w:t>Een cursus kan tussentijds worden opgeslagen zonder dat deze zichtbaar wordt op de Quest.</w:t>
       </w:r>
     </w:p>
     <w:p>
@@ -2817,7 +2705,21 @@
         <w:rPr>
           <w:lang w:val="nl-NL"/>
         </w:rPr>
-        <w:t>Een cursus moet een beschrijving bevatten.</w:t>
+        <w:t>Een concept hoeft nog niet voltooid te zijn.</w:t>
+      </w:r>
+    </w:p>
+    <w:p>
+      <w:pPr>
+        <w:pStyle w:val="Heading3"/>
+        <w:rPr>
+          <w:lang w:val="nl-NL"/>
+        </w:rPr>
+      </w:pPr>
+      <w:r>
+        <w:rPr>
+          <w:lang w:val="nl-NL"/>
+        </w:rPr>
+        <w:t>FR-11 De gebruiker moet een gepubliceerde cursus kunnen bijwerken</w:t>
       </w:r>
     </w:p>
     <w:p>
@@ -2835,7 +2737,62 @@
         <w:rPr>
           <w:lang w:val="nl-NL"/>
         </w:rPr>
-        <w:t>Een cursus moet 1 start en minimaal 1 eind scenario onderdeel bevatten.</w:t>
+        <w:t>Een gepubliceerde cursus kan worden aangepast; de wijzigingen komen pas op de Quest na opnieuw publiceren.</w:t>
+      </w:r>
+    </w:p>
+    <w:p>
+      <w:pPr>
+        <w:pStyle w:val="ListParagraph"/>
+        <w:numPr>
+          <w:ilvl w:val="0"/>
+          <w:numId w:val="5"/>
+        </w:numPr>
+        <w:rPr>
+          <w:lang w:val="nl-NL"/>
+        </w:rPr>
+      </w:pPr>
+      <w:r>
+        <w:rPr>
+          <w:lang w:val="nl-NL"/>
+        </w:rPr>
+        <w:lastRenderedPageBreak/>
+        <w:t>De gebruiker kan zien welke versie van een cursus op de Quest beschikbaar is.</w:t>
+      </w:r>
+    </w:p>
+    <w:p>
+      <w:pPr>
+        <w:pStyle w:val="ListParagraph"/>
+        <w:numPr>
+          <w:ilvl w:val="0"/>
+          <w:numId w:val="5"/>
+        </w:numPr>
+        <w:rPr>
+          <w:lang w:val="nl-NL"/>
+        </w:rPr>
+      </w:pPr>
+      <w:r>
+        <w:rPr>
+          <w:lang w:val="nl-NL"/>
+        </w:rPr>
+        <w:t>Oude versies van een cursus blijven onbeperkt bewaard in de geschiedenis.</w:t>
+      </w:r>
+    </w:p>
+    <w:p>
+      <w:pPr>
+        <w:pStyle w:val="ListParagraph"/>
+        <w:numPr>
+          <w:ilvl w:val="0"/>
+          <w:numId w:val="5"/>
+        </w:numPr>
+        <w:rPr>
+          <w:lang w:val="nl-NL"/>
+        </w:rPr>
+      </w:pPr>
+      <w:r>
+        <w:rPr>
+          <w:lang w:val="nl-NL"/>
+        </w:rPr>
+        <w:t>Een oude versie in de geschiedenis is alleen archief. Wil de gebruiker zo’n versie opnieuw publiceren en is een video erin inmiddels verwijderd (zie FR-13), dan moet hij voor die stap een nieuwe video kiezen.</w:t>
       </w:r>
     </w:p>
     <w:p>
@@ -2849,115 +2806,169 @@
         <w:rPr>
           <w:lang w:val="nl-NL"/>
         </w:rPr>
-        <w:t>FR-07 De gebruiker moet Scenario onderdelen kunnen aanmaken, aanpassen en verwijderen.</w:t>
-      </w:r>
-    </w:p>
-    <w:p>
-      <w:pPr>
-        <w:pStyle w:val="ListParagraph"/>
-        <w:numPr>
-          <w:ilvl w:val="0"/>
-          <w:numId w:val="7"/>
-        </w:numPr>
-        <w:rPr>
-          <w:lang w:val="nl-NL"/>
-        </w:rPr>
-      </w:pPr>
-      <w:r>
-        <w:rPr>
-          <w:lang w:val="nl-NL"/>
-        </w:rPr>
-        <w:t>Een scenario onderdeel moet 1 video bevatten</w:t>
-      </w:r>
-    </w:p>
-    <w:p>
-      <w:pPr>
-        <w:pStyle w:val="ListParagraph"/>
-        <w:numPr>
-          <w:ilvl w:val="0"/>
-          <w:numId w:val="7"/>
-        </w:numPr>
-        <w:rPr>
-          <w:lang w:val="nl-NL"/>
-        </w:rPr>
-      </w:pPr>
-      <w:r>
-        <w:rPr>
-          <w:lang w:val="nl-NL"/>
-        </w:rPr>
-        <w:t>Een scenario onderdeel kan 0 of 1 vraag bevatten.</w:t>
-      </w:r>
-    </w:p>
-    <w:p>
-      <w:pPr>
-        <w:pStyle w:val="ListParagraph"/>
-        <w:numPr>
-          <w:ilvl w:val="0"/>
-          <w:numId w:val="7"/>
-        </w:numPr>
-        <w:rPr>
-          <w:lang w:val="nl-NL"/>
-        </w:rPr>
-      </w:pPr>
-      <w:r>
-        <w:rPr>
-          <w:lang w:val="nl-NL"/>
-        </w:rPr>
-        <w:t>Als een scenario onderdeel een vraag bevat, moet hij 2 tot 4 antwoordmogelijkheden hebben.</w:t>
-      </w:r>
-    </w:p>
-    <w:p>
-      <w:pPr>
-        <w:pStyle w:val="ListParagraph"/>
-        <w:numPr>
-          <w:ilvl w:val="0"/>
-          <w:numId w:val="7"/>
-        </w:numPr>
-        <w:rPr>
-          <w:lang w:val="nl-NL"/>
-        </w:rPr>
-      </w:pPr>
-      <w:r>
-        <w:rPr>
-          <w:lang w:val="nl-NL"/>
-        </w:rPr>
-        <w:t>Een scenario onderdeel moet als hij vragen bevat, 1 goed antwoord hebben.</w:t>
-      </w:r>
-    </w:p>
-    <w:p>
-      <w:pPr>
-        <w:pStyle w:val="ListParagraph"/>
-        <w:numPr>
-          <w:ilvl w:val="0"/>
-          <w:numId w:val="7"/>
-        </w:numPr>
-        <w:rPr>
-          <w:lang w:val="nl-NL"/>
-        </w:rPr>
-      </w:pPr>
-      <w:r>
-        <w:rPr>
-          <w:lang w:val="nl-NL"/>
-        </w:rPr>
-        <w:t>De gebruiker moet een bestaande video aan een scenario-onderdeel kunnen koppelen.</w:t>
-      </w:r>
-    </w:p>
-    <w:p>
-      <w:pPr>
-        <w:pStyle w:val="ListParagraph"/>
-        <w:numPr>
-          <w:ilvl w:val="0"/>
-          <w:numId w:val="7"/>
-        </w:numPr>
-        <w:rPr>
-          <w:lang w:val="nl-NL"/>
-        </w:rPr>
-      </w:pPr>
-      <w:r>
-        <w:rPr>
-          <w:lang w:val="nl-NL"/>
-        </w:rPr>
-        <w:t xml:space="preserve"> Een scenario-onderdeel moet als eindonderdeel kunnen functioneren zonder volgende stap.</w:t>
+        <w:t>FR-12 De gebruiker moet cursussen kunnen delen via een centrale cursusbibliotheek</w:t>
+      </w:r>
+    </w:p>
+    <w:p>
+      <w:pPr>
+        <w:pStyle w:val="ListParagraph"/>
+        <w:numPr>
+          <w:ilvl w:val="0"/>
+          <w:numId w:val="5"/>
+        </w:numPr>
+        <w:rPr>
+          <w:lang w:val="nl-NL"/>
+        </w:rPr>
+      </w:pPr>
+      <w:r>
+        <w:rPr>
+          <w:lang w:val="nl-NL"/>
+        </w:rPr>
+        <w:t>Bij het publiceren kiest de gebruiker of de cursus ook in de centrale cursusbibliotheek komt (FR-09).</w:t>
+      </w:r>
+    </w:p>
+    <w:p>
+      <w:pPr>
+        <w:pStyle w:val="ListParagraph"/>
+        <w:numPr>
+          <w:ilvl w:val="0"/>
+          <w:numId w:val="5"/>
+        </w:numPr>
+        <w:rPr>
+          <w:lang w:val="nl-NL"/>
+        </w:rPr>
+      </w:pPr>
+      <w:r>
+        <w:rPr>
+          <w:lang w:val="nl-NL"/>
+        </w:rPr>
+        <w:t>De gebruiker kan de cursussen in de centrale cursusbibliotheek bekijken.</w:t>
+      </w:r>
+    </w:p>
+    <w:p>
+      <w:pPr>
+        <w:pStyle w:val="ListParagraph"/>
+        <w:numPr>
+          <w:ilvl w:val="0"/>
+          <w:numId w:val="5"/>
+        </w:numPr>
+        <w:rPr>
+          <w:lang w:val="nl-NL"/>
+        </w:rPr>
+      </w:pPr>
+      <w:r>
+        <w:rPr>
+          <w:lang w:val="nl-NL"/>
+        </w:rPr>
+        <w:t>De gebruiker kan een cursus uit de bibliotheek toevoegen aan de eigen organisatie; daarbij krijgt de organisatie een verwijzing naar de originele cursus, geen kopie.</w:t>
+      </w:r>
+    </w:p>
+    <w:p>
+      <w:pPr>
+        <w:pStyle w:val="ListParagraph"/>
+        <w:numPr>
+          <w:ilvl w:val="0"/>
+          <w:numId w:val="5"/>
+        </w:numPr>
+        <w:rPr>
+          <w:lang w:val="nl-NL"/>
+        </w:rPr>
+      </w:pPr>
+      <w:r>
+        <w:rPr>
+          <w:lang w:val="nl-NL"/>
+        </w:rPr>
+        <w:t>Zodra de organisatie de cursus wil aanpassen, krijgt zij een volledige eigen kopie; de oorspronkelijke cursus blijft ongewijzigd.</w:t>
+      </w:r>
+    </w:p>
+    <w:p>
+      <w:pPr>
+        <w:pStyle w:val="ListParagraph"/>
+        <w:numPr>
+          <w:ilvl w:val="0"/>
+          <w:numId w:val="5"/>
+        </w:numPr>
+        <w:rPr>
+          <w:lang w:val="nl-NL"/>
+        </w:rPr>
+      </w:pPr>
+      <w:r>
+        <w:rPr>
+          <w:lang w:val="nl-NL"/>
+        </w:rPr>
+        <w:t>In de centrale cursusbibliotheek staan alleen de originele cursussen, geen aangepaste kopieën. Wijkt een cursus sterk af van het origineel, dan wordt het een eigen cursus.</w:t>
+      </w:r>
+    </w:p>
+    <w:p>
+      <w:pPr>
+        <w:pStyle w:val="ListParagraph"/>
+        <w:numPr>
+          <w:ilvl w:val="0"/>
+          <w:numId w:val="5"/>
+        </w:numPr>
+        <w:rPr>
+          <w:lang w:val="nl-NL"/>
+        </w:rPr>
+      </w:pPr>
+      <w:r>
+        <w:rPr>
+          <w:lang w:val="nl-NL"/>
+        </w:rPr>
+        <w:t>Een organisatie met een verwijzing krijgt een melding als de eigenaar een nieuwe versie publiceert en kiest dan de nieuwe of de oude versie. De verwijzing wijst naar de gekozen versie. Een eigen kopie krijgt geen updates meer.</w:t>
+      </w:r>
+    </w:p>
+    <w:p>
+      <w:pPr>
+        <w:pStyle w:val="ListParagraph"/>
+        <w:numPr>
+          <w:ilvl w:val="0"/>
+          <w:numId w:val="5"/>
+        </w:numPr>
+        <w:rPr>
+          <w:lang w:val="nl-NL"/>
+        </w:rPr>
+      </w:pPr>
+      <w:r>
+        <w:rPr>
+          <w:lang w:val="nl-NL"/>
+        </w:rPr>
+        <w:t>Bevat de cursus video’s die niet algemeen beschikbaar zijn, dan krijgt de eigenaar bij het in de bibliotheek zetten een waarschuwing (doorgaan of annuleren).</w:t>
+      </w:r>
+    </w:p>
+    <w:p>
+      <w:pPr>
+        <w:pStyle w:val="ListParagraph"/>
+        <w:numPr>
+          <w:ilvl w:val="0"/>
+          <w:numId w:val="5"/>
+        </w:numPr>
+        <w:rPr>
+          <w:lang w:val="nl-NL"/>
+        </w:rPr>
+      </w:pPr>
+      <w:r>
+        <w:rPr>
+          <w:lang w:val="nl-NL"/>
+        </w:rPr>
+        <w:t>De ontvanger mag zo’n video binnen die cursus gebruiken en de cursus verder volledig aanpassen. De video staat niet in de publieke videobibliotheek. Dit is niet terug te draaien: ook als de eigenaar de video later beperkt, blijven bestaande cursussen hem gebruiken (zie FR-14).</w:t>
+      </w:r>
+    </w:p>
+    <w:p>
+      <w:pPr>
+        <w:pStyle w:val="ListParagraph"/>
+        <w:numPr>
+          <w:ilvl w:val="0"/>
+          <w:numId w:val="5"/>
+        </w:numPr>
+        <w:rPr>
+          <w:lang w:val="nl-NL"/>
+        </w:rPr>
+      </w:pPr>
+      <w:r>
+        <w:rPr>
+          <w:lang w:val="nl-NL"/>
+        </w:rPr>
+        <w:t>Verwijdert de eigenaar een cursus, dan verdwijnt hij uit de centrale cursusbibliotheek. Wie hem al heeft gedownload of overgenomen, kan hem blijven gebruiken. Pas als niemand hem meer gebruikt, wordt hij echt verwijderd (zie ook FR-13). Dit is zachte verwijdering, bevestigd door de stakeholder.</w:t>
       </w:r>
     </w:p>
     <w:p>
@@ -2971,79 +2982,218 @@
         <w:rPr>
           <w:lang w:val="nl-NL"/>
         </w:rPr>
-        <w:t>FR-08 De gebruiker moet de volgorde van de scenario onderdelen kunnen aanpassen</w:t>
-      </w:r>
-    </w:p>
-    <w:p>
-      <w:pPr>
-        <w:pStyle w:val="ListParagraph"/>
-        <w:numPr>
-          <w:ilvl w:val="0"/>
-          <w:numId w:val="8"/>
-        </w:numPr>
-        <w:rPr>
-          <w:lang w:val="nl-NL"/>
-        </w:rPr>
-      </w:pPr>
-      <w:r>
-        <w:rPr>
-          <w:lang w:val="nl-NL"/>
-        </w:rPr>
-        <w:t>Per antwoord moet bepaald worden naar welke scenario onderdeel het gaat.</w:t>
-      </w:r>
-    </w:p>
-    <w:p>
-      <w:pPr>
-        <w:pStyle w:val="ListParagraph"/>
-        <w:numPr>
-          <w:ilvl w:val="0"/>
-          <w:numId w:val="8"/>
-        </w:numPr>
-        <w:rPr>
-          <w:lang w:val="nl-NL"/>
-        </w:rPr>
-      </w:pPr>
-      <w:r>
-        <w:rPr>
-          <w:lang w:val="nl-NL"/>
-        </w:rPr>
-        <w:t>Meerdere antwoorden mogen naar hetzelfde scenario onderdeel gaan.</w:t>
-      </w:r>
-    </w:p>
-    <w:p>
-      <w:pPr>
-        <w:pStyle w:val="ListParagraph"/>
-        <w:numPr>
-          <w:ilvl w:val="0"/>
-          <w:numId w:val="8"/>
-        </w:numPr>
-        <w:rPr>
-          <w:lang w:val="nl-NL"/>
-        </w:rPr>
-      </w:pPr>
-      <w:r>
-        <w:rPr>
-          <w:lang w:val="nl-NL"/>
-        </w:rPr>
-        <w:t>Een scenario onderdeel mag het start of eind onderdeel van de cursus zijn.</w:t>
-      </w:r>
-    </w:p>
-    <w:p>
-      <w:pPr>
-        <w:pStyle w:val="ListParagraph"/>
-        <w:numPr>
-          <w:ilvl w:val="0"/>
-          <w:numId w:val="8"/>
-        </w:numPr>
-        <w:rPr>
-          <w:lang w:val="nl-NL"/>
-        </w:rPr>
-      </w:pPr>
-      <w:r>
-        <w:rPr>
-          <w:lang w:val="nl-NL"/>
-        </w:rPr>
-        <w:t>Een scenario onderdeel zonder vraag moet direct verwijzen naar de volgende stap.</w:t>
+        <w:t>FR-13 De gebruiker moet 360 graden video’s kunnen toevoegen, bekijken en verwijderen.</w:t>
+      </w:r>
+    </w:p>
+    <w:p>
+      <w:pPr>
+        <w:pStyle w:val="ListParagraph"/>
+        <w:numPr>
+          <w:ilvl w:val="0"/>
+          <w:numId w:val="4"/>
+        </w:numPr>
+        <w:rPr>
+          <w:lang w:val="nl-NL"/>
+        </w:rPr>
+      </w:pPr>
+      <w:r>
+        <w:rPr>
+          <w:lang w:val="nl-NL"/>
+        </w:rPr>
+        <w:t>De video moet een 360° video zijn</w:t>
+      </w:r>
+      <w:r>
+        <w:rPr>
+          <w:highlight w:val="lightGray"/>
+          <w:lang w:val="nl-NL"/>
+        </w:rPr>
+        <w:t>. Dat betekent een beeldverhouding van 2:1; video’s met een andere verhouding, zoals 16:9 of vierkant, worden geweigerd.</w:t>
+      </w:r>
+    </w:p>
+    <w:p>
+      <w:pPr>
+        <w:pStyle w:val="ListParagraph"/>
+        <w:numPr>
+          <w:ilvl w:val="0"/>
+          <w:numId w:val="4"/>
+        </w:numPr>
+        <w:rPr>
+          <w:lang w:val="nl-NL"/>
+        </w:rPr>
+      </w:pPr>
+      <w:r>
+        <w:rPr>
+          <w:highlight w:val="lightGray"/>
+          <w:lang w:val="nl-NL"/>
+        </w:rPr>
+        <w:t>Het systeem moet voorkomen dat een niet-ondersteund videoformat wordt gebruikt. Alleen MP4-video’s met H.264 worden ondersteund, omdat de Quest-app alleen dit formaat afspeelt.</w:t>
+      </w:r>
+    </w:p>
+    <w:p>
+      <w:pPr>
+        <w:pStyle w:val="ListParagraph"/>
+        <w:numPr>
+          <w:ilvl w:val="0"/>
+          <w:numId w:val="4"/>
+        </w:numPr>
+        <w:rPr>
+          <w:lang w:val="nl-NL"/>
+        </w:rPr>
+      </w:pPr>
+      <w:r>
+        <w:rPr>
+          <w:highlight w:val="lightGray"/>
+          <w:lang w:val="nl-NL"/>
+        </w:rPr>
+        <w:t>Een video is maximaal 10 GB groot en maximaal 5760×2880 pixels. Beide grenzen zijn instelbaar.</w:t>
+      </w:r>
+    </w:p>
+    <w:p>
+      <w:pPr>
+        <w:pStyle w:val="ListParagraph"/>
+        <w:numPr>
+          <w:ilvl w:val="0"/>
+          <w:numId w:val="4"/>
+        </w:numPr>
+        <w:rPr>
+          <w:lang w:val="nl-NL"/>
+        </w:rPr>
+      </w:pPr>
+      <w:r>
+        <w:rPr>
+          <w:highlight w:val="lightGray"/>
+          <w:lang w:val="nl-NL"/>
+        </w:rPr>
+        <w:t>Het systeem controleert een bestand voordat het wordt geüpload (formaat, grootte, resolutie en verhouding) en nogmaals op de server nadat het is geüpload. Bij een afgekeurd bestand krijgt de gebruiker een duidelijke melding in gewone taal.</w:t>
+      </w:r>
+    </w:p>
+    <w:p>
+      <w:pPr>
+        <w:pStyle w:val="ListParagraph"/>
+        <w:numPr>
+          <w:ilvl w:val="0"/>
+          <w:numId w:val="4"/>
+        </w:numPr>
+        <w:rPr>
+          <w:lang w:val="nl-NL"/>
+        </w:rPr>
+      </w:pPr>
+      <w:r>
+        <w:rPr>
+          <w:highlight w:val="lightGray"/>
+          <w:lang w:val="nl-NL"/>
+        </w:rPr>
+        <w:t>Een onderbroken upload kan worden hervat, zonder helemaal opnieuw te beginnen.</w:t>
+      </w:r>
+    </w:p>
+    <w:p>
+      <w:pPr>
+        <w:pStyle w:val="ListParagraph"/>
+        <w:numPr>
+          <w:ilvl w:val="0"/>
+          <w:numId w:val="4"/>
+        </w:numPr>
+        <w:rPr>
+          <w:lang w:val="nl-NL"/>
+        </w:rPr>
+      </w:pPr>
+      <w:r>
+        <w:rPr>
+          <w:highlight w:val="lightGray"/>
+          <w:lang w:val="nl-NL"/>
+        </w:rPr>
+        <w:t>Een video heeft een naam en een beschrijving van wat erin te zien is. De beschrijving is optioneel en kan alleen door de eigenaar worden aangepast.</w:t>
+      </w:r>
+    </w:p>
+    <w:p>
+      <w:pPr>
+        <w:pStyle w:val="ListParagraph"/>
+        <w:numPr>
+          <w:ilvl w:val="0"/>
+          <w:numId w:val="5"/>
+        </w:numPr>
+        <w:rPr>
+          <w:lang w:val="nl-NL"/>
+        </w:rPr>
+      </w:pPr>
+      <w:r>
+        <w:rPr>
+          <w:lang w:val="nl-NL"/>
+        </w:rPr>
+        <w:lastRenderedPageBreak/>
+        <w:t>Bekijken betekent: de video staat in de videobibliotheek met thumbnail, naam en gegevens. Afspelen in de browser hoort er niet bij.</w:t>
+      </w:r>
+    </w:p>
+    <w:p>
+      <w:pPr>
+        <w:pStyle w:val="ListParagraph"/>
+        <w:numPr>
+          <w:ilvl w:val="0"/>
+          <w:numId w:val="4"/>
+        </w:numPr>
+        <w:rPr>
+          <w:lang w:val="nl-NL"/>
+        </w:rPr>
+      </w:pPr>
+      <w:r>
+        <w:rPr>
+          <w:lang w:val="nl-NL"/>
+        </w:rPr>
+        <w:t>De video’s moeten bij verschillende cursussen gebruikt kunnen worden.</w:t>
+      </w:r>
+    </w:p>
+    <w:p>
+      <w:pPr>
+        <w:pStyle w:val="ListParagraph"/>
+        <w:numPr>
+          <w:ilvl w:val="0"/>
+          <w:numId w:val="4"/>
+        </w:numPr>
+        <w:rPr>
+          <w:lang w:val="nl-NL"/>
+        </w:rPr>
+      </w:pPr>
+      <w:r>
+        <w:rPr>
+          <w:lang w:val="nl-NL"/>
+        </w:rPr>
+        <w:t>Een video die de eigenaar verwijdert, verdwijnt uit de videobibliotheek, maar blijft beschikbaar voor de cursussen die hem gebruiken (zachte verwijdering). Pas als geen enkele gepubliceerde cursus hem meer gebruikt, wordt hij echt verwijderd.</w:t>
+      </w:r>
+    </w:p>
+    <w:p>
+      <w:pPr>
+        <w:pStyle w:val="ListParagraph"/>
+        <w:numPr>
+          <w:ilvl w:val="0"/>
+          <w:numId w:val="4"/>
+        </w:numPr>
+        <w:rPr>
+          <w:lang w:val="nl-NL"/>
+        </w:rPr>
+      </w:pPr>
+      <w:r>
+        <w:rPr>
+          <w:lang w:val="nl-NL"/>
+        </w:rPr>
+        <w:t>Voor het verwijderen van een video tellen alleen gepubliceerde cursussen mee (ook een oudere versie waar een organisatie bewust op is gebleven), niet de oude versies in de geschiedenis.</w:t>
+      </w:r>
+    </w:p>
+    <w:p>
+      <w:pPr>
+        <w:pStyle w:val="ListParagraph"/>
+        <w:numPr>
+          <w:ilvl w:val="0"/>
+          <w:numId w:val="4"/>
+        </w:numPr>
+        <w:rPr>
+          <w:lang w:val="nl-NL"/>
+        </w:rPr>
+      </w:pPr>
+      <w:r>
+        <w:rPr>
+          <w:lang w:val="nl-NL"/>
+        </w:rPr>
+        <w:t>Zachte verwijdering is bevestigd door de stakeholder. Een verwijderde video wordt niet meteen definitief verwijderd: hij verdwijnt uit de videobibliotheek en wordt pas echt verwijderd als geen gepubliceerde cursus hem meer gebruikt.</w:t>
       </w:r>
     </w:p>
     <w:p>
@@ -3057,83 +3207,7 @@
         <w:rPr>
           <w:lang w:val="nl-NL"/>
         </w:rPr>
-        <w:t xml:space="preserve">FR-09 De gebruiker moet een cursus kunnen publiceren en </w:t>
-      </w:r>
-      <w:proofErr w:type="spellStart"/>
-      <w:r>
-        <w:rPr>
-          <w:lang w:val="nl-NL"/>
-        </w:rPr>
-        <w:t>onpubliceren</w:t>
-      </w:r>
-      <w:proofErr w:type="spellEnd"/>
-    </w:p>
-    <w:p>
-      <w:pPr>
-        <w:pStyle w:val="ListParagraph"/>
-        <w:numPr>
-          <w:ilvl w:val="0"/>
-          <w:numId w:val="11"/>
-        </w:numPr>
-        <w:rPr>
-          <w:lang w:val="nl-NL"/>
-        </w:rPr>
-      </w:pPr>
-      <w:r>
-        <w:rPr>
-          <w:lang w:val="nl-NL"/>
-        </w:rPr>
-        <w:t xml:space="preserve">De gebruiker kan alleen cursussen van zijn eigen organisatie publiceren en </w:t>
-      </w:r>
-      <w:proofErr w:type="spellStart"/>
-      <w:r>
-        <w:rPr>
-          <w:lang w:val="nl-NL"/>
-        </w:rPr>
-        <w:t>onpubliceren</w:t>
-      </w:r>
-      <w:proofErr w:type="spellEnd"/>
-      <w:r>
-        <w:rPr>
-          <w:lang w:val="nl-NL"/>
-        </w:rPr>
-        <w:t>.</w:t>
-      </w:r>
-    </w:p>
-    <w:p>
-      <w:pPr>
-        <w:pStyle w:val="ListParagraph"/>
-        <w:numPr>
-          <w:ilvl w:val="0"/>
-          <w:numId w:val="11"/>
-        </w:numPr>
-        <w:rPr>
-          <w:lang w:val="nl-NL"/>
-        </w:rPr>
-      </w:pPr>
-      <w:r>
-        <w:rPr>
-          <w:lang w:val="nl-NL"/>
-        </w:rPr>
-        <w:t xml:space="preserve">Alleen een voltooide cursus mag gepubliceerd worden. </w:t>
-      </w:r>
-    </w:p>
-    <w:p>
-      <w:pPr>
-        <w:pStyle w:val="ListParagraph"/>
-        <w:numPr>
-          <w:ilvl w:val="0"/>
-          <w:numId w:val="11"/>
-        </w:numPr>
-        <w:rPr>
-          <w:lang w:val="nl-NL"/>
-        </w:rPr>
-      </w:pPr>
-      <w:r>
-        <w:rPr>
-          <w:lang w:val="nl-NL"/>
-        </w:rPr>
-        <w:t>De gebruiker moet kunnen zien welke cursussen gepubliceerd zijn.</w:t>
+        <w:t>FR-14 De gebruiker moet video’s uit een centrale videobibliotheek kunnen gebruiken en delen</w:t>
       </w:r>
     </w:p>
     <w:p>
@@ -3151,22 +3225,7 @@
         <w:rPr>
           <w:lang w:val="nl-NL"/>
         </w:rPr>
-        <w:lastRenderedPageBreak/>
-        <w:t>Bij het publiceren kiest de gebruiker of de cursus alleen beschikbaar is voor de eigen organisatie of ook gedeeld wordt via de centrale cursusbibliotheek (FR-12).</w:t>
-      </w:r>
-    </w:p>
-    <w:p>
-      <w:pPr>
-        <w:pStyle w:val="Heading3"/>
-        <w:rPr>
-          <w:lang w:val="nl-NL"/>
-        </w:rPr>
-      </w:pPr>
-      <w:r>
-        <w:rPr>
-          <w:lang w:val="nl-NL"/>
-        </w:rPr>
-        <w:t>FR-10 De gebruiker moet een cursus als concept kunnen opslaan</w:t>
+        <w:t>Video’s van alle organisaties staan in één centrale videobibliotheek.</w:t>
       </w:r>
     </w:p>
     <w:p>
@@ -3184,498 +3243,7 @@
         <w:rPr>
           <w:lang w:val="nl-NL"/>
         </w:rPr>
-        <w:t>Een cursus kan tussentijds worden opgeslagen zonder dat deze zichtbaar wordt op de Quest.</w:t>
-      </w:r>
-    </w:p>
-    <w:p>
-      <w:pPr>
-        <w:pStyle w:val="ListParagraph"/>
-        <w:numPr>
-          <w:ilvl w:val="0"/>
-          <w:numId w:val="5"/>
-        </w:numPr>
-        <w:rPr>
-          <w:lang w:val="nl-NL"/>
-        </w:rPr>
-      </w:pPr>
-      <w:r>
-        <w:rPr>
-          <w:lang w:val="nl-NL"/>
-        </w:rPr>
-        <w:t>Een concept hoeft nog niet voltooid te zijn.</w:t>
-      </w:r>
-    </w:p>
-    <w:p>
-      <w:pPr>
-        <w:pStyle w:val="Heading3"/>
-        <w:rPr>
-          <w:lang w:val="nl-NL"/>
-        </w:rPr>
-      </w:pPr>
-      <w:r>
-        <w:rPr>
-          <w:lang w:val="nl-NL"/>
-        </w:rPr>
-        <w:t>FR-11 De gebruiker moet een gepubliceerde cursus kunnen bijwerken</w:t>
-      </w:r>
-    </w:p>
-    <w:p>
-      <w:pPr>
-        <w:pStyle w:val="ListParagraph"/>
-        <w:numPr>
-          <w:ilvl w:val="0"/>
-          <w:numId w:val="5"/>
-        </w:numPr>
-        <w:rPr>
-          <w:lang w:val="nl-NL"/>
-        </w:rPr>
-      </w:pPr>
-      <w:r>
-        <w:rPr>
-          <w:lang w:val="nl-NL"/>
-        </w:rPr>
-        <w:t>Een gepubliceerde cursus kan worden aangepast; de wijzigingen komen pas op de Quest na opnieuw publiceren.</w:t>
-      </w:r>
-    </w:p>
-    <w:p>
-      <w:pPr>
-        <w:pStyle w:val="ListParagraph"/>
-        <w:numPr>
-          <w:ilvl w:val="0"/>
-          <w:numId w:val="5"/>
-        </w:numPr>
-        <w:rPr>
-          <w:lang w:val="nl-NL"/>
-        </w:rPr>
-      </w:pPr>
-      <w:r>
-        <w:rPr>
-          <w:lang w:val="nl-NL"/>
-        </w:rPr>
-        <w:t>De gebruiker kan zien welke versie van een cursus op de Quest beschikbaar is.</w:t>
-      </w:r>
-    </w:p>
-    <w:p>
-      <w:pPr>
-        <w:pStyle w:val="ListParagraph"/>
-        <w:numPr>
-          <w:ilvl w:val="0"/>
-          <w:numId w:val="5"/>
-        </w:numPr>
-        <w:rPr>
-          <w:lang w:val="nl-NL"/>
-        </w:rPr>
-      </w:pPr>
-      <w:r>
-        <w:rPr>
-          <w:lang w:val="nl-NL"/>
-        </w:rPr>
-        <w:t>Oude versies van een cursus blijven onbeperkt bewaard in de geschiedenis.</w:t>
-      </w:r>
-    </w:p>
-    <w:p>
-      <w:pPr>
-        <w:pStyle w:val="ListParagraph"/>
-        <w:numPr>
-          <w:ilvl w:val="0"/>
-          <w:numId w:val="5"/>
-        </w:numPr>
-        <w:rPr>
-          <w:lang w:val="nl-NL"/>
-        </w:rPr>
-      </w:pPr>
-      <w:r>
-        <w:rPr>
-          <w:lang w:val="nl-NL"/>
-        </w:rPr>
-        <w:t>Een oude versie in de geschiedenis is alleen archief. Wil de gebruiker zo’n versie opnieuw publiceren en is een video erin inmiddels verwijderd (zie FR-13), dan moet hij voor die stap een nieuwe video kiezen.</w:t>
-      </w:r>
-    </w:p>
-    <w:p>
-      <w:pPr>
-        <w:pStyle w:val="Heading3"/>
-        <w:rPr>
-          <w:lang w:val="nl-NL"/>
-        </w:rPr>
-      </w:pPr>
-      <w:r>
-        <w:rPr>
-          <w:lang w:val="nl-NL"/>
-        </w:rPr>
-        <w:t>FR-12 De gebruiker moet cursussen kunnen delen via een centrale cursusbibliotheek</w:t>
-      </w:r>
-    </w:p>
-    <w:p>
-      <w:pPr>
-        <w:pStyle w:val="ListParagraph"/>
-        <w:numPr>
-          <w:ilvl w:val="0"/>
-          <w:numId w:val="5"/>
-        </w:numPr>
-        <w:rPr>
-          <w:lang w:val="nl-NL"/>
-        </w:rPr>
-      </w:pPr>
-      <w:r>
-        <w:rPr>
-          <w:lang w:val="nl-NL"/>
-        </w:rPr>
-        <w:t>Bij het publiceren kiest de gebruiker of de cursus ook in de centrale cursusbibliotheek komt (FR-09).</w:t>
-      </w:r>
-    </w:p>
-    <w:p>
-      <w:pPr>
-        <w:pStyle w:val="ListParagraph"/>
-        <w:numPr>
-          <w:ilvl w:val="0"/>
-          <w:numId w:val="5"/>
-        </w:numPr>
-        <w:rPr>
-          <w:lang w:val="nl-NL"/>
-        </w:rPr>
-      </w:pPr>
-      <w:r>
-        <w:rPr>
-          <w:lang w:val="nl-NL"/>
-        </w:rPr>
-        <w:t>De gebruiker kan de cursussen in de centrale cursusbibliotheek bekijken.</w:t>
-      </w:r>
-    </w:p>
-    <w:p>
-      <w:pPr>
-        <w:pStyle w:val="ListParagraph"/>
-        <w:numPr>
-          <w:ilvl w:val="0"/>
-          <w:numId w:val="5"/>
-        </w:numPr>
-        <w:rPr>
-          <w:lang w:val="nl-NL"/>
-        </w:rPr>
-      </w:pPr>
-      <w:r>
-        <w:rPr>
-          <w:lang w:val="nl-NL"/>
-        </w:rPr>
-        <w:t>De gebruiker kan een cursus uit de bibliotheek toevoegen aan de eigen organisatie; daarbij krijgt de organisatie een verwijzing naar de originele cursus, geen kopie.</w:t>
-      </w:r>
-    </w:p>
-    <w:p>
-      <w:pPr>
-        <w:pStyle w:val="ListParagraph"/>
-        <w:numPr>
-          <w:ilvl w:val="0"/>
-          <w:numId w:val="5"/>
-        </w:numPr>
-        <w:rPr>
-          <w:lang w:val="nl-NL"/>
-        </w:rPr>
-      </w:pPr>
-      <w:r>
-        <w:rPr>
-          <w:lang w:val="nl-NL"/>
-        </w:rPr>
-        <w:t>Zodra de organisatie de cursus wil aanpassen, krijgt zij een volledige eigen kopie; de oorspronkelijke cursus blijft ongewijzigd.</w:t>
-      </w:r>
-    </w:p>
-    <w:p>
-      <w:pPr>
-        <w:pStyle w:val="ListParagraph"/>
-        <w:numPr>
-          <w:ilvl w:val="0"/>
-          <w:numId w:val="5"/>
-        </w:numPr>
-        <w:rPr>
-          <w:lang w:val="nl-NL"/>
-        </w:rPr>
-      </w:pPr>
-      <w:r>
-        <w:rPr>
-          <w:lang w:val="nl-NL"/>
-        </w:rPr>
-        <w:t>In de centrale cursusbibliotheek staan alleen de originele cursussen, geen aangepaste kopieën. Wijkt een cursus sterk af van het origineel, dan wordt het een eigen cursus.</w:t>
-      </w:r>
-    </w:p>
-    <w:p>
-      <w:pPr>
-        <w:pStyle w:val="ListParagraph"/>
-        <w:numPr>
-          <w:ilvl w:val="0"/>
-          <w:numId w:val="5"/>
-        </w:numPr>
-        <w:rPr>
-          <w:lang w:val="nl-NL"/>
-        </w:rPr>
-      </w:pPr>
-      <w:r>
-        <w:rPr>
-          <w:lang w:val="nl-NL"/>
-        </w:rPr>
-        <w:t>Een organisatie met een verwijzing krijgt een melding als de eigenaar een nieuwe versie publiceert en kiest dan de nieuwe of de oude versie. De verwijzing wijst naar de gekozen versie. Een eigen kopie krijgt geen updates meer.</w:t>
-      </w:r>
-    </w:p>
-    <w:p>
-      <w:pPr>
-        <w:pStyle w:val="ListParagraph"/>
-        <w:numPr>
-          <w:ilvl w:val="0"/>
-          <w:numId w:val="5"/>
-        </w:numPr>
-        <w:rPr>
-          <w:lang w:val="nl-NL"/>
-        </w:rPr>
-      </w:pPr>
-      <w:r>
-        <w:rPr>
-          <w:lang w:val="nl-NL"/>
-        </w:rPr>
-        <w:t>Bevat de cursus video’s die niet algemeen beschikbaar zijn, dan krijgt de eigenaar bij het in de bibliotheek zetten een waarschuwing (doorgaan of annuleren).</w:t>
-      </w:r>
-    </w:p>
-    <w:p>
-      <w:pPr>
-        <w:pStyle w:val="ListParagraph"/>
-        <w:numPr>
-          <w:ilvl w:val="0"/>
-          <w:numId w:val="5"/>
-        </w:numPr>
-        <w:rPr>
-          <w:lang w:val="nl-NL"/>
-        </w:rPr>
-      </w:pPr>
-      <w:r>
-        <w:rPr>
-          <w:lang w:val="nl-NL"/>
-        </w:rPr>
-        <w:t>De ontvanger mag zo’n video binnen die cursus gebruiken en de cursus verder volledig aanpassen. De video staat niet in de publieke videobibliotheek. Dit is niet terug te draaien: ook als de eigenaar de video later beperkt, blijven bestaande cursussen hem gebruiken (zie FR-14).</w:t>
-      </w:r>
-    </w:p>
-    <w:p>
-      <w:pPr>
-        <w:pStyle w:val="ListParagraph"/>
-        <w:numPr>
-          <w:ilvl w:val="0"/>
-          <w:numId w:val="5"/>
-        </w:numPr>
-        <w:rPr>
-          <w:lang w:val="nl-NL"/>
-        </w:rPr>
-      </w:pPr>
-      <w:r>
-        <w:rPr>
-          <w:lang w:val="nl-NL"/>
-        </w:rPr>
-        <w:t>Verwijdert de eigenaar een cursus, dan verdwijnt hij uit de centrale cursusbibliotheek. Wie hem al heeft gedownload of overgenomen, kan hem blijven gebruiken. Pas als niemand hem meer gebruikt, wordt hij echt verwijderd (zie ook FR-13). Dit is zachte verwijdering, bevestigd door de stakeholder.</w:t>
-      </w:r>
-    </w:p>
-    <w:p>
-      <w:pPr>
-        <w:pStyle w:val="Heading3"/>
-        <w:rPr>
-          <w:lang w:val="nl-NL"/>
-        </w:rPr>
-      </w:pPr>
-      <w:r>
-        <w:rPr>
-          <w:lang w:val="nl-NL"/>
-        </w:rPr>
-        <w:t>FR-13 De gebruiker moet 360 graden video’s kunnen toevoegen, bekijken en verwijderen.</w:t>
-      </w:r>
-    </w:p>
-    <w:p>
-      <w:pPr>
-        <w:pStyle w:val="ListParagraph"/>
-        <w:numPr>
-          <w:ilvl w:val="0"/>
-          <w:numId w:val="4"/>
-        </w:numPr>
-        <w:rPr>
-          <w:lang w:val="nl-NL"/>
-        </w:rPr>
-      </w:pPr>
-      <w:r>
-        <w:rPr>
-          <w:lang w:val="nl-NL"/>
-        </w:rPr>
-        <w:t>De video moet een 360° video zijn</w:t>
-      </w:r>
-    </w:p>
-    <w:p>
-      <w:pPr>
-        <w:pStyle w:val="ListParagraph"/>
-        <w:numPr>
-          <w:ilvl w:val="0"/>
-          <w:numId w:val="4"/>
-        </w:numPr>
-        <w:rPr>
-          <w:lang w:val="nl-NL"/>
-        </w:rPr>
-      </w:pPr>
-      <w:r>
-        <w:rPr>
-          <w:lang w:val="nl-NL"/>
-        </w:rPr>
-        <w:lastRenderedPageBreak/>
-        <w:t>Het systeem moet voorkomen dat een niet ondersteunde videoformat niet gebruikt kan worden</w:t>
-      </w:r>
-    </w:p>
-    <w:p>
-      <w:pPr>
-        <w:pStyle w:val="ListParagraph"/>
-        <w:numPr>
-          <w:ilvl w:val="0"/>
-          <w:numId w:val="5"/>
-        </w:numPr>
-        <w:rPr>
-          <w:lang w:val="nl-NL"/>
-        </w:rPr>
-      </w:pPr>
-      <w:r>
-        <w:rPr>
-          <w:lang w:val="nl-NL"/>
-        </w:rPr>
-        <w:t>Bekijken betekent: de video staat in de videobibliotheek met thumbnail, naam en gegevens. Afspelen in de browser hoort er niet bij.</w:t>
-      </w:r>
-    </w:p>
-    <w:p>
-      <w:pPr>
-        <w:pStyle w:val="ListParagraph"/>
-        <w:numPr>
-          <w:ilvl w:val="0"/>
-          <w:numId w:val="4"/>
-        </w:numPr>
-        <w:rPr>
-          <w:lang w:val="nl-NL"/>
-        </w:rPr>
-      </w:pPr>
-      <w:r>
-        <w:rPr>
-          <w:lang w:val="nl-NL"/>
-        </w:rPr>
-        <w:t>De video’s moeten bij verschillende cursussen gebruikt kunnen worden.</w:t>
-      </w:r>
-    </w:p>
-    <w:p>
-      <w:pPr>
-        <w:pStyle w:val="ListParagraph"/>
-        <w:numPr>
-          <w:ilvl w:val="0"/>
-          <w:numId w:val="4"/>
-        </w:numPr>
-        <w:rPr>
-          <w:lang w:val="nl-NL"/>
-        </w:rPr>
-      </w:pPr>
-      <w:r>
-        <w:rPr>
-          <w:lang w:val="nl-NL"/>
-        </w:rPr>
-        <w:t>Een video die de eigenaar verwijdert, verdwijnt uit de videobibliotheek, maar blijft beschikbaar voor de cursussen die hem gebruiken (zachte verwijdering). Pas als geen enkele gepubliceerde cursus hem meer gebruikt, wordt hij echt verwijderd.</w:t>
-      </w:r>
-    </w:p>
-    <w:p>
-      <w:pPr>
-        <w:pStyle w:val="ListParagraph"/>
-        <w:numPr>
-          <w:ilvl w:val="0"/>
-          <w:numId w:val="4"/>
-        </w:numPr>
-        <w:rPr>
-          <w:lang w:val="nl-NL"/>
-        </w:rPr>
-      </w:pPr>
-      <w:r>
-        <w:rPr>
-          <w:lang w:val="nl-NL"/>
-        </w:rPr>
-        <w:t>Voor het verwijderen van een video tellen alleen gepubliceerde cursussen mee (ook een oudere versie waar een organisatie bewust op is gebleven), niet de oude versies in de geschiedenis.</w:t>
-      </w:r>
-    </w:p>
-    <w:p>
-      <w:pPr>
-        <w:pStyle w:val="ListParagraph"/>
-        <w:numPr>
-          <w:ilvl w:val="0"/>
-          <w:numId w:val="4"/>
-        </w:numPr>
-        <w:rPr>
-          <w:lang w:val="nl-NL"/>
-        </w:rPr>
-      </w:pPr>
-      <w:r>
-        <w:rPr>
-          <w:lang w:val="nl-NL"/>
-        </w:rPr>
-        <w:t>Zachte verwijdering is bevestigd door de stakeholder. Een verwijderde video wordt niet meteen definitief verwijderd: hij verdwijnt uit de videobibliotheek en wordt pas echt verwijderd als geen gepubliceerde cursus hem meer gebruikt</w:t>
-      </w:r>
-      <w:r>
-        <w:rPr>
-          <w:lang w:val="nl-NL"/>
-        </w:rPr>
-        <w:t>.</w:t>
-      </w:r>
-    </w:p>
-    <w:p>
-      <w:pPr>
-        <w:pStyle w:val="Heading3"/>
-        <w:rPr>
-          <w:lang w:val="nl-NL"/>
-        </w:rPr>
-      </w:pPr>
-      <w:r>
-        <w:rPr>
-          <w:lang w:val="nl-NL"/>
-        </w:rPr>
-        <w:t>FR-14 De gebruiker moet video’s uit een centrale videobibliotheek kunnen gebruiken en delen</w:t>
-      </w:r>
-    </w:p>
-    <w:p>
-      <w:pPr>
-        <w:pStyle w:val="ListParagraph"/>
-        <w:numPr>
-          <w:ilvl w:val="0"/>
-          <w:numId w:val="5"/>
-        </w:numPr>
-        <w:rPr>
-          <w:lang w:val="nl-NL"/>
-        </w:rPr>
-      </w:pPr>
-      <w:r>
-        <w:rPr>
-          <w:lang w:val="nl-NL"/>
-        </w:rPr>
-        <w:t>Video’s van alle organisaties staan in één centrale videobibliotheek.</w:t>
-      </w:r>
-    </w:p>
-    <w:p>
-      <w:pPr>
-        <w:pStyle w:val="ListParagraph"/>
-        <w:numPr>
-          <w:ilvl w:val="0"/>
-          <w:numId w:val="5"/>
-        </w:numPr>
-        <w:rPr>
-          <w:lang w:val="nl-NL"/>
-        </w:rPr>
-      </w:pPr>
-      <w:r>
-        <w:rPr>
-          <w:lang w:val="nl-NL"/>
-        </w:rPr>
-        <w:t xml:space="preserve">De </w:t>
-      </w:r>
-      <w:proofErr w:type="spellStart"/>
-      <w:r>
-        <w:rPr>
-          <w:lang w:val="nl-NL"/>
-        </w:rPr>
-        <w:t>uploader</w:t>
-      </w:r>
-      <w:proofErr w:type="spellEnd"/>
-      <w:r>
-        <w:rPr>
-          <w:lang w:val="nl-NL"/>
-        </w:rPr>
-        <w:t xml:space="preserve"> kiest per video één van deze drie beschikbaarheidsopties:</w:t>
+        <w:t>De uploader kiest per video één van deze drie beschikbaarheidsopties:</w:t>
       </w:r>
     </w:p>
     <w:p>
@@ -3711,21 +3279,7 @@
         <w:rPr>
           <w:lang w:val="nl-NL"/>
         </w:rPr>
-        <w:t xml:space="preserve">Selectief beschikbaar: de </w:t>
-      </w:r>
-      <w:proofErr w:type="spellStart"/>
-      <w:r>
-        <w:rPr>
-          <w:lang w:val="nl-NL"/>
-        </w:rPr>
-        <w:t>uploader</w:t>
-      </w:r>
-      <w:proofErr w:type="spellEnd"/>
-      <w:r>
-        <w:rPr>
-          <w:lang w:val="nl-NL"/>
-        </w:rPr>
-        <w:t xml:space="preserve"> bepaalt welke specifieke organisaties toegang krijgen tot de video.</w:t>
+        <w:t>Selectief beschikbaar: de uploader bepaalt welke specifieke organisaties toegang krijgen tot de video.</w:t>
       </w:r>
     </w:p>
     <w:p>
@@ -3759,6 +3313,63 @@
       </w:pPr>
       <w:r>
         <w:rPr>
+          <w:highlight w:val="lightGray"/>
+          <w:lang w:val="nl-NL"/>
+        </w:rPr>
+        <w:t>De standaardbeschikbaarheid van een nieuwe video is instelbaar, omdat de stakeholder hier nog niet over heeft beslist. De uploader kan per video een andere keuze maken.</w:t>
+      </w:r>
+    </w:p>
+    <w:p>
+      <w:pPr>
+        <w:pStyle w:val="ListParagraph"/>
+        <w:numPr>
+          <w:ilvl w:val="0"/>
+          <w:numId w:val="5"/>
+        </w:numPr>
+        <w:rPr>
+          <w:lang w:val="nl-NL"/>
+        </w:rPr>
+      </w:pPr>
+      <w:r>
+        <w:rPr>
+          <w:highlight w:val="lightGray"/>
+          <w:lang w:val="nl-NL"/>
+        </w:rPr>
+        <w:t>Een gebruiker ziet de eigen video’s en de video’s van andere organisaties die voor zijn organisatie beschikbaar zijn, met de naam van de organisatie erbij.</w:t>
+      </w:r>
+    </w:p>
+    <w:p>
+      <w:pPr>
+        <w:pStyle w:val="ListParagraph"/>
+        <w:numPr>
+          <w:ilvl w:val="0"/>
+          <w:numId w:val="5"/>
+        </w:numPr>
+        <w:rPr>
+          <w:lang w:val="nl-NL"/>
+        </w:rPr>
+      </w:pPr>
+      <w:r>
+        <w:rPr>
+          <w:highlight w:val="lightGray"/>
+          <w:lang w:val="nl-NL"/>
+        </w:rPr>
+        <w:t>De bibliotheek is te doorzoeken op naam, beschrijving en organisatie, te sorteren op naam, uploaddatum, duur en grootte, en te filteren op eigen video’s of video’s van andere organisaties.</w:t>
+      </w:r>
+    </w:p>
+    <w:p>
+      <w:pPr>
+        <w:pStyle w:val="ListParagraph"/>
+        <w:numPr>
+          <w:ilvl w:val="0"/>
+          <w:numId w:val="5"/>
+        </w:numPr>
+        <w:rPr>
+          <w:lang w:val="nl-NL"/>
+        </w:rPr>
+      </w:pPr>
+      <w:r>
+        <w:rPr>
           <w:lang w:val="nl-NL"/>
         </w:rPr>
         <w:t>Een beschikbare video kan direct aan een cursus worden toegevoegd, zonder deze opnieuw te uploaden.</w:t>
@@ -3779,7 +3390,14 @@
         <w:rPr>
           <w:lang w:val="nl-NL"/>
         </w:rPr>
-        <w:t>Alleen de eigenaar van een video of de centrale beheerder kan de video wijzigen of verwijderen.</w:t>
+        <w:t>Alleen de eigenaar van een kan de video wijzigen of verwijderen.</w:t>
+      </w:r>
+      <w:r>
+        <w:rPr>
+          <w:highlight w:val="lightGray"/>
+          <w:lang w:val="nl-NL"/>
+        </w:rPr>
+        <w:t xml:space="preserve"> Wijzigen is de naam, de beschrijving en de beschikbaarheid aanpassen. Andere organisaties kunnen de video alleen bekijken.</w:t>
       </w:r>
     </w:p>
     <w:p>
@@ -3795,6 +3413,25 @@
       </w:pPr>
       <w:r>
         <w:rPr>
+          <w:highlight w:val="lightGray"/>
+          <w:lang w:val="nl-NL"/>
+        </w:rPr>
+        <w:t>De centrale beheerder heeft geen functies voor video’s. De beheeromgeving is alleen voor organisaties en accounts (FR-05).</w:t>
+      </w:r>
+    </w:p>
+    <w:p>
+      <w:pPr>
+        <w:pStyle w:val="ListParagraph"/>
+        <w:numPr>
+          <w:ilvl w:val="0"/>
+          <w:numId w:val="5"/>
+        </w:numPr>
+        <w:rPr>
+          <w:lang w:val="nl-NL"/>
+        </w:rPr>
+      </w:pPr>
+      <w:r>
+        <w:rPr>
           <w:lang w:val="nl-NL"/>
         </w:rPr>
         <w:t>Beperkt de eigenaar de beschikbaarheid van een video later, dan verdwijnt de video uit de bibliotheek voor organisaties die hem niet meer mogen kiezen. Cursussen die hem al gebruiken, mogen hem blijven gebruiken (zoals bij verwijderen, zie FR-13).</w:t>
@@ -3847,6 +3484,7 @@
         <w:rPr>
           <w:lang w:val="nl-NL"/>
         </w:rPr>
+        <w:lastRenderedPageBreak/>
         <w:t>Dit valt buiten de eerste versie, maar bij de technische opzet wordt hier rekening mee gehouden.</w:t>
       </w:r>
     </w:p>
@@ -3915,8 +3553,276 @@
         <w:rPr>
           <w:lang w:val="nl-NL"/>
         </w:rPr>
+        <w:t>De organisatie ziet de koppelcode in het CMS en kan een nieuwe koppelcode aanmaken, bijvoorbeeld als de oude is uitgelekt.</w:t>
+      </w:r>
+    </w:p>
+    <w:p>
+      <w:pPr>
+        <w:pStyle w:val="ListParagraph"/>
+        <w:numPr>
+          <w:ilvl w:val="0"/>
+          <w:numId w:val="5"/>
+        </w:numPr>
+        <w:rPr>
+          <w:lang w:val="nl-NL"/>
+        </w:rPr>
+      </w:pPr>
+      <w:r>
+        <w:rPr>
+          <w:lang w:val="nl-NL"/>
+        </w:rPr>
+        <w:t>De Quest toont alleen de cursussen die voor die organisatie beschikbaar zijn: de eigen cursussen en de cursussen die uit de centrale cursusbibliotheek zijn toegevoegd.</w:t>
+      </w:r>
+    </w:p>
+    <w:p>
+      <w:pPr>
+        <w:pStyle w:val="Heading3"/>
+        <w:rPr>
+          <w:lang w:val="nl-NL"/>
+        </w:rPr>
+      </w:pPr>
+      <w:r>
+        <w:rPr>
+          <w:lang w:val="nl-NL"/>
+        </w:rPr>
+        <w:t>FR-02-VR De VR applicatie moet gepubliceerde cursussen kunnen weergeven en ophalen</w:t>
+      </w:r>
+    </w:p>
+    <w:p>
+      <w:pPr>
+        <w:pStyle w:val="ListParagraph"/>
+        <w:numPr>
+          <w:ilvl w:val="0"/>
+          <w:numId w:val="5"/>
+        </w:numPr>
+        <w:rPr>
+          <w:lang w:val="nl-NL"/>
+        </w:rPr>
+      </w:pPr>
+      <w:r>
+        <w:rPr>
+          <w:lang w:val="nl-NL"/>
+        </w:rPr>
+        <w:t>De Quest toont de cursussen die beschikbaar zijn voor de gekoppelde organisatie (FR-01-VR).</w:t>
+      </w:r>
+    </w:p>
+    <w:p>
+      <w:pPr>
+        <w:pStyle w:val="ListParagraph"/>
+        <w:numPr>
+          <w:ilvl w:val="0"/>
+          <w:numId w:val="5"/>
+        </w:numPr>
+        <w:rPr>
+          <w:lang w:val="nl-NL"/>
+        </w:rPr>
+      </w:pPr>
+      <w:r>
+        <w:rPr>
+          <w:lang w:val="nl-NL"/>
+        </w:rPr>
+        <w:t>Per cursus ziet de gebruiker de naam en beschrijving, de downloadgrootte, de versie of publicatiedatum en de status: niet gedownload, gedownload of update beschikbaar.</w:t>
+      </w:r>
+    </w:p>
+    <w:p>
+      <w:pPr>
+        <w:pStyle w:val="ListParagraph"/>
+        <w:numPr>
+          <w:ilvl w:val="0"/>
+          <w:numId w:val="5"/>
+        </w:numPr>
+        <w:rPr>
+          <w:lang w:val="nl-NL"/>
+        </w:rPr>
+      </w:pPr>
+      <w:r>
+        <w:rPr>
+          <w:lang w:val="nl-NL"/>
+        </w:rPr>
+        <w:t>Zonder internetverbinding toont de Quest de cursussen die al gedownload zijn (FR-09-VR).</w:t>
+      </w:r>
+    </w:p>
+    <w:p>
+      <w:pPr>
+        <w:pStyle w:val="Heading3"/>
+        <w:rPr>
+          <w:lang w:val="nl-NL"/>
+        </w:rPr>
+      </w:pPr>
+      <w:r>
+        <w:rPr>
+          <w:lang w:val="nl-NL"/>
+        </w:rPr>
+        <w:t>FR-03-VR De VR applicatie moet de benodigde cursuscontent kunnen downloaden</w:t>
+      </w:r>
+    </w:p>
+    <w:p>
+      <w:pPr>
+        <w:pStyle w:val="ListParagraph"/>
+        <w:numPr>
+          <w:ilvl w:val="0"/>
+          <w:numId w:val="5"/>
+        </w:numPr>
+        <w:rPr>
+          <w:lang w:val="nl-NL"/>
+        </w:rPr>
+      </w:pPr>
+      <w:r>
+        <w:rPr>
+          <w:lang w:val="nl-NL"/>
+        </w:rPr>
+        <w:t>De gebruiker start het downloaden per cursus.</w:t>
+      </w:r>
+    </w:p>
+    <w:p>
+      <w:pPr>
+        <w:pStyle w:val="ListParagraph"/>
+        <w:numPr>
+          <w:ilvl w:val="0"/>
+          <w:numId w:val="5"/>
+        </w:numPr>
+        <w:rPr>
+          <w:lang w:val="nl-NL"/>
+        </w:rPr>
+      </w:pPr>
+      <w:r>
+        <w:rPr>
+          <w:lang w:val="nl-NL"/>
+        </w:rPr>
+        <w:t>De hele cursus, met alle video’s en vragen, wordt in één keer gedownload.</w:t>
+      </w:r>
+    </w:p>
+    <w:p>
+      <w:pPr>
+        <w:pStyle w:val="ListParagraph"/>
+        <w:numPr>
+          <w:ilvl w:val="0"/>
+          <w:numId w:val="5"/>
+        </w:numPr>
+        <w:rPr>
+          <w:lang w:val="nl-NL"/>
+        </w:rPr>
+      </w:pPr>
+      <w:r>
+        <w:rPr>
+          <w:lang w:val="nl-NL"/>
+        </w:rPr>
+        <w:t>Na het downloaden is de cursus zonder internetverbinding te doorlopen (FR-09-VR).</w:t>
+      </w:r>
+    </w:p>
+    <w:p>
+      <w:pPr>
+        <w:pStyle w:val="Heading3"/>
+        <w:rPr>
+          <w:lang w:val="nl-NL"/>
+        </w:rPr>
+      </w:pPr>
+      <w:r>
+        <w:rPr>
+          <w:lang w:val="nl-NL"/>
+        </w:rPr>
+        <w:t>FR-04-VR De VR applicatie moet gedownloade cursuscontent kunnen verwijderen</w:t>
+      </w:r>
+    </w:p>
+    <w:p>
+      <w:pPr>
+        <w:pStyle w:val="ListParagraph"/>
+        <w:numPr>
+          <w:ilvl w:val="0"/>
+          <w:numId w:val="5"/>
+        </w:numPr>
+        <w:rPr>
+          <w:lang w:val="nl-NL"/>
+        </w:rPr>
+      </w:pPr>
+      <w:r>
+        <w:rPr>
+          <w:lang w:val="nl-NL"/>
+        </w:rPr>
+        <w:t>De gebruiker kan een gedownloade cursus van de Quest verwijderen.</w:t>
+      </w:r>
+    </w:p>
+    <w:p>
+      <w:pPr>
+        <w:pStyle w:val="ListParagraph"/>
+        <w:numPr>
+          <w:ilvl w:val="0"/>
+          <w:numId w:val="5"/>
+        </w:numPr>
+        <w:rPr>
+          <w:lang w:val="nl-NL"/>
+        </w:rPr>
+      </w:pPr>
+      <w:r>
+        <w:rPr>
+          <w:lang w:val="nl-NL"/>
+        </w:rPr>
+        <w:t>Video’s die ook in een andere gedownloade cursus gebruikt worden, blijven op de Quest staan.</w:t>
+      </w:r>
+    </w:p>
+    <w:p>
+      <w:pPr>
+        <w:pStyle w:val="ListParagraph"/>
+        <w:numPr>
+          <w:ilvl w:val="0"/>
+          <w:numId w:val="5"/>
+        </w:numPr>
+        <w:rPr>
+          <w:lang w:val="nl-NL"/>
+        </w:rPr>
+      </w:pPr>
+      <w:r>
+        <w:rPr>
+          <w:lang w:val="nl-NL"/>
+        </w:rPr>
+        <w:t>Na het verwijderen staat de cursus weer als niet gedownload in het overzicht en kan deze opnieuw gedownload worden.</w:t>
+      </w:r>
+    </w:p>
+    <w:p>
+      <w:pPr>
+        <w:pStyle w:val="Heading3"/>
+        <w:rPr>
+          <w:lang w:val="nl-NL"/>
+        </w:rPr>
+      </w:pPr>
+      <w:r>
+        <w:rPr>
+          <w:lang w:val="nl-NL"/>
+        </w:rPr>
+        <w:t>FR-05-VR De VR applicatie moet tonen welke cursussen gedownload zijn en welke bijgewerkt moeten worden</w:t>
+      </w:r>
+    </w:p>
+    <w:p>
+      <w:pPr>
+        <w:pStyle w:val="ListParagraph"/>
+        <w:numPr>
+          <w:ilvl w:val="0"/>
+          <w:numId w:val="5"/>
+        </w:numPr>
+        <w:rPr>
+          <w:lang w:val="nl-NL"/>
+        </w:rPr>
+      </w:pPr>
+      <w:r>
+        <w:rPr>
+          <w:lang w:val="nl-NL"/>
+        </w:rPr>
+        <w:t>Per cursus is zichtbaar of deze gedownload is en of er een nieuwere versie klaarstaat (zie FR-06-VR en FR-07-VR).</w:t>
+      </w:r>
+    </w:p>
+    <w:p>
+      <w:pPr>
+        <w:pStyle w:val="Heading3"/>
+        <w:rPr>
+          <w:lang w:val="nl-NL"/>
+        </w:rPr>
+      </w:pPr>
+      <w:r>
+        <w:rPr>
+          <w:lang w:val="nl-NL"/>
+        </w:rPr>
         <w:lastRenderedPageBreak/>
-        <w:t>De organisatie ziet de koppelcode in het CMS en kan een nieuwe koppelcode aanmaken, bijvoorbeeld als de oude is uitgelekt.</w:t>
+        <w:t>FR-06-VR De VR applicatie moet aangeven wanneer er een nieuwe versie voor een al gedownloade cursus beschikbaar is</w:t>
       </w:r>
     </w:p>
     <w:p>
@@ -3934,7 +3840,25 @@
         <w:rPr>
           <w:lang w:val="nl-NL"/>
         </w:rPr>
-        <w:t>De Quest toont alleen de cursussen die voor die organisatie beschikbaar zijn: de eigen cursussen en de cursussen die uit de centrale cursusbibliotheek zijn toegevoegd.</w:t>
+        <w:t>Als er een nieuwere gepubliceerde versie is dan de gedownloade, toont de Quest bij die cursus de status update beschikbaar.</w:t>
+      </w:r>
+    </w:p>
+    <w:p>
+      <w:pPr>
+        <w:pStyle w:val="ListParagraph"/>
+        <w:numPr>
+          <w:ilvl w:val="0"/>
+          <w:numId w:val="5"/>
+        </w:numPr>
+        <w:rPr>
+          <w:lang w:val="nl-NL"/>
+        </w:rPr>
+      </w:pPr>
+      <w:r>
+        <w:rPr>
+          <w:lang w:val="nl-NL"/>
+        </w:rPr>
+        <w:t>De Quest controleert dit wanneer het overzicht met een internetverbinding wordt opgehaald.</w:t>
       </w:r>
     </w:p>
     <w:p>
@@ -3948,7 +3872,7 @@
         <w:rPr>
           <w:lang w:val="nl-NL"/>
         </w:rPr>
-        <w:t>FR-02-VR De VR applicatie moet gepubliceerde cursussen kunnen weergeven en ophalen</w:t>
+        <w:t>FR-07-VR De gebruiker moet een gedownloade cursus kunnen bijwerken naar de nieuwste gepubliceerde versie</w:t>
       </w:r>
     </w:p>
     <w:p>
@@ -3966,7 +3890,7 @@
         <w:rPr>
           <w:lang w:val="nl-NL"/>
         </w:rPr>
-        <w:t>De Quest toont de cursussen die beschikbaar zijn voor de gekoppelde organisatie (FR-01-VR).</w:t>
+        <w:t>De gebruiker kiest zelf wanneer een cursus wordt bijgewerkt.</w:t>
       </w:r>
     </w:p>
     <w:p>
@@ -3984,7 +3908,7 @@
         <w:rPr>
           <w:lang w:val="nl-NL"/>
         </w:rPr>
-        <w:t>Per cursus ziet de gebruiker de naam en beschrijving, de downloadgrootte, de versie of publicatiedatum en de status: niet gedownload, gedownload of update beschikbaar.</w:t>
+        <w:t>Tot het bijwerken blijft de gedownloade versie te doorlopen.</w:t>
       </w:r>
     </w:p>
     <w:p>
@@ -4002,7 +3926,7 @@
         <w:rPr>
           <w:lang w:val="nl-NL"/>
         </w:rPr>
-        <w:t>Zonder internetverbinding toont de Quest de cursussen die al gedownload zijn (FR-09-VR).</w:t>
+        <w:t>Na het bijwerken staat de nieuwste gepubliceerde versie op de Quest.</w:t>
       </w:r>
     </w:p>
     <w:p>
@@ -4016,7 +3940,7 @@
         <w:rPr>
           <w:lang w:val="nl-NL"/>
         </w:rPr>
-        <w:t>FR-03-VR De VR applicatie moet de benodigde cursuscontent kunnen downloaden</w:t>
+        <w:t>FR-08-VR De gebruiker moet een gedownloade cursus op de Quest kunnen doorlopen</w:t>
       </w:r>
     </w:p>
     <w:p>
@@ -4034,308 +3958,7 @@
         <w:rPr>
           <w:lang w:val="nl-NL"/>
         </w:rPr>
-        <w:t>De gebruiker start het downloaden per cursus.</w:t>
-      </w:r>
-    </w:p>
-    <w:p>
-      <w:pPr>
-        <w:pStyle w:val="ListParagraph"/>
-        <w:numPr>
-          <w:ilvl w:val="0"/>
-          <w:numId w:val="5"/>
-        </w:numPr>
-        <w:rPr>
-          <w:lang w:val="nl-NL"/>
-        </w:rPr>
-      </w:pPr>
-      <w:r>
-        <w:rPr>
-          <w:lang w:val="nl-NL"/>
-        </w:rPr>
-        <w:t>De hele cursus, met alle video’s en vragen, wordt in één keer gedownload.</w:t>
-      </w:r>
-    </w:p>
-    <w:p>
-      <w:pPr>
-        <w:pStyle w:val="ListParagraph"/>
-        <w:numPr>
-          <w:ilvl w:val="0"/>
-          <w:numId w:val="5"/>
-        </w:numPr>
-        <w:rPr>
-          <w:lang w:val="nl-NL"/>
-        </w:rPr>
-      </w:pPr>
-      <w:r>
-        <w:rPr>
-          <w:lang w:val="nl-NL"/>
-        </w:rPr>
-        <w:t>Na het downloaden is de cursus zonder internetverbinding te doorlopen (FR-09-VR).</w:t>
-      </w:r>
-    </w:p>
-    <w:p>
-      <w:pPr>
-        <w:pStyle w:val="Heading3"/>
-        <w:rPr>
-          <w:lang w:val="nl-NL"/>
-        </w:rPr>
-      </w:pPr>
-      <w:r>
-        <w:rPr>
-          <w:lang w:val="nl-NL"/>
-        </w:rPr>
-        <w:t>FR-04-VR De VR applicatie moet gedownloade cursuscontent kunnen verwijderen</w:t>
-      </w:r>
-    </w:p>
-    <w:p>
-      <w:pPr>
-        <w:pStyle w:val="ListParagraph"/>
-        <w:numPr>
-          <w:ilvl w:val="0"/>
-          <w:numId w:val="5"/>
-        </w:numPr>
-        <w:rPr>
-          <w:lang w:val="nl-NL"/>
-        </w:rPr>
-      </w:pPr>
-      <w:r>
-        <w:rPr>
-          <w:lang w:val="nl-NL"/>
-        </w:rPr>
-        <w:t>De gebruiker kan een gedownloade cursus van de Quest verwijderen.</w:t>
-      </w:r>
-    </w:p>
-    <w:p>
-      <w:pPr>
-        <w:pStyle w:val="ListParagraph"/>
-        <w:numPr>
-          <w:ilvl w:val="0"/>
-          <w:numId w:val="5"/>
-        </w:numPr>
-        <w:rPr>
-          <w:lang w:val="nl-NL"/>
-        </w:rPr>
-      </w:pPr>
-      <w:r>
-        <w:rPr>
-          <w:lang w:val="nl-NL"/>
-        </w:rPr>
-        <w:t>Video’s die ook in een andere gedownloade cursus gebruikt worden, blijven op de Quest staan.</w:t>
-      </w:r>
-    </w:p>
-    <w:p>
-      <w:pPr>
-        <w:pStyle w:val="ListParagraph"/>
-        <w:numPr>
-          <w:ilvl w:val="0"/>
-          <w:numId w:val="5"/>
-        </w:numPr>
-        <w:rPr>
-          <w:lang w:val="nl-NL"/>
-        </w:rPr>
-      </w:pPr>
-      <w:r>
-        <w:rPr>
-          <w:lang w:val="nl-NL"/>
-        </w:rPr>
-        <w:t>Na het verwijderen staat de cursus weer als niet gedownload in het overzicht en kan deze opnieuw gedownload worden.</w:t>
-      </w:r>
-    </w:p>
-    <w:p>
-      <w:pPr>
-        <w:pStyle w:val="Heading3"/>
-        <w:rPr>
-          <w:lang w:val="nl-NL"/>
-        </w:rPr>
-      </w:pPr>
-      <w:r>
-        <w:rPr>
-          <w:lang w:val="nl-NL"/>
-        </w:rPr>
-        <w:t>FR-05-VR De VR applicatie moet tonen welke cursussen gedownload zijn en welke bijgewerkt moeten worden</w:t>
-      </w:r>
-    </w:p>
-    <w:p>
-      <w:pPr>
-        <w:pStyle w:val="ListParagraph"/>
-        <w:numPr>
-          <w:ilvl w:val="0"/>
-          <w:numId w:val="5"/>
-        </w:numPr>
-        <w:rPr>
-          <w:lang w:val="nl-NL"/>
-        </w:rPr>
-      </w:pPr>
-      <w:r>
-        <w:rPr>
-          <w:lang w:val="nl-NL"/>
-        </w:rPr>
-        <w:t>Per cursus is zichtbaar of deze gedownload is en of er een nieuwere versie klaarstaat (zie FR-06-VR en FR-07-VR).</w:t>
-      </w:r>
-    </w:p>
-    <w:p>
-      <w:pPr>
-        <w:pStyle w:val="Heading3"/>
-        <w:rPr>
-          <w:lang w:val="nl-NL"/>
-        </w:rPr>
-      </w:pPr>
-      <w:r>
-        <w:rPr>
-          <w:lang w:val="nl-NL"/>
-        </w:rPr>
-        <w:t>FR-06-VR De VR applicatie moet aangeven wanneer er een nieuwe versie voor een al gedownloade cursus beschikbaar is</w:t>
-      </w:r>
-    </w:p>
-    <w:p>
-      <w:pPr>
-        <w:pStyle w:val="ListParagraph"/>
-        <w:numPr>
-          <w:ilvl w:val="0"/>
-          <w:numId w:val="5"/>
-        </w:numPr>
-        <w:rPr>
-          <w:lang w:val="nl-NL"/>
-        </w:rPr>
-      </w:pPr>
-      <w:r>
-        <w:rPr>
-          <w:lang w:val="nl-NL"/>
-        </w:rPr>
-        <w:t>Als er een nieuwere gepubliceerde versie is dan de gedownloade, toont de Quest bij die cursus de status update beschikbaar.</w:t>
-      </w:r>
-    </w:p>
-    <w:p>
-      <w:pPr>
-        <w:pStyle w:val="ListParagraph"/>
-        <w:numPr>
-          <w:ilvl w:val="0"/>
-          <w:numId w:val="5"/>
-        </w:numPr>
-        <w:rPr>
-          <w:lang w:val="nl-NL"/>
-        </w:rPr>
-      </w:pPr>
-      <w:r>
-        <w:rPr>
-          <w:lang w:val="nl-NL"/>
-        </w:rPr>
-        <w:t>De Quest controleert dit wanneer het overzicht met een internetverbinding wordt opgehaald.</w:t>
-      </w:r>
-    </w:p>
-    <w:p>
-      <w:pPr>
-        <w:pStyle w:val="Heading3"/>
-        <w:rPr>
-          <w:lang w:val="nl-NL"/>
-        </w:rPr>
-      </w:pPr>
-      <w:r>
-        <w:rPr>
-          <w:lang w:val="nl-NL"/>
-        </w:rPr>
-        <w:t>FR-07-VR De gebruiker moet een gedownloade cursus kunnen bijwerken naar de nieuwste gepubliceerde versie</w:t>
-      </w:r>
-    </w:p>
-    <w:p>
-      <w:pPr>
-        <w:pStyle w:val="ListParagraph"/>
-        <w:numPr>
-          <w:ilvl w:val="0"/>
-          <w:numId w:val="5"/>
-        </w:numPr>
-        <w:rPr>
-          <w:lang w:val="nl-NL"/>
-        </w:rPr>
-      </w:pPr>
-      <w:r>
-        <w:rPr>
-          <w:lang w:val="nl-NL"/>
-        </w:rPr>
-        <w:t>De gebruiker kiest zelf wanneer een cursus wordt bijgewerkt.</w:t>
-      </w:r>
-    </w:p>
-    <w:p>
-      <w:pPr>
-        <w:pStyle w:val="ListParagraph"/>
-        <w:numPr>
-          <w:ilvl w:val="0"/>
-          <w:numId w:val="5"/>
-        </w:numPr>
-        <w:rPr>
-          <w:lang w:val="nl-NL"/>
-        </w:rPr>
-      </w:pPr>
-      <w:r>
-        <w:rPr>
-          <w:lang w:val="nl-NL"/>
-        </w:rPr>
-        <w:t>Tot het bijwerken blijft de gedownloade versie te doorlopen.</w:t>
-      </w:r>
-    </w:p>
-    <w:p>
-      <w:pPr>
-        <w:pStyle w:val="ListParagraph"/>
-        <w:numPr>
-          <w:ilvl w:val="0"/>
-          <w:numId w:val="5"/>
-        </w:numPr>
-        <w:rPr>
-          <w:lang w:val="nl-NL"/>
-        </w:rPr>
-      </w:pPr>
-      <w:r>
-        <w:rPr>
-          <w:lang w:val="nl-NL"/>
-        </w:rPr>
-        <w:t>Na het bijwerken staat de nieuwste gepubliceerde versie op de Quest.</w:t>
-      </w:r>
-    </w:p>
-    <w:p>
-      <w:pPr>
-        <w:pStyle w:val="Heading3"/>
-        <w:rPr>
-          <w:lang w:val="nl-NL"/>
-        </w:rPr>
-      </w:pPr>
-      <w:r>
-        <w:rPr>
-          <w:lang w:val="nl-NL"/>
-        </w:rPr>
-        <w:lastRenderedPageBreak/>
-        <w:t>FR-08-VR De gebruiker moet een gedownloade cursus op de Quest kunnen doorlopen</w:t>
-      </w:r>
-    </w:p>
-    <w:p>
-      <w:pPr>
-        <w:pStyle w:val="ListParagraph"/>
-        <w:numPr>
-          <w:ilvl w:val="0"/>
-          <w:numId w:val="5"/>
-        </w:numPr>
-        <w:rPr>
-          <w:lang w:val="nl-NL"/>
-        </w:rPr>
-      </w:pPr>
-      <w:r>
-        <w:rPr>
-          <w:lang w:val="nl-NL"/>
-        </w:rPr>
-        <w:t xml:space="preserve">Dit sluit de </w:t>
-      </w:r>
-      <w:proofErr w:type="spellStart"/>
-      <w:r>
-        <w:rPr>
-          <w:lang w:val="nl-NL"/>
-        </w:rPr>
-        <w:t>kernworkflow</w:t>
-      </w:r>
-      <w:proofErr w:type="spellEnd"/>
-      <w:r>
-        <w:rPr>
-          <w:lang w:val="nl-NL"/>
-        </w:rPr>
-        <w:t xml:space="preserve"> af: cursus maken, publiceren, downloaden en uitvoeren.</w:t>
+        <w:t>Dit sluit de kernworkflow af: cursus maken, publiceren, downloaden en uitvoeren.</w:t>
       </w:r>
     </w:p>
     <w:p>
@@ -4401,39 +4024,7 @@
           <w:b/>
           <w:bCs/>
         </w:rPr>
-        <w:t xml:space="preserve">Open </w:t>
-      </w:r>
-      <w:proofErr w:type="spellStart"/>
-      <w:r>
-        <w:rPr>
-          <w:b/>
-          <w:bCs/>
-        </w:rPr>
-        <w:t>vragen</w:t>
-      </w:r>
-      <w:proofErr w:type="spellEnd"/>
-      <w:r>
-        <w:rPr>
-          <w:b/>
-          <w:bCs/>
-        </w:rPr>
-        <w:t xml:space="preserve"> </w:t>
-      </w:r>
-      <w:proofErr w:type="spellStart"/>
-      <w:r>
-        <w:rPr>
-          <w:b/>
-          <w:bCs/>
-        </w:rPr>
-        <w:t>voor</w:t>
-      </w:r>
-      <w:proofErr w:type="spellEnd"/>
-      <w:r>
-        <w:rPr>
-          <w:b/>
-          <w:bCs/>
-        </w:rPr>
-        <w:t xml:space="preserve"> de stakeholder</w:t>
+        <w:t>Open vragen voor de stakeholder</w:t>
       </w:r>
     </w:p>
     <w:p>
@@ -4450,21 +4041,7 @@
         <w:rPr>
           <w:lang w:val="nl-NL"/>
         </w:rPr>
-        <w:t xml:space="preserve">Wat is het nut van een overzicht van gekoppelde </w:t>
-      </w:r>
-      <w:proofErr w:type="spellStart"/>
-      <w:r>
-        <w:rPr>
-          <w:lang w:val="nl-NL"/>
-        </w:rPr>
-        <w:t>Quests</w:t>
-      </w:r>
-      <w:proofErr w:type="spellEnd"/>
-      <w:r>
-        <w:rPr>
-          <w:lang w:val="nl-NL"/>
-        </w:rPr>
-        <w:t xml:space="preserve"> voor de beheerder, en wat moet de beheerder ermee kunnen? Een Quest die uit staat kun je toch niet bereiken. </w:t>
+        <w:t xml:space="preserve">Wat is het nut van een overzicht van gekoppelde Quests voor de beheerder, en wat moet de beheerder ermee kunnen? Een Quest die uit staat kun je toch niet bereiken. </w:t>
       </w:r>
     </w:p>
     <w:p>
@@ -4566,63 +4143,7 @@
         <w:rPr>
           <w:lang w:val="nl-NL"/>
         </w:rPr>
-        <w:t xml:space="preserve">Hier kunnen heel veel dingen mee gebeuren. En het kan al heel snel uit de hand lopen, het plan is om hier alle verschillende opties even op te schrijven, en dan aan </w:t>
-      </w:r>
-      <w:proofErr w:type="spellStart"/>
-      <w:r>
-        <w:rPr>
-          <w:lang w:val="nl-NL"/>
-        </w:rPr>
-        <w:t>claude</w:t>
-      </w:r>
-      <w:proofErr w:type="spellEnd"/>
-      <w:r>
-        <w:rPr>
-          <w:lang w:val="nl-NL"/>
-        </w:rPr>
-        <w:t xml:space="preserve"> te vragen wat de beste optie is en waarom. </w:t>
-      </w:r>
-      <w:proofErr w:type="spellStart"/>
-      <w:r>
-        <w:rPr>
-          <w:lang w:val="nl-NL"/>
-        </w:rPr>
-        <w:t>Specification</w:t>
-      </w:r>
-      <w:proofErr w:type="spellEnd"/>
-      <w:r>
-        <w:rPr>
-          <w:lang w:val="nl-NL"/>
-        </w:rPr>
-        <w:t xml:space="preserve"> first. Geert jan had het ook over first pointers, en niet </w:t>
-      </w:r>
-      <w:proofErr w:type="spellStart"/>
-      <w:r>
-        <w:rPr>
-          <w:lang w:val="nl-NL"/>
-        </w:rPr>
-        <w:t>inheritance</w:t>
-      </w:r>
-      <w:proofErr w:type="spellEnd"/>
-      <w:r>
-        <w:rPr>
-          <w:lang w:val="nl-NL"/>
-        </w:rPr>
-        <w:t xml:space="preserve"> maar </w:t>
-      </w:r>
-      <w:proofErr w:type="spellStart"/>
-      <w:r>
-        <w:rPr>
-          <w:lang w:val="nl-NL"/>
-        </w:rPr>
-        <w:t>clone</w:t>
-      </w:r>
-      <w:proofErr w:type="spellEnd"/>
-      <w:r>
-        <w:rPr>
-          <w:lang w:val="nl-NL"/>
-        </w:rPr>
-        <w:t xml:space="preserve"> ofzo. Allemaal grote namen moet ik ff uitzoeken.</w:t>
+        <w:t>Hier kunnen heel veel dingen mee gebeuren. En het kan al heel snel uit de hand lopen, het plan is om hier alle verschillende opties even op te schrijven, en dan aan claude te vragen wat de beste optie is en waarom. Specification first. Geert jan had het ook over first pointers, en niet inheritance maar clone ofzo. Allemaal grote namen moet ik ff uitzoeken.</w:t>
       </w:r>
     </w:p>
     <w:p>
@@ -4636,6 +4157,7 @@
         <w:rPr>
           <w:lang w:val="nl-NL"/>
         </w:rPr>
+        <w:lastRenderedPageBreak/>
         <w:t>Beantwoord (zie FR-12): een cursus uit de bibliotheek is een verwijzing en wordt pas bij aanpassen een kopie. De ontvanger mag de video’s binnen die cursus gebruiken; de eigenaar krijgt bij het in de bibliotheek zetten een waarschuwing.</w:t>
       </w:r>
     </w:p>
@@ -4688,21 +4210,7 @@
         <w:rPr>
           <w:lang w:val="nl-NL"/>
         </w:rPr>
-        <w:t xml:space="preserve">Als een organisatie een nieuwe koppelcode aanmaakt, blijven de </w:t>
-      </w:r>
-      <w:proofErr w:type="spellStart"/>
-      <w:r>
-        <w:rPr>
-          <w:lang w:val="nl-NL"/>
-        </w:rPr>
-        <w:t>Quests</w:t>
-      </w:r>
-      <w:proofErr w:type="spellEnd"/>
-      <w:r>
-        <w:rPr>
-          <w:lang w:val="nl-NL"/>
-        </w:rPr>
-        <w:t xml:space="preserve"> die al gekoppeld zijn dan gekoppeld?</w:t>
+        <w:t>Als een organisatie een nieuwe koppelcode aanmaakt, blijven de Quests die al gekoppeld zijn dan gekoppeld?</w:t>
       </w:r>
     </w:p>
     <w:p>
@@ -4719,21 +4227,7 @@
         <w:rPr>
           <w:lang w:val="nl-NL"/>
         </w:rPr>
-        <w:t xml:space="preserve">Niet heel relevant, valt buiten scope, misschien kijken naar WEBXR </w:t>
-      </w:r>
-      <w:proofErr w:type="spellStart"/>
-      <w:r>
-        <w:rPr>
-          <w:lang w:val="nl-NL"/>
-        </w:rPr>
-        <w:t>ipv</w:t>
-      </w:r>
-      <w:proofErr w:type="spellEnd"/>
-      <w:r>
-        <w:rPr>
-          <w:lang w:val="nl-NL"/>
-        </w:rPr>
-        <w:t xml:space="preserve"> unity.</w:t>
+        <w:t>Niet heel relevant, valt buiten scope, misschien kijken naar WEBXR ipv unity.</w:t>
       </w:r>
     </w:p>
     <w:p>
@@ -4767,22 +4261,7 @@
         <w:rPr>
           <w:lang w:val="nl-NL"/>
         </w:rPr>
-        <w:lastRenderedPageBreak/>
-        <w:t xml:space="preserve">Wat je verwacht, je kan </w:t>
-      </w:r>
-      <w:proofErr w:type="spellStart"/>
-      <w:r>
-        <w:rPr>
-          <w:lang w:val="nl-NL"/>
-        </w:rPr>
-        <w:t>nogsteeds</w:t>
-      </w:r>
-      <w:proofErr w:type="spellEnd"/>
-      <w:r>
-        <w:rPr>
-          <w:lang w:val="nl-NL"/>
-        </w:rPr>
-        <w:t xml:space="preserve"> ermee spelen.</w:t>
+        <w:t>Wat je verwacht, je kan nogsteeds ermee spelen.</w:t>
       </w:r>
     </w:p>
     <w:p>
@@ -4822,50 +4301,96 @@
     </w:p>
     <w:p>
       <w:pPr>
-        <w:rPr>
-          <w:lang w:val="nl-NL"/>
-        </w:rPr>
-      </w:pPr>
-    </w:p>
-    <w:p>
-      <w:pPr>
-        <w:rPr>
-          <w:lang w:val="nl-NL"/>
-        </w:rPr>
-      </w:pPr>
-      <w:proofErr w:type="spellStart"/>
-      <w:r>
-        <w:rPr>
-          <w:lang w:val="nl-NL"/>
-        </w:rPr>
-        <w:t>Moonrider.xyz</w:t>
-      </w:r>
-      <w:proofErr w:type="spellEnd"/>
-      <w:r>
-        <w:rPr>
-          <w:lang w:val="nl-NL"/>
-        </w:rPr>
-        <w:t xml:space="preserve"> Dit is een </w:t>
-      </w:r>
-      <w:proofErr w:type="spellStart"/>
-      <w:r>
-        <w:rPr>
-          <w:lang w:val="nl-NL"/>
-        </w:rPr>
-        <w:t>webbrowserXR</w:t>
-      </w:r>
-      <w:proofErr w:type="spellEnd"/>
-      <w:r>
-        <w:rPr>
-          <w:lang w:val="nl-NL"/>
-        </w:rPr>
-        <w:t xml:space="preserve"> zelf. De vraag is of miss het hele unity idee weg</w:t>
-      </w:r>
-      <w:r>
-        <w:rPr>
-          <w:lang w:val="nl-NL"/>
-        </w:rPr>
-        <w:t xml:space="preserve"> </w:t>
+        <w:numPr>
+          <w:ilvl w:val="0"/>
+          <w:numId w:val="17"/>
+        </w:numPr>
+        <w:rPr>
+          <w:lang w:val="nl-NL"/>
+        </w:rPr>
+      </w:pPr>
+      <w:r>
+        <w:rPr>
+          <w:highlight w:val="lightGray"/>
+          <w:lang w:val="nl-NL"/>
+        </w:rPr>
+        <w:t>Wat moet de standaardbeschikbaarheid van een nieuwe video zijn: alleen eigen organisatie of algemeen beschikbaar?</w:t>
+      </w:r>
+    </w:p>
+    <w:p>
+      <w:pPr>
+        <w:pStyle w:val="ListParagraph"/>
+        <w:numPr>
+          <w:ilvl w:val="1"/>
+          <w:numId w:val="5"/>
+        </w:numPr>
+        <w:rPr>
+          <w:lang w:val="nl-NL"/>
+        </w:rPr>
+      </w:pPr>
+      <w:r>
+        <w:rPr>
+          <w:highlight w:val="lightGray"/>
+          <w:lang w:val="nl-NL"/>
+        </w:rPr>
+        <w:t>Nog niet besloten. Het systeem krijgt hier een instelling voor (FR-14).</w:t>
+      </w:r>
+    </w:p>
+    <w:p>
+      <w:pPr>
+        <w:numPr>
+          <w:ilvl w:val="0"/>
+          <w:numId w:val="17"/>
+        </w:numPr>
+        <w:rPr>
+          <w:lang w:val="nl-NL"/>
+        </w:rPr>
+      </w:pPr>
+      <w:r>
+        <w:rPr>
+          <w:highlight w:val="lightGray"/>
+          <w:lang w:val="nl-NL"/>
+        </w:rPr>
+        <w:t>Akkoord dat de centrale beheerder geen video’s beheert, terwijl FR-14 dat eerst wel noemde?</w:t>
+      </w:r>
+    </w:p>
+    <w:p>
+      <w:pPr>
+        <w:pStyle w:val="ListParagraph"/>
+        <w:numPr>
+          <w:ilvl w:val="1"/>
+          <w:numId w:val="5"/>
+        </w:numPr>
+        <w:rPr>
+          <w:lang w:val="nl-NL"/>
+        </w:rPr>
+      </w:pPr>
+      <w:r>
+        <w:rPr>
+          <w:highlight w:val="lightGray"/>
+          <w:lang w:val="nl-NL"/>
+        </w:rPr>
+        <w:t>Voorlopig niet: de beheeromgeving is alleen voor organisaties en accounts (FR-05).</w:t>
+      </w:r>
+    </w:p>
+    <w:p>
+      <w:pPr>
+        <w:rPr>
+          <w:lang w:val="nl-NL"/>
+        </w:rPr>
+      </w:pPr>
+    </w:p>
+    <w:p>
+      <w:pPr>
+        <w:rPr>
+          <w:lang w:val="nl-NL"/>
+        </w:rPr>
+      </w:pPr>
+      <w:r>
+        <w:rPr>
+          <w:lang w:val="nl-NL"/>
+        </w:rPr>
+        <w:t xml:space="preserve">Moonrider.xyz Dit is een webbrowserXR zelf. De vraag is of miss het hele unity idee weg </w:t>
       </w:r>
     </w:p>
     <w:p>

--- a/docs/requirements.docx
+++ b/docs/requirements.docx
@@ -20,6 +20,1362 @@
           <w:lang w:val="nl-NL"/>
         </w:rPr>
         <w:t>Prioriteit volgens de stakeholder: eerst moet de volledige workflow goed werken. Een cursus maken in het CMS, publiceren, downloaden op de Quest en uitvoeren.</w:t>
+      </w:r>
+    </w:p>
+    <w:tbl>
+      <w:tblPr>
+        <w:tblStyle w:val="TableGrid"/>
+        <w:tblW w:w="10508" w:type="dxa"/>
+        <w:tblLook w:val="04A0" w:firstRow="1" w:lastRow="0" w:firstColumn="1" w:lastColumn="0" w:noHBand="0" w:noVBand="1"/>
+      </w:tblPr>
+      <w:tblGrid>
+        <w:gridCol w:w="792"/>
+        <w:gridCol w:w="6394"/>
+        <w:gridCol w:w="1276"/>
+        <w:gridCol w:w="2046"/>
+      </w:tblGrid>
+      <w:tr>
+        <w:tc>
+          <w:tcPr>
+            <w:tcW w:w="837" w:type="dxa"/>
+          </w:tcPr>
+          <w:p>
+            <w:pPr>
+              <w:jc w:val="center"/>
+              <w:rPr>
+                <w:b/>
+                <w:bCs/>
+                <w:lang w:val="nl-NL"/>
+              </w:rPr>
+            </w:pPr>
+            <w:r>
+              <w:rPr>
+                <w:b/>
+                <w:bCs/>
+                <w:lang w:val="nl-NL"/>
+              </w:rPr>
+              <w:t>ID</w:t>
+            </w:r>
+          </w:p>
+        </w:tc>
+        <w:tc>
+          <w:tcPr>
+            <w:tcW w:w="7073" w:type="dxa"/>
+          </w:tcPr>
+          <w:p>
+            <w:pPr>
+              <w:rPr>
+                <w:lang w:val="nl-NL"/>
+              </w:rPr>
+            </w:pPr>
+            <w:r>
+              <w:rPr>
+                <w:b/>
+                <w:bCs/>
+                <w:lang w:val="nl-NL"/>
+              </w:rPr>
+              <w:t>Requirement</w:t>
+            </w:r>
+            <w:r>
+              <w:rPr>
+                <w:lang w:val="nl-NL"/>
+              </w:rPr>
+              <w:t xml:space="preserve"> </w:t>
+            </w:r>
+            <w:r>
+              <w:rPr>
+                <w:b/>
+                <w:bCs/>
+                <w:lang w:val="nl-NL"/>
+              </w:rPr>
+              <w:t>Content management system</w:t>
+            </w:r>
+          </w:p>
+        </w:tc>
+        <w:tc>
+          <w:tcPr>
+            <w:tcW w:w="1299" w:type="dxa"/>
+          </w:tcPr>
+          <w:p>
+            <w:pPr>
+              <w:rPr>
+                <w:b/>
+                <w:bCs/>
+                <w:lang w:val="nl-NL"/>
+              </w:rPr>
+            </w:pPr>
+            <w:r>
+              <w:rPr>
+                <w:b/>
+                <w:bCs/>
+                <w:lang w:val="nl-NL"/>
+              </w:rPr>
+              <w:t>MoSCoW</w:t>
+            </w:r>
+          </w:p>
+        </w:tc>
+        <w:tc>
+          <w:tcPr>
+            <w:tcW w:w="1299" w:type="dxa"/>
+          </w:tcPr>
+          <w:p>
+            <w:pPr>
+              <w:rPr>
+                <w:b/>
+                <w:bCs/>
+                <w:lang w:val="nl-NL"/>
+              </w:rPr>
+            </w:pPr>
+            <w:proofErr w:type="spellStart"/>
+            <w:r>
+              <w:rPr>
+                <w:b/>
+                <w:bCs/>
+                <w:lang w:val="nl-NL"/>
+              </w:rPr>
+              <w:t>Geimplementeerd</w:t>
+            </w:r>
+            <w:proofErr w:type="spellEnd"/>
+          </w:p>
+        </w:tc>
+      </w:tr>
+      <w:tr>
+        <w:tc>
+          <w:tcPr>
+            <w:tcW w:w="9209" w:type="dxa"/>
+            <w:gridSpan w:val="3"/>
+            <w:shd w:val="clear" w:color="auto" w:fill="F2F2F2"/>
+          </w:tcPr>
+          <w:p>
+            <w:pPr>
+              <w:rPr>
+                <w:lang w:val="nl-NL"/>
+              </w:rPr>
+            </w:pPr>
+            <w:r>
+              <w:rPr>
+                <w:b/>
+                <w:bCs/>
+                <w:lang w:val="nl-NL"/>
+              </w:rPr>
+              <w:t>Accounts en organisaties</w:t>
+            </w:r>
+          </w:p>
+        </w:tc>
+        <w:tc>
+          <w:tcPr>
+            <w:tcW w:w="1299" w:type="dxa"/>
+            <w:shd w:val="clear" w:color="auto" w:fill="F2F2F2"/>
+          </w:tcPr>
+          <w:p>
+            <w:pPr>
+              <w:rPr>
+                <w:b/>
+                <w:bCs/>
+                <w:lang w:val="nl-NL"/>
+              </w:rPr>
+            </w:pPr>
+          </w:p>
+        </w:tc>
+      </w:tr>
+      <w:tr>
+        <w:tc>
+          <w:tcPr>
+            <w:tcW w:w="837" w:type="dxa"/>
+          </w:tcPr>
+          <w:p>
+            <w:pPr>
+              <w:rPr>
+                <w:lang w:val="nl-NL"/>
+              </w:rPr>
+            </w:pPr>
+            <w:r>
+              <w:rPr>
+                <w:lang w:val="nl-NL"/>
+              </w:rPr>
+              <w:t>FR-01</w:t>
+            </w:r>
+          </w:p>
+        </w:tc>
+        <w:tc>
+          <w:tcPr>
+            <w:tcW w:w="7073" w:type="dxa"/>
+          </w:tcPr>
+          <w:p>
+            <w:pPr>
+              <w:rPr>
+                <w:lang w:val="nl-NL"/>
+              </w:rPr>
+            </w:pPr>
+            <w:r>
+              <w:rPr>
+                <w:lang w:val="nl-NL"/>
+              </w:rPr>
+              <w:t>De gebruiker moet in kunnen loggen.</w:t>
+            </w:r>
+          </w:p>
+        </w:tc>
+        <w:tc>
+          <w:tcPr>
+            <w:tcW w:w="1299" w:type="dxa"/>
+          </w:tcPr>
+          <w:p>
+            <w:pPr>
+              <w:rPr>
+                <w:lang w:val="nl-NL"/>
+              </w:rPr>
+            </w:pPr>
+            <w:r>
+              <w:rPr>
+                <w:lang w:val="nl-NL"/>
+              </w:rPr>
+              <w:t>Must</w:t>
+            </w:r>
+          </w:p>
+        </w:tc>
+        <w:tc>
+          <w:tcPr>
+            <w:tcW w:w="1299" w:type="dxa"/>
+          </w:tcPr>
+          <w:p>
+            <w:pPr>
+              <w:rPr>
+                <w:lang w:val="nl-NL"/>
+              </w:rPr>
+            </w:pPr>
+            <w:r>
+              <w:rPr>
+                <w:lang w:val="nl-NL"/>
+              </w:rPr>
+              <w:t>Ja</w:t>
+            </w:r>
+          </w:p>
+        </w:tc>
+      </w:tr>
+      <w:tr>
+        <w:tc>
+          <w:tcPr>
+            <w:tcW w:w="837" w:type="dxa"/>
+          </w:tcPr>
+          <w:p>
+            <w:pPr>
+              <w:rPr>
+                <w:lang w:val="nl-NL"/>
+              </w:rPr>
+            </w:pPr>
+            <w:r>
+              <w:rPr>
+                <w:lang w:val="nl-NL"/>
+              </w:rPr>
+              <w:t>FR-02</w:t>
+            </w:r>
+          </w:p>
+        </w:tc>
+        <w:tc>
+          <w:tcPr>
+            <w:tcW w:w="7073" w:type="dxa"/>
+          </w:tcPr>
+          <w:p>
+            <w:pPr>
+              <w:rPr>
+                <w:lang w:val="nl-NL"/>
+              </w:rPr>
+            </w:pPr>
+            <w:r>
+              <w:rPr>
+                <w:lang w:val="nl-NL"/>
+              </w:rPr>
+              <w:t>De beheerder moet een account voor een organisatie kunnen aanmaken.</w:t>
+            </w:r>
+          </w:p>
+        </w:tc>
+        <w:tc>
+          <w:tcPr>
+            <w:tcW w:w="1299" w:type="dxa"/>
+          </w:tcPr>
+          <w:p>
+            <w:pPr>
+              <w:rPr>
+                <w:lang w:val="nl-NL"/>
+              </w:rPr>
+            </w:pPr>
+            <w:r>
+              <w:rPr>
+                <w:lang w:val="nl-NL"/>
+              </w:rPr>
+              <w:t>Must</w:t>
+            </w:r>
+          </w:p>
+        </w:tc>
+        <w:tc>
+          <w:tcPr>
+            <w:tcW w:w="1299" w:type="dxa"/>
+          </w:tcPr>
+          <w:p>
+            <w:pPr>
+              <w:rPr>
+                <w:lang w:val="nl-NL"/>
+              </w:rPr>
+            </w:pPr>
+            <w:r>
+              <w:rPr>
+                <w:lang w:val="nl-NL"/>
+              </w:rPr>
+              <w:t>Ja</w:t>
+            </w:r>
+          </w:p>
+        </w:tc>
+      </w:tr>
+      <w:tr>
+        <w:tc>
+          <w:tcPr>
+            <w:tcW w:w="837" w:type="dxa"/>
+          </w:tcPr>
+          <w:p>
+            <w:pPr>
+              <w:rPr>
+                <w:lang w:val="nl-NL"/>
+              </w:rPr>
+            </w:pPr>
+            <w:r>
+              <w:rPr>
+                <w:lang w:val="nl-NL"/>
+              </w:rPr>
+              <w:t>FR-03</w:t>
+            </w:r>
+          </w:p>
+        </w:tc>
+        <w:tc>
+          <w:tcPr>
+            <w:tcW w:w="7073" w:type="dxa"/>
+          </w:tcPr>
+          <w:p>
+            <w:pPr>
+              <w:rPr>
+                <w:lang w:val="nl-NL"/>
+              </w:rPr>
+            </w:pPr>
+            <w:r>
+              <w:rPr>
+                <w:lang w:val="nl-NL"/>
+              </w:rPr>
+              <w:t>Het systeem moet meerdere organisaties ondersteunen.</w:t>
+            </w:r>
+          </w:p>
+        </w:tc>
+        <w:tc>
+          <w:tcPr>
+            <w:tcW w:w="1299" w:type="dxa"/>
+          </w:tcPr>
+          <w:p>
+            <w:pPr>
+              <w:rPr>
+                <w:lang w:val="nl-NL"/>
+              </w:rPr>
+            </w:pPr>
+            <w:r>
+              <w:rPr>
+                <w:lang w:val="nl-NL"/>
+              </w:rPr>
+              <w:t>Should</w:t>
+            </w:r>
+          </w:p>
+        </w:tc>
+        <w:tc>
+          <w:tcPr>
+            <w:tcW w:w="1299" w:type="dxa"/>
+          </w:tcPr>
+          <w:p>
+            <w:pPr>
+              <w:rPr>
+                <w:lang w:val="nl-NL"/>
+              </w:rPr>
+            </w:pPr>
+            <w:r>
+              <w:rPr>
+                <w:lang w:val="nl-NL"/>
+              </w:rPr>
+              <w:t>Ja</w:t>
+            </w:r>
+          </w:p>
+        </w:tc>
+      </w:tr>
+      <w:tr>
+        <w:tc>
+          <w:tcPr>
+            <w:tcW w:w="837" w:type="dxa"/>
+          </w:tcPr>
+          <w:p>
+            <w:pPr>
+              <w:rPr>
+                <w:lang w:val="nl-NL"/>
+              </w:rPr>
+            </w:pPr>
+            <w:r>
+              <w:rPr>
+                <w:lang w:val="nl-NL"/>
+              </w:rPr>
+              <w:t>FR-04</w:t>
+            </w:r>
+          </w:p>
+        </w:tc>
+        <w:tc>
+          <w:tcPr>
+            <w:tcW w:w="7073" w:type="dxa"/>
+          </w:tcPr>
+          <w:p>
+            <w:pPr>
+              <w:rPr>
+                <w:lang w:val="nl-NL"/>
+              </w:rPr>
+            </w:pPr>
+            <w:r>
+              <w:rPr>
+                <w:lang w:val="nl-NL"/>
+              </w:rPr>
+              <w:t>Het systeem moet per organisatie een eigen huisstijl kunnen toepassen.</w:t>
+            </w:r>
+          </w:p>
+        </w:tc>
+        <w:tc>
+          <w:tcPr>
+            <w:tcW w:w="1299" w:type="dxa"/>
+          </w:tcPr>
+          <w:p>
+            <w:pPr>
+              <w:rPr>
+                <w:lang w:val="nl-NL"/>
+              </w:rPr>
+            </w:pPr>
+            <w:r>
+              <w:rPr>
+                <w:lang w:val="nl-NL"/>
+              </w:rPr>
+              <w:t>Should</w:t>
+            </w:r>
+          </w:p>
+        </w:tc>
+        <w:tc>
+          <w:tcPr>
+            <w:tcW w:w="1299" w:type="dxa"/>
+          </w:tcPr>
+          <w:p>
+            <w:pPr>
+              <w:rPr>
+                <w:lang w:val="nl-NL"/>
+              </w:rPr>
+            </w:pPr>
+            <w:r>
+              <w:rPr>
+                <w:lang w:val="nl-NL"/>
+              </w:rPr>
+              <w:t>Ja</w:t>
+            </w:r>
+          </w:p>
+        </w:tc>
+      </w:tr>
+      <w:tr>
+        <w:tc>
+          <w:tcPr>
+            <w:tcW w:w="837" w:type="dxa"/>
+          </w:tcPr>
+          <w:p>
+            <w:pPr>
+              <w:rPr>
+                <w:lang w:val="nl-NL"/>
+              </w:rPr>
+            </w:pPr>
+            <w:r>
+              <w:rPr>
+                <w:lang w:val="nl-NL"/>
+              </w:rPr>
+              <w:t>FR-05</w:t>
+            </w:r>
+          </w:p>
+        </w:tc>
+        <w:tc>
+          <w:tcPr>
+            <w:tcW w:w="7073" w:type="dxa"/>
+          </w:tcPr>
+          <w:p>
+            <w:pPr>
+              <w:rPr>
+                <w:lang w:val="nl-NL"/>
+              </w:rPr>
+            </w:pPr>
+            <w:r>
+              <w:rPr>
+                <w:lang w:val="nl-NL"/>
+              </w:rPr>
+              <w:t>De beheerder moet organisaties en accounts kunnen beheren in een centrale beheeromgeving.</w:t>
+            </w:r>
+          </w:p>
+        </w:tc>
+        <w:tc>
+          <w:tcPr>
+            <w:tcW w:w="1299" w:type="dxa"/>
+          </w:tcPr>
+          <w:p>
+            <w:pPr>
+              <w:rPr>
+                <w:lang w:val="nl-NL"/>
+              </w:rPr>
+            </w:pPr>
+            <w:r>
+              <w:rPr>
+                <w:lang w:val="nl-NL"/>
+              </w:rPr>
+              <w:t>Should</w:t>
+            </w:r>
+          </w:p>
+        </w:tc>
+        <w:tc>
+          <w:tcPr>
+            <w:tcW w:w="1299" w:type="dxa"/>
+          </w:tcPr>
+          <w:p>
+            <w:pPr>
+              <w:rPr>
+                <w:lang w:val="nl-NL"/>
+              </w:rPr>
+            </w:pPr>
+            <w:r>
+              <w:rPr>
+                <w:lang w:val="nl-NL"/>
+              </w:rPr>
+              <w:t>Ja</w:t>
+            </w:r>
+          </w:p>
+        </w:tc>
+      </w:tr>
+      <w:tr>
+        <w:tc>
+          <w:tcPr>
+            <w:tcW w:w="9209" w:type="dxa"/>
+            <w:gridSpan w:val="3"/>
+            <w:shd w:val="clear" w:color="auto" w:fill="F2F2F2"/>
+          </w:tcPr>
+          <w:p>
+            <w:pPr>
+              <w:rPr>
+                <w:lang w:val="nl-NL"/>
+              </w:rPr>
+            </w:pPr>
+            <w:r>
+              <w:rPr>
+                <w:b/>
+                <w:bCs/>
+                <w:lang w:val="nl-NL"/>
+              </w:rPr>
+              <w:t>Cursussen</w:t>
+            </w:r>
+          </w:p>
+        </w:tc>
+        <w:tc>
+          <w:tcPr>
+            <w:tcW w:w="1299" w:type="dxa"/>
+            <w:shd w:val="clear" w:color="auto" w:fill="F2F2F2"/>
+          </w:tcPr>
+          <w:p>
+            <w:pPr>
+              <w:rPr>
+                <w:b/>
+                <w:bCs/>
+                <w:lang w:val="nl-NL"/>
+              </w:rPr>
+            </w:pPr>
+          </w:p>
+        </w:tc>
+      </w:tr>
+      <w:tr>
+        <w:tc>
+          <w:tcPr>
+            <w:tcW w:w="837" w:type="dxa"/>
+          </w:tcPr>
+          <w:p>
+            <w:pPr>
+              <w:rPr>
+                <w:lang w:val="nl-NL"/>
+              </w:rPr>
+            </w:pPr>
+            <w:r>
+              <w:rPr>
+                <w:lang w:val="nl-NL"/>
+              </w:rPr>
+              <w:t>FR-06</w:t>
+            </w:r>
+          </w:p>
+        </w:tc>
+        <w:tc>
+          <w:tcPr>
+            <w:tcW w:w="7073" w:type="dxa"/>
+          </w:tcPr>
+          <w:p>
+            <w:pPr>
+              <w:rPr>
+                <w:lang w:val="nl-NL"/>
+              </w:rPr>
+            </w:pPr>
+            <w:r>
+              <w:rPr>
+                <w:lang w:val="nl-NL"/>
+              </w:rPr>
+              <w:t>De gebruiker moet cursussen kunnen aanmaken, aanpassen en verwijderen.</w:t>
+            </w:r>
+          </w:p>
+        </w:tc>
+        <w:tc>
+          <w:tcPr>
+            <w:tcW w:w="1299" w:type="dxa"/>
+          </w:tcPr>
+          <w:p>
+            <w:pPr>
+              <w:rPr>
+                <w:lang w:val="nl-NL"/>
+              </w:rPr>
+            </w:pPr>
+            <w:r>
+              <w:rPr>
+                <w:lang w:val="nl-NL"/>
+              </w:rPr>
+              <w:t>Must</w:t>
+            </w:r>
+          </w:p>
+        </w:tc>
+        <w:tc>
+          <w:tcPr>
+            <w:tcW w:w="1299" w:type="dxa"/>
+          </w:tcPr>
+          <w:p>
+            <w:pPr>
+              <w:rPr>
+                <w:lang w:val="nl-NL"/>
+              </w:rPr>
+            </w:pPr>
+          </w:p>
+        </w:tc>
+      </w:tr>
+      <w:tr>
+        <w:tc>
+          <w:tcPr>
+            <w:tcW w:w="837" w:type="dxa"/>
+          </w:tcPr>
+          <w:p>
+            <w:pPr>
+              <w:rPr>
+                <w:lang w:val="nl-NL"/>
+              </w:rPr>
+            </w:pPr>
+            <w:r>
+              <w:rPr>
+                <w:lang w:val="nl-NL"/>
+              </w:rPr>
+              <w:t>FR-07</w:t>
+            </w:r>
+          </w:p>
+        </w:tc>
+        <w:tc>
+          <w:tcPr>
+            <w:tcW w:w="7073" w:type="dxa"/>
+          </w:tcPr>
+          <w:p>
+            <w:pPr>
+              <w:rPr>
+                <w:lang w:val="nl-NL"/>
+              </w:rPr>
+            </w:pPr>
+            <w:r>
+              <w:rPr>
+                <w:lang w:val="nl-NL"/>
+              </w:rPr>
+              <w:t>De gebruiker moet Scenario onderdelen kunnen aanmaken, aanpassen en verwijderen.</w:t>
+            </w:r>
+          </w:p>
+        </w:tc>
+        <w:tc>
+          <w:tcPr>
+            <w:tcW w:w="1299" w:type="dxa"/>
+          </w:tcPr>
+          <w:p>
+            <w:pPr>
+              <w:rPr>
+                <w:lang w:val="nl-NL"/>
+              </w:rPr>
+            </w:pPr>
+            <w:r>
+              <w:rPr>
+                <w:lang w:val="nl-NL"/>
+              </w:rPr>
+              <w:t>Must</w:t>
+            </w:r>
+          </w:p>
+        </w:tc>
+        <w:tc>
+          <w:tcPr>
+            <w:tcW w:w="1299" w:type="dxa"/>
+          </w:tcPr>
+          <w:p>
+            <w:pPr>
+              <w:rPr>
+                <w:lang w:val="nl-NL"/>
+              </w:rPr>
+            </w:pPr>
+          </w:p>
+        </w:tc>
+      </w:tr>
+      <w:tr>
+        <w:tc>
+          <w:tcPr>
+            <w:tcW w:w="837" w:type="dxa"/>
+          </w:tcPr>
+          <w:p>
+            <w:pPr>
+              <w:rPr>
+                <w:lang w:val="nl-NL"/>
+              </w:rPr>
+            </w:pPr>
+            <w:r>
+              <w:rPr>
+                <w:lang w:val="nl-NL"/>
+              </w:rPr>
+              <w:t>FR-08</w:t>
+            </w:r>
+          </w:p>
+        </w:tc>
+        <w:tc>
+          <w:tcPr>
+            <w:tcW w:w="7073" w:type="dxa"/>
+          </w:tcPr>
+          <w:p>
+            <w:pPr>
+              <w:rPr>
+                <w:lang w:val="nl-NL"/>
+              </w:rPr>
+            </w:pPr>
+            <w:r>
+              <w:rPr>
+                <w:lang w:val="nl-NL"/>
+              </w:rPr>
+              <w:t>De gebruiker moet de volgorde en vertakkingen van scenario-onderdelen binnen een cursus kunnen bepalen.</w:t>
+            </w:r>
+          </w:p>
+        </w:tc>
+        <w:tc>
+          <w:tcPr>
+            <w:tcW w:w="1299" w:type="dxa"/>
+          </w:tcPr>
+          <w:p>
+            <w:pPr>
+              <w:rPr>
+                <w:lang w:val="nl-NL"/>
+              </w:rPr>
+            </w:pPr>
+            <w:r>
+              <w:rPr>
+                <w:lang w:val="nl-NL"/>
+              </w:rPr>
+              <w:t>Must</w:t>
+            </w:r>
+          </w:p>
+        </w:tc>
+        <w:tc>
+          <w:tcPr>
+            <w:tcW w:w="1299" w:type="dxa"/>
+          </w:tcPr>
+          <w:p>
+            <w:pPr>
+              <w:rPr>
+                <w:lang w:val="nl-NL"/>
+              </w:rPr>
+            </w:pPr>
+          </w:p>
+        </w:tc>
+      </w:tr>
+      <w:tr>
+        <w:tc>
+          <w:tcPr>
+            <w:tcW w:w="837" w:type="dxa"/>
+          </w:tcPr>
+          <w:p>
+            <w:pPr>
+              <w:rPr>
+                <w:lang w:val="nl-NL"/>
+              </w:rPr>
+            </w:pPr>
+            <w:r>
+              <w:rPr>
+                <w:lang w:val="nl-NL"/>
+              </w:rPr>
+              <w:t>FR-09</w:t>
+            </w:r>
+          </w:p>
+        </w:tc>
+        <w:tc>
+          <w:tcPr>
+            <w:tcW w:w="7073" w:type="dxa"/>
+          </w:tcPr>
+          <w:p>
+            <w:pPr>
+              <w:rPr>
+                <w:lang w:val="nl-NL"/>
+              </w:rPr>
+            </w:pPr>
+            <w:r>
+              <w:rPr>
+                <w:lang w:val="nl-NL"/>
+              </w:rPr>
+              <w:t>De gebruiker moet een cursus kunnen publiceren en onpubliceren.</w:t>
+            </w:r>
+          </w:p>
+        </w:tc>
+        <w:tc>
+          <w:tcPr>
+            <w:tcW w:w="1299" w:type="dxa"/>
+          </w:tcPr>
+          <w:p>
+            <w:pPr>
+              <w:rPr>
+                <w:lang w:val="nl-NL"/>
+              </w:rPr>
+            </w:pPr>
+            <w:r>
+              <w:rPr>
+                <w:lang w:val="nl-NL"/>
+              </w:rPr>
+              <w:t>Must</w:t>
+            </w:r>
+          </w:p>
+        </w:tc>
+        <w:tc>
+          <w:tcPr>
+            <w:tcW w:w="1299" w:type="dxa"/>
+          </w:tcPr>
+          <w:p>
+            <w:pPr>
+              <w:rPr>
+                <w:lang w:val="nl-NL"/>
+              </w:rPr>
+            </w:pPr>
+          </w:p>
+        </w:tc>
+      </w:tr>
+      <w:tr>
+        <w:tc>
+          <w:tcPr>
+            <w:tcW w:w="837" w:type="dxa"/>
+          </w:tcPr>
+          <w:p>
+            <w:pPr>
+              <w:rPr>
+                <w:lang w:val="nl-NL"/>
+              </w:rPr>
+            </w:pPr>
+            <w:r>
+              <w:rPr>
+                <w:lang w:val="nl-NL"/>
+              </w:rPr>
+              <w:t>FR-10</w:t>
+            </w:r>
+          </w:p>
+        </w:tc>
+        <w:tc>
+          <w:tcPr>
+            <w:tcW w:w="7073" w:type="dxa"/>
+          </w:tcPr>
+          <w:p>
+            <w:pPr>
+              <w:rPr>
+                <w:lang w:val="nl-NL"/>
+              </w:rPr>
+            </w:pPr>
+            <w:r>
+              <w:rPr>
+                <w:lang w:val="nl-NL"/>
+              </w:rPr>
+              <w:t>De gebruiker moet een cursus als concept kunnen opslaan.</w:t>
+            </w:r>
+          </w:p>
+        </w:tc>
+        <w:tc>
+          <w:tcPr>
+            <w:tcW w:w="1299" w:type="dxa"/>
+          </w:tcPr>
+          <w:p>
+            <w:pPr>
+              <w:rPr>
+                <w:lang w:val="nl-NL"/>
+              </w:rPr>
+            </w:pPr>
+            <w:r>
+              <w:rPr>
+                <w:lang w:val="nl-NL"/>
+              </w:rPr>
+              <w:t>Must</w:t>
+            </w:r>
+          </w:p>
+        </w:tc>
+        <w:tc>
+          <w:tcPr>
+            <w:tcW w:w="1299" w:type="dxa"/>
+          </w:tcPr>
+          <w:p>
+            <w:pPr>
+              <w:rPr>
+                <w:lang w:val="nl-NL"/>
+              </w:rPr>
+            </w:pPr>
+          </w:p>
+        </w:tc>
+      </w:tr>
+      <w:tr>
+        <w:tc>
+          <w:tcPr>
+            <w:tcW w:w="837" w:type="dxa"/>
+          </w:tcPr>
+          <w:p>
+            <w:pPr>
+              <w:rPr>
+                <w:lang w:val="nl-NL"/>
+              </w:rPr>
+            </w:pPr>
+            <w:r>
+              <w:rPr>
+                <w:lang w:val="nl-NL"/>
+              </w:rPr>
+              <w:t>FR-11</w:t>
+            </w:r>
+          </w:p>
+        </w:tc>
+        <w:tc>
+          <w:tcPr>
+            <w:tcW w:w="7073" w:type="dxa"/>
+          </w:tcPr>
+          <w:p>
+            <w:pPr>
+              <w:rPr>
+                <w:lang w:val="nl-NL"/>
+              </w:rPr>
+            </w:pPr>
+            <w:r>
+              <w:rPr>
+                <w:lang w:val="nl-NL"/>
+              </w:rPr>
+              <w:t>De gebruiker moet een gepubliceerde cursus kunnen bijwerken.</w:t>
+            </w:r>
+          </w:p>
+        </w:tc>
+        <w:tc>
+          <w:tcPr>
+            <w:tcW w:w="1299" w:type="dxa"/>
+          </w:tcPr>
+          <w:p>
+            <w:pPr>
+              <w:rPr>
+                <w:lang w:val="nl-NL"/>
+              </w:rPr>
+            </w:pPr>
+            <w:r>
+              <w:rPr>
+                <w:lang w:val="nl-NL"/>
+              </w:rPr>
+              <w:t>Must</w:t>
+            </w:r>
+          </w:p>
+        </w:tc>
+        <w:tc>
+          <w:tcPr>
+            <w:tcW w:w="1299" w:type="dxa"/>
+          </w:tcPr>
+          <w:p>
+            <w:pPr>
+              <w:rPr>
+                <w:lang w:val="nl-NL"/>
+              </w:rPr>
+            </w:pPr>
+          </w:p>
+        </w:tc>
+      </w:tr>
+      <w:tr>
+        <w:tc>
+          <w:tcPr>
+            <w:tcW w:w="837" w:type="dxa"/>
+          </w:tcPr>
+          <w:p>
+            <w:pPr>
+              <w:rPr>
+                <w:lang w:val="nl-NL"/>
+              </w:rPr>
+            </w:pPr>
+            <w:r>
+              <w:rPr>
+                <w:lang w:val="nl-NL"/>
+              </w:rPr>
+              <w:t>FR-12</w:t>
+            </w:r>
+          </w:p>
+        </w:tc>
+        <w:tc>
+          <w:tcPr>
+            <w:tcW w:w="7073" w:type="dxa"/>
+          </w:tcPr>
+          <w:p>
+            <w:pPr>
+              <w:rPr>
+                <w:lang w:val="nl-NL"/>
+              </w:rPr>
+            </w:pPr>
+            <w:r>
+              <w:rPr>
+                <w:lang w:val="nl-NL"/>
+              </w:rPr>
+              <w:t>De gebruiker moet cursussen kunnen delen via een centrale cursusbibliotheek en cursussen uit die bibliotheek kunnen overnemen.</w:t>
+            </w:r>
+          </w:p>
+        </w:tc>
+        <w:tc>
+          <w:tcPr>
+            <w:tcW w:w="1299" w:type="dxa"/>
+          </w:tcPr>
+          <w:p>
+            <w:pPr>
+              <w:rPr>
+                <w:lang w:val="nl-NL"/>
+              </w:rPr>
+            </w:pPr>
+            <w:r>
+              <w:rPr>
+                <w:lang w:val="nl-NL"/>
+              </w:rPr>
+              <w:t>Should</w:t>
+            </w:r>
+          </w:p>
+        </w:tc>
+        <w:tc>
+          <w:tcPr>
+            <w:tcW w:w="1299" w:type="dxa"/>
+          </w:tcPr>
+          <w:p>
+            <w:pPr>
+              <w:rPr>
+                <w:lang w:val="nl-NL"/>
+              </w:rPr>
+            </w:pPr>
+          </w:p>
+        </w:tc>
+      </w:tr>
+      <w:tr>
+        <w:tc>
+          <w:tcPr>
+            <w:tcW w:w="9209" w:type="dxa"/>
+            <w:gridSpan w:val="3"/>
+            <w:shd w:val="clear" w:color="auto" w:fill="F2F2F2"/>
+          </w:tcPr>
+          <w:p>
+            <w:pPr>
+              <w:rPr>
+                <w:lang w:val="nl-NL"/>
+              </w:rPr>
+            </w:pPr>
+            <w:r>
+              <w:rPr>
+                <w:b/>
+                <w:bCs/>
+                <w:lang w:val="nl-NL"/>
+              </w:rPr>
+              <w:t>Video’s</w:t>
+            </w:r>
+          </w:p>
+        </w:tc>
+        <w:tc>
+          <w:tcPr>
+            <w:tcW w:w="1299" w:type="dxa"/>
+            <w:shd w:val="clear" w:color="auto" w:fill="F2F2F2"/>
+          </w:tcPr>
+          <w:p>
+            <w:pPr>
+              <w:rPr>
+                <w:b/>
+                <w:bCs/>
+                <w:lang w:val="nl-NL"/>
+              </w:rPr>
+            </w:pPr>
+          </w:p>
+        </w:tc>
+      </w:tr>
+      <w:tr>
+        <w:tc>
+          <w:tcPr>
+            <w:tcW w:w="837" w:type="dxa"/>
+          </w:tcPr>
+          <w:p>
+            <w:pPr>
+              <w:rPr>
+                <w:lang w:val="nl-NL"/>
+              </w:rPr>
+            </w:pPr>
+            <w:r>
+              <w:rPr>
+                <w:lang w:val="nl-NL"/>
+              </w:rPr>
+              <w:t>FR-13</w:t>
+            </w:r>
+          </w:p>
+        </w:tc>
+        <w:tc>
+          <w:tcPr>
+            <w:tcW w:w="7073" w:type="dxa"/>
+          </w:tcPr>
+          <w:p>
+            <w:pPr>
+              <w:rPr>
+                <w:lang w:val="nl-NL"/>
+              </w:rPr>
+            </w:pPr>
+            <w:r>
+              <w:rPr>
+                <w:lang w:val="nl-NL"/>
+              </w:rPr>
+              <w:t>De gebruiker moet 360 graden videos kunnen toevoegen, bekijken en verwijderen.</w:t>
+            </w:r>
+          </w:p>
+        </w:tc>
+        <w:tc>
+          <w:tcPr>
+            <w:tcW w:w="1299" w:type="dxa"/>
+          </w:tcPr>
+          <w:p>
+            <w:pPr>
+              <w:rPr>
+                <w:lang w:val="nl-NL"/>
+              </w:rPr>
+            </w:pPr>
+            <w:r>
+              <w:rPr>
+                <w:lang w:val="nl-NL"/>
+              </w:rPr>
+              <w:t>Must</w:t>
+            </w:r>
+          </w:p>
+        </w:tc>
+        <w:tc>
+          <w:tcPr>
+            <w:tcW w:w="1299" w:type="dxa"/>
+          </w:tcPr>
+          <w:p>
+            <w:pPr>
+              <w:rPr>
+                <w:lang w:val="nl-NL"/>
+              </w:rPr>
+            </w:pPr>
+            <w:r>
+              <w:rPr>
+                <w:lang w:val="nl-NL"/>
+              </w:rPr>
+              <w:t>Ja</w:t>
+            </w:r>
+          </w:p>
+        </w:tc>
+      </w:tr>
+      <w:tr>
+        <w:tc>
+          <w:tcPr>
+            <w:tcW w:w="837" w:type="dxa"/>
+          </w:tcPr>
+          <w:p>
+            <w:pPr>
+              <w:rPr>
+                <w:lang w:val="nl-NL"/>
+              </w:rPr>
+            </w:pPr>
+            <w:r>
+              <w:rPr>
+                <w:lang w:val="nl-NL"/>
+              </w:rPr>
+              <w:t>FR-14</w:t>
+            </w:r>
+          </w:p>
+        </w:tc>
+        <w:tc>
+          <w:tcPr>
+            <w:tcW w:w="7073" w:type="dxa"/>
+          </w:tcPr>
+          <w:p>
+            <w:pPr>
+              <w:rPr>
+                <w:lang w:val="nl-NL"/>
+              </w:rPr>
+            </w:pPr>
+            <w:r>
+              <w:rPr>
+                <w:lang w:val="nl-NL"/>
+              </w:rPr>
+              <w:t>De gebruiker moet video’s uit een centrale videobibliotheek kunnen gebruiken en per video kunnen kiezen uit drie beschikbaarheidsopties: algemeen beschikbaar, selectief beschikbaar of alleen eigen organisatie.</w:t>
+            </w:r>
+          </w:p>
+        </w:tc>
+        <w:tc>
+          <w:tcPr>
+            <w:tcW w:w="1299" w:type="dxa"/>
+          </w:tcPr>
+          <w:p>
+            <w:pPr>
+              <w:rPr>
+                <w:lang w:val="nl-NL"/>
+              </w:rPr>
+            </w:pPr>
+            <w:r>
+              <w:rPr>
+                <w:lang w:val="nl-NL"/>
+              </w:rPr>
+              <w:t>Should</w:t>
+            </w:r>
+          </w:p>
+        </w:tc>
+        <w:tc>
+          <w:tcPr>
+            <w:tcW w:w="1299" w:type="dxa"/>
+          </w:tcPr>
+          <w:p>
+            <w:pPr>
+              <w:rPr>
+                <w:lang w:val="nl-NL"/>
+              </w:rPr>
+            </w:pPr>
+            <w:r>
+              <w:rPr>
+                <w:lang w:val="nl-NL"/>
+              </w:rPr>
+              <w:t>Ja</w:t>
+            </w:r>
+          </w:p>
+        </w:tc>
+      </w:tr>
+      <w:tr>
+        <w:tc>
+          <w:tcPr>
+            <w:tcW w:w="9209" w:type="dxa"/>
+            <w:gridSpan w:val="3"/>
+            <w:shd w:val="clear" w:color="auto" w:fill="F2F2F2"/>
+          </w:tcPr>
+          <w:p>
+            <w:pPr>
+              <w:rPr>
+                <w:lang w:val="nl-NL"/>
+              </w:rPr>
+            </w:pPr>
+            <w:r>
+              <w:rPr>
+                <w:b/>
+                <w:bCs/>
+                <w:lang w:val="nl-NL"/>
+              </w:rPr>
+              <w:t>Toekomstige uitbreidingen</w:t>
+            </w:r>
+          </w:p>
+        </w:tc>
+        <w:tc>
+          <w:tcPr>
+            <w:tcW w:w="1299" w:type="dxa"/>
+            <w:shd w:val="clear" w:color="auto" w:fill="F2F2F2"/>
+          </w:tcPr>
+          <w:p>
+            <w:pPr>
+              <w:rPr>
+                <w:b/>
+                <w:bCs/>
+                <w:lang w:val="nl-NL"/>
+              </w:rPr>
+            </w:pPr>
+          </w:p>
+        </w:tc>
+      </w:tr>
+      <w:tr>
+        <w:tc>
+          <w:tcPr>
+            <w:tcW w:w="837" w:type="dxa"/>
+          </w:tcPr>
+          <w:p>
+            <w:pPr>
+              <w:rPr>
+                <w:lang w:val="nl-NL"/>
+              </w:rPr>
+            </w:pPr>
+            <w:r>
+              <w:rPr>
+                <w:lang w:val="nl-NL"/>
+              </w:rPr>
+              <w:t>FR-15</w:t>
+            </w:r>
+          </w:p>
+        </w:tc>
+        <w:tc>
+          <w:tcPr>
+            <w:tcW w:w="7073" w:type="dxa"/>
+          </w:tcPr>
+          <w:p>
+            <w:pPr>
+              <w:rPr>
+                <w:lang w:val="nl-NL"/>
+              </w:rPr>
+            </w:pPr>
+            <w:r>
+              <w:rPr>
+                <w:lang w:val="nl-NL"/>
+              </w:rPr>
+              <w:t>Het systeem moet leerresultaten van gebruikers kunnen vastleggen.</w:t>
+            </w:r>
+          </w:p>
+        </w:tc>
+        <w:tc>
+          <w:tcPr>
+            <w:tcW w:w="1299" w:type="dxa"/>
+          </w:tcPr>
+          <w:p>
+            <w:pPr>
+              <w:rPr>
+                <w:lang w:val="nl-NL"/>
+              </w:rPr>
+            </w:pPr>
+            <w:r>
+              <w:rPr>
+                <w:lang w:val="nl-NL"/>
+              </w:rPr>
+              <w:t>Won’t</w:t>
+            </w:r>
+          </w:p>
+        </w:tc>
+        <w:tc>
+          <w:tcPr>
+            <w:tcW w:w="1299" w:type="dxa"/>
+          </w:tcPr>
+          <w:p>
+            <w:pPr>
+              <w:rPr>
+                <w:lang w:val="nl-NL"/>
+              </w:rPr>
+            </w:pPr>
+          </w:p>
+        </w:tc>
+      </w:tr>
+    </w:tbl>
+    <w:p>
+      <w:pPr>
+        <w:rPr>
+          <w:lang w:val="nl-NL"/>
+        </w:rPr>
+      </w:pPr>
+    </w:p>
+    <w:p>
+      <w:pPr>
+        <w:rPr>
+          <w:lang w:val="nl-NL"/>
+        </w:rPr>
+      </w:pPr>
+      <w:r>
+        <w:rPr>
+          <w:lang w:val="nl-NL"/>
+        </w:rPr>
+        <w:t xml:space="preserve">Het systeem moet een cursus controleren op fouten voordat deze gepubliceerd word. </w:t>
       </w:r>
     </w:p>
     <w:tbl>
@@ -64,30 +1420,32 @@
           <w:p>
             <w:pPr>
               <w:rPr>
-                <w:lang w:val="nl-NL"/>
-              </w:rPr>
-            </w:pPr>
-            <w:r>
-              <w:rPr>
                 <w:b/>
                 <w:bCs/>
                 <w:lang w:val="nl-NL"/>
               </w:rPr>
-              <w:t>Requirement</w:t>
-            </w:r>
-            <w:r>
-              <w:rPr>
-                <w:lang w:val="nl-NL"/>
-              </w:rPr>
-              <w:t xml:space="preserve"> </w:t>
-            </w:r>
+            </w:pPr>
             <w:r>
               <w:rPr>
                 <w:b/>
                 <w:bCs/>
                 <w:lang w:val="nl-NL"/>
               </w:rPr>
-              <w:t>Content management system</w:t>
+              <w:t>Requirement</w:t>
+            </w:r>
+            <w:r>
+              <w:rPr>
+                <w:lang w:val="nl-NL"/>
+              </w:rPr>
+              <w:t xml:space="preserve"> </w:t>
+            </w:r>
+            <w:r>
+              <w:rPr>
+                <w:b/>
+                <w:bCs/>
+                <w:lang w:val="nl-NL"/>
+              </w:rPr>
+              <w:t>VR Applicatie</w:t>
             </w:r>
           </w:p>
         </w:tc>
@@ -133,7 +1491,7 @@
                 <w:bCs/>
                 <w:lang w:val="nl-NL"/>
               </w:rPr>
-              <w:t>Accounts en organisaties</w:t>
+              <w:t>Koppeling</w:t>
             </w:r>
           </w:p>
         </w:tc>
@@ -153,7 +1511,7 @@
               <w:rPr>
                 <w:lang w:val="nl-NL"/>
               </w:rPr>
-              <w:t>FR-01</w:t>
+              <w:t>FR-01-VR</w:t>
             </w:r>
           </w:p>
         </w:tc>
@@ -171,7 +1529,7 @@
               <w:rPr>
                 <w:lang w:val="nl-NL"/>
               </w:rPr>
-              <w:t>De gebruiker moet in kunnen loggen.</w:t>
+              <w:t>De Quest moet via een koppelcode aan één organisatie gekoppeld kunnen worden.</w:t>
             </w:r>
           </w:p>
         </w:tc>
@@ -190,230 +1548,6 @@
                 <w:lang w:val="nl-NL"/>
               </w:rPr>
               <w:t>Must</w:t>
-            </w:r>
-          </w:p>
-        </w:tc>
-      </w:tr>
-      <w:tr>
-        <w:tc>
-          <w:tcPr>
-            <w:tcW w:w="837" w:type="dxa"/>
-          </w:tcPr>
-          <w:p>
-            <w:pPr>
-              <w:rPr>
-                <w:lang w:val="nl-NL"/>
-              </w:rPr>
-            </w:pPr>
-            <w:r>
-              <w:rPr>
-                <w:lang w:val="nl-NL"/>
-              </w:rPr>
-              <w:t>FR-02</w:t>
-            </w:r>
-          </w:p>
-        </w:tc>
-        <w:tc>
-          <w:tcPr>
-            <w:tcW w:w="7073" w:type="dxa"/>
-          </w:tcPr>
-          <w:p>
-            <w:pPr>
-              <w:rPr>
-                <w:lang w:val="nl-NL"/>
-              </w:rPr>
-            </w:pPr>
-            <w:r>
-              <w:rPr>
-                <w:lang w:val="nl-NL"/>
-              </w:rPr>
-              <w:t>De beheerder moet een account voor een organisatie kunnen aanmaken.</w:t>
-            </w:r>
-          </w:p>
-        </w:tc>
-        <w:tc>
-          <w:tcPr>
-            <w:tcW w:w="1299" w:type="dxa"/>
-          </w:tcPr>
-          <w:p>
-            <w:pPr>
-              <w:rPr>
-                <w:lang w:val="nl-NL"/>
-              </w:rPr>
-            </w:pPr>
-            <w:r>
-              <w:rPr>
-                <w:lang w:val="nl-NL"/>
-              </w:rPr>
-              <w:t>Must</w:t>
-            </w:r>
-          </w:p>
-        </w:tc>
-      </w:tr>
-      <w:tr>
-        <w:tc>
-          <w:tcPr>
-            <w:tcW w:w="837" w:type="dxa"/>
-          </w:tcPr>
-          <w:p>
-            <w:pPr>
-              <w:rPr>
-                <w:lang w:val="nl-NL"/>
-              </w:rPr>
-            </w:pPr>
-            <w:r>
-              <w:rPr>
-                <w:lang w:val="nl-NL"/>
-              </w:rPr>
-              <w:t>FR-03</w:t>
-            </w:r>
-          </w:p>
-        </w:tc>
-        <w:tc>
-          <w:tcPr>
-            <w:tcW w:w="7073" w:type="dxa"/>
-          </w:tcPr>
-          <w:p>
-            <w:pPr>
-              <w:rPr>
-                <w:lang w:val="nl-NL"/>
-              </w:rPr>
-            </w:pPr>
-            <w:r>
-              <w:rPr>
-                <w:lang w:val="nl-NL"/>
-              </w:rPr>
-              <w:t>Het systeem moet meerdere organisaties ondersteunen.</w:t>
-            </w:r>
-          </w:p>
-        </w:tc>
-        <w:tc>
-          <w:tcPr>
-            <w:tcW w:w="1299" w:type="dxa"/>
-          </w:tcPr>
-          <w:p>
-            <w:pPr>
-              <w:rPr>
-                <w:lang w:val="nl-NL"/>
-              </w:rPr>
-            </w:pPr>
-            <w:r>
-              <w:rPr>
-                <w:lang w:val="nl-NL"/>
-              </w:rPr>
-              <w:t>Should</w:t>
-            </w:r>
-          </w:p>
-        </w:tc>
-      </w:tr>
-      <w:tr>
-        <w:tc>
-          <w:tcPr>
-            <w:tcW w:w="837" w:type="dxa"/>
-          </w:tcPr>
-          <w:p>
-            <w:pPr>
-              <w:rPr>
-                <w:lang w:val="nl-NL"/>
-              </w:rPr>
-            </w:pPr>
-            <w:r>
-              <w:rPr>
-                <w:lang w:val="nl-NL"/>
-              </w:rPr>
-              <w:t>FR-04</w:t>
-            </w:r>
-          </w:p>
-        </w:tc>
-        <w:tc>
-          <w:tcPr>
-            <w:tcW w:w="7073" w:type="dxa"/>
-          </w:tcPr>
-          <w:p>
-            <w:pPr>
-              <w:rPr>
-                <w:lang w:val="nl-NL"/>
-              </w:rPr>
-            </w:pPr>
-            <w:r>
-              <w:rPr>
-                <w:lang w:val="nl-NL"/>
-              </w:rPr>
-              <w:t>Het systeem moet per organisatie een eigen huisstijl kunnen toepassen.</w:t>
-            </w:r>
-          </w:p>
-        </w:tc>
-        <w:tc>
-          <w:tcPr>
-            <w:tcW w:w="1299" w:type="dxa"/>
-          </w:tcPr>
-          <w:p>
-            <w:pPr>
-              <w:rPr>
-                <w:lang w:val="nl-NL"/>
-              </w:rPr>
-            </w:pPr>
-            <w:r>
-              <w:rPr>
-                <w:lang w:val="nl-NL"/>
-              </w:rPr>
-              <w:t>Should</w:t>
-            </w:r>
-          </w:p>
-        </w:tc>
-      </w:tr>
-      <w:tr>
-        <w:tc>
-          <w:tcPr>
-            <w:tcW w:w="837" w:type="dxa"/>
-          </w:tcPr>
-          <w:p>
-            <w:pPr>
-              <w:rPr>
-                <w:lang w:val="nl-NL"/>
-              </w:rPr>
-            </w:pPr>
-            <w:r>
-              <w:rPr>
-                <w:lang w:val="nl-NL"/>
-              </w:rPr>
-              <w:t>FR-05</w:t>
-            </w:r>
-          </w:p>
-        </w:tc>
-        <w:tc>
-          <w:tcPr>
-            <w:tcW w:w="7073" w:type="dxa"/>
-          </w:tcPr>
-          <w:p>
-            <w:pPr>
-              <w:rPr>
-                <w:lang w:val="nl-NL"/>
-              </w:rPr>
-            </w:pPr>
-            <w:r>
-              <w:rPr>
-                <w:lang w:val="nl-NL"/>
-              </w:rPr>
-              <w:t>De beheerder moet organisaties en accounts kunnen beheren in een centrale beheeromgeving.</w:t>
-            </w:r>
-          </w:p>
-        </w:tc>
-        <w:tc>
-          <w:tcPr>
-            <w:tcW w:w="1299" w:type="dxa"/>
-          </w:tcPr>
-          <w:p>
-            <w:pPr>
-              <w:rPr>
-                <w:lang w:val="nl-NL"/>
-              </w:rPr>
-            </w:pPr>
-            <w:r>
-              <w:rPr>
-                <w:lang w:val="nl-NL"/>
-              </w:rPr>
-              <w:t>Should</w:t>
             </w:r>
           </w:p>
         </w:tc>
@@ -437,7 +1571,7 @@
                 <w:bCs/>
                 <w:lang w:val="nl-NL"/>
               </w:rPr>
-              <w:t>Cursussen</w:t>
+              <w:t>Cursussen ophalen en bijwerken</w:t>
             </w:r>
           </w:p>
         </w:tc>
@@ -457,7 +1591,7 @@
               <w:rPr>
                 <w:lang w:val="nl-NL"/>
               </w:rPr>
-              <w:t>FR-06</w:t>
+              <w:t>FR-02-VR</w:t>
             </w:r>
           </w:p>
         </w:tc>
@@ -475,7 +1609,7 @@
               <w:rPr>
                 <w:lang w:val="nl-NL"/>
               </w:rPr>
-              <w:t>De gebruiker moet cursussen kunnen aanmaken, aanpassen en verwijderen.</w:t>
+              <w:t>De VR applicatie moet gepubliceerde cursussen kunnen weergeven en ophalen.</w:t>
             </w:r>
           </w:p>
         </w:tc>
@@ -489,12 +1623,6 @@
                 <w:lang w:val="nl-NL"/>
               </w:rPr>
             </w:pPr>
-            <w:r>
-              <w:rPr>
-                <w:lang w:val="nl-NL"/>
-              </w:rPr>
-              <w:t>Must</w:t>
-            </w:r>
           </w:p>
         </w:tc>
       </w:tr>
@@ -513,7 +1641,7 @@
               <w:rPr>
                 <w:lang w:val="nl-NL"/>
               </w:rPr>
-              <w:t>FR-07</w:t>
+              <w:t>FR-03-VR</w:t>
             </w:r>
           </w:p>
         </w:tc>
@@ -531,7 +1659,7 @@
               <w:rPr>
                 <w:lang w:val="nl-NL"/>
               </w:rPr>
-              <w:t>De gebruiker moet Scenario onderdelen kunnen aanmaken, aanpassen en verwijderen.</w:t>
+              <w:t>De VR applicatie moet het benodigde cursus content kunnen downloaden.</w:t>
             </w:r>
           </w:p>
         </w:tc>
@@ -545,12 +1673,6 @@
                 <w:lang w:val="nl-NL"/>
               </w:rPr>
             </w:pPr>
-            <w:r>
-              <w:rPr>
-                <w:lang w:val="nl-NL"/>
-              </w:rPr>
-              <w:t>Must</w:t>
-            </w:r>
           </w:p>
         </w:tc>
       </w:tr>
@@ -569,7 +1691,8 @@
               <w:rPr>
                 <w:lang w:val="nl-NL"/>
               </w:rPr>
-              <w:t>FR-08</w:t>
+              <w:lastRenderedPageBreak/>
+              <w:t>FR-04-VR</w:t>
             </w:r>
           </w:p>
         </w:tc>
@@ -587,7 +1710,7 @@
               <w:rPr>
                 <w:lang w:val="nl-NL"/>
               </w:rPr>
-              <w:t>De gebruiker moet de volgorde en vertakkingen van scenario-onderdelen binnen een cursus kunnen bepalen.</w:t>
+              <w:t>De VR applicatie moet gedownloade cursuscontent kunnen verwijderen.</w:t>
             </w:r>
           </w:p>
         </w:tc>
@@ -601,12 +1724,6 @@
                 <w:lang w:val="nl-NL"/>
               </w:rPr>
             </w:pPr>
-            <w:r>
-              <w:rPr>
-                <w:lang w:val="nl-NL"/>
-              </w:rPr>
-              <w:t>Must</w:t>
-            </w:r>
           </w:p>
         </w:tc>
       </w:tr>
@@ -625,7 +1742,7 @@
               <w:rPr>
                 <w:lang w:val="nl-NL"/>
               </w:rPr>
-              <w:t>FR-09</w:t>
+              <w:t>FR-05-VR</w:t>
             </w:r>
           </w:p>
         </w:tc>
@@ -643,7 +1760,7 @@
               <w:rPr>
                 <w:lang w:val="nl-NL"/>
               </w:rPr>
-              <w:t>De gebruiker moet een cursus kunnen publiceren en onpubliceren.</w:t>
+              <w:t>De VR applicatie moet tonen welke cursussen gedownload zijn en welke bijgewerkt moeten worden.</w:t>
             </w:r>
           </w:p>
         </w:tc>
@@ -681,816 +1798,6 @@
               <w:rPr>
                 <w:lang w:val="nl-NL"/>
               </w:rPr>
-              <w:t>FR-10</w:t>
-            </w:r>
-          </w:p>
-        </w:tc>
-        <w:tc>
-          <w:tcPr>
-            <w:tcW w:w="7073" w:type="dxa"/>
-          </w:tcPr>
-          <w:p>
-            <w:pPr>
-              <w:rPr>
-                <w:lang w:val="nl-NL"/>
-              </w:rPr>
-            </w:pPr>
-            <w:r>
-              <w:rPr>
-                <w:lang w:val="nl-NL"/>
-              </w:rPr>
-              <w:t>De gebruiker moet een cursus als concept kunnen opslaan.</w:t>
-            </w:r>
-          </w:p>
-        </w:tc>
-        <w:tc>
-          <w:tcPr>
-            <w:tcW w:w="1299" w:type="dxa"/>
-          </w:tcPr>
-          <w:p>
-            <w:pPr>
-              <w:rPr>
-                <w:lang w:val="nl-NL"/>
-              </w:rPr>
-            </w:pPr>
-            <w:r>
-              <w:rPr>
-                <w:lang w:val="nl-NL"/>
-              </w:rPr>
-              <w:t>Must</w:t>
-            </w:r>
-          </w:p>
-        </w:tc>
-      </w:tr>
-      <w:tr>
-        <w:tc>
-          <w:tcPr>
-            <w:tcW w:w="837" w:type="dxa"/>
-          </w:tcPr>
-          <w:p>
-            <w:pPr>
-              <w:rPr>
-                <w:lang w:val="nl-NL"/>
-              </w:rPr>
-            </w:pPr>
-            <w:r>
-              <w:rPr>
-                <w:lang w:val="nl-NL"/>
-              </w:rPr>
-              <w:t>FR-11</w:t>
-            </w:r>
-          </w:p>
-        </w:tc>
-        <w:tc>
-          <w:tcPr>
-            <w:tcW w:w="7073" w:type="dxa"/>
-          </w:tcPr>
-          <w:p>
-            <w:pPr>
-              <w:rPr>
-                <w:lang w:val="nl-NL"/>
-              </w:rPr>
-            </w:pPr>
-            <w:r>
-              <w:rPr>
-                <w:lang w:val="nl-NL"/>
-              </w:rPr>
-              <w:t>De gebruiker moet een gepubliceerde cursus kunnen bijwerken.</w:t>
-            </w:r>
-          </w:p>
-        </w:tc>
-        <w:tc>
-          <w:tcPr>
-            <w:tcW w:w="1299" w:type="dxa"/>
-          </w:tcPr>
-          <w:p>
-            <w:pPr>
-              <w:rPr>
-                <w:lang w:val="nl-NL"/>
-              </w:rPr>
-            </w:pPr>
-            <w:r>
-              <w:rPr>
-                <w:lang w:val="nl-NL"/>
-              </w:rPr>
-              <w:t>Must</w:t>
-            </w:r>
-          </w:p>
-        </w:tc>
-      </w:tr>
-      <w:tr>
-        <w:tc>
-          <w:tcPr>
-            <w:tcW w:w="837" w:type="dxa"/>
-          </w:tcPr>
-          <w:p>
-            <w:pPr>
-              <w:rPr>
-                <w:lang w:val="nl-NL"/>
-              </w:rPr>
-            </w:pPr>
-            <w:r>
-              <w:rPr>
-                <w:lang w:val="nl-NL"/>
-              </w:rPr>
-              <w:t>FR-12</w:t>
-            </w:r>
-          </w:p>
-        </w:tc>
-        <w:tc>
-          <w:tcPr>
-            <w:tcW w:w="7073" w:type="dxa"/>
-          </w:tcPr>
-          <w:p>
-            <w:pPr>
-              <w:rPr>
-                <w:lang w:val="nl-NL"/>
-              </w:rPr>
-            </w:pPr>
-            <w:r>
-              <w:rPr>
-                <w:lang w:val="nl-NL"/>
-              </w:rPr>
-              <w:t>De gebruiker moet cursussen kunnen delen via een centrale cursusbibliotheek en cursussen uit die bibliotheek kunnen overnemen.</w:t>
-            </w:r>
-          </w:p>
-        </w:tc>
-        <w:tc>
-          <w:tcPr>
-            <w:tcW w:w="1299" w:type="dxa"/>
-          </w:tcPr>
-          <w:p>
-            <w:pPr>
-              <w:rPr>
-                <w:lang w:val="nl-NL"/>
-              </w:rPr>
-            </w:pPr>
-            <w:r>
-              <w:rPr>
-                <w:lang w:val="nl-NL"/>
-              </w:rPr>
-              <w:t>Should</w:t>
-            </w:r>
-          </w:p>
-        </w:tc>
-      </w:tr>
-      <w:tr>
-        <w:tc>
-          <w:tcPr>
-            <w:tcW w:w="9209" w:type="dxa"/>
-            <w:gridSpan w:val="3"/>
-            <w:shd w:val="clear" w:color="auto" w:fill="F2F2F2"/>
-          </w:tcPr>
-          <w:p>
-            <w:pPr>
-              <w:rPr>
-                <w:lang w:val="nl-NL"/>
-              </w:rPr>
-            </w:pPr>
-            <w:r>
-              <w:rPr>
-                <w:b/>
-                <w:bCs/>
-                <w:lang w:val="nl-NL"/>
-              </w:rPr>
-              <w:t>Video’s</w:t>
-            </w:r>
-          </w:p>
-        </w:tc>
-      </w:tr>
-      <w:tr>
-        <w:tc>
-          <w:tcPr>
-            <w:tcW w:w="837" w:type="dxa"/>
-          </w:tcPr>
-          <w:p>
-            <w:pPr>
-              <w:rPr>
-                <w:lang w:val="nl-NL"/>
-              </w:rPr>
-            </w:pPr>
-            <w:r>
-              <w:rPr>
-                <w:lang w:val="nl-NL"/>
-              </w:rPr>
-              <w:t>FR-13</w:t>
-            </w:r>
-          </w:p>
-        </w:tc>
-        <w:tc>
-          <w:tcPr>
-            <w:tcW w:w="7073" w:type="dxa"/>
-          </w:tcPr>
-          <w:p>
-            <w:pPr>
-              <w:rPr>
-                <w:lang w:val="nl-NL"/>
-              </w:rPr>
-            </w:pPr>
-            <w:r>
-              <w:rPr>
-                <w:lang w:val="nl-NL"/>
-              </w:rPr>
-              <w:t>De gebruiker moet 360 graden videos kunnen toevoegen, bekijken en verwijderen.</w:t>
-            </w:r>
-          </w:p>
-        </w:tc>
-        <w:tc>
-          <w:tcPr>
-            <w:tcW w:w="1299" w:type="dxa"/>
-          </w:tcPr>
-          <w:p>
-            <w:pPr>
-              <w:rPr>
-                <w:lang w:val="nl-NL"/>
-              </w:rPr>
-            </w:pPr>
-            <w:r>
-              <w:rPr>
-                <w:lang w:val="nl-NL"/>
-              </w:rPr>
-              <w:t>Must</w:t>
-            </w:r>
-          </w:p>
-        </w:tc>
-      </w:tr>
-      <w:tr>
-        <w:tc>
-          <w:tcPr>
-            <w:tcW w:w="837" w:type="dxa"/>
-          </w:tcPr>
-          <w:p>
-            <w:pPr>
-              <w:rPr>
-                <w:lang w:val="nl-NL"/>
-              </w:rPr>
-            </w:pPr>
-            <w:r>
-              <w:rPr>
-                <w:lang w:val="nl-NL"/>
-              </w:rPr>
-              <w:t>FR-14</w:t>
-            </w:r>
-          </w:p>
-        </w:tc>
-        <w:tc>
-          <w:tcPr>
-            <w:tcW w:w="7073" w:type="dxa"/>
-          </w:tcPr>
-          <w:p>
-            <w:pPr>
-              <w:rPr>
-                <w:lang w:val="nl-NL"/>
-              </w:rPr>
-            </w:pPr>
-            <w:r>
-              <w:rPr>
-                <w:lang w:val="nl-NL"/>
-              </w:rPr>
-              <w:t>De gebruiker moet video’s uit een centrale videobibliotheek kunnen gebruiken en per video kunnen kiezen uit drie beschikbaarheidsopties: algemeen beschikbaar, selectief beschikbaar of alleen eigen organisatie.</w:t>
-            </w:r>
-          </w:p>
-        </w:tc>
-        <w:tc>
-          <w:tcPr>
-            <w:tcW w:w="1299" w:type="dxa"/>
-          </w:tcPr>
-          <w:p>
-            <w:pPr>
-              <w:rPr>
-                <w:lang w:val="nl-NL"/>
-              </w:rPr>
-            </w:pPr>
-            <w:r>
-              <w:rPr>
-                <w:lang w:val="nl-NL"/>
-              </w:rPr>
-              <w:t>Should</w:t>
-            </w:r>
-          </w:p>
-        </w:tc>
-      </w:tr>
-      <w:tr>
-        <w:tc>
-          <w:tcPr>
-            <w:tcW w:w="9209" w:type="dxa"/>
-            <w:gridSpan w:val="3"/>
-            <w:shd w:val="clear" w:color="auto" w:fill="F2F2F2"/>
-          </w:tcPr>
-          <w:p>
-            <w:pPr>
-              <w:rPr>
-                <w:lang w:val="nl-NL"/>
-              </w:rPr>
-            </w:pPr>
-            <w:r>
-              <w:rPr>
-                <w:b/>
-                <w:bCs/>
-                <w:lang w:val="nl-NL"/>
-              </w:rPr>
-              <w:t>Toekomstige uitbreidingen</w:t>
-            </w:r>
-          </w:p>
-        </w:tc>
-      </w:tr>
-      <w:tr>
-        <w:tc>
-          <w:tcPr>
-            <w:tcW w:w="837" w:type="dxa"/>
-          </w:tcPr>
-          <w:p>
-            <w:pPr>
-              <w:rPr>
-                <w:lang w:val="nl-NL"/>
-              </w:rPr>
-            </w:pPr>
-            <w:r>
-              <w:rPr>
-                <w:lang w:val="nl-NL"/>
-              </w:rPr>
-              <w:t>FR-15</w:t>
-            </w:r>
-          </w:p>
-        </w:tc>
-        <w:tc>
-          <w:tcPr>
-            <w:tcW w:w="7073" w:type="dxa"/>
-          </w:tcPr>
-          <w:p>
-            <w:pPr>
-              <w:rPr>
-                <w:lang w:val="nl-NL"/>
-              </w:rPr>
-            </w:pPr>
-            <w:r>
-              <w:rPr>
-                <w:lang w:val="nl-NL"/>
-              </w:rPr>
-              <w:t>Het systeem moet leerresultaten van gebruikers kunnen vastleggen.</w:t>
-            </w:r>
-          </w:p>
-        </w:tc>
-        <w:tc>
-          <w:tcPr>
-            <w:tcW w:w="1299" w:type="dxa"/>
-          </w:tcPr>
-          <w:p>
-            <w:pPr>
-              <w:rPr>
-                <w:lang w:val="nl-NL"/>
-              </w:rPr>
-            </w:pPr>
-            <w:r>
-              <w:rPr>
-                <w:lang w:val="nl-NL"/>
-              </w:rPr>
-              <w:t>Won’t</w:t>
-            </w:r>
-          </w:p>
-        </w:tc>
-      </w:tr>
-    </w:tbl>
-    <w:p>
-      <w:pPr>
-        <w:rPr>
-          <w:lang w:val="nl-NL"/>
-        </w:rPr>
-      </w:pPr>
-    </w:p>
-    <w:p>
-      <w:pPr>
-        <w:rPr>
-          <w:lang w:val="nl-NL"/>
-        </w:rPr>
-      </w:pPr>
-      <w:r>
-        <w:rPr>
-          <w:lang w:val="nl-NL"/>
-        </w:rPr>
-        <w:t xml:space="preserve">Het systeem moet een cursus controleren op fouten voordat deze gepubliceerd word. </w:t>
-      </w:r>
-    </w:p>
-    <w:tbl>
-      <w:tblPr>
-        <w:tblStyle w:val="TableGrid"/>
-        <w:tblW w:w="9209" w:type="dxa"/>
-        <w:tblLook w:val="04A0" w:firstRow="1" w:lastRow="0" w:firstColumn="1" w:lastColumn="0" w:noHBand="0" w:noVBand="1"/>
-      </w:tblPr>
-      <w:tblGrid>
-        <w:gridCol w:w="837"/>
-        <w:gridCol w:w="7073"/>
-        <w:gridCol w:w="1299"/>
-      </w:tblGrid>
-      <w:tr>
-        <w:tc>
-          <w:tcPr>
-            <w:tcW w:w="837" w:type="dxa"/>
-          </w:tcPr>
-          <w:p>
-            <w:pPr>
-              <w:jc w:val="center"/>
-              <w:rPr>
-                <w:b/>
-                <w:bCs/>
-                <w:lang w:val="nl-NL"/>
-              </w:rPr>
-            </w:pPr>
-            <w:r>
-              <w:rPr>
-                <w:b/>
-                <w:bCs/>
-                <w:lang w:val="nl-NL"/>
-              </w:rPr>
-              <w:t>ID</w:t>
-            </w:r>
-          </w:p>
-        </w:tc>
-        <w:tc>
-          <w:tcPr>
-            <w:tcW w:w="7073" w:type="dxa"/>
-          </w:tcPr>
-          <w:p>
-            <w:pPr>
-              <w:rPr>
-                <w:b/>
-                <w:bCs/>
-                <w:lang w:val="nl-NL"/>
-              </w:rPr>
-            </w:pPr>
-            <w:r>
-              <w:rPr>
-                <w:b/>
-                <w:bCs/>
-                <w:lang w:val="nl-NL"/>
-              </w:rPr>
-              <w:t>Requirement</w:t>
-            </w:r>
-            <w:r>
-              <w:rPr>
-                <w:lang w:val="nl-NL"/>
-              </w:rPr>
-              <w:t xml:space="preserve"> </w:t>
-            </w:r>
-            <w:r>
-              <w:rPr>
-                <w:b/>
-                <w:bCs/>
-                <w:lang w:val="nl-NL"/>
-              </w:rPr>
-              <w:t>VR Applicatie</w:t>
-            </w:r>
-          </w:p>
-        </w:tc>
-        <w:tc>
-          <w:tcPr>
-            <w:tcW w:w="1299" w:type="dxa"/>
-          </w:tcPr>
-          <w:p>
-            <w:pPr>
-              <w:rPr>
-                <w:b/>
-                <w:bCs/>
-                <w:lang w:val="nl-NL"/>
-              </w:rPr>
-            </w:pPr>
-            <w:r>
-              <w:rPr>
-                <w:b/>
-                <w:bCs/>
-                <w:lang w:val="nl-NL"/>
-              </w:rPr>
-              <w:t>MoSCoW</w:t>
-            </w:r>
-          </w:p>
-        </w:tc>
-      </w:tr>
-      <w:tr>
-        <w:tc>
-          <w:tcPr>
-            <w:tcW w:w="9209" w:type="dxa"/>
-            <w:gridSpan w:val="3"/>
-            <w:shd w:val="clear" w:color="auto" w:fill="F2F2F2"/>
-          </w:tcPr>
-          <w:p>
-            <w:pPr>
-              <w:rPr>
-                <w:lang w:val="nl-NL"/>
-              </w:rPr>
-            </w:pPr>
-            <w:r>
-              <w:rPr>
-                <w:b/>
-                <w:bCs/>
-                <w:lang w:val="nl-NL"/>
-              </w:rPr>
-              <w:t>Koppeling</w:t>
-            </w:r>
-          </w:p>
-        </w:tc>
-      </w:tr>
-      <w:tr>
-        <w:tc>
-          <w:tcPr>
-            <w:tcW w:w="837" w:type="dxa"/>
-          </w:tcPr>
-          <w:p>
-            <w:pPr>
-              <w:rPr>
-                <w:lang w:val="nl-NL"/>
-              </w:rPr>
-            </w:pPr>
-            <w:r>
-              <w:rPr>
-                <w:lang w:val="nl-NL"/>
-              </w:rPr>
-              <w:t>FR-01-VR</w:t>
-            </w:r>
-          </w:p>
-        </w:tc>
-        <w:tc>
-          <w:tcPr>
-            <w:tcW w:w="7073" w:type="dxa"/>
-          </w:tcPr>
-          <w:p>
-            <w:pPr>
-              <w:rPr>
-                <w:lang w:val="nl-NL"/>
-              </w:rPr>
-            </w:pPr>
-            <w:r>
-              <w:rPr>
-                <w:lang w:val="nl-NL"/>
-              </w:rPr>
-              <w:t>De Quest moet via een koppelcode aan één organisatie gekoppeld kunnen worden.</w:t>
-            </w:r>
-          </w:p>
-        </w:tc>
-        <w:tc>
-          <w:tcPr>
-            <w:tcW w:w="1299" w:type="dxa"/>
-          </w:tcPr>
-          <w:p>
-            <w:pPr>
-              <w:rPr>
-                <w:lang w:val="nl-NL"/>
-              </w:rPr>
-            </w:pPr>
-            <w:r>
-              <w:rPr>
-                <w:lang w:val="nl-NL"/>
-              </w:rPr>
-              <w:t>Must</w:t>
-            </w:r>
-          </w:p>
-        </w:tc>
-      </w:tr>
-      <w:tr>
-        <w:tc>
-          <w:tcPr>
-            <w:tcW w:w="9209" w:type="dxa"/>
-            <w:gridSpan w:val="3"/>
-            <w:shd w:val="clear" w:color="auto" w:fill="F2F2F2"/>
-          </w:tcPr>
-          <w:p>
-            <w:pPr>
-              <w:rPr>
-                <w:lang w:val="nl-NL"/>
-              </w:rPr>
-            </w:pPr>
-            <w:r>
-              <w:rPr>
-                <w:b/>
-                <w:bCs/>
-                <w:lang w:val="nl-NL"/>
-              </w:rPr>
-              <w:t>Cursussen ophalen en bijwerken</w:t>
-            </w:r>
-          </w:p>
-        </w:tc>
-      </w:tr>
-      <w:tr>
-        <w:tc>
-          <w:tcPr>
-            <w:tcW w:w="837" w:type="dxa"/>
-          </w:tcPr>
-          <w:p>
-            <w:pPr>
-              <w:rPr>
-                <w:lang w:val="nl-NL"/>
-              </w:rPr>
-            </w:pPr>
-            <w:r>
-              <w:rPr>
-                <w:lang w:val="nl-NL"/>
-              </w:rPr>
-              <w:t>FR-02-VR</w:t>
-            </w:r>
-          </w:p>
-        </w:tc>
-        <w:tc>
-          <w:tcPr>
-            <w:tcW w:w="7073" w:type="dxa"/>
-          </w:tcPr>
-          <w:p>
-            <w:pPr>
-              <w:rPr>
-                <w:lang w:val="nl-NL"/>
-              </w:rPr>
-            </w:pPr>
-            <w:r>
-              <w:rPr>
-                <w:lang w:val="nl-NL"/>
-              </w:rPr>
-              <w:t>De VR applicatie moet gepubliceerde cursussen kunnen weergeven en ophalen.</w:t>
-            </w:r>
-          </w:p>
-        </w:tc>
-        <w:tc>
-          <w:tcPr>
-            <w:tcW w:w="1299" w:type="dxa"/>
-          </w:tcPr>
-          <w:p>
-            <w:pPr>
-              <w:rPr>
-                <w:lang w:val="nl-NL"/>
-              </w:rPr>
-            </w:pPr>
-          </w:p>
-        </w:tc>
-      </w:tr>
-      <w:tr>
-        <w:tc>
-          <w:tcPr>
-            <w:tcW w:w="837" w:type="dxa"/>
-          </w:tcPr>
-          <w:p>
-            <w:pPr>
-              <w:rPr>
-                <w:lang w:val="nl-NL"/>
-              </w:rPr>
-            </w:pPr>
-            <w:r>
-              <w:rPr>
-                <w:lang w:val="nl-NL"/>
-              </w:rPr>
-              <w:t>FR-03-VR</w:t>
-            </w:r>
-          </w:p>
-        </w:tc>
-        <w:tc>
-          <w:tcPr>
-            <w:tcW w:w="7073" w:type="dxa"/>
-          </w:tcPr>
-          <w:p>
-            <w:pPr>
-              <w:rPr>
-                <w:lang w:val="nl-NL"/>
-              </w:rPr>
-            </w:pPr>
-            <w:r>
-              <w:rPr>
-                <w:lang w:val="nl-NL"/>
-              </w:rPr>
-              <w:t>De VR applicatie moet het benodigde cursus content kunnen downloaden.</w:t>
-            </w:r>
-          </w:p>
-        </w:tc>
-        <w:tc>
-          <w:tcPr>
-            <w:tcW w:w="1299" w:type="dxa"/>
-          </w:tcPr>
-          <w:p>
-            <w:pPr>
-              <w:rPr>
-                <w:lang w:val="nl-NL"/>
-              </w:rPr>
-            </w:pPr>
-          </w:p>
-        </w:tc>
-      </w:tr>
-      <w:tr>
-        <w:tc>
-          <w:tcPr>
-            <w:tcW w:w="837" w:type="dxa"/>
-          </w:tcPr>
-          <w:p>
-            <w:pPr>
-              <w:rPr>
-                <w:lang w:val="nl-NL"/>
-              </w:rPr>
-            </w:pPr>
-            <w:r>
-              <w:rPr>
-                <w:lang w:val="nl-NL"/>
-              </w:rPr>
-              <w:t>FR-04-VR</w:t>
-            </w:r>
-          </w:p>
-        </w:tc>
-        <w:tc>
-          <w:tcPr>
-            <w:tcW w:w="7073" w:type="dxa"/>
-          </w:tcPr>
-          <w:p>
-            <w:pPr>
-              <w:rPr>
-                <w:lang w:val="nl-NL"/>
-              </w:rPr>
-            </w:pPr>
-            <w:r>
-              <w:rPr>
-                <w:lang w:val="nl-NL"/>
-              </w:rPr>
-              <w:t>De VR applicatie moet gedownloade cursuscontent kunnen verwijderen.</w:t>
-            </w:r>
-          </w:p>
-        </w:tc>
-        <w:tc>
-          <w:tcPr>
-            <w:tcW w:w="1299" w:type="dxa"/>
-          </w:tcPr>
-          <w:p>
-            <w:pPr>
-              <w:rPr>
-                <w:lang w:val="nl-NL"/>
-              </w:rPr>
-            </w:pPr>
-          </w:p>
-        </w:tc>
-      </w:tr>
-      <w:tr>
-        <w:tc>
-          <w:tcPr>
-            <w:tcW w:w="837" w:type="dxa"/>
-          </w:tcPr>
-          <w:p>
-            <w:pPr>
-              <w:rPr>
-                <w:lang w:val="nl-NL"/>
-              </w:rPr>
-            </w:pPr>
-            <w:r>
-              <w:rPr>
-                <w:lang w:val="nl-NL"/>
-              </w:rPr>
-              <w:t>FR-05-VR</w:t>
-            </w:r>
-          </w:p>
-        </w:tc>
-        <w:tc>
-          <w:tcPr>
-            <w:tcW w:w="7073" w:type="dxa"/>
-          </w:tcPr>
-          <w:p>
-            <w:pPr>
-              <w:rPr>
-                <w:lang w:val="nl-NL"/>
-              </w:rPr>
-            </w:pPr>
-            <w:r>
-              <w:rPr>
-                <w:lang w:val="nl-NL"/>
-              </w:rPr>
-              <w:t>De VR applicatie moet tonen welke cursussen gedownload zijn en welke bijgewerkt moeten worden.</w:t>
-            </w:r>
-          </w:p>
-        </w:tc>
-        <w:tc>
-          <w:tcPr>
-            <w:tcW w:w="1299" w:type="dxa"/>
-          </w:tcPr>
-          <w:p>
-            <w:pPr>
-              <w:rPr>
-                <w:lang w:val="nl-NL"/>
-              </w:rPr>
-            </w:pPr>
-            <w:r>
-              <w:rPr>
-                <w:lang w:val="nl-NL"/>
-              </w:rPr>
-              <w:t>Must</w:t>
-            </w:r>
-          </w:p>
-        </w:tc>
-      </w:tr>
-      <w:tr>
-        <w:tc>
-          <w:tcPr>
-            <w:tcW w:w="837" w:type="dxa"/>
-          </w:tcPr>
-          <w:p>
-            <w:pPr>
-              <w:rPr>
-                <w:lang w:val="nl-NL"/>
-              </w:rPr>
-            </w:pPr>
-            <w:r>
-              <w:rPr>
-                <w:lang w:val="nl-NL"/>
-              </w:rPr>
-              <w:lastRenderedPageBreak/>
               <w:t>FR-06-VR</w:t>
             </w:r>
           </w:p>
@@ -2220,6 +2527,7 @@
         <w:rPr>
           <w:lang w:val="nl-NL"/>
         </w:rPr>
+        <w:lastRenderedPageBreak/>
         <w:t>FR-05 De beheerder moet organisaties en accounts kunnen beheren</w:t>
       </w:r>
     </w:p>
@@ -2274,8 +2582,524 @@
         <w:rPr>
           <w:lang w:val="nl-NL"/>
         </w:rPr>
+        <w:t>De beheerder kan het wachtwoord van een account opnieuw instellen. Omdat accounts geen e-mailadres hebben, kan een organisatie een vergeten wachtwoord niet zelf herstellen.</w:t>
+      </w:r>
+    </w:p>
+    <w:p>
+      <w:pPr>
+        <w:pStyle w:val="Heading3"/>
+        <w:rPr>
+          <w:lang w:val="nl-NL"/>
+        </w:rPr>
+      </w:pPr>
+      <w:r>
+        <w:rPr>
+          <w:lang w:val="nl-NL"/>
+        </w:rPr>
+        <w:t>FR-06 De gebruiker moet cursussen kunnen aanmaken, aanpassen en verwijderen.</w:t>
+      </w:r>
+    </w:p>
+    <w:p>
+      <w:pPr>
+        <w:pStyle w:val="ListParagraph"/>
+        <w:numPr>
+          <w:ilvl w:val="0"/>
+          <w:numId w:val="5"/>
+        </w:numPr>
+        <w:rPr>
+          <w:lang w:val="nl-NL"/>
+        </w:rPr>
+      </w:pPr>
+      <w:r>
+        <w:rPr>
+          <w:lang w:val="nl-NL"/>
+        </w:rPr>
+        <w:t>Een cursus moet een naam hebben.</w:t>
+      </w:r>
+    </w:p>
+    <w:p>
+      <w:pPr>
+        <w:pStyle w:val="ListParagraph"/>
+        <w:numPr>
+          <w:ilvl w:val="0"/>
+          <w:numId w:val="5"/>
+        </w:numPr>
+        <w:rPr>
+          <w:lang w:val="nl-NL"/>
+        </w:rPr>
+      </w:pPr>
+      <w:r>
+        <w:rPr>
+          <w:lang w:val="nl-NL"/>
+        </w:rPr>
+        <w:t>Een cursus moet gekoppeld zijn aan 1 organisatie.</w:t>
+      </w:r>
+    </w:p>
+    <w:p>
+      <w:pPr>
+        <w:pStyle w:val="ListParagraph"/>
+        <w:numPr>
+          <w:ilvl w:val="0"/>
+          <w:numId w:val="5"/>
+        </w:numPr>
+        <w:rPr>
+          <w:lang w:val="nl-NL"/>
+        </w:rPr>
+      </w:pPr>
+      <w:r>
+        <w:rPr>
+          <w:lang w:val="nl-NL"/>
+        </w:rPr>
+        <w:t>Een cursus moet een beschrijving bevatten.</w:t>
+      </w:r>
+    </w:p>
+    <w:p>
+      <w:pPr>
+        <w:pStyle w:val="ListParagraph"/>
+        <w:numPr>
+          <w:ilvl w:val="0"/>
+          <w:numId w:val="5"/>
+        </w:numPr>
+        <w:rPr>
+          <w:lang w:val="nl-NL"/>
+        </w:rPr>
+      </w:pPr>
+      <w:r>
+        <w:rPr>
+          <w:lang w:val="nl-NL"/>
+        </w:rPr>
+        <w:t>Een cursus moet 1 start en minimaal 1 eind scenario onderdeel bevatten.</w:t>
+      </w:r>
+    </w:p>
+    <w:p>
+      <w:pPr>
+        <w:pStyle w:val="Heading3"/>
+        <w:rPr>
+          <w:lang w:val="nl-NL"/>
+        </w:rPr>
+      </w:pPr>
+      <w:r>
+        <w:rPr>
+          <w:lang w:val="nl-NL"/>
+        </w:rPr>
+        <w:t>FR-07 De gebruiker moet Scenario onderdelen kunnen aanmaken, aanpassen en verwijderen.</w:t>
+      </w:r>
+    </w:p>
+    <w:p>
+      <w:pPr>
+        <w:pStyle w:val="ListParagraph"/>
+        <w:numPr>
+          <w:ilvl w:val="0"/>
+          <w:numId w:val="7"/>
+        </w:numPr>
+        <w:rPr>
+          <w:lang w:val="nl-NL"/>
+        </w:rPr>
+      </w:pPr>
+      <w:r>
+        <w:rPr>
+          <w:lang w:val="nl-NL"/>
+        </w:rPr>
+        <w:t>Een scenario onderdeel moet 1 video bevatten</w:t>
+      </w:r>
+    </w:p>
+    <w:p>
+      <w:pPr>
+        <w:pStyle w:val="ListParagraph"/>
+        <w:numPr>
+          <w:ilvl w:val="0"/>
+          <w:numId w:val="7"/>
+        </w:numPr>
+        <w:rPr>
+          <w:lang w:val="nl-NL"/>
+        </w:rPr>
+      </w:pPr>
+      <w:r>
+        <w:rPr>
+          <w:lang w:val="nl-NL"/>
+        </w:rPr>
+        <w:t>Een scenario onderdeel kan 0 of 1 vraag bevatten.</w:t>
+      </w:r>
+    </w:p>
+    <w:p>
+      <w:pPr>
+        <w:pStyle w:val="ListParagraph"/>
+        <w:numPr>
+          <w:ilvl w:val="0"/>
+          <w:numId w:val="7"/>
+        </w:numPr>
+        <w:rPr>
+          <w:lang w:val="nl-NL"/>
+        </w:rPr>
+      </w:pPr>
+      <w:r>
+        <w:rPr>
+          <w:lang w:val="nl-NL"/>
+        </w:rPr>
+        <w:t>Als een scenario onderdeel een vraag bevat, moet hij 2 tot 4 antwoordmogelijkheden hebben.</w:t>
+      </w:r>
+    </w:p>
+    <w:p>
+      <w:pPr>
+        <w:pStyle w:val="ListParagraph"/>
+        <w:numPr>
+          <w:ilvl w:val="0"/>
+          <w:numId w:val="7"/>
+        </w:numPr>
+        <w:rPr>
+          <w:lang w:val="nl-NL"/>
+        </w:rPr>
+      </w:pPr>
+      <w:r>
+        <w:rPr>
+          <w:lang w:val="nl-NL"/>
+        </w:rPr>
+        <w:t>Een scenario onderdeel moet als hij vragen bevat, 1 goed antwoord hebben.</w:t>
+      </w:r>
+    </w:p>
+    <w:p>
+      <w:pPr>
+        <w:pStyle w:val="ListParagraph"/>
+        <w:numPr>
+          <w:ilvl w:val="0"/>
+          <w:numId w:val="7"/>
+        </w:numPr>
+        <w:rPr>
+          <w:lang w:val="nl-NL"/>
+        </w:rPr>
+      </w:pPr>
+      <w:r>
+        <w:rPr>
+          <w:lang w:val="nl-NL"/>
+        </w:rPr>
+        <w:t>De gebruiker moet een bestaande video aan een scenario-onderdeel kunnen koppelen.</w:t>
+      </w:r>
+    </w:p>
+    <w:p>
+      <w:pPr>
+        <w:pStyle w:val="ListParagraph"/>
+        <w:numPr>
+          <w:ilvl w:val="0"/>
+          <w:numId w:val="7"/>
+        </w:numPr>
+        <w:rPr>
+          <w:lang w:val="nl-NL"/>
+        </w:rPr>
+      </w:pPr>
+      <w:r>
+        <w:rPr>
+          <w:lang w:val="nl-NL"/>
+        </w:rPr>
+        <w:t xml:space="preserve"> Een scenario-onderdeel moet als eindonderdeel kunnen functioneren zonder volgende stap.</w:t>
+      </w:r>
+    </w:p>
+    <w:p>
+      <w:pPr>
+        <w:pStyle w:val="Heading3"/>
+        <w:rPr>
+          <w:lang w:val="nl-NL"/>
+        </w:rPr>
+      </w:pPr>
+      <w:r>
+        <w:rPr>
+          <w:lang w:val="nl-NL"/>
+        </w:rPr>
+        <w:t>FR-08 De gebruiker moet de volgorde van de scenario onderdelen kunnen aanpassen</w:t>
+      </w:r>
+    </w:p>
+    <w:p>
+      <w:pPr>
+        <w:pStyle w:val="ListParagraph"/>
+        <w:numPr>
+          <w:ilvl w:val="0"/>
+          <w:numId w:val="8"/>
+        </w:numPr>
+        <w:rPr>
+          <w:lang w:val="nl-NL"/>
+        </w:rPr>
+      </w:pPr>
+      <w:r>
+        <w:rPr>
+          <w:lang w:val="nl-NL"/>
+        </w:rPr>
+        <w:t>Per antwoord moet bepaald worden naar welke scenario onderdeel het gaat.</w:t>
+      </w:r>
+    </w:p>
+    <w:p>
+      <w:pPr>
+        <w:pStyle w:val="ListParagraph"/>
+        <w:numPr>
+          <w:ilvl w:val="0"/>
+          <w:numId w:val="8"/>
+        </w:numPr>
+        <w:rPr>
+          <w:lang w:val="nl-NL"/>
+        </w:rPr>
+      </w:pPr>
+      <w:r>
+        <w:rPr>
+          <w:lang w:val="nl-NL"/>
+        </w:rPr>
+        <w:t>Meerdere antwoorden mogen naar hetzelfde scenario onderdeel gaan.</w:t>
+      </w:r>
+    </w:p>
+    <w:p>
+      <w:pPr>
+        <w:pStyle w:val="ListParagraph"/>
+        <w:numPr>
+          <w:ilvl w:val="0"/>
+          <w:numId w:val="8"/>
+        </w:numPr>
+        <w:rPr>
+          <w:lang w:val="nl-NL"/>
+        </w:rPr>
+      </w:pPr>
+      <w:r>
+        <w:rPr>
+          <w:lang w:val="nl-NL"/>
+        </w:rPr>
+        <w:t>Een scenario onderdeel mag het start of eind onderdeel van de cursus zijn.</w:t>
+      </w:r>
+    </w:p>
+    <w:p>
+      <w:pPr>
+        <w:pStyle w:val="ListParagraph"/>
+        <w:numPr>
+          <w:ilvl w:val="0"/>
+          <w:numId w:val="8"/>
+        </w:numPr>
+        <w:rPr>
+          <w:lang w:val="nl-NL"/>
+        </w:rPr>
+      </w:pPr>
+      <w:r>
+        <w:rPr>
+          <w:lang w:val="nl-NL"/>
+        </w:rPr>
+        <w:t>Een scenario onderdeel zonder vraag moet direct verwijzen naar de volgende stap.</w:t>
+      </w:r>
+    </w:p>
+    <w:p>
+      <w:pPr>
+        <w:pStyle w:val="Heading3"/>
+        <w:rPr>
+          <w:lang w:val="nl-NL"/>
+        </w:rPr>
+      </w:pPr>
+      <w:r>
+        <w:rPr>
+          <w:lang w:val="nl-NL"/>
+        </w:rPr>
+        <w:t>FR-09 De gebruiker moet een cursus kunnen publiceren en onpubliceren</w:t>
+      </w:r>
+    </w:p>
+    <w:p>
+      <w:pPr>
+        <w:pStyle w:val="ListParagraph"/>
+        <w:numPr>
+          <w:ilvl w:val="0"/>
+          <w:numId w:val="11"/>
+        </w:numPr>
+        <w:rPr>
+          <w:lang w:val="nl-NL"/>
+        </w:rPr>
+      </w:pPr>
+      <w:r>
+        <w:rPr>
+          <w:lang w:val="nl-NL"/>
+        </w:rPr>
+        <w:t>De gebruiker kan alleen cursussen van zijn eigen organisatie publiceren en onpubliceren.</w:t>
+      </w:r>
+    </w:p>
+    <w:p>
+      <w:pPr>
+        <w:pStyle w:val="ListParagraph"/>
+        <w:numPr>
+          <w:ilvl w:val="0"/>
+          <w:numId w:val="11"/>
+        </w:numPr>
+        <w:rPr>
+          <w:lang w:val="nl-NL"/>
+        </w:rPr>
+      </w:pPr>
+      <w:r>
+        <w:rPr>
+          <w:lang w:val="nl-NL"/>
+        </w:rPr>
+        <w:t xml:space="preserve">Alleen een voltooide cursus mag gepubliceerd worden. </w:t>
+      </w:r>
+    </w:p>
+    <w:p>
+      <w:pPr>
+        <w:pStyle w:val="ListParagraph"/>
+        <w:numPr>
+          <w:ilvl w:val="0"/>
+          <w:numId w:val="11"/>
+        </w:numPr>
+        <w:rPr>
+          <w:lang w:val="nl-NL"/>
+        </w:rPr>
+      </w:pPr>
+      <w:r>
+        <w:rPr>
+          <w:lang w:val="nl-NL"/>
+        </w:rPr>
+        <w:t>De gebruiker moet kunnen zien welke cursussen gepubliceerd zijn.</w:t>
+      </w:r>
+    </w:p>
+    <w:p>
+      <w:pPr>
+        <w:pStyle w:val="ListParagraph"/>
+        <w:numPr>
+          <w:ilvl w:val="0"/>
+          <w:numId w:val="5"/>
+        </w:numPr>
+        <w:rPr>
+          <w:lang w:val="nl-NL"/>
+        </w:rPr>
+      </w:pPr>
+      <w:r>
+        <w:rPr>
+          <w:lang w:val="nl-NL"/>
+        </w:rPr>
+        <w:t>Bij het publiceren kiest de gebruiker of de cursus alleen beschikbaar is voor de eigen organisatie of ook gedeeld wordt via de centrale cursusbibliotheek (FR-12).</w:t>
+      </w:r>
+    </w:p>
+    <w:p>
+      <w:pPr>
+        <w:pStyle w:val="Heading3"/>
+        <w:rPr>
+          <w:lang w:val="nl-NL"/>
+        </w:rPr>
+      </w:pPr>
+      <w:r>
+        <w:rPr>
+          <w:lang w:val="nl-NL"/>
+        </w:rPr>
+        <w:t>FR-10 De gebruiker moet een cursus als concept kunnen opslaan</w:t>
+      </w:r>
+    </w:p>
+    <w:p>
+      <w:pPr>
+        <w:pStyle w:val="ListParagraph"/>
+        <w:numPr>
+          <w:ilvl w:val="0"/>
+          <w:numId w:val="5"/>
+        </w:numPr>
+        <w:rPr>
+          <w:lang w:val="nl-NL"/>
+        </w:rPr>
+      </w:pPr>
+      <w:r>
+        <w:rPr>
+          <w:lang w:val="nl-NL"/>
+        </w:rPr>
+        <w:t>Een cursus kan tussentijds worden opgeslagen zonder dat deze zichtbaar wordt op de Quest.</w:t>
+      </w:r>
+    </w:p>
+    <w:p>
+      <w:pPr>
+        <w:pStyle w:val="ListParagraph"/>
+        <w:numPr>
+          <w:ilvl w:val="0"/>
+          <w:numId w:val="5"/>
+        </w:numPr>
+        <w:rPr>
+          <w:lang w:val="nl-NL"/>
+        </w:rPr>
+      </w:pPr>
+      <w:r>
+        <w:rPr>
+          <w:lang w:val="nl-NL"/>
+        </w:rPr>
+        <w:t>Een concept hoeft nog niet voltooid te zijn.</w:t>
+      </w:r>
+    </w:p>
+    <w:p>
+      <w:pPr>
+        <w:pStyle w:val="Heading3"/>
+        <w:rPr>
+          <w:lang w:val="nl-NL"/>
+        </w:rPr>
+      </w:pPr>
+      <w:r>
+        <w:rPr>
+          <w:lang w:val="nl-NL"/>
+        </w:rPr>
         <w:lastRenderedPageBreak/>
-        <w:t>De beheerder kan het wachtwoord van een account opnieuw instellen. Omdat accounts geen e-mailadres hebben, kan een organisatie een vergeten wachtwoord niet zelf herstellen.</w:t>
+        <w:t>FR-11 De gebruiker moet een gepubliceerde cursus kunnen bijwerken</w:t>
+      </w:r>
+    </w:p>
+    <w:p>
+      <w:pPr>
+        <w:pStyle w:val="ListParagraph"/>
+        <w:numPr>
+          <w:ilvl w:val="0"/>
+          <w:numId w:val="5"/>
+        </w:numPr>
+        <w:rPr>
+          <w:lang w:val="nl-NL"/>
+        </w:rPr>
+      </w:pPr>
+      <w:r>
+        <w:rPr>
+          <w:lang w:val="nl-NL"/>
+        </w:rPr>
+        <w:t>Een gepubliceerde cursus kan worden aangepast; de wijzigingen komen pas op de Quest na opnieuw publiceren.</w:t>
+      </w:r>
+    </w:p>
+    <w:p>
+      <w:pPr>
+        <w:pStyle w:val="ListParagraph"/>
+        <w:numPr>
+          <w:ilvl w:val="0"/>
+          <w:numId w:val="5"/>
+        </w:numPr>
+        <w:rPr>
+          <w:lang w:val="nl-NL"/>
+        </w:rPr>
+      </w:pPr>
+      <w:r>
+        <w:rPr>
+          <w:lang w:val="nl-NL"/>
+        </w:rPr>
+        <w:t>De gebruiker kan zien welke versie van een cursus op de Quest beschikbaar is.</w:t>
+      </w:r>
+    </w:p>
+    <w:p>
+      <w:pPr>
+        <w:pStyle w:val="ListParagraph"/>
+        <w:numPr>
+          <w:ilvl w:val="0"/>
+          <w:numId w:val="5"/>
+        </w:numPr>
+        <w:rPr>
+          <w:lang w:val="nl-NL"/>
+        </w:rPr>
+      </w:pPr>
+      <w:r>
+        <w:rPr>
+          <w:lang w:val="nl-NL"/>
+        </w:rPr>
+        <w:t>Oude versies van een cursus blijven onbeperkt bewaard in de geschiedenis.</w:t>
+      </w:r>
+    </w:p>
+    <w:p>
+      <w:pPr>
+        <w:pStyle w:val="ListParagraph"/>
+        <w:numPr>
+          <w:ilvl w:val="0"/>
+          <w:numId w:val="5"/>
+        </w:numPr>
+        <w:rPr>
+          <w:lang w:val="nl-NL"/>
+        </w:rPr>
+      </w:pPr>
+      <w:r>
+        <w:rPr>
+          <w:lang w:val="nl-NL"/>
+        </w:rPr>
+        <w:t>Een oude versie in de geschiedenis is alleen archief. Wil de gebruiker zo’n versie opnieuw publiceren en is een video erin inmiddels verwijderd (zie FR-13), dan moet hij voor die stap een nieuwe video kiezen.</w:t>
       </w:r>
     </w:p>
     <w:p>
@@ -2289,7 +3113,7 @@
         <w:rPr>
           <w:lang w:val="nl-NL"/>
         </w:rPr>
-        <w:t>FR-06 De gebruiker moet cursussen kunnen aanmaken, aanpassen en verwijderen.</w:t>
+        <w:t>FR-12 De gebruiker moet cursussen kunnen delen via een centrale cursusbibliotheek</w:t>
       </w:r>
     </w:p>
     <w:p>
@@ -2307,7 +3131,7 @@
         <w:rPr>
           <w:lang w:val="nl-NL"/>
         </w:rPr>
-        <w:t>Een cursus moet een naam hebben.</w:t>
+        <w:t>Bij het publiceren kiest de gebruiker of de cursus ook in de centrale cursusbibliotheek komt (FR-09).</w:t>
       </w:r>
     </w:p>
     <w:p>
@@ -2325,7 +3149,7 @@
         <w:rPr>
           <w:lang w:val="nl-NL"/>
         </w:rPr>
-        <w:t>Een cursus moet gekoppeld zijn aan 1 organisatie.</w:t>
+        <w:t>De gebruiker kan de cursussen in de centrale cursusbibliotheek bekijken.</w:t>
       </w:r>
     </w:p>
     <w:p>
@@ -2343,7 +3167,7 @@
         <w:rPr>
           <w:lang w:val="nl-NL"/>
         </w:rPr>
-        <w:t>Een cursus moet een beschrijving bevatten.</w:t>
+        <w:t>De gebruiker kan een cursus uit de bibliotheek toevoegen aan de eigen organisatie; daarbij krijgt de organisatie een verwijzing naar de originele cursus, geen kopie.</w:t>
       </w:r>
     </w:p>
     <w:p>
@@ -2361,7 +3185,97 @@
         <w:rPr>
           <w:lang w:val="nl-NL"/>
         </w:rPr>
-        <w:t>Een cursus moet 1 start en minimaal 1 eind scenario onderdeel bevatten.</w:t>
+        <w:t>Zodra de organisatie de cursus wil aanpassen, krijgt zij een volledige eigen kopie; de oorspronkelijke cursus blijft ongewijzigd.</w:t>
+      </w:r>
+    </w:p>
+    <w:p>
+      <w:pPr>
+        <w:pStyle w:val="ListParagraph"/>
+        <w:numPr>
+          <w:ilvl w:val="0"/>
+          <w:numId w:val="5"/>
+        </w:numPr>
+        <w:rPr>
+          <w:lang w:val="nl-NL"/>
+        </w:rPr>
+      </w:pPr>
+      <w:r>
+        <w:rPr>
+          <w:lang w:val="nl-NL"/>
+        </w:rPr>
+        <w:t>In de centrale cursusbibliotheek staan alleen de originele cursussen, geen aangepaste kopieën. Wijkt een cursus sterk af van het origineel, dan wordt het een eigen cursus.</w:t>
+      </w:r>
+    </w:p>
+    <w:p>
+      <w:pPr>
+        <w:pStyle w:val="ListParagraph"/>
+        <w:numPr>
+          <w:ilvl w:val="0"/>
+          <w:numId w:val="5"/>
+        </w:numPr>
+        <w:rPr>
+          <w:lang w:val="nl-NL"/>
+        </w:rPr>
+      </w:pPr>
+      <w:r>
+        <w:rPr>
+          <w:lang w:val="nl-NL"/>
+        </w:rPr>
+        <w:t>Een organisatie met een verwijzing krijgt een melding als de eigenaar een nieuwe versie publiceert en kiest dan de nieuwe of de oude versie. De verwijzing wijst naar de gekozen versie. Een eigen kopie krijgt geen updates meer.</w:t>
+      </w:r>
+    </w:p>
+    <w:p>
+      <w:pPr>
+        <w:pStyle w:val="ListParagraph"/>
+        <w:numPr>
+          <w:ilvl w:val="0"/>
+          <w:numId w:val="5"/>
+        </w:numPr>
+        <w:rPr>
+          <w:lang w:val="nl-NL"/>
+        </w:rPr>
+      </w:pPr>
+      <w:r>
+        <w:rPr>
+          <w:lang w:val="nl-NL"/>
+        </w:rPr>
+        <w:t>Bevat de cursus video’s die niet algemeen beschikbaar zijn, dan krijgt de eigenaar bij het in de bibliotheek zetten een waarschuwing (doorgaan of annuleren).</w:t>
+      </w:r>
+    </w:p>
+    <w:p>
+      <w:pPr>
+        <w:pStyle w:val="ListParagraph"/>
+        <w:numPr>
+          <w:ilvl w:val="0"/>
+          <w:numId w:val="5"/>
+        </w:numPr>
+        <w:rPr>
+          <w:lang w:val="nl-NL"/>
+        </w:rPr>
+      </w:pPr>
+      <w:r>
+        <w:rPr>
+          <w:lang w:val="nl-NL"/>
+        </w:rPr>
+        <w:t>De ontvanger mag zo’n video binnen die cursus gebruiken en de cursus verder volledig aanpassen. De video staat niet in de publieke videobibliotheek. Dit is niet terug te draaien: ook als de eigenaar de video later beperkt, blijven bestaande cursussen hem gebruiken (zie FR-14).</w:t>
+      </w:r>
+    </w:p>
+    <w:p>
+      <w:pPr>
+        <w:pStyle w:val="ListParagraph"/>
+        <w:numPr>
+          <w:ilvl w:val="0"/>
+          <w:numId w:val="5"/>
+        </w:numPr>
+        <w:rPr>
+          <w:lang w:val="nl-NL"/>
+        </w:rPr>
+      </w:pPr>
+      <w:r>
+        <w:rPr>
+          <w:lang w:val="nl-NL"/>
+        </w:rPr>
+        <w:t>Verwijdert de eigenaar een cursus, dan verdwijnt hij uit de centrale cursusbibliotheek. Wie hem al heeft gedownload of overgenomen, kan hem blijven gebruiken. Pas als niemand hem meer gebruikt, wordt hij echt verwijderd (zie ook FR-13). Dit is zachte verwijdering, bevestigd door de stakeholder.</w:t>
       </w:r>
     </w:p>
     <w:p>
@@ -2375,269 +3289,128 @@
         <w:rPr>
           <w:lang w:val="nl-NL"/>
         </w:rPr>
-        <w:t>FR-07 De gebruiker moet Scenario onderdelen kunnen aanmaken, aanpassen en verwijderen.</w:t>
-      </w:r>
-    </w:p>
-    <w:p>
-      <w:pPr>
-        <w:pStyle w:val="ListParagraph"/>
-        <w:numPr>
-          <w:ilvl w:val="0"/>
-          <w:numId w:val="7"/>
-        </w:numPr>
-        <w:rPr>
-          <w:lang w:val="nl-NL"/>
-        </w:rPr>
-      </w:pPr>
-      <w:r>
-        <w:rPr>
-          <w:lang w:val="nl-NL"/>
-        </w:rPr>
-        <w:t>Een scenario onderdeel moet 1 video bevatten</w:t>
-      </w:r>
-    </w:p>
-    <w:p>
-      <w:pPr>
-        <w:pStyle w:val="ListParagraph"/>
-        <w:numPr>
-          <w:ilvl w:val="0"/>
-          <w:numId w:val="7"/>
-        </w:numPr>
-        <w:rPr>
-          <w:lang w:val="nl-NL"/>
-        </w:rPr>
-      </w:pPr>
-      <w:r>
-        <w:rPr>
-          <w:lang w:val="nl-NL"/>
-        </w:rPr>
-        <w:t>Een scenario onderdeel kan 0 of 1 vraag bevatten.</w:t>
-      </w:r>
-    </w:p>
-    <w:p>
-      <w:pPr>
-        <w:pStyle w:val="ListParagraph"/>
-        <w:numPr>
-          <w:ilvl w:val="0"/>
-          <w:numId w:val="7"/>
-        </w:numPr>
-        <w:rPr>
-          <w:lang w:val="nl-NL"/>
-        </w:rPr>
-      </w:pPr>
-      <w:r>
-        <w:rPr>
-          <w:lang w:val="nl-NL"/>
-        </w:rPr>
-        <w:t>Als een scenario onderdeel een vraag bevat, moet hij 2 tot 4 antwoordmogelijkheden hebben.</w:t>
-      </w:r>
-    </w:p>
-    <w:p>
-      <w:pPr>
-        <w:pStyle w:val="ListParagraph"/>
-        <w:numPr>
-          <w:ilvl w:val="0"/>
-          <w:numId w:val="7"/>
-        </w:numPr>
-        <w:rPr>
-          <w:lang w:val="nl-NL"/>
-        </w:rPr>
-      </w:pPr>
-      <w:r>
-        <w:rPr>
-          <w:lang w:val="nl-NL"/>
-        </w:rPr>
-        <w:t>Een scenario onderdeel moet als hij vragen bevat, 1 goed antwoord hebben.</w:t>
-      </w:r>
-    </w:p>
-    <w:p>
-      <w:pPr>
-        <w:pStyle w:val="ListParagraph"/>
-        <w:numPr>
-          <w:ilvl w:val="0"/>
-          <w:numId w:val="7"/>
-        </w:numPr>
-        <w:rPr>
-          <w:lang w:val="nl-NL"/>
-        </w:rPr>
-      </w:pPr>
-      <w:r>
-        <w:rPr>
-          <w:lang w:val="nl-NL"/>
-        </w:rPr>
-        <w:t>De gebruiker moet een bestaande video aan een scenario-onderdeel kunnen koppelen.</w:t>
-      </w:r>
-    </w:p>
-    <w:p>
-      <w:pPr>
-        <w:pStyle w:val="ListParagraph"/>
-        <w:numPr>
-          <w:ilvl w:val="0"/>
-          <w:numId w:val="7"/>
-        </w:numPr>
-        <w:rPr>
-          <w:lang w:val="nl-NL"/>
-        </w:rPr>
-      </w:pPr>
-      <w:r>
-        <w:rPr>
-          <w:lang w:val="nl-NL"/>
-        </w:rPr>
-        <w:t xml:space="preserve"> Een scenario-onderdeel moet als eindonderdeel kunnen functioneren zonder volgende stap.</w:t>
-      </w:r>
-    </w:p>
-    <w:p>
-      <w:pPr>
-        <w:pStyle w:val="Heading3"/>
-        <w:rPr>
-          <w:lang w:val="nl-NL"/>
-        </w:rPr>
-      </w:pPr>
-      <w:r>
-        <w:rPr>
-          <w:lang w:val="nl-NL"/>
-        </w:rPr>
-        <w:t>FR-08 De gebruiker moet de volgorde van de scenario onderdelen kunnen aanpassen</w:t>
-      </w:r>
-    </w:p>
-    <w:p>
-      <w:pPr>
-        <w:pStyle w:val="ListParagraph"/>
-        <w:numPr>
-          <w:ilvl w:val="0"/>
-          <w:numId w:val="8"/>
-        </w:numPr>
-        <w:rPr>
-          <w:lang w:val="nl-NL"/>
-        </w:rPr>
-      </w:pPr>
-      <w:r>
-        <w:rPr>
-          <w:lang w:val="nl-NL"/>
-        </w:rPr>
-        <w:t>Per antwoord moet bepaald worden naar welke scenario onderdeel het gaat.</w:t>
-      </w:r>
-    </w:p>
-    <w:p>
-      <w:pPr>
-        <w:pStyle w:val="ListParagraph"/>
-        <w:numPr>
-          <w:ilvl w:val="0"/>
-          <w:numId w:val="8"/>
-        </w:numPr>
-        <w:rPr>
-          <w:lang w:val="nl-NL"/>
-        </w:rPr>
-      </w:pPr>
-      <w:r>
-        <w:rPr>
-          <w:lang w:val="nl-NL"/>
-        </w:rPr>
-        <w:t>Meerdere antwoorden mogen naar hetzelfde scenario onderdeel gaan.</w:t>
-      </w:r>
-    </w:p>
-    <w:p>
-      <w:pPr>
-        <w:pStyle w:val="ListParagraph"/>
-        <w:numPr>
-          <w:ilvl w:val="0"/>
-          <w:numId w:val="8"/>
-        </w:numPr>
-        <w:rPr>
-          <w:lang w:val="nl-NL"/>
-        </w:rPr>
-      </w:pPr>
-      <w:r>
-        <w:rPr>
-          <w:lang w:val="nl-NL"/>
-        </w:rPr>
-        <w:t>Een scenario onderdeel mag het start of eind onderdeel van de cursus zijn.</w:t>
-      </w:r>
-    </w:p>
-    <w:p>
-      <w:pPr>
-        <w:pStyle w:val="ListParagraph"/>
-        <w:numPr>
-          <w:ilvl w:val="0"/>
-          <w:numId w:val="8"/>
-        </w:numPr>
-        <w:rPr>
-          <w:lang w:val="nl-NL"/>
-        </w:rPr>
-      </w:pPr>
-      <w:r>
-        <w:rPr>
-          <w:lang w:val="nl-NL"/>
-        </w:rPr>
-        <w:t>Een scenario onderdeel zonder vraag moet direct verwijzen naar de volgende stap.</w:t>
-      </w:r>
-    </w:p>
-    <w:p>
-      <w:pPr>
-        <w:pStyle w:val="Heading3"/>
-        <w:rPr>
-          <w:lang w:val="nl-NL"/>
-        </w:rPr>
-      </w:pPr>
-      <w:r>
-        <w:rPr>
-          <w:lang w:val="nl-NL"/>
-        </w:rPr>
-        <w:t>FR-09 De gebruiker moet een cursus kunnen publiceren en onpubliceren</w:t>
-      </w:r>
-    </w:p>
-    <w:p>
-      <w:pPr>
-        <w:pStyle w:val="ListParagraph"/>
-        <w:numPr>
-          <w:ilvl w:val="0"/>
-          <w:numId w:val="11"/>
-        </w:numPr>
-        <w:rPr>
-          <w:lang w:val="nl-NL"/>
-        </w:rPr>
-      </w:pPr>
-      <w:r>
-        <w:rPr>
-          <w:lang w:val="nl-NL"/>
-        </w:rPr>
-        <w:t>De gebruiker kan alleen cursussen van zijn eigen organisatie publiceren en onpubliceren.</w:t>
-      </w:r>
-    </w:p>
-    <w:p>
-      <w:pPr>
-        <w:pStyle w:val="ListParagraph"/>
-        <w:numPr>
-          <w:ilvl w:val="0"/>
-          <w:numId w:val="11"/>
-        </w:numPr>
-        <w:rPr>
-          <w:lang w:val="nl-NL"/>
-        </w:rPr>
-      </w:pPr>
-      <w:r>
-        <w:rPr>
-          <w:lang w:val="nl-NL"/>
-        </w:rPr>
-        <w:t xml:space="preserve">Alleen een voltooide cursus mag gepubliceerd worden. </w:t>
-      </w:r>
-    </w:p>
-    <w:p>
-      <w:pPr>
-        <w:pStyle w:val="ListParagraph"/>
-        <w:numPr>
-          <w:ilvl w:val="0"/>
-          <w:numId w:val="11"/>
-        </w:numPr>
-        <w:rPr>
-          <w:lang w:val="nl-NL"/>
-        </w:rPr>
-      </w:pPr>
-      <w:r>
-        <w:rPr>
-          <w:lang w:val="nl-NL"/>
-        </w:rPr>
-        <w:t>De gebruiker moet kunnen zien welke cursussen gepubliceerd zijn.</w:t>
+        <w:t>FR-13 De gebruiker moet 360 graden video’s kunnen toevoegen, bekijken en verwijderen.</w:t>
+      </w:r>
+    </w:p>
+    <w:p>
+      <w:pPr>
+        <w:pStyle w:val="ListParagraph"/>
+        <w:numPr>
+          <w:ilvl w:val="0"/>
+          <w:numId w:val="4"/>
+        </w:numPr>
+        <w:rPr>
+          <w:lang w:val="nl-NL"/>
+        </w:rPr>
+      </w:pPr>
+      <w:r>
+        <w:rPr>
+          <w:lang w:val="nl-NL"/>
+        </w:rPr>
+        <w:t>De video moet een 360° video zijn</w:t>
+      </w:r>
+      <w:r>
+        <w:rPr>
+          <w:highlight w:val="lightGray"/>
+          <w:lang w:val="nl-NL"/>
+        </w:rPr>
+        <w:t>. Dat betekent een beeldverhouding van 2:1; video’s met een andere verhouding, zoals 16:9 of vierkant, worden geweigerd.</w:t>
+      </w:r>
+    </w:p>
+    <w:p>
+      <w:pPr>
+        <w:pStyle w:val="ListParagraph"/>
+        <w:numPr>
+          <w:ilvl w:val="0"/>
+          <w:numId w:val="4"/>
+        </w:numPr>
+        <w:rPr>
+          <w:lang w:val="nl-NL"/>
+        </w:rPr>
+      </w:pPr>
+      <w:r>
+        <w:rPr>
+          <w:highlight w:val="lightGray"/>
+          <w:lang w:val="nl-NL"/>
+        </w:rPr>
+        <w:t>Het systeem moet voorkomen dat een niet-ondersteund videoformat wordt gebruikt. Alleen MP4-video’s met H.264 worden ondersteund, omdat de Quest-app alleen dit formaat afspeelt.</w:t>
+      </w:r>
+    </w:p>
+    <w:p>
+      <w:pPr>
+        <w:pStyle w:val="ListParagraph"/>
+        <w:numPr>
+          <w:ilvl w:val="0"/>
+          <w:numId w:val="4"/>
+        </w:numPr>
+        <w:rPr>
+          <w:lang w:val="nl-NL"/>
+        </w:rPr>
+      </w:pPr>
+      <w:r>
+        <w:rPr>
+          <w:highlight w:val="lightGray"/>
+          <w:lang w:val="nl-NL"/>
+        </w:rPr>
+        <w:t>Een video is maximaal 10 GB groot en maximaal 5760×2880 pixels. Beide grenzen zijn instelbaar.</w:t>
+      </w:r>
+    </w:p>
+    <w:p>
+      <w:pPr>
+        <w:pStyle w:val="ListParagraph"/>
+        <w:numPr>
+          <w:ilvl w:val="0"/>
+          <w:numId w:val="4"/>
+        </w:numPr>
+        <w:rPr>
+          <w:lang w:val="nl-NL"/>
+        </w:rPr>
+      </w:pPr>
+      <w:r>
+        <w:rPr>
+          <w:highlight w:val="lightGray"/>
+          <w:lang w:val="nl-NL"/>
+        </w:rPr>
+        <w:t>Het systeem controleert een bestand voordat het wordt geüpload (formaat, grootte, resolutie en verhouding) en nogmaals op de server nadat het is geüpload. Bij een afgekeurd bestand krijgt de gebruiker een duidelijke melding in gewone taal.</w:t>
+      </w:r>
+    </w:p>
+    <w:p>
+      <w:pPr>
+        <w:pStyle w:val="ListParagraph"/>
+        <w:numPr>
+          <w:ilvl w:val="0"/>
+          <w:numId w:val="4"/>
+        </w:numPr>
+        <w:rPr>
+          <w:lang w:val="nl-NL"/>
+        </w:rPr>
+      </w:pPr>
+      <w:r>
+        <w:rPr>
+          <w:highlight w:val="lightGray"/>
+          <w:lang w:val="nl-NL"/>
+        </w:rPr>
+        <w:lastRenderedPageBreak/>
+        <w:t>Een onderbroken upload kan worden hervat, zonder helemaal opnieuw te beginnen.</w:t>
+      </w:r>
+    </w:p>
+    <w:p>
+      <w:pPr>
+        <w:pStyle w:val="ListParagraph"/>
+        <w:numPr>
+          <w:ilvl w:val="0"/>
+          <w:numId w:val="4"/>
+        </w:numPr>
+        <w:rPr>
+          <w:lang w:val="nl-NL"/>
+        </w:rPr>
+      </w:pPr>
+      <w:r>
+        <w:rPr>
+          <w:highlight w:val="lightGray"/>
+          <w:lang w:val="nl-NL"/>
+        </w:rPr>
+        <w:t>Een video heeft een naam en een beschrijving van wat erin te zien is. De beschrijving is optioneel en kan alleen door de eigenaar worden aangepast.</w:t>
       </w:r>
     </w:p>
     <w:p>
@@ -2655,472 +3428,6 @@
         <w:rPr>
           <w:lang w:val="nl-NL"/>
         </w:rPr>
-        <w:t>Bij het publiceren kiest de gebruiker of de cursus alleen beschikbaar is voor de eigen organisatie of ook gedeeld wordt via de centrale cursusbibliotheek (FR-12).</w:t>
-      </w:r>
-    </w:p>
-    <w:p>
-      <w:pPr>
-        <w:pStyle w:val="Heading3"/>
-        <w:rPr>
-          <w:lang w:val="nl-NL"/>
-        </w:rPr>
-      </w:pPr>
-      <w:r>
-        <w:rPr>
-          <w:lang w:val="nl-NL"/>
-        </w:rPr>
-        <w:t>FR-10 De gebruiker moet een cursus als concept kunnen opslaan</w:t>
-      </w:r>
-    </w:p>
-    <w:p>
-      <w:pPr>
-        <w:pStyle w:val="ListParagraph"/>
-        <w:numPr>
-          <w:ilvl w:val="0"/>
-          <w:numId w:val="5"/>
-        </w:numPr>
-        <w:rPr>
-          <w:lang w:val="nl-NL"/>
-        </w:rPr>
-      </w:pPr>
-      <w:r>
-        <w:rPr>
-          <w:lang w:val="nl-NL"/>
-        </w:rPr>
-        <w:t>Een cursus kan tussentijds worden opgeslagen zonder dat deze zichtbaar wordt op de Quest.</w:t>
-      </w:r>
-    </w:p>
-    <w:p>
-      <w:pPr>
-        <w:pStyle w:val="ListParagraph"/>
-        <w:numPr>
-          <w:ilvl w:val="0"/>
-          <w:numId w:val="5"/>
-        </w:numPr>
-        <w:rPr>
-          <w:lang w:val="nl-NL"/>
-        </w:rPr>
-      </w:pPr>
-      <w:r>
-        <w:rPr>
-          <w:lang w:val="nl-NL"/>
-        </w:rPr>
-        <w:t>Een concept hoeft nog niet voltooid te zijn.</w:t>
-      </w:r>
-    </w:p>
-    <w:p>
-      <w:pPr>
-        <w:pStyle w:val="Heading3"/>
-        <w:rPr>
-          <w:lang w:val="nl-NL"/>
-        </w:rPr>
-      </w:pPr>
-      <w:r>
-        <w:rPr>
-          <w:lang w:val="nl-NL"/>
-        </w:rPr>
-        <w:t>FR-11 De gebruiker moet een gepubliceerde cursus kunnen bijwerken</w:t>
-      </w:r>
-    </w:p>
-    <w:p>
-      <w:pPr>
-        <w:pStyle w:val="ListParagraph"/>
-        <w:numPr>
-          <w:ilvl w:val="0"/>
-          <w:numId w:val="5"/>
-        </w:numPr>
-        <w:rPr>
-          <w:lang w:val="nl-NL"/>
-        </w:rPr>
-      </w:pPr>
-      <w:r>
-        <w:rPr>
-          <w:lang w:val="nl-NL"/>
-        </w:rPr>
-        <w:t>Een gepubliceerde cursus kan worden aangepast; de wijzigingen komen pas op de Quest na opnieuw publiceren.</w:t>
-      </w:r>
-    </w:p>
-    <w:p>
-      <w:pPr>
-        <w:pStyle w:val="ListParagraph"/>
-        <w:numPr>
-          <w:ilvl w:val="0"/>
-          <w:numId w:val="5"/>
-        </w:numPr>
-        <w:rPr>
-          <w:lang w:val="nl-NL"/>
-        </w:rPr>
-      </w:pPr>
-      <w:r>
-        <w:rPr>
-          <w:lang w:val="nl-NL"/>
-        </w:rPr>
-        <w:lastRenderedPageBreak/>
-        <w:t>De gebruiker kan zien welke versie van een cursus op de Quest beschikbaar is.</w:t>
-      </w:r>
-    </w:p>
-    <w:p>
-      <w:pPr>
-        <w:pStyle w:val="ListParagraph"/>
-        <w:numPr>
-          <w:ilvl w:val="0"/>
-          <w:numId w:val="5"/>
-        </w:numPr>
-        <w:rPr>
-          <w:lang w:val="nl-NL"/>
-        </w:rPr>
-      </w:pPr>
-      <w:r>
-        <w:rPr>
-          <w:lang w:val="nl-NL"/>
-        </w:rPr>
-        <w:t>Oude versies van een cursus blijven onbeperkt bewaard in de geschiedenis.</w:t>
-      </w:r>
-    </w:p>
-    <w:p>
-      <w:pPr>
-        <w:pStyle w:val="ListParagraph"/>
-        <w:numPr>
-          <w:ilvl w:val="0"/>
-          <w:numId w:val="5"/>
-        </w:numPr>
-        <w:rPr>
-          <w:lang w:val="nl-NL"/>
-        </w:rPr>
-      </w:pPr>
-      <w:r>
-        <w:rPr>
-          <w:lang w:val="nl-NL"/>
-        </w:rPr>
-        <w:t>Een oude versie in de geschiedenis is alleen archief. Wil de gebruiker zo’n versie opnieuw publiceren en is een video erin inmiddels verwijderd (zie FR-13), dan moet hij voor die stap een nieuwe video kiezen.</w:t>
-      </w:r>
-    </w:p>
-    <w:p>
-      <w:pPr>
-        <w:pStyle w:val="Heading3"/>
-        <w:rPr>
-          <w:lang w:val="nl-NL"/>
-        </w:rPr>
-      </w:pPr>
-      <w:r>
-        <w:rPr>
-          <w:lang w:val="nl-NL"/>
-        </w:rPr>
-        <w:t>FR-12 De gebruiker moet cursussen kunnen delen via een centrale cursusbibliotheek</w:t>
-      </w:r>
-    </w:p>
-    <w:p>
-      <w:pPr>
-        <w:pStyle w:val="ListParagraph"/>
-        <w:numPr>
-          <w:ilvl w:val="0"/>
-          <w:numId w:val="5"/>
-        </w:numPr>
-        <w:rPr>
-          <w:lang w:val="nl-NL"/>
-        </w:rPr>
-      </w:pPr>
-      <w:r>
-        <w:rPr>
-          <w:lang w:val="nl-NL"/>
-        </w:rPr>
-        <w:t>Bij het publiceren kiest de gebruiker of de cursus ook in de centrale cursusbibliotheek komt (FR-09).</w:t>
-      </w:r>
-    </w:p>
-    <w:p>
-      <w:pPr>
-        <w:pStyle w:val="ListParagraph"/>
-        <w:numPr>
-          <w:ilvl w:val="0"/>
-          <w:numId w:val="5"/>
-        </w:numPr>
-        <w:rPr>
-          <w:lang w:val="nl-NL"/>
-        </w:rPr>
-      </w:pPr>
-      <w:r>
-        <w:rPr>
-          <w:lang w:val="nl-NL"/>
-        </w:rPr>
-        <w:t>De gebruiker kan de cursussen in de centrale cursusbibliotheek bekijken.</w:t>
-      </w:r>
-    </w:p>
-    <w:p>
-      <w:pPr>
-        <w:pStyle w:val="ListParagraph"/>
-        <w:numPr>
-          <w:ilvl w:val="0"/>
-          <w:numId w:val="5"/>
-        </w:numPr>
-        <w:rPr>
-          <w:lang w:val="nl-NL"/>
-        </w:rPr>
-      </w:pPr>
-      <w:r>
-        <w:rPr>
-          <w:lang w:val="nl-NL"/>
-        </w:rPr>
-        <w:t>De gebruiker kan een cursus uit de bibliotheek toevoegen aan de eigen organisatie; daarbij krijgt de organisatie een verwijzing naar de originele cursus, geen kopie.</w:t>
-      </w:r>
-    </w:p>
-    <w:p>
-      <w:pPr>
-        <w:pStyle w:val="ListParagraph"/>
-        <w:numPr>
-          <w:ilvl w:val="0"/>
-          <w:numId w:val="5"/>
-        </w:numPr>
-        <w:rPr>
-          <w:lang w:val="nl-NL"/>
-        </w:rPr>
-      </w:pPr>
-      <w:r>
-        <w:rPr>
-          <w:lang w:val="nl-NL"/>
-        </w:rPr>
-        <w:t>Zodra de organisatie de cursus wil aanpassen, krijgt zij een volledige eigen kopie; de oorspronkelijke cursus blijft ongewijzigd.</w:t>
-      </w:r>
-    </w:p>
-    <w:p>
-      <w:pPr>
-        <w:pStyle w:val="ListParagraph"/>
-        <w:numPr>
-          <w:ilvl w:val="0"/>
-          <w:numId w:val="5"/>
-        </w:numPr>
-        <w:rPr>
-          <w:lang w:val="nl-NL"/>
-        </w:rPr>
-      </w:pPr>
-      <w:r>
-        <w:rPr>
-          <w:lang w:val="nl-NL"/>
-        </w:rPr>
-        <w:t>In de centrale cursusbibliotheek staan alleen de originele cursussen, geen aangepaste kopieën. Wijkt een cursus sterk af van het origineel, dan wordt het een eigen cursus.</w:t>
-      </w:r>
-    </w:p>
-    <w:p>
-      <w:pPr>
-        <w:pStyle w:val="ListParagraph"/>
-        <w:numPr>
-          <w:ilvl w:val="0"/>
-          <w:numId w:val="5"/>
-        </w:numPr>
-        <w:rPr>
-          <w:lang w:val="nl-NL"/>
-        </w:rPr>
-      </w:pPr>
-      <w:r>
-        <w:rPr>
-          <w:lang w:val="nl-NL"/>
-        </w:rPr>
-        <w:t>Een organisatie met een verwijzing krijgt een melding als de eigenaar een nieuwe versie publiceert en kiest dan de nieuwe of de oude versie. De verwijzing wijst naar de gekozen versie. Een eigen kopie krijgt geen updates meer.</w:t>
-      </w:r>
-    </w:p>
-    <w:p>
-      <w:pPr>
-        <w:pStyle w:val="ListParagraph"/>
-        <w:numPr>
-          <w:ilvl w:val="0"/>
-          <w:numId w:val="5"/>
-        </w:numPr>
-        <w:rPr>
-          <w:lang w:val="nl-NL"/>
-        </w:rPr>
-      </w:pPr>
-      <w:r>
-        <w:rPr>
-          <w:lang w:val="nl-NL"/>
-        </w:rPr>
-        <w:t>Bevat de cursus video’s die niet algemeen beschikbaar zijn, dan krijgt de eigenaar bij het in de bibliotheek zetten een waarschuwing (doorgaan of annuleren).</w:t>
-      </w:r>
-    </w:p>
-    <w:p>
-      <w:pPr>
-        <w:pStyle w:val="ListParagraph"/>
-        <w:numPr>
-          <w:ilvl w:val="0"/>
-          <w:numId w:val="5"/>
-        </w:numPr>
-        <w:rPr>
-          <w:lang w:val="nl-NL"/>
-        </w:rPr>
-      </w:pPr>
-      <w:r>
-        <w:rPr>
-          <w:lang w:val="nl-NL"/>
-        </w:rPr>
-        <w:t>De ontvanger mag zo’n video binnen die cursus gebruiken en de cursus verder volledig aanpassen. De video staat niet in de publieke videobibliotheek. Dit is niet terug te draaien: ook als de eigenaar de video later beperkt, blijven bestaande cursussen hem gebruiken (zie FR-14).</w:t>
-      </w:r>
-    </w:p>
-    <w:p>
-      <w:pPr>
-        <w:pStyle w:val="ListParagraph"/>
-        <w:numPr>
-          <w:ilvl w:val="0"/>
-          <w:numId w:val="5"/>
-        </w:numPr>
-        <w:rPr>
-          <w:lang w:val="nl-NL"/>
-        </w:rPr>
-      </w:pPr>
-      <w:r>
-        <w:rPr>
-          <w:lang w:val="nl-NL"/>
-        </w:rPr>
-        <w:t>Verwijdert de eigenaar een cursus, dan verdwijnt hij uit de centrale cursusbibliotheek. Wie hem al heeft gedownload of overgenomen, kan hem blijven gebruiken. Pas als niemand hem meer gebruikt, wordt hij echt verwijderd (zie ook FR-13). Dit is zachte verwijdering, bevestigd door de stakeholder.</w:t>
-      </w:r>
-    </w:p>
-    <w:p>
-      <w:pPr>
-        <w:pStyle w:val="Heading3"/>
-        <w:rPr>
-          <w:lang w:val="nl-NL"/>
-        </w:rPr>
-      </w:pPr>
-      <w:r>
-        <w:rPr>
-          <w:lang w:val="nl-NL"/>
-        </w:rPr>
-        <w:t>FR-13 De gebruiker moet 360 graden video’s kunnen toevoegen, bekijken en verwijderen.</w:t>
-      </w:r>
-    </w:p>
-    <w:p>
-      <w:pPr>
-        <w:pStyle w:val="ListParagraph"/>
-        <w:numPr>
-          <w:ilvl w:val="0"/>
-          <w:numId w:val="4"/>
-        </w:numPr>
-        <w:rPr>
-          <w:lang w:val="nl-NL"/>
-        </w:rPr>
-      </w:pPr>
-      <w:r>
-        <w:rPr>
-          <w:lang w:val="nl-NL"/>
-        </w:rPr>
-        <w:t>De video moet een 360° video zijn</w:t>
-      </w:r>
-      <w:r>
-        <w:rPr>
-          <w:highlight w:val="lightGray"/>
-          <w:lang w:val="nl-NL"/>
-        </w:rPr>
-        <w:t>. Dat betekent een beeldverhouding van 2:1; video’s met een andere verhouding, zoals 16:9 of vierkant, worden geweigerd.</w:t>
-      </w:r>
-    </w:p>
-    <w:p>
-      <w:pPr>
-        <w:pStyle w:val="ListParagraph"/>
-        <w:numPr>
-          <w:ilvl w:val="0"/>
-          <w:numId w:val="4"/>
-        </w:numPr>
-        <w:rPr>
-          <w:lang w:val="nl-NL"/>
-        </w:rPr>
-      </w:pPr>
-      <w:r>
-        <w:rPr>
-          <w:highlight w:val="lightGray"/>
-          <w:lang w:val="nl-NL"/>
-        </w:rPr>
-        <w:t>Het systeem moet voorkomen dat een niet-ondersteund videoformat wordt gebruikt. Alleen MP4-video’s met H.264 worden ondersteund, omdat de Quest-app alleen dit formaat afspeelt.</w:t>
-      </w:r>
-    </w:p>
-    <w:p>
-      <w:pPr>
-        <w:pStyle w:val="ListParagraph"/>
-        <w:numPr>
-          <w:ilvl w:val="0"/>
-          <w:numId w:val="4"/>
-        </w:numPr>
-        <w:rPr>
-          <w:lang w:val="nl-NL"/>
-        </w:rPr>
-      </w:pPr>
-      <w:r>
-        <w:rPr>
-          <w:highlight w:val="lightGray"/>
-          <w:lang w:val="nl-NL"/>
-        </w:rPr>
-        <w:t>Een video is maximaal 10 GB groot en maximaal 5760×2880 pixels. Beide grenzen zijn instelbaar.</w:t>
-      </w:r>
-    </w:p>
-    <w:p>
-      <w:pPr>
-        <w:pStyle w:val="ListParagraph"/>
-        <w:numPr>
-          <w:ilvl w:val="0"/>
-          <w:numId w:val="4"/>
-        </w:numPr>
-        <w:rPr>
-          <w:lang w:val="nl-NL"/>
-        </w:rPr>
-      </w:pPr>
-      <w:r>
-        <w:rPr>
-          <w:highlight w:val="lightGray"/>
-          <w:lang w:val="nl-NL"/>
-        </w:rPr>
-        <w:t>Het systeem controleert een bestand voordat het wordt geüpload (formaat, grootte, resolutie en verhouding) en nogmaals op de server nadat het is geüpload. Bij een afgekeurd bestand krijgt de gebruiker een duidelijke melding in gewone taal.</w:t>
-      </w:r>
-    </w:p>
-    <w:p>
-      <w:pPr>
-        <w:pStyle w:val="ListParagraph"/>
-        <w:numPr>
-          <w:ilvl w:val="0"/>
-          <w:numId w:val="4"/>
-        </w:numPr>
-        <w:rPr>
-          <w:lang w:val="nl-NL"/>
-        </w:rPr>
-      </w:pPr>
-      <w:r>
-        <w:rPr>
-          <w:highlight w:val="lightGray"/>
-          <w:lang w:val="nl-NL"/>
-        </w:rPr>
-        <w:t>Een onderbroken upload kan worden hervat, zonder helemaal opnieuw te beginnen.</w:t>
-      </w:r>
-    </w:p>
-    <w:p>
-      <w:pPr>
-        <w:pStyle w:val="ListParagraph"/>
-        <w:numPr>
-          <w:ilvl w:val="0"/>
-          <w:numId w:val="4"/>
-        </w:numPr>
-        <w:rPr>
-          <w:lang w:val="nl-NL"/>
-        </w:rPr>
-      </w:pPr>
-      <w:r>
-        <w:rPr>
-          <w:highlight w:val="lightGray"/>
-          <w:lang w:val="nl-NL"/>
-        </w:rPr>
-        <w:t>Een video heeft een naam en een beschrijving van wat erin te zien is. De beschrijving is optioneel en kan alleen door de eigenaar worden aangepast.</w:t>
-      </w:r>
-    </w:p>
-    <w:p>
-      <w:pPr>
-        <w:pStyle w:val="ListParagraph"/>
-        <w:numPr>
-          <w:ilvl w:val="0"/>
-          <w:numId w:val="5"/>
-        </w:numPr>
-        <w:rPr>
-          <w:lang w:val="nl-NL"/>
-        </w:rPr>
-      </w:pPr>
-      <w:r>
-        <w:rPr>
-          <w:lang w:val="nl-NL"/>
-        </w:rPr>
-        <w:lastRenderedPageBreak/>
         <w:t>Bekijken betekent: de video staat in de videobibliotheek met thumbnail, naam en gegevens. Afspelen in de browser hoort er niet bij.</w:t>
       </w:r>
     </w:p>
@@ -3448,6 +3755,7 @@
         <w:rPr>
           <w:lang w:val="nl-NL"/>
         </w:rPr>
+        <w:lastRenderedPageBreak/>
         <w:t>FR-15 Het systeem moet leerresultaten van gebruikers kunnen vastleggen</w:t>
       </w:r>
     </w:p>
@@ -3484,7 +3792,6 @@
         <w:rPr>
           <w:lang w:val="nl-NL"/>
         </w:rPr>
-        <w:lastRenderedPageBreak/>
         <w:t>Dit valt buiten de eerste versie, maar bij de technische opzet wordt hier rekening mee gehouden.</w:t>
       </w:r>
     </w:p>

--- a/docs/requirements.docx
+++ b/docs/requirements.docx
@@ -652,6 +652,12 @@
                 <w:lang w:val="nl-NL"/>
               </w:rPr>
             </w:pPr>
+            <w:r>
+              <w:rPr>
+                <w:lang w:val="nl-NL"/>
+              </w:rPr>
+              <w:t>Ja</w:t>
+            </w:r>
           </w:p>
         </w:tc>
       </w:tr>
@@ -720,6 +726,12 @@
                 <w:lang w:val="nl-NL"/>
               </w:rPr>
             </w:pPr>
+            <w:r>
+              <w:rPr>
+                <w:lang w:val="nl-NL"/>
+              </w:rPr>
+              <w:t>Ja</w:t>
+            </w:r>
           </w:p>
         </w:tc>
       </w:tr>
@@ -924,6 +936,12 @@
                 <w:lang w:val="nl-NL"/>
               </w:rPr>
             </w:pPr>
+            <w:r>
+              <w:rPr>
+                <w:lang w:val="nl-NL"/>
+              </w:rPr>
+              <w:t>Ja</w:t>
+            </w:r>
           </w:p>
         </w:tc>
       </w:tr>

--- a/docs/requirements.docx
+++ b/docs/requirements.docx
@@ -800,6 +800,12 @@
                 <w:lang w:val="nl-NL"/>
               </w:rPr>
             </w:pPr>
+            <w:r>
+              <w:rPr>
+                <w:lang w:val="nl-NL"/>
+              </w:rPr>
+              <w:t>Ja</w:t>
+            </w:r>
           </w:p>
         </w:tc>
       </w:tr>
